--- a/docs/pdf-to-svg/PdfToSvg_操作手順書.docx
+++ b/docs/pdf-to-svg/PdfToSvg_操作手順書.docx
@@ -5,7 +5,7 @@
     <w:p>
       <w:r>
         <w:rPr>
-          <w:rFonts w:ascii="游ゴシック" w:hAnsi="游ゴシック" w:eastAsia="游ゴシック"/>
+          <w:rFonts w:ascii="Meiryo UI" w:hAnsi="Meiryo UI" w:eastAsia="Meiryo UI"/>
           <w:b/>
           <w:i w:val="0"/>
           <w:color w:val="1F5C99"/>
@@ -17,7 +17,7 @@
     <w:p>
       <w:r>
         <w:rPr>
-          <w:rFonts w:ascii="游ゴシック" w:hAnsi="游ゴシック" w:eastAsia="游ゴシック"/>
+          <w:rFonts w:ascii="Meiryo UI" w:hAnsi="Meiryo UI" w:eastAsia="Meiryo UI"/>
           <w:b w:val="0"/>
           <w:i w:val="0"/>
           <w:color w:val="606874"/>
@@ -32,7 +32,7 @@
       </w:pPr>
       <w:r>
         <w:rPr>
-          <w:rFonts w:ascii="游ゴシック" w:hAnsi="游ゴシック" w:eastAsia="游ゴシック"/>
+          <w:rFonts w:ascii="Meiryo UI" w:hAnsi="Meiryo UI" w:eastAsia="Meiryo UI"/>
           <w:b w:val="0"/>
           <w:i w:val="0"/>
           <w:sz w:val="21"/>
@@ -41,7 +41,7 @@
       </w:r>
       <w:r>
         <w:rPr>
-          <w:rFonts w:ascii="游ゴシック" w:hAnsi="游ゴシック" w:eastAsia="游ゴシック"/>
+          <w:rFonts w:ascii="Meiryo UI" w:hAnsi="Meiryo UI" w:eastAsia="Meiryo UI"/>
           <w:b/>
           <w:i w:val="0"/>
           <w:sz w:val="21"/>
@@ -50,7 +50,7 @@
       </w:r>
       <w:r>
         <w:rPr>
-          <w:rFonts w:ascii="游ゴシック" w:hAnsi="游ゴシック" w:eastAsia="游ゴシック"/>
+          <w:rFonts w:ascii="Meiryo UI" w:hAnsi="Meiryo UI" w:eastAsia="Meiryo UI"/>
           <w:b w:val="0"/>
           <w:i w:val="0"/>
           <w:sz w:val="21"/>
@@ -64,7 +64,7 @@
       </w:pPr>
       <w:r>
         <w:rPr>
-          <w:rFonts w:ascii="游ゴシック" w:hAnsi="游ゴシック" w:eastAsia="游ゴシック"/>
+          <w:rFonts w:ascii="Meiryo UI" w:hAnsi="Meiryo UI" w:eastAsia="Meiryo UI"/>
           <w:b/>
           <w:i w:val="0"/>
           <w:color w:val="1F5C99"/>
@@ -81,7 +81,7 @@
       </w:pPr>
       <w:r>
         <w:rPr>
-          <w:rFonts w:ascii="游ゴシック" w:hAnsi="游ゴシック" w:eastAsia="游ゴシック"/>
+          <w:rFonts w:ascii="Meiryo UI" w:hAnsi="Meiryo UI" w:eastAsia="Meiryo UI"/>
           <w:b w:val="0"/>
           <w:i w:val="0"/>
           <w:sz w:val="21"/>
@@ -90,7 +90,7 @@
       </w:r>
       <w:r>
         <w:rPr>
-          <w:rFonts w:ascii="游ゴシック" w:hAnsi="游ゴシック" w:eastAsia="游ゴシック"/>
+          <w:rFonts w:ascii="Meiryo UI" w:hAnsi="Meiryo UI" w:eastAsia="Meiryo UI"/>
           <w:b/>
           <w:i w:val="0"/>
           <w:sz w:val="21"/>
@@ -99,7 +99,7 @@
       </w:r>
       <w:r>
         <w:rPr>
-          <w:rFonts w:ascii="游ゴシック" w:hAnsi="游ゴシック" w:eastAsia="游ゴシック"/>
+          <w:rFonts w:ascii="Meiryo UI" w:hAnsi="Meiryo UI" w:eastAsia="Meiryo UI"/>
           <w:b w:val="0"/>
           <w:i w:val="0"/>
           <w:sz w:val="21"/>
@@ -115,7 +115,7 @@
       </w:pPr>
       <w:r>
         <w:rPr>
-          <w:rFonts w:ascii="游ゴシック" w:hAnsi="游ゴシック" w:eastAsia="游ゴシック"/>
+          <w:rFonts w:ascii="Meiryo UI" w:hAnsi="Meiryo UI" w:eastAsia="Meiryo UI"/>
           <w:b w:val="0"/>
           <w:i w:val="0"/>
           <w:sz w:val="21"/>
@@ -124,7 +124,7 @@
       </w:r>
       <w:r>
         <w:rPr>
-          <w:rFonts w:ascii="游ゴシック" w:hAnsi="游ゴシック" w:eastAsia="游ゴシック"/>
+          <w:rFonts w:ascii="Meiryo UI" w:hAnsi="Meiryo UI" w:eastAsia="Meiryo UI"/>
           <w:b/>
           <w:i w:val="0"/>
           <w:sz w:val="21"/>
@@ -133,7 +133,7 @@
       </w:r>
       <w:r>
         <w:rPr>
-          <w:rFonts w:ascii="游ゴシック" w:hAnsi="游ゴシック" w:eastAsia="游ゴシック"/>
+          <w:rFonts w:ascii="Meiryo UI" w:hAnsi="Meiryo UI" w:eastAsia="Meiryo UI"/>
           <w:b w:val="0"/>
           <w:i w:val="0"/>
           <w:sz w:val="21"/>
@@ -149,7 +149,7 @@
       </w:pPr>
       <w:r>
         <w:rPr>
-          <w:rFonts w:ascii="游ゴシック" w:hAnsi="游ゴシック" w:eastAsia="游ゴシック"/>
+          <w:rFonts w:ascii="Meiryo UI" w:hAnsi="Meiryo UI" w:eastAsia="Meiryo UI"/>
           <w:b/>
           <w:i w:val="0"/>
           <w:sz w:val="21"/>
@@ -158,7 +158,7 @@
       </w:r>
       <w:r>
         <w:rPr>
-          <w:rFonts w:ascii="游ゴシック" w:hAnsi="游ゴシック" w:eastAsia="游ゴシック"/>
+          <w:rFonts w:ascii="Meiryo UI" w:hAnsi="Meiryo UI" w:eastAsia="Meiryo UI"/>
           <w:b w:val="0"/>
           <w:i w:val="0"/>
           <w:sz w:val="21"/>
@@ -172,7 +172,7 @@
       </w:pPr>
       <w:r>
         <w:rPr>
-          <w:rFonts w:ascii="游ゴシック" w:hAnsi="游ゴシック" w:eastAsia="游ゴシック"/>
+          <w:rFonts w:ascii="Meiryo UI" w:hAnsi="Meiryo UI" w:eastAsia="Meiryo UI"/>
           <w:b w:val="0"/>
           <w:i w:val="0"/>
           <w:sz w:val="21"/>
@@ -186,7 +186,7 @@
       </w:pPr>
       <w:r>
         <w:rPr>
-          <w:rFonts w:ascii="游ゴシック" w:hAnsi="游ゴシック" w:eastAsia="游ゴシック"/>
+          <w:rFonts w:ascii="Meiryo UI" w:hAnsi="Meiryo UI" w:eastAsia="Meiryo UI"/>
           <w:b/>
           <w:i w:val="0"/>
           <w:color w:val="1F5C99"/>
@@ -202,7 +202,7 @@
       </w:pPr>
       <w:r>
         <w:rPr>
-          <w:rFonts w:ascii="游ゴシック" w:hAnsi="游ゴシック" w:eastAsia="游ゴシック"/>
+          <w:rFonts w:ascii="Meiryo UI" w:hAnsi="Meiryo UI" w:eastAsia="Meiryo UI"/>
           <w:b w:val="0"/>
           <w:i w:val="0"/>
           <w:sz w:val="21"/>
@@ -211,7 +211,7 @@
       </w:r>
       <w:r>
         <w:rPr>
-          <w:rFonts w:ascii="游ゴシック" w:hAnsi="游ゴシック" w:eastAsia="游ゴシック"/>
+          <w:rFonts w:ascii="Meiryo UI" w:hAnsi="Meiryo UI" w:eastAsia="Meiryo UI"/>
           <w:b/>
           <w:i w:val="0"/>
           <w:sz w:val="21"/>
@@ -220,7 +220,7 @@
       </w:r>
       <w:r>
         <w:rPr>
-          <w:rFonts w:ascii="游ゴシック" w:hAnsi="游ゴシック" w:eastAsia="游ゴシック"/>
+          <w:rFonts w:ascii="Meiryo UI" w:hAnsi="Meiryo UI" w:eastAsia="Meiryo UI"/>
           <w:b w:val="0"/>
           <w:i w:val="0"/>
           <w:sz w:val="21"/>
@@ -229,7 +229,7 @@
       </w:r>
       <w:r>
         <w:rPr>
-          <w:rFonts w:ascii="游ゴシック" w:hAnsi="游ゴシック" w:eastAsia="游ゴシック"/>
+          <w:rFonts w:ascii="Meiryo UI" w:hAnsi="Meiryo UI" w:eastAsia="Meiryo UI"/>
           <w:b/>
           <w:i w:val="0"/>
           <w:sz w:val="21"/>
@@ -238,7 +238,7 @@
       </w:r>
       <w:r>
         <w:rPr>
-          <w:rFonts w:ascii="游ゴシック" w:hAnsi="游ゴシック" w:eastAsia="游ゴシック"/>
+          <w:rFonts w:ascii="Meiryo UI" w:hAnsi="Meiryo UI" w:eastAsia="Meiryo UI"/>
           <w:b w:val="0"/>
           <w:i w:val="0"/>
           <w:sz w:val="21"/>
@@ -247,7 +247,7 @@
       </w:r>
       <w:r>
         <w:rPr>
-          <w:rFonts w:ascii="游ゴシック" w:hAnsi="游ゴシック" w:eastAsia="游ゴシック"/>
+          <w:rFonts w:ascii="Meiryo UI" w:hAnsi="Meiryo UI" w:eastAsia="Meiryo UI"/>
           <w:b/>
           <w:i w:val="0"/>
           <w:sz w:val="21"/>
@@ -256,7 +256,7 @@
       </w:r>
       <w:r>
         <w:rPr>
-          <w:rFonts w:ascii="游ゴシック" w:hAnsi="游ゴシック" w:eastAsia="游ゴシック"/>
+          <w:rFonts w:ascii="Meiryo UI" w:hAnsi="Meiryo UI" w:eastAsia="Meiryo UI"/>
           <w:b w:val="0"/>
           <w:i w:val="0"/>
           <w:sz w:val="21"/>
@@ -271,7 +271,7 @@
       </w:pPr>
       <w:r>
         <w:rPr>
-          <w:rFonts w:ascii="游ゴシック" w:hAnsi="游ゴシック" w:eastAsia="游ゴシック"/>
+          <w:rFonts w:ascii="Meiryo UI" w:hAnsi="Meiryo UI" w:eastAsia="Meiryo UI"/>
           <w:b w:val="0"/>
           <w:i w:val="0"/>
           <w:sz w:val="21"/>
@@ -280,7 +280,7 @@
       </w:r>
       <w:r>
         <w:rPr>
-          <w:rFonts w:ascii="游ゴシック" w:hAnsi="游ゴシック" w:eastAsia="游ゴシック"/>
+          <w:rFonts w:ascii="Meiryo UI" w:hAnsi="Meiryo UI" w:eastAsia="Meiryo UI"/>
           <w:b/>
           <w:i w:val="0"/>
           <w:sz w:val="21"/>
@@ -289,7 +289,7 @@
       </w:r>
       <w:r>
         <w:rPr>
-          <w:rFonts w:ascii="游ゴシック" w:hAnsi="游ゴシック" w:eastAsia="游ゴシック"/>
+          <w:rFonts w:ascii="Meiryo UI" w:hAnsi="Meiryo UI" w:eastAsia="Meiryo UI"/>
           <w:b w:val="0"/>
           <w:i w:val="0"/>
           <w:sz w:val="21"/>
@@ -304,7 +304,7 @@
       </w:pPr>
       <w:r>
         <w:rPr>
-          <w:rFonts w:ascii="游ゴシック" w:hAnsi="游ゴシック" w:eastAsia="游ゴシック"/>
+          <w:rFonts w:ascii="Meiryo UI" w:hAnsi="Meiryo UI" w:eastAsia="Meiryo UI"/>
           <w:b w:val="0"/>
           <w:i w:val="0"/>
           <w:sz w:val="20"/>
@@ -323,7 +323,7 @@
       </w:pPr>
       <w:r>
         <w:rPr>
-          <w:rFonts w:ascii="游ゴシック" w:hAnsi="游ゴシック" w:eastAsia="游ゴシック"/>
+          <w:rFonts w:ascii="Meiryo UI" w:hAnsi="Meiryo UI" w:eastAsia="Meiryo UI"/>
           <w:b/>
           <w:i w:val="0"/>
           <w:color w:val="1F5C99"/>
@@ -338,7 +338,7 @@
       </w:pPr>
       <w:r>
         <w:rPr>
-          <w:rFonts w:ascii="游ゴシック" w:hAnsi="游ゴシック" w:eastAsia="游ゴシック"/>
+          <w:rFonts w:ascii="Meiryo UI" w:hAnsi="Meiryo UI" w:eastAsia="Meiryo UI"/>
           <w:b w:val="0"/>
           <w:i w:val="0"/>
           <w:sz w:val="21"/>
@@ -392,7 +392,7 @@
       </w:pPr>
       <w:r>
         <w:rPr>
-          <w:rFonts w:ascii="游ゴシック" w:hAnsi="游ゴシック" w:eastAsia="游ゴシック"/>
+          <w:rFonts w:ascii="Meiryo UI" w:hAnsi="Meiryo UI" w:eastAsia="Meiryo UI"/>
           <w:b w:val="0"/>
           <w:i/>
           <w:color w:val="606874"/>
@@ -408,7 +408,7 @@
       </w:pPr>
       <w:r>
         <w:rPr>
-          <w:rFonts w:ascii="游ゴシック" w:hAnsi="游ゴシック" w:eastAsia="游ゴシック"/>
+          <w:rFonts w:ascii="Meiryo UI" w:hAnsi="Meiryo UI" w:eastAsia="Meiryo UI"/>
           <w:b w:val="0"/>
           <w:i w:val="0"/>
           <w:sz w:val="21"/>
@@ -417,7 +417,7 @@
       </w:r>
       <w:r>
         <w:rPr>
-          <w:rFonts w:ascii="游ゴシック" w:hAnsi="游ゴシック" w:eastAsia="游ゴシック"/>
+          <w:rFonts w:ascii="Meiryo UI" w:hAnsi="Meiryo UI" w:eastAsia="Meiryo UI"/>
           <w:b/>
           <w:i w:val="0"/>
           <w:sz w:val="21"/>
@@ -426,7 +426,7 @@
       </w:r>
       <w:r>
         <w:rPr>
-          <w:rFonts w:ascii="游ゴシック" w:hAnsi="游ゴシック" w:eastAsia="游ゴシック"/>
+          <w:rFonts w:ascii="Meiryo UI" w:hAnsi="Meiryo UI" w:eastAsia="Meiryo UI"/>
           <w:b w:val="0"/>
           <w:i w:val="0"/>
           <w:sz w:val="21"/>
@@ -441,7 +441,7 @@
       </w:pPr>
       <w:r>
         <w:rPr>
-          <w:rFonts w:ascii="游ゴシック" w:hAnsi="游ゴシック" w:eastAsia="游ゴシック"/>
+          <w:rFonts w:ascii="Meiryo UI" w:hAnsi="Meiryo UI" w:eastAsia="Meiryo UI"/>
           <w:b w:val="0"/>
           <w:i w:val="0"/>
           <w:sz w:val="21"/>
@@ -450,7 +450,7 @@
       </w:r>
       <w:r>
         <w:rPr>
-          <w:rFonts w:ascii="游ゴシック" w:hAnsi="游ゴシック" w:eastAsia="游ゴシック"/>
+          <w:rFonts w:ascii="Meiryo UI" w:hAnsi="Meiryo UI" w:eastAsia="Meiryo UI"/>
           <w:b/>
           <w:i w:val="0"/>
           <w:sz w:val="21"/>
@@ -459,7 +459,7 @@
       </w:r>
       <w:r>
         <w:rPr>
-          <w:rFonts w:ascii="游ゴシック" w:hAnsi="游ゴシック" w:eastAsia="游ゴシック"/>
+          <w:rFonts w:ascii="Meiryo UI" w:hAnsi="Meiryo UI" w:eastAsia="Meiryo UI"/>
           <w:b w:val="0"/>
           <w:i w:val="0"/>
           <w:sz w:val="21"/>
@@ -474,7 +474,7 @@
       </w:pPr>
       <w:r>
         <w:rPr>
-          <w:rFonts w:ascii="游ゴシック" w:hAnsi="游ゴシック" w:eastAsia="游ゴシック"/>
+          <w:rFonts w:ascii="Meiryo UI" w:hAnsi="Meiryo UI" w:eastAsia="Meiryo UI"/>
           <w:b w:val="0"/>
           <w:i w:val="0"/>
           <w:sz w:val="21"/>
@@ -483,7 +483,7 @@
       </w:r>
       <w:r>
         <w:rPr>
-          <w:rFonts w:ascii="游ゴシック" w:hAnsi="游ゴシック" w:eastAsia="游ゴシック"/>
+          <w:rFonts w:ascii="Meiryo UI" w:hAnsi="Meiryo UI" w:eastAsia="Meiryo UI"/>
           <w:b/>
           <w:i w:val="0"/>
           <w:sz w:val="21"/>
@@ -492,7 +492,7 @@
       </w:r>
       <w:r>
         <w:rPr>
-          <w:rFonts w:ascii="游ゴシック" w:hAnsi="游ゴシック" w:eastAsia="游ゴシック"/>
+          <w:rFonts w:ascii="Meiryo UI" w:hAnsi="Meiryo UI" w:eastAsia="Meiryo UI"/>
           <w:b w:val="0"/>
           <w:i w:val="0"/>
           <w:sz w:val="21"/>
@@ -507,7 +507,7 @@
       </w:pPr>
       <w:r>
         <w:rPr>
-          <w:rFonts w:ascii="游ゴシック" w:hAnsi="游ゴシック" w:eastAsia="游ゴシック"/>
+          <w:rFonts w:ascii="Meiryo UI" w:hAnsi="Meiryo UI" w:eastAsia="Meiryo UI"/>
           <w:b w:val="0"/>
           <w:i w:val="0"/>
           <w:sz w:val="21"/>
@@ -516,7 +516,7 @@
       </w:r>
       <w:r>
         <w:rPr>
-          <w:rFonts w:ascii="游ゴシック" w:hAnsi="游ゴシック" w:eastAsia="游ゴシック"/>
+          <w:rFonts w:ascii="Meiryo UI" w:hAnsi="Meiryo UI" w:eastAsia="Meiryo UI"/>
           <w:b/>
           <w:i w:val="0"/>
           <w:sz w:val="21"/>
@@ -525,7 +525,7 @@
       </w:r>
       <w:r>
         <w:rPr>
-          <w:rFonts w:ascii="游ゴシック" w:hAnsi="游ゴシック" w:eastAsia="游ゴシック"/>
+          <w:rFonts w:ascii="Meiryo UI" w:hAnsi="Meiryo UI" w:eastAsia="Meiryo UI"/>
           <w:b w:val="0"/>
           <w:i w:val="0"/>
           <w:sz w:val="21"/>
@@ -540,7 +540,7 @@
       </w:pPr>
       <w:r>
         <w:rPr>
-          <w:rFonts w:ascii="游ゴシック" w:hAnsi="游ゴシック" w:eastAsia="游ゴシック"/>
+          <w:rFonts w:ascii="Meiryo UI" w:hAnsi="Meiryo UI" w:eastAsia="Meiryo UI"/>
           <w:b/>
           <w:i w:val="0"/>
           <w:sz w:val="20"/>
@@ -549,7 +549,7 @@
       </w:r>
       <w:r>
         <w:rPr>
-          <w:rFonts w:ascii="游ゴシック" w:hAnsi="游ゴシック" w:eastAsia="游ゴシック"/>
+          <w:rFonts w:ascii="Meiryo UI" w:hAnsi="Meiryo UI" w:eastAsia="Meiryo UI"/>
           <w:b w:val="0"/>
           <w:i w:val="0"/>
           <w:sz w:val="20"/>
@@ -568,7 +568,7 @@
       </w:pPr>
       <w:r>
         <w:rPr>
-          <w:rFonts w:ascii="游ゴシック" w:hAnsi="游ゴシック" w:eastAsia="游ゴシック"/>
+          <w:rFonts w:ascii="Meiryo UI" w:hAnsi="Meiryo UI" w:eastAsia="Meiryo UI"/>
           <w:b/>
           <w:i w:val="0"/>
           <w:color w:val="1F5C99"/>
@@ -583,7 +583,7 @@
       </w:pPr>
       <w:r>
         <w:rPr>
-          <w:rFonts w:ascii="游ゴシック" w:hAnsi="游ゴシック" w:eastAsia="游ゴシック"/>
+          <w:rFonts w:ascii="Meiryo UI" w:hAnsi="Meiryo UI" w:eastAsia="Meiryo UI"/>
           <w:b w:val="0"/>
           <w:i w:val="0"/>
           <w:sz w:val="21"/>
@@ -637,7 +637,7 @@
       </w:pPr>
       <w:r>
         <w:rPr>
-          <w:rFonts w:ascii="游ゴシック" w:hAnsi="游ゴシック" w:eastAsia="游ゴシック"/>
+          <w:rFonts w:ascii="Meiryo UI" w:hAnsi="Meiryo UI" w:eastAsia="Meiryo UI"/>
           <w:b w:val="0"/>
           <w:i/>
           <w:color w:val="606874"/>
@@ -654,7 +654,7 @@
       </w:pPr>
       <w:r>
         <w:rPr>
-          <w:rFonts w:ascii="游ゴシック" w:hAnsi="游ゴシック" w:eastAsia="游ゴシック"/>
+          <w:rFonts w:ascii="Meiryo UI" w:hAnsi="Meiryo UI" w:eastAsia="Meiryo UI"/>
           <w:b w:val="0"/>
           <w:i w:val="0"/>
           <w:sz w:val="21"/>
@@ -663,7 +663,7 @@
       </w:r>
       <w:r>
         <w:rPr>
-          <w:rFonts w:ascii="游ゴシック" w:hAnsi="游ゴシック" w:eastAsia="游ゴシック"/>
+          <w:rFonts w:ascii="Meiryo UI" w:hAnsi="Meiryo UI" w:eastAsia="Meiryo UI"/>
           <w:b/>
           <w:i w:val="0"/>
           <w:sz w:val="21"/>
@@ -672,7 +672,7 @@
       </w:r>
       <w:r>
         <w:rPr>
-          <w:rFonts w:ascii="游ゴシック" w:hAnsi="游ゴシック" w:eastAsia="游ゴシック"/>
+          <w:rFonts w:ascii="Meiryo UI" w:hAnsi="Meiryo UI" w:eastAsia="Meiryo UI"/>
           <w:b w:val="0"/>
           <w:i w:val="0"/>
           <w:sz w:val="21"/>
@@ -688,7 +688,7 @@
       </w:pPr>
       <w:r>
         <w:rPr>
-          <w:rFonts w:ascii="游ゴシック" w:hAnsi="游ゴシック" w:eastAsia="游ゴシック"/>
+          <w:rFonts w:ascii="Meiryo UI" w:hAnsi="Meiryo UI" w:eastAsia="Meiryo UI"/>
           <w:b w:val="0"/>
           <w:i w:val="0"/>
           <w:sz w:val="21"/>
@@ -697,7 +697,7 @@
       </w:r>
       <w:r>
         <w:rPr>
-          <w:rFonts w:ascii="游ゴシック" w:hAnsi="游ゴシック" w:eastAsia="游ゴシック"/>
+          <w:rFonts w:ascii="Meiryo UI" w:hAnsi="Meiryo UI" w:eastAsia="Meiryo UI"/>
           <w:b/>
           <w:i w:val="0"/>
           <w:sz w:val="21"/>
@@ -706,7 +706,7 @@
       </w:r>
       <w:r>
         <w:rPr>
-          <w:rFonts w:ascii="游ゴシック" w:hAnsi="游ゴシック" w:eastAsia="游ゴシック"/>
+          <w:rFonts w:ascii="Meiryo UI" w:hAnsi="Meiryo UI" w:eastAsia="Meiryo UI"/>
           <w:b w:val="0"/>
           <w:i w:val="0"/>
           <w:sz w:val="21"/>
@@ -715,7 +715,7 @@
       </w:r>
       <w:r>
         <w:rPr>
-          <w:rFonts w:ascii="游ゴシック" w:hAnsi="游ゴシック" w:eastAsia="游ゴシック"/>
+          <w:rFonts w:ascii="Meiryo UI" w:hAnsi="Meiryo UI" w:eastAsia="Meiryo UI"/>
           <w:b/>
           <w:i w:val="0"/>
           <w:sz w:val="21"/>
@@ -724,7 +724,7 @@
       </w:r>
       <w:r>
         <w:rPr>
-          <w:rFonts w:ascii="游ゴシック" w:hAnsi="游ゴシック" w:eastAsia="游ゴシック"/>
+          <w:rFonts w:ascii="Meiryo UI" w:hAnsi="Meiryo UI" w:eastAsia="Meiryo UI"/>
           <w:b w:val="0"/>
           <w:i w:val="0"/>
           <w:sz w:val="21"/>
@@ -740,7 +740,7 @@
       </w:pPr>
       <w:r>
         <w:rPr>
-          <w:rFonts w:ascii="游ゴシック" w:hAnsi="游ゴシック" w:eastAsia="游ゴシック"/>
+          <w:rFonts w:ascii="Meiryo UI" w:hAnsi="Meiryo UI" w:eastAsia="Meiryo UI"/>
           <w:b w:val="0"/>
           <w:i w:val="0"/>
           <w:sz w:val="21"/>
@@ -749,7 +749,7 @@
       </w:r>
       <w:r>
         <w:rPr>
-          <w:rFonts w:ascii="游ゴシック" w:hAnsi="游ゴシック" w:eastAsia="游ゴシック"/>
+          <w:rFonts w:ascii="Meiryo UI" w:hAnsi="Meiryo UI" w:eastAsia="Meiryo UI"/>
           <w:b/>
           <w:i w:val="0"/>
           <w:sz w:val="21"/>
@@ -758,7 +758,7 @@
       </w:r>
       <w:r>
         <w:rPr>
-          <w:rFonts w:ascii="游ゴシック" w:hAnsi="游ゴシック" w:eastAsia="游ゴシック"/>
+          <w:rFonts w:ascii="Meiryo UI" w:hAnsi="Meiryo UI" w:eastAsia="Meiryo UI"/>
           <w:b w:val="0"/>
           <w:i w:val="0"/>
           <w:sz w:val="21"/>
@@ -774,7 +774,7 @@
       </w:pPr>
       <w:r>
         <w:rPr>
-          <w:rFonts w:ascii="游ゴシック" w:hAnsi="游ゴシック" w:eastAsia="游ゴシック"/>
+          <w:rFonts w:ascii="Meiryo UI" w:hAnsi="Meiryo UI" w:eastAsia="Meiryo UI"/>
           <w:b w:val="0"/>
           <w:i w:val="0"/>
           <w:sz w:val="21"/>
@@ -783,7 +783,7 @@
       </w:r>
       <w:r>
         <w:rPr>
-          <w:rFonts w:ascii="游ゴシック" w:hAnsi="游ゴシック" w:eastAsia="游ゴシック"/>
+          <w:rFonts w:ascii="Meiryo UI" w:hAnsi="Meiryo UI" w:eastAsia="Meiryo UI"/>
           <w:b/>
           <w:i w:val="0"/>
           <w:sz w:val="21"/>
@@ -792,7 +792,7 @@
       </w:r>
       <w:r>
         <w:rPr>
-          <w:rFonts w:ascii="游ゴシック" w:hAnsi="游ゴシック" w:eastAsia="游ゴシック"/>
+          <w:rFonts w:ascii="Meiryo UI" w:hAnsi="Meiryo UI" w:eastAsia="Meiryo UI"/>
           <w:b w:val="0"/>
           <w:i w:val="0"/>
           <w:sz w:val="21"/>
@@ -801,7 +801,7 @@
       </w:r>
       <w:r>
         <w:rPr>
-          <w:rFonts w:ascii="游ゴシック" w:hAnsi="游ゴシック" w:eastAsia="游ゴシック"/>
+          <w:rFonts w:ascii="Meiryo UI" w:hAnsi="Meiryo UI" w:eastAsia="Meiryo UI"/>
           <w:b/>
           <w:i w:val="0"/>
           <w:sz w:val="21"/>
@@ -810,7 +810,7 @@
       </w:r>
       <w:r>
         <w:rPr>
-          <w:rFonts w:ascii="游ゴシック" w:hAnsi="游ゴシック" w:eastAsia="游ゴシック"/>
+          <w:rFonts w:ascii="Meiryo UI" w:hAnsi="Meiryo UI" w:eastAsia="Meiryo UI"/>
           <w:b w:val="0"/>
           <w:i w:val="0"/>
           <w:sz w:val="21"/>
@@ -824,7 +824,7 @@
       </w:pPr>
       <w:r>
         <w:rPr>
-          <w:rFonts w:ascii="游ゴシック" w:hAnsi="游ゴシック" w:eastAsia="游ゴシック"/>
+          <w:rFonts w:ascii="Meiryo UI" w:hAnsi="Meiryo UI" w:eastAsia="Meiryo UI"/>
           <w:b/>
           <w:i w:val="0"/>
           <w:color w:val="20242C"/>
@@ -839,7 +839,7 @@
       </w:pPr>
       <w:r>
         <w:rPr>
-          <w:rFonts w:ascii="游ゴシック" w:hAnsi="游ゴシック" w:eastAsia="游ゴシック"/>
+          <w:rFonts w:ascii="Meiryo UI" w:hAnsi="Meiryo UI" w:eastAsia="Meiryo UI"/>
           <w:b w:val="0"/>
           <w:i w:val="0"/>
           <w:sz w:val="21"/>
@@ -848,7 +848,7 @@
       </w:r>
       <w:r>
         <w:rPr>
-          <w:rFonts w:ascii="游ゴシック" w:hAnsi="游ゴシック" w:eastAsia="游ゴシック"/>
+          <w:rFonts w:ascii="Meiryo UI" w:hAnsi="Meiryo UI" w:eastAsia="Meiryo UI"/>
           <w:b/>
           <w:i w:val="0"/>
           <w:sz w:val="21"/>
@@ -857,7 +857,7 @@
       </w:r>
       <w:r>
         <w:rPr>
-          <w:rFonts w:ascii="游ゴシック" w:hAnsi="游ゴシック" w:eastAsia="游ゴシック"/>
+          <w:rFonts w:ascii="Meiryo UI" w:hAnsi="Meiryo UI" w:eastAsia="Meiryo UI"/>
           <w:b w:val="0"/>
           <w:i w:val="0"/>
           <w:sz w:val="21"/>
@@ -911,7 +911,7 @@
       </w:pPr>
       <w:r>
         <w:rPr>
-          <w:rFonts w:ascii="游ゴシック" w:hAnsi="游ゴシック" w:eastAsia="游ゴシック"/>
+          <w:rFonts w:ascii="Meiryo UI" w:hAnsi="Meiryo UI" w:eastAsia="Meiryo UI"/>
           <w:b w:val="0"/>
           <w:i/>
           <w:color w:val="606874"/>
@@ -927,7 +927,7 @@
       </w:pPr>
       <w:r>
         <w:rPr>
-          <w:rFonts w:ascii="游ゴシック" w:hAnsi="游ゴシック" w:eastAsia="游ゴシック"/>
+          <w:rFonts w:ascii="Meiryo UI" w:hAnsi="Meiryo UI" w:eastAsia="Meiryo UI"/>
           <w:b/>
           <w:i w:val="0"/>
           <w:sz w:val="21"/>
@@ -936,7 +936,7 @@
       </w:r>
       <w:r>
         <w:rPr>
-          <w:rFonts w:ascii="游ゴシック" w:hAnsi="游ゴシック" w:eastAsia="游ゴシック"/>
+          <w:rFonts w:ascii="Meiryo UI" w:hAnsi="Meiryo UI" w:eastAsia="Meiryo UI"/>
           <w:b w:val="0"/>
           <w:i w:val="0"/>
           <w:sz w:val="21"/>
@@ -951,7 +951,7 @@
       </w:pPr>
       <w:r>
         <w:rPr>
-          <w:rFonts w:ascii="游ゴシック" w:hAnsi="游ゴシック" w:eastAsia="游ゴシック"/>
+          <w:rFonts w:ascii="Meiryo UI" w:hAnsi="Meiryo UI" w:eastAsia="Meiryo UI"/>
           <w:b/>
           <w:i w:val="0"/>
           <w:sz w:val="21"/>
@@ -960,7 +960,7 @@
       </w:r>
       <w:r>
         <w:rPr>
-          <w:rFonts w:ascii="游ゴシック" w:hAnsi="游ゴシック" w:eastAsia="游ゴシック"/>
+          <w:rFonts w:ascii="Meiryo UI" w:hAnsi="Meiryo UI" w:eastAsia="Meiryo UI"/>
           <w:b w:val="0"/>
           <w:i w:val="0"/>
           <w:sz w:val="21"/>
@@ -969,7 +969,7 @@
       </w:r>
       <w:r>
         <w:rPr>
-          <w:rFonts w:ascii="游ゴシック" w:hAnsi="游ゴシック" w:eastAsia="游ゴシック"/>
+          <w:rFonts w:ascii="Meiryo UI" w:hAnsi="Meiryo UI" w:eastAsia="Meiryo UI"/>
           <w:b/>
           <w:i w:val="0"/>
           <w:sz w:val="21"/>
@@ -978,7 +978,7 @@
       </w:r>
       <w:r>
         <w:rPr>
-          <w:rFonts w:ascii="游ゴシック" w:hAnsi="游ゴシック" w:eastAsia="游ゴシック"/>
+          <w:rFonts w:ascii="Meiryo UI" w:hAnsi="Meiryo UI" w:eastAsia="Meiryo UI"/>
           <w:b w:val="0"/>
           <w:i w:val="0"/>
           <w:sz w:val="21"/>
@@ -993,7 +993,7 @@
       </w:pPr>
       <w:r>
         <w:rPr>
-          <w:rFonts w:ascii="游ゴシック" w:hAnsi="游ゴシック" w:eastAsia="游ゴシック"/>
+          <w:rFonts w:ascii="Meiryo UI" w:hAnsi="Meiryo UI" w:eastAsia="Meiryo UI"/>
           <w:b/>
           <w:i w:val="0"/>
           <w:sz w:val="21"/>
@@ -1002,7 +1002,7 @@
       </w:r>
       <w:r>
         <w:rPr>
-          <w:rFonts w:ascii="游ゴシック" w:hAnsi="游ゴシック" w:eastAsia="游ゴシック"/>
+          <w:rFonts w:ascii="Meiryo UI" w:hAnsi="Meiryo UI" w:eastAsia="Meiryo UI"/>
           <w:b w:val="0"/>
           <w:i w:val="0"/>
           <w:sz w:val="21"/>
@@ -1017,7 +1017,7 @@
       </w:pPr>
       <w:r>
         <w:rPr>
-          <w:rFonts w:ascii="游ゴシック" w:hAnsi="游ゴシック" w:eastAsia="游ゴシック"/>
+          <w:rFonts w:ascii="Meiryo UI" w:hAnsi="Meiryo UI" w:eastAsia="Meiryo UI"/>
           <w:b w:val="0"/>
           <w:i w:val="0"/>
           <w:sz w:val="21"/>
@@ -1026,7 +1026,7 @@
       </w:r>
       <w:r>
         <w:rPr>
-          <w:rFonts w:ascii="游ゴシック" w:hAnsi="游ゴシック" w:eastAsia="游ゴシック"/>
+          <w:rFonts w:ascii="Meiryo UI" w:hAnsi="Meiryo UI" w:eastAsia="Meiryo UI"/>
           <w:b/>
           <w:i w:val="0"/>
           <w:sz w:val="21"/>
@@ -1035,7 +1035,7 @@
       </w:r>
       <w:r>
         <w:rPr>
-          <w:rFonts w:ascii="游ゴシック" w:hAnsi="游ゴシック" w:eastAsia="游ゴシック"/>
+          <w:rFonts w:ascii="Meiryo UI" w:hAnsi="Meiryo UI" w:eastAsia="Meiryo UI"/>
           <w:b w:val="0"/>
           <w:i w:val="0"/>
           <w:sz w:val="21"/>
@@ -1050,7 +1050,7 @@
       </w:pPr>
       <w:r>
         <w:rPr>
-          <w:rFonts w:ascii="游ゴシック" w:hAnsi="游ゴシック" w:eastAsia="游ゴシック"/>
+          <w:rFonts w:ascii="Meiryo UI" w:hAnsi="Meiryo UI" w:eastAsia="Meiryo UI"/>
           <w:b/>
           <w:i w:val="0"/>
           <w:sz w:val="20"/>
@@ -1059,7 +1059,7 @@
       </w:r>
       <w:r>
         <w:rPr>
-          <w:rFonts w:ascii="游ゴシック" w:hAnsi="游ゴシック" w:eastAsia="游ゴシック"/>
+          <w:rFonts w:ascii="Meiryo UI" w:hAnsi="Meiryo UI" w:eastAsia="Meiryo UI"/>
           <w:b w:val="0"/>
           <w:i w:val="0"/>
           <w:sz w:val="20"/>
@@ -1073,7 +1073,7 @@
       </w:pPr>
       <w:r>
         <w:rPr>
-          <w:rFonts w:ascii="游ゴシック" w:hAnsi="游ゴシック" w:eastAsia="游ゴシック"/>
+          <w:rFonts w:ascii="Meiryo UI" w:hAnsi="Meiryo UI" w:eastAsia="Meiryo UI"/>
           <w:b/>
           <w:i w:val="0"/>
           <w:color w:val="20242C"/>
@@ -1088,7 +1088,7 @@
       </w:pPr>
       <w:r>
         <w:rPr>
-          <w:rFonts w:ascii="游ゴシック" w:hAnsi="游ゴシック" w:eastAsia="游ゴシック"/>
+          <w:rFonts w:ascii="Meiryo UI" w:hAnsi="Meiryo UI" w:eastAsia="Meiryo UI"/>
           <w:b w:val="0"/>
           <w:i w:val="0"/>
           <w:sz w:val="21"/>
@@ -1097,7 +1097,7 @@
       </w:r>
       <w:r>
         <w:rPr>
-          <w:rFonts w:ascii="游ゴシック" w:hAnsi="游ゴシック" w:eastAsia="游ゴシック"/>
+          <w:rFonts w:ascii="Meiryo UI" w:hAnsi="Meiryo UI" w:eastAsia="Meiryo UI"/>
           <w:b/>
           <w:i w:val="0"/>
           <w:sz w:val="21"/>
@@ -1106,7 +1106,7 @@
       </w:r>
       <w:r>
         <w:rPr>
-          <w:rFonts w:ascii="游ゴシック" w:hAnsi="游ゴシック" w:eastAsia="游ゴシック"/>
+          <w:rFonts w:ascii="Meiryo UI" w:hAnsi="Meiryo UI" w:eastAsia="Meiryo UI"/>
           <w:b w:val="0"/>
           <w:i w:val="0"/>
           <w:sz w:val="21"/>
@@ -1115,7 +1115,7 @@
       </w:r>
       <w:r>
         <w:rPr>
-          <w:rFonts w:ascii="游ゴシック" w:hAnsi="游ゴシック" w:eastAsia="游ゴシック"/>
+          <w:rFonts w:ascii="Meiryo UI" w:hAnsi="Meiryo UI" w:eastAsia="Meiryo UI"/>
           <w:b/>
           <w:i w:val="0"/>
           <w:sz w:val="21"/>
@@ -1124,7 +1124,7 @@
       </w:r>
       <w:r>
         <w:rPr>
-          <w:rFonts w:ascii="游ゴシック" w:hAnsi="游ゴシック" w:eastAsia="游ゴシック"/>
+          <w:rFonts w:ascii="Meiryo UI" w:hAnsi="Meiryo UI" w:eastAsia="Meiryo UI"/>
           <w:b w:val="0"/>
           <w:i w:val="0"/>
           <w:sz w:val="21"/>
@@ -1143,7 +1143,7 @@
       </w:pPr>
       <w:r>
         <w:rPr>
-          <w:rFonts w:ascii="游ゴシック" w:hAnsi="游ゴシック" w:eastAsia="游ゴシック"/>
+          <w:rFonts w:ascii="Meiryo UI" w:hAnsi="Meiryo UI" w:eastAsia="Meiryo UI"/>
           <w:b/>
           <w:i w:val="0"/>
           <w:color w:val="1F5C99"/>
@@ -1158,7 +1158,7 @@
       </w:pPr>
       <w:r>
         <w:rPr>
-          <w:rFonts w:ascii="游ゴシック" w:hAnsi="游ゴシック" w:eastAsia="游ゴシック"/>
+          <w:rFonts w:ascii="Meiryo UI" w:hAnsi="Meiryo UI" w:eastAsia="Meiryo UI"/>
           <w:b w:val="0"/>
           <w:i w:val="0"/>
           <w:sz w:val="21"/>
@@ -1212,7 +1212,7 @@
       </w:pPr>
       <w:r>
         <w:rPr>
-          <w:rFonts w:ascii="游ゴシック" w:hAnsi="游ゴシック" w:eastAsia="游ゴシック"/>
+          <w:rFonts w:ascii="Meiryo UI" w:hAnsi="Meiryo UI" w:eastAsia="Meiryo UI"/>
           <w:b w:val="0"/>
           <w:i/>
           <w:color w:val="606874"/>
@@ -1229,7 +1229,7 @@
       </w:pPr>
       <w:r>
         <w:rPr>
-          <w:rFonts w:ascii="游ゴシック" w:hAnsi="游ゴシック" w:eastAsia="游ゴシック"/>
+          <w:rFonts w:ascii="Meiryo UI" w:hAnsi="Meiryo UI" w:eastAsia="Meiryo UI"/>
           <w:b/>
           <w:i w:val="0"/>
           <w:sz w:val="21"/>
@@ -1238,7 +1238,7 @@
       </w:r>
       <w:r>
         <w:rPr>
-          <w:rFonts w:ascii="游ゴシック" w:hAnsi="游ゴシック" w:eastAsia="游ゴシック"/>
+          <w:rFonts w:ascii="Meiryo UI" w:hAnsi="Meiryo UI" w:eastAsia="Meiryo UI"/>
           <w:b w:val="0"/>
           <w:i w:val="0"/>
           <w:sz w:val="21"/>
@@ -1247,7 +1247,7 @@
       </w:r>
       <w:r>
         <w:rPr>
-          <w:rFonts w:ascii="游ゴシック" w:hAnsi="游ゴシック" w:eastAsia="游ゴシック"/>
+          <w:rFonts w:ascii="Meiryo UI" w:hAnsi="Meiryo UI" w:eastAsia="Meiryo UI"/>
           <w:b/>
           <w:i w:val="0"/>
           <w:sz w:val="21"/>
@@ -1256,7 +1256,7 @@
       </w:r>
       <w:r>
         <w:rPr>
-          <w:rFonts w:ascii="游ゴシック" w:hAnsi="游ゴシック" w:eastAsia="游ゴシック"/>
+          <w:rFonts w:ascii="Meiryo UI" w:hAnsi="Meiryo UI" w:eastAsia="Meiryo UI"/>
           <w:b w:val="0"/>
           <w:i w:val="0"/>
           <w:sz w:val="21"/>
@@ -1272,7 +1272,7 @@
       </w:pPr>
       <w:r>
         <w:rPr>
-          <w:rFonts w:ascii="游ゴシック" w:hAnsi="游ゴシック" w:eastAsia="游ゴシック"/>
+          <w:rFonts w:ascii="Meiryo UI" w:hAnsi="Meiryo UI" w:eastAsia="Meiryo UI"/>
           <w:b/>
           <w:i w:val="0"/>
           <w:sz w:val="21"/>
@@ -1281,7 +1281,7 @@
       </w:r>
       <w:r>
         <w:rPr>
-          <w:rFonts w:ascii="游ゴシック" w:hAnsi="游ゴシック" w:eastAsia="游ゴシック"/>
+          <w:rFonts w:ascii="Meiryo UI" w:hAnsi="Meiryo UI" w:eastAsia="Meiryo UI"/>
           <w:b w:val="0"/>
           <w:i w:val="0"/>
           <w:sz w:val="21"/>
@@ -1290,7 +1290,7 @@
       </w:r>
       <w:r>
         <w:rPr>
-          <w:rFonts w:ascii="游ゴシック" w:hAnsi="游ゴシック" w:eastAsia="游ゴシック"/>
+          <w:rFonts w:ascii="Meiryo UI" w:hAnsi="Meiryo UI" w:eastAsia="Meiryo UI"/>
           <w:b/>
           <w:i w:val="0"/>
           <w:sz w:val="21"/>
@@ -1299,7 +1299,7 @@
       </w:r>
       <w:r>
         <w:rPr>
-          <w:rFonts w:ascii="游ゴシック" w:hAnsi="游ゴシック" w:eastAsia="游ゴシック"/>
+          <w:rFonts w:ascii="Meiryo UI" w:hAnsi="Meiryo UI" w:eastAsia="Meiryo UI"/>
           <w:b w:val="0"/>
           <w:i w:val="0"/>
           <w:sz w:val="21"/>
@@ -1315,7 +1315,7 @@
       </w:pPr>
       <w:r>
         <w:rPr>
-          <w:rFonts w:ascii="游ゴシック" w:hAnsi="游ゴシック" w:eastAsia="游ゴシック"/>
+          <w:rFonts w:ascii="Meiryo UI" w:hAnsi="Meiryo UI" w:eastAsia="Meiryo UI"/>
           <w:b/>
           <w:i w:val="0"/>
           <w:sz w:val="21"/>
@@ -1324,7 +1324,7 @@
       </w:r>
       <w:r>
         <w:rPr>
-          <w:rFonts w:ascii="游ゴシック" w:hAnsi="游ゴシック" w:eastAsia="游ゴシック"/>
+          <w:rFonts w:ascii="Meiryo UI" w:hAnsi="Meiryo UI" w:eastAsia="Meiryo UI"/>
           <w:b w:val="0"/>
           <w:i w:val="0"/>
           <w:sz w:val="21"/>
@@ -1333,7 +1333,7 @@
       </w:r>
       <w:r>
         <w:rPr>
-          <w:rFonts w:ascii="游ゴシック" w:hAnsi="游ゴシック" w:eastAsia="游ゴシック"/>
+          <w:rFonts w:ascii="Meiryo UI" w:hAnsi="Meiryo UI" w:eastAsia="Meiryo UI"/>
           <w:b/>
           <w:i w:val="0"/>
           <w:sz w:val="21"/>
@@ -1342,7 +1342,7 @@
       </w:r>
       <w:r>
         <w:rPr>
-          <w:rFonts w:ascii="游ゴシック" w:hAnsi="游ゴシック" w:eastAsia="游ゴシック"/>
+          <w:rFonts w:ascii="Meiryo UI" w:hAnsi="Meiryo UI" w:eastAsia="Meiryo UI"/>
           <w:b w:val="0"/>
           <w:i w:val="0"/>
           <w:sz w:val="21"/>
@@ -1358,7 +1358,7 @@
       </w:pPr>
       <w:r>
         <w:rPr>
-          <w:rFonts w:ascii="游ゴシック" w:hAnsi="游ゴシック" w:eastAsia="游ゴシック"/>
+          <w:rFonts w:ascii="Meiryo UI" w:hAnsi="Meiryo UI" w:eastAsia="Meiryo UI"/>
           <w:b w:val="0"/>
           <w:i w:val="0"/>
           <w:sz w:val="21"/>
@@ -1367,7 +1367,7 @@
       </w:r>
       <w:r>
         <w:rPr>
-          <w:rFonts w:ascii="游ゴシック" w:hAnsi="游ゴシック" w:eastAsia="游ゴシック"/>
+          <w:rFonts w:ascii="Meiryo UI" w:hAnsi="Meiryo UI" w:eastAsia="Meiryo UI"/>
           <w:b/>
           <w:i w:val="0"/>
           <w:sz w:val="21"/>
@@ -1376,7 +1376,7 @@
       </w:r>
       <w:r>
         <w:rPr>
-          <w:rFonts w:ascii="游ゴシック" w:hAnsi="游ゴシック" w:eastAsia="游ゴシック"/>
+          <w:rFonts w:ascii="Meiryo UI" w:hAnsi="Meiryo UI" w:eastAsia="Meiryo UI"/>
           <w:b w:val="0"/>
           <w:i w:val="0"/>
           <w:sz w:val="21"/>
@@ -1385,7 +1385,7 @@
       </w:r>
       <w:r>
         <w:rPr>
-          <w:rFonts w:ascii="游ゴシック" w:hAnsi="游ゴシック" w:eastAsia="游ゴシック"/>
+          <w:rFonts w:ascii="Meiryo UI" w:hAnsi="Meiryo UI" w:eastAsia="Meiryo UI"/>
           <w:b/>
           <w:i w:val="0"/>
           <w:sz w:val="21"/>
@@ -1394,7 +1394,7 @@
       </w:r>
       <w:r>
         <w:rPr>
-          <w:rFonts w:ascii="游ゴシック" w:hAnsi="游ゴシック" w:eastAsia="游ゴシック"/>
+          <w:rFonts w:ascii="Meiryo UI" w:hAnsi="Meiryo UI" w:eastAsia="Meiryo UI"/>
           <w:b w:val="0"/>
           <w:i w:val="0"/>
           <w:sz w:val="21"/>
@@ -1410,7 +1410,7 @@
       </w:pPr>
       <w:r>
         <w:rPr>
-          <w:rFonts w:ascii="游ゴシック" w:hAnsi="游ゴシック" w:eastAsia="游ゴシック"/>
+          <w:rFonts w:ascii="Meiryo UI" w:hAnsi="Meiryo UI" w:eastAsia="Meiryo UI"/>
           <w:b w:val="0"/>
           <w:i w:val="0"/>
           <w:sz w:val="21"/>
@@ -1419,7 +1419,7 @@
       </w:r>
       <w:r>
         <w:rPr>
-          <w:rFonts w:ascii="游ゴシック" w:hAnsi="游ゴシック" w:eastAsia="游ゴシック"/>
+          <w:rFonts w:ascii="Meiryo UI" w:hAnsi="Meiryo UI" w:eastAsia="Meiryo UI"/>
           <w:b/>
           <w:i w:val="0"/>
           <w:sz w:val="21"/>
@@ -1428,7 +1428,7 @@
       </w:r>
       <w:r>
         <w:rPr>
-          <w:rFonts w:ascii="游ゴシック" w:hAnsi="游ゴシック" w:eastAsia="游ゴシック"/>
+          <w:rFonts w:ascii="Meiryo UI" w:hAnsi="Meiryo UI" w:eastAsia="Meiryo UI"/>
           <w:b w:val="0"/>
           <w:i w:val="0"/>
           <w:sz w:val="21"/>
@@ -1437,7 +1437,7 @@
       </w:r>
       <w:r>
         <w:rPr>
-          <w:rFonts w:ascii="游ゴシック" w:hAnsi="游ゴシック" w:eastAsia="游ゴシック"/>
+          <w:rFonts w:ascii="Meiryo UI" w:hAnsi="Meiryo UI" w:eastAsia="Meiryo UI"/>
           <w:b/>
           <w:i w:val="0"/>
           <w:sz w:val="21"/>
@@ -1446,7 +1446,7 @@
       </w:r>
       <w:r>
         <w:rPr>
-          <w:rFonts w:ascii="游ゴシック" w:hAnsi="游ゴシック" w:eastAsia="游ゴシック"/>
+          <w:rFonts w:ascii="Meiryo UI" w:hAnsi="Meiryo UI" w:eastAsia="Meiryo UI"/>
           <w:b w:val="0"/>
           <w:i w:val="0"/>
           <w:sz w:val="21"/>
@@ -1455,7 +1455,7 @@
       </w:r>
       <w:r>
         <w:rPr>
-          <w:rFonts w:ascii="游ゴシック" w:hAnsi="游ゴシック" w:eastAsia="游ゴシック"/>
+          <w:rFonts w:ascii="Meiryo UI" w:hAnsi="Meiryo UI" w:eastAsia="Meiryo UI"/>
           <w:b/>
           <w:i w:val="0"/>
           <w:sz w:val="21"/>
@@ -1464,7 +1464,7 @@
       </w:r>
       <w:r>
         <w:rPr>
-          <w:rFonts w:ascii="游ゴシック" w:hAnsi="游ゴシック" w:eastAsia="游ゴシック"/>
+          <w:rFonts w:ascii="Meiryo UI" w:hAnsi="Meiryo UI" w:eastAsia="Meiryo UI"/>
           <w:b w:val="0"/>
           <w:i w:val="0"/>
           <w:sz w:val="21"/>
@@ -1483,7 +1483,7 @@
       </w:pPr>
       <w:r>
         <w:rPr>
-          <w:rFonts w:ascii="游ゴシック" w:hAnsi="游ゴシック" w:eastAsia="游ゴシック"/>
+          <w:rFonts w:ascii="Meiryo UI" w:hAnsi="Meiryo UI" w:eastAsia="Meiryo UI"/>
           <w:b/>
           <w:i w:val="0"/>
           <w:color w:val="1F5C99"/>
@@ -1498,7 +1498,7 @@
       </w:pPr>
       <w:r>
         <w:rPr>
-          <w:rFonts w:ascii="游ゴシック" w:hAnsi="游ゴシック" w:eastAsia="游ゴシック"/>
+          <w:rFonts w:ascii="Meiryo UI" w:hAnsi="Meiryo UI" w:eastAsia="Meiryo UI"/>
           <w:b w:val="0"/>
           <w:i w:val="0"/>
           <w:sz w:val="21"/>
@@ -1552,7 +1552,7 @@
       </w:pPr>
       <w:r>
         <w:rPr>
-          <w:rFonts w:ascii="游ゴシック" w:hAnsi="游ゴシック" w:eastAsia="游ゴシック"/>
+          <w:rFonts w:ascii="Meiryo UI" w:hAnsi="Meiryo UI" w:eastAsia="Meiryo UI"/>
           <w:b w:val="0"/>
           <w:i/>
           <w:color w:val="606874"/>
@@ -1568,7 +1568,7 @@
       </w:pPr>
       <w:r>
         <w:rPr>
-          <w:rFonts w:ascii="游ゴシック" w:hAnsi="游ゴシック" w:eastAsia="游ゴシック"/>
+          <w:rFonts w:ascii="Meiryo UI" w:hAnsi="Meiryo UI" w:eastAsia="Meiryo UI"/>
           <w:b/>
           <w:i w:val="0"/>
           <w:sz w:val="21"/>
@@ -1577,7 +1577,7 @@
       </w:r>
       <w:r>
         <w:rPr>
-          <w:rFonts w:ascii="游ゴシック" w:hAnsi="游ゴシック" w:eastAsia="游ゴシック"/>
+          <w:rFonts w:ascii="Meiryo UI" w:hAnsi="Meiryo UI" w:eastAsia="Meiryo UI"/>
           <w:b w:val="0"/>
           <w:i w:val="0"/>
           <w:sz w:val="21"/>
@@ -1586,7 +1586,7 @@
       </w:r>
       <w:r>
         <w:rPr>
-          <w:rFonts w:ascii="游ゴシック" w:hAnsi="游ゴシック" w:eastAsia="游ゴシック"/>
+          <w:rFonts w:ascii="Meiryo UI" w:hAnsi="Meiryo UI" w:eastAsia="Meiryo UI"/>
           <w:b/>
           <w:i w:val="0"/>
           <w:sz w:val="21"/>
@@ -1595,7 +1595,7 @@
       </w:r>
       <w:r>
         <w:rPr>
-          <w:rFonts w:ascii="游ゴシック" w:hAnsi="游ゴシック" w:eastAsia="游ゴシック"/>
+          <w:rFonts w:ascii="Meiryo UI" w:hAnsi="Meiryo UI" w:eastAsia="Meiryo UI"/>
           <w:b w:val="0"/>
           <w:i w:val="0"/>
           <w:sz w:val="21"/>
@@ -1611,7 +1611,7 @@
       </w:pPr>
       <w:r>
         <w:rPr>
-          <w:rFonts w:ascii="游ゴシック" w:hAnsi="游ゴシック" w:eastAsia="游ゴシック"/>
+          <w:rFonts w:ascii="Meiryo UI" w:hAnsi="Meiryo UI" w:eastAsia="Meiryo UI"/>
           <w:b w:val="0"/>
           <w:i w:val="0"/>
           <w:sz w:val="21"/>
@@ -1627,7 +1627,7 @@
       </w:pPr>
       <w:r>
         <w:rPr>
-          <w:rFonts w:ascii="游ゴシック" w:hAnsi="游ゴシック" w:eastAsia="游ゴシック"/>
+          <w:rFonts w:ascii="Meiryo UI" w:hAnsi="Meiryo UI" w:eastAsia="Meiryo UI"/>
           <w:b w:val="0"/>
           <w:i w:val="0"/>
           <w:sz w:val="21"/>
@@ -1643,7 +1643,7 @@
       </w:pPr>
       <w:r>
         <w:rPr>
-          <w:rFonts w:ascii="游ゴシック" w:hAnsi="游ゴシック" w:eastAsia="游ゴシック"/>
+          <w:rFonts w:ascii="Meiryo UI" w:hAnsi="Meiryo UI" w:eastAsia="Meiryo UI"/>
           <w:b w:val="0"/>
           <w:i w:val="0"/>
           <w:sz w:val="21"/>
@@ -1658,7 +1658,7 @@
       </w:pPr>
       <w:r>
         <w:rPr>
-          <w:rFonts w:ascii="游ゴシック" w:hAnsi="游ゴシック" w:eastAsia="游ゴシック"/>
+          <w:rFonts w:ascii="Meiryo UI" w:hAnsi="Meiryo UI" w:eastAsia="Meiryo UI"/>
           <w:b w:val="0"/>
           <w:i w:val="0"/>
           <w:sz w:val="21"/>
@@ -1667,7 +1667,7 @@
       </w:r>
       <w:r>
         <w:rPr>
-          <w:rFonts w:ascii="游ゴシック" w:hAnsi="游ゴシック" w:eastAsia="游ゴシック"/>
+          <w:rFonts w:ascii="Meiryo UI" w:hAnsi="Meiryo UI" w:eastAsia="Meiryo UI"/>
           <w:b/>
           <w:i w:val="0"/>
           <w:sz w:val="21"/>
@@ -1676,7 +1676,7 @@
       </w:r>
       <w:r>
         <w:rPr>
-          <w:rFonts w:ascii="游ゴシック" w:hAnsi="游ゴシック" w:eastAsia="游ゴシック"/>
+          <w:rFonts w:ascii="Meiryo UI" w:hAnsi="Meiryo UI" w:eastAsia="Meiryo UI"/>
           <w:b w:val="0"/>
           <w:i w:val="0"/>
           <w:sz w:val="21"/>
@@ -1691,7 +1691,7 @@
       </w:pPr>
       <w:r>
         <w:rPr>
-          <w:rFonts w:ascii="游ゴシック" w:hAnsi="游ゴシック" w:eastAsia="游ゴシック"/>
+          <w:rFonts w:ascii="Meiryo UI" w:hAnsi="Meiryo UI" w:eastAsia="Meiryo UI"/>
           <w:b/>
           <w:i w:val="0"/>
           <w:sz w:val="21"/>
@@ -1700,7 +1700,7 @@
       </w:r>
       <w:r>
         <w:rPr>
-          <w:rFonts w:ascii="游ゴシック" w:hAnsi="游ゴシック" w:eastAsia="游ゴシック"/>
+          <w:rFonts w:ascii="Meiryo UI" w:hAnsi="Meiryo UI" w:eastAsia="Meiryo UI"/>
           <w:b w:val="0"/>
           <w:i w:val="0"/>
           <w:sz w:val="21"/>
@@ -1715,7 +1715,7 @@
       </w:pPr>
       <w:r>
         <w:rPr>
-          <w:rFonts w:ascii="游ゴシック" w:hAnsi="游ゴシック" w:eastAsia="游ゴシック"/>
+          <w:rFonts w:ascii="Meiryo UI" w:hAnsi="Meiryo UI" w:eastAsia="Meiryo UI"/>
           <w:b w:val="0"/>
           <w:i w:val="0"/>
           <w:sz w:val="21"/>
@@ -1730,7 +1730,7 @@
       </w:pPr>
       <w:r>
         <w:rPr>
-          <w:rFonts w:ascii="游ゴシック" w:hAnsi="游ゴシック" w:eastAsia="游ゴシック"/>
+          <w:rFonts w:ascii="Meiryo UI" w:hAnsi="Meiryo UI" w:eastAsia="Meiryo UI"/>
           <w:b/>
           <w:i w:val="0"/>
           <w:sz w:val="20"/>
@@ -1739,7 +1739,7 @@
       </w:r>
       <w:r>
         <w:rPr>
-          <w:rFonts w:ascii="游ゴシック" w:hAnsi="游ゴシック" w:eastAsia="游ゴシック"/>
+          <w:rFonts w:ascii="Meiryo UI" w:hAnsi="Meiryo UI" w:eastAsia="Meiryo UI"/>
           <w:b w:val="0"/>
           <w:i w:val="0"/>
           <w:sz w:val="20"/>
@@ -1758,7 +1758,7 @@
       </w:pPr>
       <w:r>
         <w:rPr>
-          <w:rFonts w:ascii="游ゴシック" w:hAnsi="游ゴシック" w:eastAsia="游ゴシック"/>
+          <w:rFonts w:ascii="Meiryo UI" w:hAnsi="Meiryo UI" w:eastAsia="Meiryo UI"/>
           <w:b/>
           <w:i w:val="0"/>
           <w:color w:val="1F5C99"/>
@@ -1787,7 +1787,7 @@
             <w:r/>
             <w:r>
               <w:rPr>
-                <w:rFonts w:ascii="游ゴシック" w:hAnsi="游ゴシック" w:eastAsia="游ゴシック"/>
+                <w:rFonts w:ascii="Meiryo UI" w:hAnsi="Meiryo UI" w:eastAsia="Meiryo UI"/>
                 <w:b/>
                 <w:i w:val="0"/>
                 <w:sz w:val="19"/>
@@ -1804,7 +1804,7 @@
             <w:r/>
             <w:r>
               <w:rPr>
-                <w:rFonts w:ascii="游ゴシック" w:hAnsi="游ゴシック" w:eastAsia="游ゴシック"/>
+                <w:rFonts w:ascii="Meiryo UI" w:hAnsi="Meiryo UI" w:eastAsia="Meiryo UI"/>
                 <w:b/>
                 <w:i w:val="0"/>
                 <w:sz w:val="19"/>
@@ -1823,7 +1823,7 @@
             <w:r/>
             <w:r>
               <w:rPr>
-                <w:rFonts w:ascii="游ゴシック" w:hAnsi="游ゴシック" w:eastAsia="游ゴシック"/>
+                <w:rFonts w:ascii="Meiryo UI" w:hAnsi="Meiryo UI" w:eastAsia="Meiryo UI"/>
                 <w:b w:val="0"/>
                 <w:i w:val="0"/>
                 <w:sz w:val="19"/>
@@ -1840,7 +1840,7 @@
             <w:r/>
             <w:r>
               <w:rPr>
-                <w:rFonts w:ascii="游ゴシック" w:hAnsi="游ゴシック" w:eastAsia="游ゴシック"/>
+                <w:rFonts w:ascii="Meiryo UI" w:hAnsi="Meiryo UI" w:eastAsia="Meiryo UI"/>
                 <w:b w:val="0"/>
                 <w:i w:val="0"/>
                 <w:sz w:val="19"/>
@@ -1859,7 +1859,7 @@
             <w:r/>
             <w:r>
               <w:rPr>
-                <w:rFonts w:ascii="游ゴシック" w:hAnsi="游ゴシック" w:eastAsia="游ゴシック"/>
+                <w:rFonts w:ascii="Meiryo UI" w:hAnsi="Meiryo UI" w:eastAsia="Meiryo UI"/>
                 <w:b w:val="0"/>
                 <w:i w:val="0"/>
                 <w:sz w:val="19"/>
@@ -1876,7 +1876,7 @@
             <w:r/>
             <w:r>
               <w:rPr>
-                <w:rFonts w:ascii="游ゴシック" w:hAnsi="游ゴシック" w:eastAsia="游ゴシック"/>
+                <w:rFonts w:ascii="Meiryo UI" w:hAnsi="Meiryo UI" w:eastAsia="Meiryo UI"/>
                 <w:b w:val="0"/>
                 <w:i w:val="0"/>
                 <w:sz w:val="19"/>
@@ -1895,7 +1895,7 @@
             <w:r/>
             <w:r>
               <w:rPr>
-                <w:rFonts w:ascii="游ゴシック" w:hAnsi="游ゴシック" w:eastAsia="游ゴシック"/>
+                <w:rFonts w:ascii="Meiryo UI" w:hAnsi="Meiryo UI" w:eastAsia="Meiryo UI"/>
                 <w:b w:val="0"/>
                 <w:i w:val="0"/>
                 <w:sz w:val="19"/>
@@ -1912,7 +1912,7 @@
             <w:r/>
             <w:r>
               <w:rPr>
-                <w:rFonts w:ascii="游ゴシック" w:hAnsi="游ゴシック" w:eastAsia="游ゴシック"/>
+                <w:rFonts w:ascii="Meiryo UI" w:hAnsi="Meiryo UI" w:eastAsia="Meiryo UI"/>
                 <w:b w:val="0"/>
                 <w:i w:val="0"/>
                 <w:sz w:val="19"/>
@@ -1931,7 +1931,7 @@
             <w:r/>
             <w:r>
               <w:rPr>
-                <w:rFonts w:ascii="游ゴシック" w:hAnsi="游ゴシック" w:eastAsia="游ゴシック"/>
+                <w:rFonts w:ascii="Meiryo UI" w:hAnsi="Meiryo UI" w:eastAsia="Meiryo UI"/>
                 <w:b w:val="0"/>
                 <w:i w:val="0"/>
                 <w:sz w:val="19"/>
@@ -1948,7 +1948,7 @@
             <w:r/>
             <w:r>
               <w:rPr>
-                <w:rFonts w:ascii="游ゴシック" w:hAnsi="游ゴシック" w:eastAsia="游ゴシック"/>
+                <w:rFonts w:ascii="Meiryo UI" w:hAnsi="Meiryo UI" w:eastAsia="Meiryo UI"/>
                 <w:b w:val="0"/>
                 <w:i w:val="0"/>
                 <w:sz w:val="19"/>
@@ -1967,7 +1967,7 @@
             <w:r/>
             <w:r>
               <w:rPr>
-                <w:rFonts w:ascii="游ゴシック" w:hAnsi="游ゴシック" w:eastAsia="游ゴシック"/>
+                <w:rFonts w:ascii="Meiryo UI" w:hAnsi="Meiryo UI" w:eastAsia="Meiryo UI"/>
                 <w:b w:val="0"/>
                 <w:i w:val="0"/>
                 <w:sz w:val="19"/>
@@ -1984,7 +1984,7 @@
             <w:r/>
             <w:r>
               <w:rPr>
-                <w:rFonts w:ascii="游ゴシック" w:hAnsi="游ゴシック" w:eastAsia="游ゴシック"/>
+                <w:rFonts w:ascii="Meiryo UI" w:hAnsi="Meiryo UI" w:eastAsia="Meiryo UI"/>
                 <w:b w:val="0"/>
                 <w:i w:val="0"/>
                 <w:sz w:val="19"/>
@@ -2003,7 +2003,7 @@
             <w:r/>
             <w:r>
               <w:rPr>
-                <w:rFonts w:ascii="游ゴシック" w:hAnsi="游ゴシック" w:eastAsia="游ゴシック"/>
+                <w:rFonts w:ascii="Meiryo UI" w:hAnsi="Meiryo UI" w:eastAsia="Meiryo UI"/>
                 <w:b w:val="0"/>
                 <w:i w:val="0"/>
                 <w:sz w:val="19"/>
@@ -2020,7 +2020,7 @@
             <w:r/>
             <w:r>
               <w:rPr>
-                <w:rFonts w:ascii="游ゴシック" w:hAnsi="游ゴシック" w:eastAsia="游ゴシック"/>
+                <w:rFonts w:ascii="Meiryo UI" w:hAnsi="Meiryo UI" w:eastAsia="Meiryo UI"/>
                 <w:b w:val="0"/>
                 <w:i w:val="0"/>
                 <w:sz w:val="19"/>
@@ -2037,7 +2037,7 @@
       </w:pPr>
       <w:r>
         <w:rPr>
-          <w:rFonts w:ascii="游ゴシック" w:hAnsi="游ゴシック" w:eastAsia="游ゴシック"/>
+          <w:rFonts w:ascii="Meiryo UI" w:hAnsi="Meiryo UI" w:eastAsia="Meiryo UI"/>
           <w:b/>
           <w:i w:val="0"/>
           <w:color w:val="1F5C99"/>
@@ -2053,7 +2053,7 @@
       </w:pPr>
       <w:r>
         <w:rPr>
-          <w:rFonts w:ascii="游ゴシック" w:hAnsi="游ゴシック" w:eastAsia="游ゴシック"/>
+          <w:rFonts w:ascii="Meiryo UI" w:hAnsi="Meiryo UI" w:eastAsia="Meiryo UI"/>
           <w:b w:val="0"/>
           <w:i w:val="0"/>
           <w:sz w:val="21"/>
@@ -2062,7 +2062,7 @@
       </w:r>
       <w:r>
         <w:rPr>
-          <w:rFonts w:ascii="游ゴシック" w:hAnsi="游ゴシック" w:eastAsia="游ゴシック"/>
+          <w:rFonts w:ascii="Meiryo UI" w:hAnsi="Meiryo UI" w:eastAsia="Meiryo UI"/>
           <w:b/>
           <w:i w:val="0"/>
           <w:sz w:val="21"/>
@@ -2071,7 +2071,7 @@
       </w:r>
       <w:r>
         <w:rPr>
-          <w:rFonts w:ascii="游ゴシック" w:hAnsi="游ゴシック" w:eastAsia="游ゴシック"/>
+          <w:rFonts w:ascii="Meiryo UI" w:hAnsi="Meiryo UI" w:eastAsia="Meiryo UI"/>
           <w:b w:val="0"/>
           <w:i w:val="0"/>
           <w:sz w:val="21"/>
@@ -2086,7 +2086,7 @@
       </w:pPr>
       <w:r>
         <w:rPr>
-          <w:rFonts w:ascii="游ゴシック" w:hAnsi="游ゴシック" w:eastAsia="游ゴシック"/>
+          <w:rFonts w:ascii="Meiryo UI" w:hAnsi="Meiryo UI" w:eastAsia="Meiryo UI"/>
           <w:b w:val="0"/>
           <w:i w:val="0"/>
           <w:sz w:val="21"/>
@@ -2101,7 +2101,7 @@
       </w:pPr>
       <w:r>
         <w:rPr>
-          <w:rFonts w:ascii="游ゴシック" w:hAnsi="游ゴシック" w:eastAsia="游ゴシック"/>
+          <w:rFonts w:ascii="Meiryo UI" w:hAnsi="Meiryo UI" w:eastAsia="Meiryo UI"/>
           <w:b w:val="0"/>
           <w:i w:val="0"/>
           <w:sz w:val="21"/>
@@ -2110,7 +2110,7 @@
       </w:r>
       <w:r>
         <w:rPr>
-          <w:rFonts w:ascii="游ゴシック" w:hAnsi="游ゴシック" w:eastAsia="游ゴシック"/>
+          <w:rFonts w:ascii="Meiryo UI" w:hAnsi="Meiryo UI" w:eastAsia="Meiryo UI"/>
           <w:b/>
           <w:i w:val="0"/>
           <w:sz w:val="21"/>
@@ -2119,7 +2119,7 @@
       </w:r>
       <w:r>
         <w:rPr>
-          <w:rFonts w:ascii="游ゴシック" w:hAnsi="游ゴシック" w:eastAsia="游ゴシック"/>
+          <w:rFonts w:ascii="Meiryo UI" w:hAnsi="Meiryo UI" w:eastAsia="Meiryo UI"/>
           <w:b w:val="0"/>
           <w:i w:val="0"/>
           <w:sz w:val="21"/>
@@ -2501,7 +2501,7 @@
     <w:qFormat/>
     <w:rsid w:val="00FC693F"/>
     <w:rPr>
-      <w:rFonts w:ascii="游ゴシック" w:hAnsi="游ゴシック" w:eastAsia="游ゴシック"/>
+      <w:rFonts w:ascii="Meiryo UI" w:hAnsi="Meiryo UI" w:eastAsia="Meiryo UI"/>
       <w:sz w:val="21"/>
     </w:rPr>
   </w:style>

--- a/docs/pdf-to-svg/PdfToSvg_操作手順書.docx
+++ b/docs/pdf-to-svg/PdfToSvg_操作手順書.docx
@@ -24,6 +24,20 @@
           <w:sz w:val="22"/>
         </w:rPr>
         <w:t>PDF を SVG に変換するツール ／ ご担当者さま向け</w:t>
+      </w:r>
+    </w:p>
+    <w:p>
+      <w:pPr>
+        <w:spacing w:after="80"/>
+      </w:pPr>
+      <w:r>
+        <w:rPr>
+          <w:rFonts w:ascii="Meiryo UI" w:hAnsi="Meiryo UI" w:eastAsia="Meiryo UI"/>
+          <w:b w:val="0"/>
+          <w:i w:val="0"/>
+          <w:sz w:val="19"/>
+        </w:rPr>
+        <w:t>版: 1.0</w:t>
       </w:r>
     </w:p>
     <w:p>
@@ -154,7 +168,7 @@
           <w:i w:val="0"/>
           <w:sz w:val="21"/>
         </w:rPr>
-        <w:t>いらない部分を消したり、残す範囲を指定したり、枠線を足したり</w:t>
+        <w:t>いらない部分を消したり、範囲を指定してまとめて消したり、枠線を足したり</w:t>
       </w:r>
       <w:r>
         <w:rPr>
@@ -199,6 +213,7 @@
       <w:pPr>
         <w:pStyle w:val="ListNumber"/>
         <w:spacing w:after="60"/>
+        <w:ind w:left="340"/>
       </w:pPr>
       <w:r>
         <w:rPr>
@@ -268,6 +283,7 @@
       <w:pPr>
         <w:pStyle w:val="ListNumber"/>
         <w:spacing w:after="60"/>
+        <w:ind w:left="340"/>
       </w:pPr>
       <w:r>
         <w:rPr>
@@ -405,6 +421,7 @@
       <w:pPr>
         <w:pStyle w:val="ListNumber"/>
         <w:spacing w:after="60"/>
+        <w:ind w:left="340"/>
       </w:pPr>
       <w:r>
         <w:rPr>
@@ -438,6 +455,7 @@
       <w:pPr>
         <w:pStyle w:val="ListNumber"/>
         <w:spacing w:after="60"/>
+        <w:ind w:left="340"/>
       </w:pPr>
       <w:r>
         <w:rPr>
@@ -471,6 +489,7 @@
       <w:pPr>
         <w:pStyle w:val="ListNumber"/>
         <w:spacing w:after="60"/>
+        <w:ind w:left="340"/>
       </w:pPr>
       <w:r>
         <w:rPr>
@@ -504,6 +523,7 @@
       <w:pPr>
         <w:pStyle w:val="ListNumber"/>
         <w:spacing w:after="60"/>
+        <w:ind w:left="340"/>
       </w:pPr>
       <w:r>
         <w:rPr>
@@ -924,6 +944,7 @@
       <w:pPr>
         <w:pStyle w:val="ListNumber"/>
         <w:spacing w:after="60"/>
+        <w:ind w:left="340"/>
       </w:pPr>
       <w:r>
         <w:rPr>
@@ -948,6 +969,7 @@
       <w:pPr>
         <w:pStyle w:val="ListNumber"/>
         <w:spacing w:after="60"/>
+        <w:ind w:left="340"/>
       </w:pPr>
       <w:r>
         <w:rPr>
@@ -990,6 +1012,7 @@
       <w:pPr>
         <w:pStyle w:val="ListNumber"/>
         <w:spacing w:after="60"/>
+        <w:ind w:left="340"/>
       </w:pPr>
       <w:r>
         <w:rPr>
@@ -1014,6 +1037,7 @@
       <w:pPr>
         <w:pStyle w:val="ListNumber"/>
         <w:spacing w:after="60"/>
+        <w:ind w:left="340"/>
       </w:pPr>
       <w:r>
         <w:rPr>
@@ -1149,7 +1173,7 @@
           <w:color w:val="1F5C99"/>
           <w:sz w:val="30"/>
         </w:rPr>
-        <w:t>5. ステップ 3：削除・枠線の編集</w:t>
+        <w:t>5. ステップ 3：削除・範囲削除・枠線の編集</w:t>
       </w:r>
     </w:p>
     <w:p>
@@ -1163,7 +1187,7 @@
           <w:i w:val="0"/>
           <w:sz w:val="21"/>
         </w:rPr>
-        <w:t>いらない部分を消したり、残す範囲を決めたり、枠線を足したりできます。</w:t>
+        <w:t>いらない部分を消したり、範囲を指定してまとめて消したり、枠線を足したりできます。</w:t>
       </w:r>
     </w:p>
     <w:p>
@@ -1218,7 +1242,7 @@
           <w:color w:val="606874"/>
           <w:sz w:val="18"/>
         </w:rPr>
-        <w:t>ステップ 3：削除・クロップ・枠線の編集画面</w:t>
+        <w:t>ステップ 3：削除・範囲削除・枠線の編集画面</w:t>
       </w:r>
     </w:p>
     <w:p>
@@ -1277,7 +1301,7 @@
           <w:i w:val="0"/>
           <w:sz w:val="21"/>
         </w:rPr>
-        <w:t>✂ クロップ</w:t>
+        <w:t>✂ 範囲削除</w:t>
       </w:r>
       <w:r>
         <w:rPr>
@@ -1295,7 +1319,7 @@
           <w:i w:val="0"/>
           <w:sz w:val="21"/>
         </w:rPr>
-        <w:t>内側だけを残します</w:t>
+        <w:t>領域内にある要素をまとめて消します</w:t>
       </w:r>
       <w:r>
         <w:rPr>
@@ -1304,7 +1328,7 @@
           <w:i w:val="0"/>
           <w:sz w:val="21"/>
         </w:rPr>
-        <w:t>（外側は書き出し時に消えます）。</w:t>
+        <w:t>。</w:t>
       </w:r>
     </w:p>
     <w:p>
@@ -1565,6 +1589,7 @@
       <w:pPr>
         <w:pStyle w:val="ListNumber"/>
         <w:spacing w:after="60"/>
+        <w:ind w:left="340"/>
       </w:pPr>
       <w:r>
         <w:rPr>
@@ -1655,6 +1680,7 @@
       <w:pPr>
         <w:pStyle w:val="ListNumber"/>
         <w:spacing w:after="60"/>
+        <w:ind w:left="340"/>
       </w:pPr>
       <w:r>
         <w:rPr>
@@ -1688,6 +1714,7 @@
       <w:pPr>
         <w:pStyle w:val="ListNumber"/>
         <w:spacing w:after="60"/>
+        <w:ind w:left="340"/>
       </w:pPr>
       <w:r>
         <w:rPr>
@@ -1712,6 +1739,7 @@
       <w:pPr>
         <w:pStyle w:val="ListNumber"/>
         <w:spacing w:after="60"/>
+        <w:ind w:left="340"/>
       </w:pPr>
       <w:r>
         <w:rPr>
@@ -1781,7 +1809,7 @@
       <w:tr>
         <w:tc>
           <w:tcPr>
-            <w:tcW w:type="dxa" w:w="2608"/>
+            <w:tcW w:type="dxa" w:w="4873"/>
           </w:tcPr>
           <w:p>
             <w:r/>
@@ -1798,7 +1826,7 @@
         </w:tc>
         <w:tc>
           <w:tcPr>
-            <w:tcW w:type="dxa" w:w="6463"/>
+            <w:tcW w:type="dxa" w:w="4873"/>
           </w:tcPr>
           <w:p>
             <w:r/>
@@ -1817,7 +1845,7 @@
       <w:tr>
         <w:tc>
           <w:tcPr>
-            <w:tcW w:type="dxa" w:w="2608"/>
+            <w:tcW w:type="dxa" w:w="4873"/>
           </w:tcPr>
           <w:p>
             <w:r/>
@@ -1834,7 +1862,7 @@
         </w:tc>
         <w:tc>
           <w:tcPr>
-            <w:tcW w:type="dxa" w:w="6463"/>
+            <w:tcW w:type="dxa" w:w="4873"/>
           </w:tcPr>
           <w:p>
             <w:r/>
@@ -1853,7 +1881,7 @@
       <w:tr>
         <w:tc>
           <w:tcPr>
-            <w:tcW w:type="dxa" w:w="2608"/>
+            <w:tcW w:type="dxa" w:w="4873"/>
           </w:tcPr>
           <w:p>
             <w:r/>
@@ -1870,7 +1898,7 @@
         </w:tc>
         <w:tc>
           <w:tcPr>
-            <w:tcW w:type="dxa" w:w="6463"/>
+            <w:tcW w:type="dxa" w:w="4873"/>
           </w:tcPr>
           <w:p>
             <w:r/>
@@ -1889,7 +1917,7 @@
       <w:tr>
         <w:tc>
           <w:tcPr>
-            <w:tcW w:type="dxa" w:w="2608"/>
+            <w:tcW w:type="dxa" w:w="4873"/>
           </w:tcPr>
           <w:p>
             <w:r/>
@@ -1906,7 +1934,7 @@
         </w:tc>
         <w:tc>
           <w:tcPr>
-            <w:tcW w:type="dxa" w:w="6463"/>
+            <w:tcW w:type="dxa" w:w="4873"/>
           </w:tcPr>
           <w:p>
             <w:r/>
@@ -1925,7 +1953,7 @@
       <w:tr>
         <w:tc>
           <w:tcPr>
-            <w:tcW w:type="dxa" w:w="2608"/>
+            <w:tcW w:type="dxa" w:w="4873"/>
           </w:tcPr>
           <w:p>
             <w:r/>
@@ -1942,7 +1970,7 @@
         </w:tc>
         <w:tc>
           <w:tcPr>
-            <w:tcW w:type="dxa" w:w="6463"/>
+            <w:tcW w:type="dxa" w:w="4873"/>
           </w:tcPr>
           <w:p>
             <w:r/>
@@ -1961,7 +1989,7 @@
       <w:tr>
         <w:tc>
           <w:tcPr>
-            <w:tcW w:type="dxa" w:w="2608"/>
+            <w:tcW w:type="dxa" w:w="4873"/>
           </w:tcPr>
           <w:p>
             <w:r/>
@@ -1978,7 +2006,7 @@
         </w:tc>
         <w:tc>
           <w:tcPr>
-            <w:tcW w:type="dxa" w:w="6463"/>
+            <w:tcW w:type="dxa" w:w="4873"/>
           </w:tcPr>
           <w:p>
             <w:r/>
@@ -1997,7 +2025,7 @@
       <w:tr>
         <w:tc>
           <w:tcPr>
-            <w:tcW w:type="dxa" w:w="2608"/>
+            <w:tcW w:type="dxa" w:w="4873"/>
           </w:tcPr>
           <w:p>
             <w:r/>
@@ -2014,7 +2042,7 @@
         </w:tc>
         <w:tc>
           <w:tcPr>
-            <w:tcW w:type="dxa" w:w="6463"/>
+            <w:tcW w:type="dxa" w:w="4873"/>
           </w:tcPr>
           <w:p>
             <w:r/>
@@ -2050,6 +2078,7 @@
       <w:pPr>
         <w:pStyle w:val="ListNumber"/>
         <w:spacing w:after="60"/>
+        <w:ind w:left="340"/>
       </w:pPr>
       <w:r>
         <w:rPr>
@@ -2083,6 +2112,7 @@
       <w:pPr>
         <w:pStyle w:val="ListNumber"/>
         <w:spacing w:after="60"/>
+        <w:ind w:left="340"/>
       </w:pPr>
       <w:r>
         <w:rPr>
@@ -2098,6 +2128,7 @@
       <w:pPr>
         <w:pStyle w:val="ListNumber"/>
         <w:spacing w:after="60"/>
+        <w:ind w:left="340"/>
       </w:pPr>
       <w:r>
         <w:rPr>

--- a/docs/pdf-to-svg/PdfToSvg_操作手順書.docx
+++ b/docs/pdf-to-svg/PdfToSvg_操作手順書.docx
@@ -5,7 +5,7 @@
     <w:p>
       <w:r>
         <w:rPr>
-          <w:rFonts w:ascii="游ゴシック" w:hAnsi="游ゴシック" w:eastAsia="游ゴシック"/>
+          <w:rFonts w:ascii="Meiryo UI" w:hAnsi="Meiryo UI" w:eastAsia="Meiryo UI"/>
           <w:b/>
           <w:i w:val="0"/>
           <w:color w:val="1F5C99"/>
@@ -17,7 +17,7 @@
     <w:p>
       <w:r>
         <w:rPr>
-          <w:rFonts w:ascii="游ゴシック" w:hAnsi="游ゴシック" w:eastAsia="游ゴシック"/>
+          <w:rFonts w:ascii="Meiryo UI" w:hAnsi="Meiryo UI" w:eastAsia="Meiryo UI"/>
           <w:b w:val="0"/>
           <w:i w:val="0"/>
           <w:color w:val="606874"/>
@@ -32,7 +32,21 @@
       </w:pPr>
       <w:r>
         <w:rPr>
-          <w:rFonts w:ascii="游ゴシック" w:hAnsi="游ゴシック" w:eastAsia="游ゴシック"/>
+          <w:rFonts w:ascii="Meiryo UI" w:hAnsi="Meiryo UI" w:eastAsia="Meiryo UI"/>
+          <w:b w:val="0"/>
+          <w:i w:val="0"/>
+          <w:sz w:val="19"/>
+        </w:rPr>
+        <w:t>版: 1.0</w:t>
+      </w:r>
+    </w:p>
+    <w:p>
+      <w:pPr>
+        <w:spacing w:after="80"/>
+      </w:pPr>
+      <w:r>
+        <w:rPr>
+          <w:rFonts w:ascii="Meiryo UI" w:hAnsi="Meiryo UI" w:eastAsia="Meiryo UI"/>
           <w:b w:val="0"/>
           <w:i w:val="0"/>
           <w:sz w:val="21"/>
@@ -41,7 +55,7 @@
       </w:r>
       <w:r>
         <w:rPr>
-          <w:rFonts w:ascii="游ゴシック" w:hAnsi="游ゴシック" w:eastAsia="游ゴシック"/>
+          <w:rFonts w:ascii="Meiryo UI" w:hAnsi="Meiryo UI" w:eastAsia="Meiryo UI"/>
           <w:b/>
           <w:i w:val="0"/>
           <w:sz w:val="21"/>
@@ -50,7 +64,7 @@
       </w:r>
       <w:r>
         <w:rPr>
-          <w:rFonts w:ascii="游ゴシック" w:hAnsi="游ゴシック" w:eastAsia="游ゴシック"/>
+          <w:rFonts w:ascii="Meiryo UI" w:hAnsi="Meiryo UI" w:eastAsia="Meiryo UI"/>
           <w:b w:val="0"/>
           <w:i w:val="0"/>
           <w:sz w:val="21"/>
@@ -64,7 +78,7 @@
       </w:pPr>
       <w:r>
         <w:rPr>
-          <w:rFonts w:ascii="游ゴシック" w:hAnsi="游ゴシック" w:eastAsia="游ゴシック"/>
+          <w:rFonts w:ascii="Meiryo UI" w:hAnsi="Meiryo UI" w:eastAsia="Meiryo UI"/>
           <w:b/>
           <w:i w:val="0"/>
           <w:color w:val="1F5C99"/>
@@ -81,7 +95,7 @@
       </w:pPr>
       <w:r>
         <w:rPr>
-          <w:rFonts w:ascii="游ゴシック" w:hAnsi="游ゴシック" w:eastAsia="游ゴシック"/>
+          <w:rFonts w:ascii="Meiryo UI" w:hAnsi="Meiryo UI" w:eastAsia="Meiryo UI"/>
           <w:b w:val="0"/>
           <w:i w:val="0"/>
           <w:sz w:val="21"/>
@@ -90,7 +104,7 @@
       </w:r>
       <w:r>
         <w:rPr>
-          <w:rFonts w:ascii="游ゴシック" w:hAnsi="游ゴシック" w:eastAsia="游ゴシック"/>
+          <w:rFonts w:ascii="Meiryo UI" w:hAnsi="Meiryo UI" w:eastAsia="Meiryo UI"/>
           <w:b/>
           <w:i w:val="0"/>
           <w:sz w:val="21"/>
@@ -99,7 +113,7 @@
       </w:r>
       <w:r>
         <w:rPr>
-          <w:rFonts w:ascii="游ゴシック" w:hAnsi="游ゴシック" w:eastAsia="游ゴシック"/>
+          <w:rFonts w:ascii="Meiryo UI" w:hAnsi="Meiryo UI" w:eastAsia="Meiryo UI"/>
           <w:b w:val="0"/>
           <w:i w:val="0"/>
           <w:sz w:val="21"/>
@@ -115,7 +129,7 @@
       </w:pPr>
       <w:r>
         <w:rPr>
-          <w:rFonts w:ascii="游ゴシック" w:hAnsi="游ゴシック" w:eastAsia="游ゴシック"/>
+          <w:rFonts w:ascii="Meiryo UI" w:hAnsi="Meiryo UI" w:eastAsia="Meiryo UI"/>
           <w:b w:val="0"/>
           <w:i w:val="0"/>
           <w:sz w:val="21"/>
@@ -124,7 +138,7 @@
       </w:r>
       <w:r>
         <w:rPr>
-          <w:rFonts w:ascii="游ゴシック" w:hAnsi="游ゴシック" w:eastAsia="游ゴシック"/>
+          <w:rFonts w:ascii="Meiryo UI" w:hAnsi="Meiryo UI" w:eastAsia="Meiryo UI"/>
           <w:b/>
           <w:i w:val="0"/>
           <w:sz w:val="21"/>
@@ -133,7 +147,7 @@
       </w:r>
       <w:r>
         <w:rPr>
-          <w:rFonts w:ascii="游ゴシック" w:hAnsi="游ゴシック" w:eastAsia="游ゴシック"/>
+          <w:rFonts w:ascii="Meiryo UI" w:hAnsi="Meiryo UI" w:eastAsia="Meiryo UI"/>
           <w:b w:val="0"/>
           <w:i w:val="0"/>
           <w:sz w:val="21"/>
@@ -149,16 +163,16 @@
       </w:pPr>
       <w:r>
         <w:rPr>
-          <w:rFonts w:ascii="游ゴシック" w:hAnsi="游ゴシック" w:eastAsia="游ゴシック"/>
+          <w:rFonts w:ascii="Meiryo UI" w:hAnsi="Meiryo UI" w:eastAsia="Meiryo UI"/>
           <w:b/>
           <w:i w:val="0"/>
           <w:sz w:val="21"/>
         </w:rPr>
-        <w:t>いらない部分を消したり、残す範囲を指定したり、枠線を足したり</w:t>
+        <w:t>いらない部分を消したり、範囲を指定してまとめて消したり、枠線を足したり</w:t>
       </w:r>
       <w:r>
         <w:rPr>
-          <w:rFonts w:ascii="游ゴシック" w:hAnsi="游ゴシック" w:eastAsia="游ゴシック"/>
+          <w:rFonts w:ascii="Meiryo UI" w:hAnsi="Meiryo UI" w:eastAsia="Meiryo UI"/>
           <w:b w:val="0"/>
           <w:i w:val="0"/>
           <w:sz w:val="21"/>
@@ -172,7 +186,7 @@
       </w:pPr>
       <w:r>
         <w:rPr>
-          <w:rFonts w:ascii="游ゴシック" w:hAnsi="游ゴシック" w:eastAsia="游ゴシック"/>
+          <w:rFonts w:ascii="Meiryo UI" w:hAnsi="Meiryo UI" w:eastAsia="Meiryo UI"/>
           <w:b w:val="0"/>
           <w:i w:val="0"/>
           <w:sz w:val="21"/>
@@ -186,7 +200,7 @@
       </w:pPr>
       <w:r>
         <w:rPr>
-          <w:rFonts w:ascii="游ゴシック" w:hAnsi="游ゴシック" w:eastAsia="游ゴシック"/>
+          <w:rFonts w:ascii="Meiryo UI" w:hAnsi="Meiryo UI" w:eastAsia="Meiryo UI"/>
           <w:b/>
           <w:i w:val="0"/>
           <w:color w:val="1F5C99"/>
@@ -199,10 +213,11 @@
       <w:pPr>
         <w:pStyle w:val="ListNumber"/>
         <w:spacing w:after="60"/>
+        <w:ind w:left="340"/>
       </w:pPr>
       <w:r>
         <w:rPr>
-          <w:rFonts w:ascii="游ゴシック" w:hAnsi="游ゴシック" w:eastAsia="游ゴシック"/>
+          <w:rFonts w:ascii="Meiryo UI" w:hAnsi="Meiryo UI" w:eastAsia="Meiryo UI"/>
           <w:b w:val="0"/>
           <w:i w:val="0"/>
           <w:sz w:val="21"/>
@@ -211,7 +226,7 @@
       </w:r>
       <w:r>
         <w:rPr>
-          <w:rFonts w:ascii="游ゴシック" w:hAnsi="游ゴシック" w:eastAsia="游ゴシック"/>
+          <w:rFonts w:ascii="Meiryo UI" w:hAnsi="Meiryo UI" w:eastAsia="Meiryo UI"/>
           <w:b/>
           <w:i w:val="0"/>
           <w:sz w:val="21"/>
@@ -220,7 +235,7 @@
       </w:r>
       <w:r>
         <w:rPr>
-          <w:rFonts w:ascii="游ゴシック" w:hAnsi="游ゴシック" w:eastAsia="游ゴシック"/>
+          <w:rFonts w:ascii="Meiryo UI" w:hAnsi="Meiryo UI" w:eastAsia="Meiryo UI"/>
           <w:b w:val="0"/>
           <w:i w:val="0"/>
           <w:sz w:val="21"/>
@@ -229,7 +244,7 @@
       </w:r>
       <w:r>
         <w:rPr>
-          <w:rFonts w:ascii="游ゴシック" w:hAnsi="游ゴシック" w:eastAsia="游ゴシック"/>
+          <w:rFonts w:ascii="Meiryo UI" w:hAnsi="Meiryo UI" w:eastAsia="Meiryo UI"/>
           <w:b/>
           <w:i w:val="0"/>
           <w:sz w:val="21"/>
@@ -238,7 +253,7 @@
       </w:r>
       <w:r>
         <w:rPr>
-          <w:rFonts w:ascii="游ゴシック" w:hAnsi="游ゴシック" w:eastAsia="游ゴシック"/>
+          <w:rFonts w:ascii="Meiryo UI" w:hAnsi="Meiryo UI" w:eastAsia="Meiryo UI"/>
           <w:b w:val="0"/>
           <w:i w:val="0"/>
           <w:sz w:val="21"/>
@@ -247,7 +262,7 @@
       </w:r>
       <w:r>
         <w:rPr>
-          <w:rFonts w:ascii="游ゴシック" w:hAnsi="游ゴシック" w:eastAsia="游ゴシック"/>
+          <w:rFonts w:ascii="Meiryo UI" w:hAnsi="Meiryo UI" w:eastAsia="Meiryo UI"/>
           <w:b/>
           <w:i w:val="0"/>
           <w:sz w:val="21"/>
@@ -256,7 +271,7 @@
       </w:r>
       <w:r>
         <w:rPr>
-          <w:rFonts w:ascii="游ゴシック" w:hAnsi="游ゴシック" w:eastAsia="游ゴシック"/>
+          <w:rFonts w:ascii="Meiryo UI" w:hAnsi="Meiryo UI" w:eastAsia="Meiryo UI"/>
           <w:b w:val="0"/>
           <w:i w:val="0"/>
           <w:sz w:val="21"/>
@@ -268,10 +283,11 @@
       <w:pPr>
         <w:pStyle w:val="ListNumber"/>
         <w:spacing w:after="60"/>
+        <w:ind w:left="340"/>
       </w:pPr>
       <w:r>
         <w:rPr>
-          <w:rFonts w:ascii="游ゴシック" w:hAnsi="游ゴシック" w:eastAsia="游ゴシック"/>
+          <w:rFonts w:ascii="Meiryo UI" w:hAnsi="Meiryo UI" w:eastAsia="Meiryo UI"/>
           <w:b w:val="0"/>
           <w:i w:val="0"/>
           <w:sz w:val="21"/>
@@ -280,7 +296,7 @@
       </w:r>
       <w:r>
         <w:rPr>
-          <w:rFonts w:ascii="游ゴシック" w:hAnsi="游ゴシック" w:eastAsia="游ゴシック"/>
+          <w:rFonts w:ascii="Meiryo UI" w:hAnsi="Meiryo UI" w:eastAsia="Meiryo UI"/>
           <w:b/>
           <w:i w:val="0"/>
           <w:sz w:val="21"/>
@@ -289,7 +305,7 @@
       </w:r>
       <w:r>
         <w:rPr>
-          <w:rFonts w:ascii="游ゴシック" w:hAnsi="游ゴシック" w:eastAsia="游ゴシック"/>
+          <w:rFonts w:ascii="Meiryo UI" w:hAnsi="Meiryo UI" w:eastAsia="Meiryo UI"/>
           <w:b w:val="0"/>
           <w:i w:val="0"/>
           <w:sz w:val="21"/>
@@ -304,7 +320,7 @@
       </w:pPr>
       <w:r>
         <w:rPr>
-          <w:rFonts w:ascii="游ゴシック" w:hAnsi="游ゴシック" w:eastAsia="游ゴシック"/>
+          <w:rFonts w:ascii="Meiryo UI" w:hAnsi="Meiryo UI" w:eastAsia="Meiryo UI"/>
           <w:b w:val="0"/>
           <w:i w:val="0"/>
           <w:sz w:val="20"/>
@@ -323,7 +339,7 @@
       </w:pPr>
       <w:r>
         <w:rPr>
-          <w:rFonts w:ascii="游ゴシック" w:hAnsi="游ゴシック" w:eastAsia="游ゴシック"/>
+          <w:rFonts w:ascii="Meiryo UI" w:hAnsi="Meiryo UI" w:eastAsia="Meiryo UI"/>
           <w:b/>
           <w:i w:val="0"/>
           <w:color w:val="1F5C99"/>
@@ -338,7 +354,7 @@
       </w:pPr>
       <w:r>
         <w:rPr>
-          <w:rFonts w:ascii="游ゴシック" w:hAnsi="游ゴシック" w:eastAsia="游ゴシック"/>
+          <w:rFonts w:ascii="Meiryo UI" w:hAnsi="Meiryo UI" w:eastAsia="Meiryo UI"/>
           <w:b w:val="0"/>
           <w:i w:val="0"/>
           <w:sz w:val="21"/>
@@ -392,7 +408,7 @@
       </w:pPr>
       <w:r>
         <w:rPr>
-          <w:rFonts w:ascii="游ゴシック" w:hAnsi="游ゴシック" w:eastAsia="游ゴシック"/>
+          <w:rFonts w:ascii="Meiryo UI" w:hAnsi="Meiryo UI" w:eastAsia="Meiryo UI"/>
           <w:b w:val="0"/>
           <w:i/>
           <w:color w:val="606874"/>
@@ -405,10 +421,11 @@
       <w:pPr>
         <w:pStyle w:val="ListNumber"/>
         <w:spacing w:after="60"/>
+        <w:ind w:left="340"/>
       </w:pPr>
       <w:r>
         <w:rPr>
-          <w:rFonts w:ascii="游ゴシック" w:hAnsi="游ゴシック" w:eastAsia="游ゴシック"/>
+          <w:rFonts w:ascii="Meiryo UI" w:hAnsi="Meiryo UI" w:eastAsia="Meiryo UI"/>
           <w:b w:val="0"/>
           <w:i w:val="0"/>
           <w:sz w:val="21"/>
@@ -417,7 +434,7 @@
       </w:r>
       <w:r>
         <w:rPr>
-          <w:rFonts w:ascii="游ゴシック" w:hAnsi="游ゴシック" w:eastAsia="游ゴシック"/>
+          <w:rFonts w:ascii="Meiryo UI" w:hAnsi="Meiryo UI" w:eastAsia="Meiryo UI"/>
           <w:b/>
           <w:i w:val="0"/>
           <w:sz w:val="21"/>
@@ -426,7 +443,7 @@
       </w:r>
       <w:r>
         <w:rPr>
-          <w:rFonts w:ascii="游ゴシック" w:hAnsi="游ゴシック" w:eastAsia="游ゴシック"/>
+          <w:rFonts w:ascii="Meiryo UI" w:hAnsi="Meiryo UI" w:eastAsia="Meiryo UI"/>
           <w:b w:val="0"/>
           <w:i w:val="0"/>
           <w:sz w:val="21"/>
@@ -438,10 +455,11 @@
       <w:pPr>
         <w:pStyle w:val="ListNumber"/>
         <w:spacing w:after="60"/>
+        <w:ind w:left="340"/>
       </w:pPr>
       <w:r>
         <w:rPr>
-          <w:rFonts w:ascii="游ゴシック" w:hAnsi="游ゴシック" w:eastAsia="游ゴシック"/>
+          <w:rFonts w:ascii="Meiryo UI" w:hAnsi="Meiryo UI" w:eastAsia="Meiryo UI"/>
           <w:b w:val="0"/>
           <w:i w:val="0"/>
           <w:sz w:val="21"/>
@@ -450,7 +468,7 @@
       </w:r>
       <w:r>
         <w:rPr>
-          <w:rFonts w:ascii="游ゴシック" w:hAnsi="游ゴシック" w:eastAsia="游ゴシック"/>
+          <w:rFonts w:ascii="Meiryo UI" w:hAnsi="Meiryo UI" w:eastAsia="Meiryo UI"/>
           <w:b/>
           <w:i w:val="0"/>
           <w:sz w:val="21"/>
@@ -459,7 +477,7 @@
       </w:r>
       <w:r>
         <w:rPr>
-          <w:rFonts w:ascii="游ゴシック" w:hAnsi="游ゴシック" w:eastAsia="游ゴシック"/>
+          <w:rFonts w:ascii="Meiryo UI" w:hAnsi="Meiryo UI" w:eastAsia="Meiryo UI"/>
           <w:b w:val="0"/>
           <w:i w:val="0"/>
           <w:sz w:val="21"/>
@@ -471,10 +489,11 @@
       <w:pPr>
         <w:pStyle w:val="ListNumber"/>
         <w:spacing w:after="60"/>
+        <w:ind w:left="340"/>
       </w:pPr>
       <w:r>
         <w:rPr>
-          <w:rFonts w:ascii="游ゴシック" w:hAnsi="游ゴシック" w:eastAsia="游ゴシック"/>
+          <w:rFonts w:ascii="Meiryo UI" w:hAnsi="Meiryo UI" w:eastAsia="Meiryo UI"/>
           <w:b w:val="0"/>
           <w:i w:val="0"/>
           <w:sz w:val="21"/>
@@ -483,7 +502,7 @@
       </w:r>
       <w:r>
         <w:rPr>
-          <w:rFonts w:ascii="游ゴシック" w:hAnsi="游ゴシック" w:eastAsia="游ゴシック"/>
+          <w:rFonts w:ascii="Meiryo UI" w:hAnsi="Meiryo UI" w:eastAsia="Meiryo UI"/>
           <w:b/>
           <w:i w:val="0"/>
           <w:sz w:val="21"/>
@@ -492,7 +511,7 @@
       </w:r>
       <w:r>
         <w:rPr>
-          <w:rFonts w:ascii="游ゴシック" w:hAnsi="游ゴシック" w:eastAsia="游ゴシック"/>
+          <w:rFonts w:ascii="Meiryo UI" w:hAnsi="Meiryo UI" w:eastAsia="Meiryo UI"/>
           <w:b w:val="0"/>
           <w:i w:val="0"/>
           <w:sz w:val="21"/>
@@ -504,10 +523,11 @@
       <w:pPr>
         <w:pStyle w:val="ListNumber"/>
         <w:spacing w:after="60"/>
+        <w:ind w:left="340"/>
       </w:pPr>
       <w:r>
         <w:rPr>
-          <w:rFonts w:ascii="游ゴシック" w:hAnsi="游ゴシック" w:eastAsia="游ゴシック"/>
+          <w:rFonts w:ascii="Meiryo UI" w:hAnsi="Meiryo UI" w:eastAsia="Meiryo UI"/>
           <w:b w:val="0"/>
           <w:i w:val="0"/>
           <w:sz w:val="21"/>
@@ -516,7 +536,7 @@
       </w:r>
       <w:r>
         <w:rPr>
-          <w:rFonts w:ascii="游ゴシック" w:hAnsi="游ゴシック" w:eastAsia="游ゴシック"/>
+          <w:rFonts w:ascii="Meiryo UI" w:hAnsi="Meiryo UI" w:eastAsia="Meiryo UI"/>
           <w:b/>
           <w:i w:val="0"/>
           <w:sz w:val="21"/>
@@ -525,7 +545,7 @@
       </w:r>
       <w:r>
         <w:rPr>
-          <w:rFonts w:ascii="游ゴシック" w:hAnsi="游ゴシック" w:eastAsia="游ゴシック"/>
+          <w:rFonts w:ascii="Meiryo UI" w:hAnsi="Meiryo UI" w:eastAsia="Meiryo UI"/>
           <w:b w:val="0"/>
           <w:i w:val="0"/>
           <w:sz w:val="21"/>
@@ -540,7 +560,7 @@
       </w:pPr>
       <w:r>
         <w:rPr>
-          <w:rFonts w:ascii="游ゴシック" w:hAnsi="游ゴシック" w:eastAsia="游ゴシック"/>
+          <w:rFonts w:ascii="Meiryo UI" w:hAnsi="Meiryo UI" w:eastAsia="Meiryo UI"/>
           <w:b/>
           <w:i w:val="0"/>
           <w:sz w:val="20"/>
@@ -549,7 +569,7 @@
       </w:r>
       <w:r>
         <w:rPr>
-          <w:rFonts w:ascii="游ゴシック" w:hAnsi="游ゴシック" w:eastAsia="游ゴシック"/>
+          <w:rFonts w:ascii="Meiryo UI" w:hAnsi="Meiryo UI" w:eastAsia="Meiryo UI"/>
           <w:b w:val="0"/>
           <w:i w:val="0"/>
           <w:sz w:val="20"/>
@@ -568,7 +588,7 @@
       </w:pPr>
       <w:r>
         <w:rPr>
-          <w:rFonts w:ascii="游ゴシック" w:hAnsi="游ゴシック" w:eastAsia="游ゴシック"/>
+          <w:rFonts w:ascii="Meiryo UI" w:hAnsi="Meiryo UI" w:eastAsia="Meiryo UI"/>
           <w:b/>
           <w:i w:val="0"/>
           <w:color w:val="1F5C99"/>
@@ -583,7 +603,7 @@
       </w:pPr>
       <w:r>
         <w:rPr>
-          <w:rFonts w:ascii="游ゴシック" w:hAnsi="游ゴシック" w:eastAsia="游ゴシック"/>
+          <w:rFonts w:ascii="Meiryo UI" w:hAnsi="Meiryo UI" w:eastAsia="Meiryo UI"/>
           <w:b w:val="0"/>
           <w:i w:val="0"/>
           <w:sz w:val="21"/>
@@ -637,7 +657,7 @@
       </w:pPr>
       <w:r>
         <w:rPr>
-          <w:rFonts w:ascii="游ゴシック" w:hAnsi="游ゴシック" w:eastAsia="游ゴシック"/>
+          <w:rFonts w:ascii="Meiryo UI" w:hAnsi="Meiryo UI" w:eastAsia="Meiryo UI"/>
           <w:b w:val="0"/>
           <w:i/>
           <w:color w:val="606874"/>
@@ -654,7 +674,7 @@
       </w:pPr>
       <w:r>
         <w:rPr>
-          <w:rFonts w:ascii="游ゴシック" w:hAnsi="游ゴシック" w:eastAsia="游ゴシック"/>
+          <w:rFonts w:ascii="Meiryo UI" w:hAnsi="Meiryo UI" w:eastAsia="Meiryo UI"/>
           <w:b w:val="0"/>
           <w:i w:val="0"/>
           <w:sz w:val="21"/>
@@ -663,7 +683,7 @@
       </w:r>
       <w:r>
         <w:rPr>
-          <w:rFonts w:ascii="游ゴシック" w:hAnsi="游ゴシック" w:eastAsia="游ゴシック"/>
+          <w:rFonts w:ascii="Meiryo UI" w:hAnsi="Meiryo UI" w:eastAsia="Meiryo UI"/>
           <w:b/>
           <w:i w:val="0"/>
           <w:sz w:val="21"/>
@@ -672,7 +692,7 @@
       </w:r>
       <w:r>
         <w:rPr>
-          <w:rFonts w:ascii="游ゴシック" w:hAnsi="游ゴシック" w:eastAsia="游ゴシック"/>
+          <w:rFonts w:ascii="Meiryo UI" w:hAnsi="Meiryo UI" w:eastAsia="Meiryo UI"/>
           <w:b w:val="0"/>
           <w:i w:val="0"/>
           <w:sz w:val="21"/>
@@ -688,7 +708,7 @@
       </w:pPr>
       <w:r>
         <w:rPr>
-          <w:rFonts w:ascii="游ゴシック" w:hAnsi="游ゴシック" w:eastAsia="游ゴシック"/>
+          <w:rFonts w:ascii="Meiryo UI" w:hAnsi="Meiryo UI" w:eastAsia="Meiryo UI"/>
           <w:b w:val="0"/>
           <w:i w:val="0"/>
           <w:sz w:val="21"/>
@@ -697,7 +717,7 @@
       </w:r>
       <w:r>
         <w:rPr>
-          <w:rFonts w:ascii="游ゴシック" w:hAnsi="游ゴシック" w:eastAsia="游ゴシック"/>
+          <w:rFonts w:ascii="Meiryo UI" w:hAnsi="Meiryo UI" w:eastAsia="Meiryo UI"/>
           <w:b/>
           <w:i w:val="0"/>
           <w:sz w:val="21"/>
@@ -706,7 +726,7 @@
       </w:r>
       <w:r>
         <w:rPr>
-          <w:rFonts w:ascii="游ゴシック" w:hAnsi="游ゴシック" w:eastAsia="游ゴシック"/>
+          <w:rFonts w:ascii="Meiryo UI" w:hAnsi="Meiryo UI" w:eastAsia="Meiryo UI"/>
           <w:b w:val="0"/>
           <w:i w:val="0"/>
           <w:sz w:val="21"/>
@@ -715,7 +735,7 @@
       </w:r>
       <w:r>
         <w:rPr>
-          <w:rFonts w:ascii="游ゴシック" w:hAnsi="游ゴシック" w:eastAsia="游ゴシック"/>
+          <w:rFonts w:ascii="Meiryo UI" w:hAnsi="Meiryo UI" w:eastAsia="Meiryo UI"/>
           <w:b/>
           <w:i w:val="0"/>
           <w:sz w:val="21"/>
@@ -724,7 +744,7 @@
       </w:r>
       <w:r>
         <w:rPr>
-          <w:rFonts w:ascii="游ゴシック" w:hAnsi="游ゴシック" w:eastAsia="游ゴシック"/>
+          <w:rFonts w:ascii="Meiryo UI" w:hAnsi="Meiryo UI" w:eastAsia="Meiryo UI"/>
           <w:b w:val="0"/>
           <w:i w:val="0"/>
           <w:sz w:val="21"/>
@@ -740,7 +760,7 @@
       </w:pPr>
       <w:r>
         <w:rPr>
-          <w:rFonts w:ascii="游ゴシック" w:hAnsi="游ゴシック" w:eastAsia="游ゴシック"/>
+          <w:rFonts w:ascii="Meiryo UI" w:hAnsi="Meiryo UI" w:eastAsia="Meiryo UI"/>
           <w:b w:val="0"/>
           <w:i w:val="0"/>
           <w:sz w:val="21"/>
@@ -749,7 +769,7 @@
       </w:r>
       <w:r>
         <w:rPr>
-          <w:rFonts w:ascii="游ゴシック" w:hAnsi="游ゴシック" w:eastAsia="游ゴシック"/>
+          <w:rFonts w:ascii="Meiryo UI" w:hAnsi="Meiryo UI" w:eastAsia="Meiryo UI"/>
           <w:b/>
           <w:i w:val="0"/>
           <w:sz w:val="21"/>
@@ -758,7 +778,7 @@
       </w:r>
       <w:r>
         <w:rPr>
-          <w:rFonts w:ascii="游ゴシック" w:hAnsi="游ゴシック" w:eastAsia="游ゴシック"/>
+          <w:rFonts w:ascii="Meiryo UI" w:hAnsi="Meiryo UI" w:eastAsia="Meiryo UI"/>
           <w:b w:val="0"/>
           <w:i w:val="0"/>
           <w:sz w:val="21"/>
@@ -774,7 +794,7 @@
       </w:pPr>
       <w:r>
         <w:rPr>
-          <w:rFonts w:ascii="游ゴシック" w:hAnsi="游ゴシック" w:eastAsia="游ゴシック"/>
+          <w:rFonts w:ascii="Meiryo UI" w:hAnsi="Meiryo UI" w:eastAsia="Meiryo UI"/>
           <w:b w:val="0"/>
           <w:i w:val="0"/>
           <w:sz w:val="21"/>
@@ -783,7 +803,7 @@
       </w:r>
       <w:r>
         <w:rPr>
-          <w:rFonts w:ascii="游ゴシック" w:hAnsi="游ゴシック" w:eastAsia="游ゴシック"/>
+          <w:rFonts w:ascii="Meiryo UI" w:hAnsi="Meiryo UI" w:eastAsia="Meiryo UI"/>
           <w:b/>
           <w:i w:val="0"/>
           <w:sz w:val="21"/>
@@ -792,7 +812,7 @@
       </w:r>
       <w:r>
         <w:rPr>
-          <w:rFonts w:ascii="游ゴシック" w:hAnsi="游ゴシック" w:eastAsia="游ゴシック"/>
+          <w:rFonts w:ascii="Meiryo UI" w:hAnsi="Meiryo UI" w:eastAsia="Meiryo UI"/>
           <w:b w:val="0"/>
           <w:i w:val="0"/>
           <w:sz w:val="21"/>
@@ -801,7 +821,7 @@
       </w:r>
       <w:r>
         <w:rPr>
-          <w:rFonts w:ascii="游ゴシック" w:hAnsi="游ゴシック" w:eastAsia="游ゴシック"/>
+          <w:rFonts w:ascii="Meiryo UI" w:hAnsi="Meiryo UI" w:eastAsia="Meiryo UI"/>
           <w:b/>
           <w:i w:val="0"/>
           <w:sz w:val="21"/>
@@ -810,7 +830,7 @@
       </w:r>
       <w:r>
         <w:rPr>
-          <w:rFonts w:ascii="游ゴシック" w:hAnsi="游ゴシック" w:eastAsia="游ゴシック"/>
+          <w:rFonts w:ascii="Meiryo UI" w:hAnsi="Meiryo UI" w:eastAsia="Meiryo UI"/>
           <w:b w:val="0"/>
           <w:i w:val="0"/>
           <w:sz w:val="21"/>
@@ -824,7 +844,7 @@
       </w:pPr>
       <w:r>
         <w:rPr>
-          <w:rFonts w:ascii="游ゴシック" w:hAnsi="游ゴシック" w:eastAsia="游ゴシック"/>
+          <w:rFonts w:ascii="Meiryo UI" w:hAnsi="Meiryo UI" w:eastAsia="Meiryo UI"/>
           <w:b/>
           <w:i w:val="0"/>
           <w:color w:val="20242C"/>
@@ -839,7 +859,7 @@
       </w:pPr>
       <w:r>
         <w:rPr>
-          <w:rFonts w:ascii="游ゴシック" w:hAnsi="游ゴシック" w:eastAsia="游ゴシック"/>
+          <w:rFonts w:ascii="Meiryo UI" w:hAnsi="Meiryo UI" w:eastAsia="Meiryo UI"/>
           <w:b w:val="0"/>
           <w:i w:val="0"/>
           <w:sz w:val="21"/>
@@ -848,7 +868,7 @@
       </w:r>
       <w:r>
         <w:rPr>
-          <w:rFonts w:ascii="游ゴシック" w:hAnsi="游ゴシック" w:eastAsia="游ゴシック"/>
+          <w:rFonts w:ascii="Meiryo UI" w:hAnsi="Meiryo UI" w:eastAsia="Meiryo UI"/>
           <w:b/>
           <w:i w:val="0"/>
           <w:sz w:val="21"/>
@@ -857,7 +877,7 @@
       </w:r>
       <w:r>
         <w:rPr>
-          <w:rFonts w:ascii="游ゴシック" w:hAnsi="游ゴシック" w:eastAsia="游ゴシック"/>
+          <w:rFonts w:ascii="Meiryo UI" w:hAnsi="Meiryo UI" w:eastAsia="Meiryo UI"/>
           <w:b w:val="0"/>
           <w:i w:val="0"/>
           <w:sz w:val="21"/>
@@ -911,7 +931,7 @@
       </w:pPr>
       <w:r>
         <w:rPr>
-          <w:rFonts w:ascii="游ゴシック" w:hAnsi="游ゴシック" w:eastAsia="游ゴシック"/>
+          <w:rFonts w:ascii="Meiryo UI" w:hAnsi="Meiryo UI" w:eastAsia="Meiryo UI"/>
           <w:b w:val="0"/>
           <w:i/>
           <w:color w:val="606874"/>
@@ -924,10 +944,11 @@
       <w:pPr>
         <w:pStyle w:val="ListNumber"/>
         <w:spacing w:after="60"/>
+        <w:ind w:left="340"/>
       </w:pPr>
       <w:r>
         <w:rPr>
-          <w:rFonts w:ascii="游ゴシック" w:hAnsi="游ゴシック" w:eastAsia="游ゴシック"/>
+          <w:rFonts w:ascii="Meiryo UI" w:hAnsi="Meiryo UI" w:eastAsia="Meiryo UI"/>
           <w:b/>
           <w:i w:val="0"/>
           <w:sz w:val="21"/>
@@ -936,7 +957,7 @@
       </w:r>
       <w:r>
         <w:rPr>
-          <w:rFonts w:ascii="游ゴシック" w:hAnsi="游ゴシック" w:eastAsia="游ゴシック"/>
+          <w:rFonts w:ascii="Meiryo UI" w:hAnsi="Meiryo UI" w:eastAsia="Meiryo UI"/>
           <w:b w:val="0"/>
           <w:i w:val="0"/>
           <w:sz w:val="21"/>
@@ -948,10 +969,11 @@
       <w:pPr>
         <w:pStyle w:val="ListNumber"/>
         <w:spacing w:after="60"/>
+        <w:ind w:left="340"/>
       </w:pPr>
       <w:r>
         <w:rPr>
-          <w:rFonts w:ascii="游ゴシック" w:hAnsi="游ゴシック" w:eastAsia="游ゴシック"/>
+          <w:rFonts w:ascii="Meiryo UI" w:hAnsi="Meiryo UI" w:eastAsia="Meiryo UI"/>
           <w:b/>
           <w:i w:val="0"/>
           <w:sz w:val="21"/>
@@ -960,7 +982,7 @@
       </w:r>
       <w:r>
         <w:rPr>
-          <w:rFonts w:ascii="游ゴシック" w:hAnsi="游ゴシック" w:eastAsia="游ゴシック"/>
+          <w:rFonts w:ascii="Meiryo UI" w:hAnsi="Meiryo UI" w:eastAsia="Meiryo UI"/>
           <w:b w:val="0"/>
           <w:i w:val="0"/>
           <w:sz w:val="21"/>
@@ -969,7 +991,7 @@
       </w:r>
       <w:r>
         <w:rPr>
-          <w:rFonts w:ascii="游ゴシック" w:hAnsi="游ゴシック" w:eastAsia="游ゴシック"/>
+          <w:rFonts w:ascii="Meiryo UI" w:hAnsi="Meiryo UI" w:eastAsia="Meiryo UI"/>
           <w:b/>
           <w:i w:val="0"/>
           <w:sz w:val="21"/>
@@ -978,7 +1000,7 @@
       </w:r>
       <w:r>
         <w:rPr>
-          <w:rFonts w:ascii="游ゴシック" w:hAnsi="游ゴシック" w:eastAsia="游ゴシック"/>
+          <w:rFonts w:ascii="Meiryo UI" w:hAnsi="Meiryo UI" w:eastAsia="Meiryo UI"/>
           <w:b w:val="0"/>
           <w:i w:val="0"/>
           <w:sz w:val="21"/>
@@ -990,10 +1012,11 @@
       <w:pPr>
         <w:pStyle w:val="ListNumber"/>
         <w:spacing w:after="60"/>
+        <w:ind w:left="340"/>
       </w:pPr>
       <w:r>
         <w:rPr>
-          <w:rFonts w:ascii="游ゴシック" w:hAnsi="游ゴシック" w:eastAsia="游ゴシック"/>
+          <w:rFonts w:ascii="Meiryo UI" w:hAnsi="Meiryo UI" w:eastAsia="Meiryo UI"/>
           <w:b/>
           <w:i w:val="0"/>
           <w:sz w:val="21"/>
@@ -1002,7 +1025,7 @@
       </w:r>
       <w:r>
         <w:rPr>
-          <w:rFonts w:ascii="游ゴシック" w:hAnsi="游ゴシック" w:eastAsia="游ゴシック"/>
+          <w:rFonts w:ascii="Meiryo UI" w:hAnsi="Meiryo UI" w:eastAsia="Meiryo UI"/>
           <w:b w:val="0"/>
           <w:i w:val="0"/>
           <w:sz w:val="21"/>
@@ -1014,10 +1037,11 @@
       <w:pPr>
         <w:pStyle w:val="ListNumber"/>
         <w:spacing w:after="60"/>
+        <w:ind w:left="340"/>
       </w:pPr>
       <w:r>
         <w:rPr>
-          <w:rFonts w:ascii="游ゴシック" w:hAnsi="游ゴシック" w:eastAsia="游ゴシック"/>
+          <w:rFonts w:ascii="Meiryo UI" w:hAnsi="Meiryo UI" w:eastAsia="Meiryo UI"/>
           <w:b w:val="0"/>
           <w:i w:val="0"/>
           <w:sz w:val="21"/>
@@ -1026,7 +1050,7 @@
       </w:r>
       <w:r>
         <w:rPr>
-          <w:rFonts w:ascii="游ゴシック" w:hAnsi="游ゴシック" w:eastAsia="游ゴシック"/>
+          <w:rFonts w:ascii="Meiryo UI" w:hAnsi="Meiryo UI" w:eastAsia="Meiryo UI"/>
           <w:b/>
           <w:i w:val="0"/>
           <w:sz w:val="21"/>
@@ -1035,7 +1059,7 @@
       </w:r>
       <w:r>
         <w:rPr>
-          <w:rFonts w:ascii="游ゴシック" w:hAnsi="游ゴシック" w:eastAsia="游ゴシック"/>
+          <w:rFonts w:ascii="Meiryo UI" w:hAnsi="Meiryo UI" w:eastAsia="Meiryo UI"/>
           <w:b w:val="0"/>
           <w:i w:val="0"/>
           <w:sz w:val="21"/>
@@ -1050,7 +1074,7 @@
       </w:pPr>
       <w:r>
         <w:rPr>
-          <w:rFonts w:ascii="游ゴシック" w:hAnsi="游ゴシック" w:eastAsia="游ゴシック"/>
+          <w:rFonts w:ascii="Meiryo UI" w:hAnsi="Meiryo UI" w:eastAsia="Meiryo UI"/>
           <w:b/>
           <w:i w:val="0"/>
           <w:sz w:val="20"/>
@@ -1059,7 +1083,7 @@
       </w:r>
       <w:r>
         <w:rPr>
-          <w:rFonts w:ascii="游ゴシック" w:hAnsi="游ゴシック" w:eastAsia="游ゴシック"/>
+          <w:rFonts w:ascii="Meiryo UI" w:hAnsi="Meiryo UI" w:eastAsia="Meiryo UI"/>
           <w:b w:val="0"/>
           <w:i w:val="0"/>
           <w:sz w:val="20"/>
@@ -1073,7 +1097,7 @@
       </w:pPr>
       <w:r>
         <w:rPr>
-          <w:rFonts w:ascii="游ゴシック" w:hAnsi="游ゴシック" w:eastAsia="游ゴシック"/>
+          <w:rFonts w:ascii="Meiryo UI" w:hAnsi="Meiryo UI" w:eastAsia="Meiryo UI"/>
           <w:b/>
           <w:i w:val="0"/>
           <w:color w:val="20242C"/>
@@ -1088,7 +1112,7 @@
       </w:pPr>
       <w:r>
         <w:rPr>
-          <w:rFonts w:ascii="游ゴシック" w:hAnsi="游ゴシック" w:eastAsia="游ゴシック"/>
+          <w:rFonts w:ascii="Meiryo UI" w:hAnsi="Meiryo UI" w:eastAsia="Meiryo UI"/>
           <w:b w:val="0"/>
           <w:i w:val="0"/>
           <w:sz w:val="21"/>
@@ -1097,7 +1121,7 @@
       </w:r>
       <w:r>
         <w:rPr>
-          <w:rFonts w:ascii="游ゴシック" w:hAnsi="游ゴシック" w:eastAsia="游ゴシック"/>
+          <w:rFonts w:ascii="Meiryo UI" w:hAnsi="Meiryo UI" w:eastAsia="Meiryo UI"/>
           <w:b/>
           <w:i w:val="0"/>
           <w:sz w:val="21"/>
@@ -1106,7 +1130,7 @@
       </w:r>
       <w:r>
         <w:rPr>
-          <w:rFonts w:ascii="游ゴシック" w:hAnsi="游ゴシック" w:eastAsia="游ゴシック"/>
+          <w:rFonts w:ascii="Meiryo UI" w:hAnsi="Meiryo UI" w:eastAsia="Meiryo UI"/>
           <w:b w:val="0"/>
           <w:i w:val="0"/>
           <w:sz w:val="21"/>
@@ -1115,7 +1139,7 @@
       </w:r>
       <w:r>
         <w:rPr>
-          <w:rFonts w:ascii="游ゴシック" w:hAnsi="游ゴシック" w:eastAsia="游ゴシック"/>
+          <w:rFonts w:ascii="Meiryo UI" w:hAnsi="Meiryo UI" w:eastAsia="Meiryo UI"/>
           <w:b/>
           <w:i w:val="0"/>
           <w:sz w:val="21"/>
@@ -1124,7 +1148,7 @@
       </w:r>
       <w:r>
         <w:rPr>
-          <w:rFonts w:ascii="游ゴシック" w:hAnsi="游ゴシック" w:eastAsia="游ゴシック"/>
+          <w:rFonts w:ascii="Meiryo UI" w:hAnsi="Meiryo UI" w:eastAsia="Meiryo UI"/>
           <w:b w:val="0"/>
           <w:i w:val="0"/>
           <w:sz w:val="21"/>
@@ -1143,13 +1167,13 @@
       </w:pPr>
       <w:r>
         <w:rPr>
-          <w:rFonts w:ascii="游ゴシック" w:hAnsi="游ゴシック" w:eastAsia="游ゴシック"/>
+          <w:rFonts w:ascii="Meiryo UI" w:hAnsi="Meiryo UI" w:eastAsia="Meiryo UI"/>
           <w:b/>
           <w:i w:val="0"/>
           <w:color w:val="1F5C99"/>
           <w:sz w:val="30"/>
         </w:rPr>
-        <w:t>5. ステップ 3：削除・枠線の編集</w:t>
+        <w:t>5. ステップ 3：削除・範囲削除・枠線の編集</w:t>
       </w:r>
     </w:p>
     <w:p>
@@ -1158,12 +1182,12 @@
       </w:pPr>
       <w:r>
         <w:rPr>
-          <w:rFonts w:ascii="游ゴシック" w:hAnsi="游ゴシック" w:eastAsia="游ゴシック"/>
+          <w:rFonts w:ascii="Meiryo UI" w:hAnsi="Meiryo UI" w:eastAsia="Meiryo UI"/>
           <w:b w:val="0"/>
           <w:i w:val="0"/>
           <w:sz w:val="21"/>
         </w:rPr>
-        <w:t>いらない部分を消したり、残す範囲を決めたり、枠線を足したりできます。</w:t>
+        <w:t>いらない部分を消したり、範囲を指定してまとめて消したり、枠線を足したりできます。</w:t>
       </w:r>
     </w:p>
     <w:p>
@@ -1212,13 +1236,13 @@
       </w:pPr>
       <w:r>
         <w:rPr>
-          <w:rFonts w:ascii="游ゴシック" w:hAnsi="游ゴシック" w:eastAsia="游ゴシック"/>
+          <w:rFonts w:ascii="Meiryo UI" w:hAnsi="Meiryo UI" w:eastAsia="Meiryo UI"/>
           <w:b w:val="0"/>
           <w:i/>
           <w:color w:val="606874"/>
           <w:sz w:val="18"/>
         </w:rPr>
-        <w:t>ステップ 3：削除・クロップ・枠線の編集画面</w:t>
+        <w:t>ステップ 3：削除・範囲削除・枠線の編集画面</w:t>
       </w:r>
     </w:p>
     <w:p>
@@ -1229,7 +1253,7 @@
       </w:pPr>
       <w:r>
         <w:rPr>
-          <w:rFonts w:ascii="游ゴシック" w:hAnsi="游ゴシック" w:eastAsia="游ゴシック"/>
+          <w:rFonts w:ascii="Meiryo UI" w:hAnsi="Meiryo UI" w:eastAsia="Meiryo UI"/>
           <w:b/>
           <w:i w:val="0"/>
           <w:sz w:val="21"/>
@@ -1238,7 +1262,7 @@
       </w:r>
       <w:r>
         <w:rPr>
-          <w:rFonts w:ascii="游ゴシック" w:hAnsi="游ゴシック" w:eastAsia="游ゴシック"/>
+          <w:rFonts w:ascii="Meiryo UI" w:hAnsi="Meiryo UI" w:eastAsia="Meiryo UI"/>
           <w:b w:val="0"/>
           <w:i w:val="0"/>
           <w:sz w:val="21"/>
@@ -1247,7 +1271,7 @@
       </w:r>
       <w:r>
         <w:rPr>
-          <w:rFonts w:ascii="游ゴシック" w:hAnsi="游ゴシック" w:eastAsia="游ゴシック"/>
+          <w:rFonts w:ascii="Meiryo UI" w:hAnsi="Meiryo UI" w:eastAsia="Meiryo UI"/>
           <w:b/>
           <w:i w:val="0"/>
           <w:sz w:val="21"/>
@@ -1256,7 +1280,7 @@
       </w:r>
       <w:r>
         <w:rPr>
-          <w:rFonts w:ascii="游ゴシック" w:hAnsi="游ゴシック" w:eastAsia="游ゴシック"/>
+          <w:rFonts w:ascii="Meiryo UI" w:hAnsi="Meiryo UI" w:eastAsia="Meiryo UI"/>
           <w:b w:val="0"/>
           <w:i w:val="0"/>
           <w:sz w:val="21"/>
@@ -1272,16 +1296,16 @@
       </w:pPr>
       <w:r>
         <w:rPr>
-          <w:rFonts w:ascii="游ゴシック" w:hAnsi="游ゴシック" w:eastAsia="游ゴシック"/>
+          <w:rFonts w:ascii="Meiryo UI" w:hAnsi="Meiryo UI" w:eastAsia="Meiryo UI"/>
           <w:b/>
           <w:i w:val="0"/>
           <w:sz w:val="21"/>
         </w:rPr>
-        <w:t>✂ クロップ</w:t>
+        <w:t>✂ 範囲削除</w:t>
       </w:r>
       <w:r>
         <w:rPr>
-          <w:rFonts w:ascii="游ゴシック" w:hAnsi="游ゴシック" w:eastAsia="游ゴシック"/>
+          <w:rFonts w:ascii="Meiryo UI" w:hAnsi="Meiryo UI" w:eastAsia="Meiryo UI"/>
           <w:b w:val="0"/>
           <w:i w:val="0"/>
           <w:sz w:val="21"/>
@@ -1290,21 +1314,21 @@
       </w:r>
       <w:r>
         <w:rPr>
-          <w:rFonts w:ascii="游ゴシック" w:hAnsi="游ゴシック" w:eastAsia="游ゴシック"/>
+          <w:rFonts w:ascii="Meiryo UI" w:hAnsi="Meiryo UI" w:eastAsia="Meiryo UI"/>
           <w:b/>
           <w:i w:val="0"/>
           <w:sz w:val="21"/>
         </w:rPr>
-        <w:t>内側だけを残します</w:t>
+        <w:t>領域内にある要素をまとめて消します</w:t>
       </w:r>
       <w:r>
         <w:rPr>
-          <w:rFonts w:ascii="游ゴシック" w:hAnsi="游ゴシック" w:eastAsia="游ゴシック"/>
+          <w:rFonts w:ascii="Meiryo UI" w:hAnsi="Meiryo UI" w:eastAsia="Meiryo UI"/>
           <w:b w:val="0"/>
           <w:i w:val="0"/>
           <w:sz w:val="21"/>
         </w:rPr>
-        <w:t>（外側は書き出し時に消えます）。</w:t>
+        <w:t>。</w:t>
       </w:r>
     </w:p>
     <w:p>
@@ -1315,7 +1339,7 @@
       </w:pPr>
       <w:r>
         <w:rPr>
-          <w:rFonts w:ascii="游ゴシック" w:hAnsi="游ゴシック" w:eastAsia="游ゴシック"/>
+          <w:rFonts w:ascii="Meiryo UI" w:hAnsi="Meiryo UI" w:eastAsia="Meiryo UI"/>
           <w:b/>
           <w:i w:val="0"/>
           <w:sz w:val="21"/>
@@ -1324,7 +1348,7 @@
       </w:r>
       <w:r>
         <w:rPr>
-          <w:rFonts w:ascii="游ゴシック" w:hAnsi="游ゴシック" w:eastAsia="游ゴシック"/>
+          <w:rFonts w:ascii="Meiryo UI" w:hAnsi="Meiryo UI" w:eastAsia="Meiryo UI"/>
           <w:b w:val="0"/>
           <w:i w:val="0"/>
           <w:sz w:val="21"/>
@@ -1333,7 +1357,7 @@
       </w:r>
       <w:r>
         <w:rPr>
-          <w:rFonts w:ascii="游ゴシック" w:hAnsi="游ゴシック" w:eastAsia="游ゴシック"/>
+          <w:rFonts w:ascii="Meiryo UI" w:hAnsi="Meiryo UI" w:eastAsia="Meiryo UI"/>
           <w:b/>
           <w:i w:val="0"/>
           <w:sz w:val="21"/>
@@ -1342,7 +1366,7 @@
       </w:r>
       <w:r>
         <w:rPr>
-          <w:rFonts w:ascii="游ゴシック" w:hAnsi="游ゴシック" w:eastAsia="游ゴシック"/>
+          <w:rFonts w:ascii="Meiryo UI" w:hAnsi="Meiryo UI" w:eastAsia="Meiryo UI"/>
           <w:b w:val="0"/>
           <w:i w:val="0"/>
           <w:sz w:val="21"/>
@@ -1358,7 +1382,7 @@
       </w:pPr>
       <w:r>
         <w:rPr>
-          <w:rFonts w:ascii="游ゴシック" w:hAnsi="游ゴシック" w:eastAsia="游ゴシック"/>
+          <w:rFonts w:ascii="Meiryo UI" w:hAnsi="Meiryo UI" w:eastAsia="Meiryo UI"/>
           <w:b w:val="0"/>
           <w:i w:val="0"/>
           <w:sz w:val="21"/>
@@ -1367,7 +1391,7 @@
       </w:r>
       <w:r>
         <w:rPr>
-          <w:rFonts w:ascii="游ゴシック" w:hAnsi="游ゴシック" w:eastAsia="游ゴシック"/>
+          <w:rFonts w:ascii="Meiryo UI" w:hAnsi="Meiryo UI" w:eastAsia="Meiryo UI"/>
           <w:b/>
           <w:i w:val="0"/>
           <w:sz w:val="21"/>
@@ -1376,7 +1400,7 @@
       </w:r>
       <w:r>
         <w:rPr>
-          <w:rFonts w:ascii="游ゴシック" w:hAnsi="游ゴシック" w:eastAsia="游ゴシック"/>
+          <w:rFonts w:ascii="Meiryo UI" w:hAnsi="Meiryo UI" w:eastAsia="Meiryo UI"/>
           <w:b w:val="0"/>
           <w:i w:val="0"/>
           <w:sz w:val="21"/>
@@ -1385,7 +1409,7 @@
       </w:r>
       <w:r>
         <w:rPr>
-          <w:rFonts w:ascii="游ゴシック" w:hAnsi="游ゴシック" w:eastAsia="游ゴシック"/>
+          <w:rFonts w:ascii="Meiryo UI" w:hAnsi="Meiryo UI" w:eastAsia="Meiryo UI"/>
           <w:b/>
           <w:i w:val="0"/>
           <w:sz w:val="21"/>
@@ -1394,7 +1418,7 @@
       </w:r>
       <w:r>
         <w:rPr>
-          <w:rFonts w:ascii="游ゴシック" w:hAnsi="游ゴシック" w:eastAsia="游ゴシック"/>
+          <w:rFonts w:ascii="Meiryo UI" w:hAnsi="Meiryo UI" w:eastAsia="Meiryo UI"/>
           <w:b w:val="0"/>
           <w:i w:val="0"/>
           <w:sz w:val="21"/>
@@ -1410,7 +1434,7 @@
       </w:pPr>
       <w:r>
         <w:rPr>
-          <w:rFonts w:ascii="游ゴシック" w:hAnsi="游ゴシック" w:eastAsia="游ゴシック"/>
+          <w:rFonts w:ascii="Meiryo UI" w:hAnsi="Meiryo UI" w:eastAsia="Meiryo UI"/>
           <w:b w:val="0"/>
           <w:i w:val="0"/>
           <w:sz w:val="21"/>
@@ -1419,7 +1443,7 @@
       </w:r>
       <w:r>
         <w:rPr>
-          <w:rFonts w:ascii="游ゴシック" w:hAnsi="游ゴシック" w:eastAsia="游ゴシック"/>
+          <w:rFonts w:ascii="Meiryo UI" w:hAnsi="Meiryo UI" w:eastAsia="Meiryo UI"/>
           <w:b/>
           <w:i w:val="0"/>
           <w:sz w:val="21"/>
@@ -1428,7 +1452,7 @@
       </w:r>
       <w:r>
         <w:rPr>
-          <w:rFonts w:ascii="游ゴシック" w:hAnsi="游ゴシック" w:eastAsia="游ゴシック"/>
+          <w:rFonts w:ascii="Meiryo UI" w:hAnsi="Meiryo UI" w:eastAsia="Meiryo UI"/>
           <w:b w:val="0"/>
           <w:i w:val="0"/>
           <w:sz w:val="21"/>
@@ -1437,7 +1461,7 @@
       </w:r>
       <w:r>
         <w:rPr>
-          <w:rFonts w:ascii="游ゴシック" w:hAnsi="游ゴシック" w:eastAsia="游ゴシック"/>
+          <w:rFonts w:ascii="Meiryo UI" w:hAnsi="Meiryo UI" w:eastAsia="Meiryo UI"/>
           <w:b/>
           <w:i w:val="0"/>
           <w:sz w:val="21"/>
@@ -1446,7 +1470,7 @@
       </w:r>
       <w:r>
         <w:rPr>
-          <w:rFonts w:ascii="游ゴシック" w:hAnsi="游ゴシック" w:eastAsia="游ゴシック"/>
+          <w:rFonts w:ascii="Meiryo UI" w:hAnsi="Meiryo UI" w:eastAsia="Meiryo UI"/>
           <w:b w:val="0"/>
           <w:i w:val="0"/>
           <w:sz w:val="21"/>
@@ -1455,7 +1479,7 @@
       </w:r>
       <w:r>
         <w:rPr>
-          <w:rFonts w:ascii="游ゴシック" w:hAnsi="游ゴシック" w:eastAsia="游ゴシック"/>
+          <w:rFonts w:ascii="Meiryo UI" w:hAnsi="Meiryo UI" w:eastAsia="Meiryo UI"/>
           <w:b/>
           <w:i w:val="0"/>
           <w:sz w:val="21"/>
@@ -1464,7 +1488,7 @@
       </w:r>
       <w:r>
         <w:rPr>
-          <w:rFonts w:ascii="游ゴシック" w:hAnsi="游ゴシック" w:eastAsia="游ゴシック"/>
+          <w:rFonts w:ascii="Meiryo UI" w:hAnsi="Meiryo UI" w:eastAsia="Meiryo UI"/>
           <w:b w:val="0"/>
           <w:i w:val="0"/>
           <w:sz w:val="21"/>
@@ -1483,7 +1507,7 @@
       </w:pPr>
       <w:r>
         <w:rPr>
-          <w:rFonts w:ascii="游ゴシック" w:hAnsi="游ゴシック" w:eastAsia="游ゴシック"/>
+          <w:rFonts w:ascii="Meiryo UI" w:hAnsi="Meiryo UI" w:eastAsia="Meiryo UI"/>
           <w:b/>
           <w:i w:val="0"/>
           <w:color w:val="1F5C99"/>
@@ -1498,7 +1522,7 @@
       </w:pPr>
       <w:r>
         <w:rPr>
-          <w:rFonts w:ascii="游ゴシック" w:hAnsi="游ゴシック" w:eastAsia="游ゴシック"/>
+          <w:rFonts w:ascii="Meiryo UI" w:hAnsi="Meiryo UI" w:eastAsia="Meiryo UI"/>
           <w:b w:val="0"/>
           <w:i w:val="0"/>
           <w:sz w:val="21"/>
@@ -1552,7 +1576,7 @@
       </w:pPr>
       <w:r>
         <w:rPr>
-          <w:rFonts w:ascii="游ゴシック" w:hAnsi="游ゴシック" w:eastAsia="游ゴシック"/>
+          <w:rFonts w:ascii="Meiryo UI" w:hAnsi="Meiryo UI" w:eastAsia="Meiryo UI"/>
           <w:b w:val="0"/>
           <w:i/>
           <w:color w:val="606874"/>
@@ -1565,10 +1589,11 @@
       <w:pPr>
         <w:pStyle w:val="ListNumber"/>
         <w:spacing w:after="60"/>
+        <w:ind w:left="340"/>
       </w:pPr>
       <w:r>
         <w:rPr>
-          <w:rFonts w:ascii="游ゴシック" w:hAnsi="游ゴシック" w:eastAsia="游ゴシック"/>
+          <w:rFonts w:ascii="Meiryo UI" w:hAnsi="Meiryo UI" w:eastAsia="Meiryo UI"/>
           <w:b/>
           <w:i w:val="0"/>
           <w:sz w:val="21"/>
@@ -1577,7 +1602,7 @@
       </w:r>
       <w:r>
         <w:rPr>
-          <w:rFonts w:ascii="游ゴシック" w:hAnsi="游ゴシック" w:eastAsia="游ゴシック"/>
+          <w:rFonts w:ascii="Meiryo UI" w:hAnsi="Meiryo UI" w:eastAsia="Meiryo UI"/>
           <w:b w:val="0"/>
           <w:i w:val="0"/>
           <w:sz w:val="21"/>
@@ -1586,7 +1611,7 @@
       </w:r>
       <w:r>
         <w:rPr>
-          <w:rFonts w:ascii="游ゴシック" w:hAnsi="游ゴシック" w:eastAsia="游ゴシック"/>
+          <w:rFonts w:ascii="Meiryo UI" w:hAnsi="Meiryo UI" w:eastAsia="Meiryo UI"/>
           <w:b/>
           <w:i w:val="0"/>
           <w:sz w:val="21"/>
@@ -1595,7 +1620,7 @@
       </w:r>
       <w:r>
         <w:rPr>
-          <w:rFonts w:ascii="游ゴシック" w:hAnsi="游ゴシック" w:eastAsia="游ゴシック"/>
+          <w:rFonts w:ascii="Meiryo UI" w:hAnsi="Meiryo UI" w:eastAsia="Meiryo UI"/>
           <w:b w:val="0"/>
           <w:i w:val="0"/>
           <w:sz w:val="21"/>
@@ -1611,7 +1636,7 @@
       </w:pPr>
       <w:r>
         <w:rPr>
-          <w:rFonts w:ascii="游ゴシック" w:hAnsi="游ゴシック" w:eastAsia="游ゴシック"/>
+          <w:rFonts w:ascii="Meiryo UI" w:hAnsi="Meiryo UI" w:eastAsia="Meiryo UI"/>
           <w:b w:val="0"/>
           <w:i w:val="0"/>
           <w:sz w:val="21"/>
@@ -1627,7 +1652,7 @@
       </w:pPr>
       <w:r>
         <w:rPr>
-          <w:rFonts w:ascii="游ゴシック" w:hAnsi="游ゴシック" w:eastAsia="游ゴシック"/>
+          <w:rFonts w:ascii="Meiryo UI" w:hAnsi="Meiryo UI" w:eastAsia="Meiryo UI"/>
           <w:b w:val="0"/>
           <w:i w:val="0"/>
           <w:sz w:val="21"/>
@@ -1643,7 +1668,7 @@
       </w:pPr>
       <w:r>
         <w:rPr>
-          <w:rFonts w:ascii="游ゴシック" w:hAnsi="游ゴシック" w:eastAsia="游ゴシック"/>
+          <w:rFonts w:ascii="Meiryo UI" w:hAnsi="Meiryo UI" w:eastAsia="Meiryo UI"/>
           <w:b w:val="0"/>
           <w:i w:val="0"/>
           <w:sz w:val="21"/>
@@ -1655,10 +1680,11 @@
       <w:pPr>
         <w:pStyle w:val="ListNumber"/>
         <w:spacing w:after="60"/>
+        <w:ind w:left="340"/>
       </w:pPr>
       <w:r>
         <w:rPr>
-          <w:rFonts w:ascii="游ゴシック" w:hAnsi="游ゴシック" w:eastAsia="游ゴシック"/>
+          <w:rFonts w:ascii="Meiryo UI" w:hAnsi="Meiryo UI" w:eastAsia="Meiryo UI"/>
           <w:b w:val="0"/>
           <w:i w:val="0"/>
           <w:sz w:val="21"/>
@@ -1667,7 +1693,7 @@
       </w:r>
       <w:r>
         <w:rPr>
-          <w:rFonts w:ascii="游ゴシック" w:hAnsi="游ゴシック" w:eastAsia="游ゴシック"/>
+          <w:rFonts w:ascii="Meiryo UI" w:hAnsi="Meiryo UI" w:eastAsia="Meiryo UI"/>
           <w:b/>
           <w:i w:val="0"/>
           <w:sz w:val="21"/>
@@ -1676,7 +1702,7 @@
       </w:r>
       <w:r>
         <w:rPr>
-          <w:rFonts w:ascii="游ゴシック" w:hAnsi="游ゴシック" w:eastAsia="游ゴシック"/>
+          <w:rFonts w:ascii="Meiryo UI" w:hAnsi="Meiryo UI" w:eastAsia="Meiryo UI"/>
           <w:b w:val="0"/>
           <w:i w:val="0"/>
           <w:sz w:val="21"/>
@@ -1688,10 +1714,11 @@
       <w:pPr>
         <w:pStyle w:val="ListNumber"/>
         <w:spacing w:after="60"/>
+        <w:ind w:left="340"/>
       </w:pPr>
       <w:r>
         <w:rPr>
-          <w:rFonts w:ascii="游ゴシック" w:hAnsi="游ゴシック" w:eastAsia="游ゴシック"/>
+          <w:rFonts w:ascii="Meiryo UI" w:hAnsi="Meiryo UI" w:eastAsia="Meiryo UI"/>
           <w:b/>
           <w:i w:val="0"/>
           <w:sz w:val="21"/>
@@ -1700,7 +1727,7 @@
       </w:r>
       <w:r>
         <w:rPr>
-          <w:rFonts w:ascii="游ゴシック" w:hAnsi="游ゴシック" w:eastAsia="游ゴシック"/>
+          <w:rFonts w:ascii="Meiryo UI" w:hAnsi="Meiryo UI" w:eastAsia="Meiryo UI"/>
           <w:b w:val="0"/>
           <w:i w:val="0"/>
           <w:sz w:val="21"/>
@@ -1712,10 +1739,11 @@
       <w:pPr>
         <w:pStyle w:val="ListNumber"/>
         <w:spacing w:after="60"/>
+        <w:ind w:left="340"/>
       </w:pPr>
       <w:r>
         <w:rPr>
-          <w:rFonts w:ascii="游ゴシック" w:hAnsi="游ゴシック" w:eastAsia="游ゴシック"/>
+          <w:rFonts w:ascii="Meiryo UI" w:hAnsi="Meiryo UI" w:eastAsia="Meiryo UI"/>
           <w:b w:val="0"/>
           <w:i w:val="0"/>
           <w:sz w:val="21"/>
@@ -1730,7 +1758,7 @@
       </w:pPr>
       <w:r>
         <w:rPr>
-          <w:rFonts w:ascii="游ゴシック" w:hAnsi="游ゴシック" w:eastAsia="游ゴシック"/>
+          <w:rFonts w:ascii="Meiryo UI" w:hAnsi="Meiryo UI" w:eastAsia="Meiryo UI"/>
           <w:b/>
           <w:i w:val="0"/>
           <w:sz w:val="20"/>
@@ -1739,7 +1767,7 @@
       </w:r>
       <w:r>
         <w:rPr>
-          <w:rFonts w:ascii="游ゴシック" w:hAnsi="游ゴシック" w:eastAsia="游ゴシック"/>
+          <w:rFonts w:ascii="Meiryo UI" w:hAnsi="Meiryo UI" w:eastAsia="Meiryo UI"/>
           <w:b w:val="0"/>
           <w:i w:val="0"/>
           <w:sz w:val="20"/>
@@ -1758,7 +1786,7 @@
       </w:pPr>
       <w:r>
         <w:rPr>
-          <w:rFonts w:ascii="游ゴシック" w:hAnsi="游ゴシック" w:eastAsia="游ゴシック"/>
+          <w:rFonts w:ascii="Meiryo UI" w:hAnsi="Meiryo UI" w:eastAsia="Meiryo UI"/>
           <w:b/>
           <w:i w:val="0"/>
           <w:color w:val="1F5C99"/>
@@ -1781,13 +1809,13 @@
       <w:tr>
         <w:tc>
           <w:tcPr>
-            <w:tcW w:type="dxa" w:w="2608"/>
+            <w:tcW w:type="dxa" w:w="4873"/>
           </w:tcPr>
           <w:p>
             <w:r/>
             <w:r>
               <w:rPr>
-                <w:rFonts w:ascii="游ゴシック" w:hAnsi="游ゴシック" w:eastAsia="游ゴシック"/>
+                <w:rFonts w:ascii="Meiryo UI" w:hAnsi="Meiryo UI" w:eastAsia="Meiryo UI"/>
                 <w:b/>
                 <w:i w:val="0"/>
                 <w:sz w:val="19"/>
@@ -1798,13 +1826,13 @@
         </w:tc>
         <w:tc>
           <w:tcPr>
-            <w:tcW w:type="dxa" w:w="6463"/>
+            <w:tcW w:type="dxa" w:w="4873"/>
           </w:tcPr>
           <w:p>
             <w:r/>
             <w:r>
               <w:rPr>
-                <w:rFonts w:ascii="游ゴシック" w:hAnsi="游ゴシック" w:eastAsia="游ゴシック"/>
+                <w:rFonts w:ascii="Meiryo UI" w:hAnsi="Meiryo UI" w:eastAsia="Meiryo UI"/>
                 <w:b/>
                 <w:i w:val="0"/>
                 <w:sz w:val="19"/>
@@ -1817,13 +1845,13 @@
       <w:tr>
         <w:tc>
           <w:tcPr>
-            <w:tcW w:type="dxa" w:w="2608"/>
+            <w:tcW w:type="dxa" w:w="4873"/>
           </w:tcPr>
           <w:p>
             <w:r/>
             <w:r>
               <w:rPr>
-                <w:rFonts w:ascii="游ゴシック" w:hAnsi="游ゴシック" w:eastAsia="游ゴシック"/>
+                <w:rFonts w:ascii="Meiryo UI" w:hAnsi="Meiryo UI" w:eastAsia="Meiryo UI"/>
                 <w:b w:val="0"/>
                 <w:i w:val="0"/>
                 <w:sz w:val="19"/>
@@ -1834,13 +1862,13 @@
         </w:tc>
         <w:tc>
           <w:tcPr>
-            <w:tcW w:type="dxa" w:w="6463"/>
+            <w:tcW w:type="dxa" w:w="4873"/>
           </w:tcPr>
           <w:p>
             <w:r/>
             <w:r>
               <w:rPr>
-                <w:rFonts w:ascii="游ゴシック" w:hAnsi="游ゴシック" w:eastAsia="游ゴシック"/>
+                <w:rFonts w:ascii="Meiryo UI" w:hAnsi="Meiryo UI" w:eastAsia="Meiryo UI"/>
                 <w:b w:val="0"/>
                 <w:i w:val="0"/>
                 <w:sz w:val="19"/>
@@ -1853,13 +1881,13 @@
       <w:tr>
         <w:tc>
           <w:tcPr>
-            <w:tcW w:type="dxa" w:w="2608"/>
+            <w:tcW w:type="dxa" w:w="4873"/>
           </w:tcPr>
           <w:p>
             <w:r/>
             <w:r>
               <w:rPr>
-                <w:rFonts w:ascii="游ゴシック" w:hAnsi="游ゴシック" w:eastAsia="游ゴシック"/>
+                <w:rFonts w:ascii="Meiryo UI" w:hAnsi="Meiryo UI" w:eastAsia="Meiryo UI"/>
                 <w:b w:val="0"/>
                 <w:i w:val="0"/>
                 <w:sz w:val="19"/>
@@ -1870,13 +1898,13 @@
         </w:tc>
         <w:tc>
           <w:tcPr>
-            <w:tcW w:type="dxa" w:w="6463"/>
+            <w:tcW w:type="dxa" w:w="4873"/>
           </w:tcPr>
           <w:p>
             <w:r/>
             <w:r>
               <w:rPr>
-                <w:rFonts w:ascii="游ゴシック" w:hAnsi="游ゴシック" w:eastAsia="游ゴシック"/>
+                <w:rFonts w:ascii="Meiryo UI" w:hAnsi="Meiryo UI" w:eastAsia="Meiryo UI"/>
                 <w:b w:val="0"/>
                 <w:i w:val="0"/>
                 <w:sz w:val="19"/>
@@ -1889,13 +1917,13 @@
       <w:tr>
         <w:tc>
           <w:tcPr>
-            <w:tcW w:type="dxa" w:w="2608"/>
+            <w:tcW w:type="dxa" w:w="4873"/>
           </w:tcPr>
           <w:p>
             <w:r/>
             <w:r>
               <w:rPr>
-                <w:rFonts w:ascii="游ゴシック" w:hAnsi="游ゴシック" w:eastAsia="游ゴシック"/>
+                <w:rFonts w:ascii="Meiryo UI" w:hAnsi="Meiryo UI" w:eastAsia="Meiryo UI"/>
                 <w:b w:val="0"/>
                 <w:i w:val="0"/>
                 <w:sz w:val="19"/>
@@ -1906,13 +1934,13 @@
         </w:tc>
         <w:tc>
           <w:tcPr>
-            <w:tcW w:type="dxa" w:w="6463"/>
+            <w:tcW w:type="dxa" w:w="4873"/>
           </w:tcPr>
           <w:p>
             <w:r/>
             <w:r>
               <w:rPr>
-                <w:rFonts w:ascii="游ゴシック" w:hAnsi="游ゴシック" w:eastAsia="游ゴシック"/>
+                <w:rFonts w:ascii="Meiryo UI" w:hAnsi="Meiryo UI" w:eastAsia="Meiryo UI"/>
                 <w:b w:val="0"/>
                 <w:i w:val="0"/>
                 <w:sz w:val="19"/>
@@ -1925,13 +1953,13 @@
       <w:tr>
         <w:tc>
           <w:tcPr>
-            <w:tcW w:type="dxa" w:w="2608"/>
+            <w:tcW w:type="dxa" w:w="4873"/>
           </w:tcPr>
           <w:p>
             <w:r/>
             <w:r>
               <w:rPr>
-                <w:rFonts w:ascii="游ゴシック" w:hAnsi="游ゴシック" w:eastAsia="游ゴシック"/>
+                <w:rFonts w:ascii="Meiryo UI" w:hAnsi="Meiryo UI" w:eastAsia="Meiryo UI"/>
                 <w:b w:val="0"/>
                 <w:i w:val="0"/>
                 <w:sz w:val="19"/>
@@ -1942,13 +1970,13 @@
         </w:tc>
         <w:tc>
           <w:tcPr>
-            <w:tcW w:type="dxa" w:w="6463"/>
+            <w:tcW w:type="dxa" w:w="4873"/>
           </w:tcPr>
           <w:p>
             <w:r/>
             <w:r>
               <w:rPr>
-                <w:rFonts w:ascii="游ゴシック" w:hAnsi="游ゴシック" w:eastAsia="游ゴシック"/>
+                <w:rFonts w:ascii="Meiryo UI" w:hAnsi="Meiryo UI" w:eastAsia="Meiryo UI"/>
                 <w:b w:val="0"/>
                 <w:i w:val="0"/>
                 <w:sz w:val="19"/>
@@ -1961,13 +1989,13 @@
       <w:tr>
         <w:tc>
           <w:tcPr>
-            <w:tcW w:type="dxa" w:w="2608"/>
+            <w:tcW w:type="dxa" w:w="4873"/>
           </w:tcPr>
           <w:p>
             <w:r/>
             <w:r>
               <w:rPr>
-                <w:rFonts w:ascii="游ゴシック" w:hAnsi="游ゴシック" w:eastAsia="游ゴシック"/>
+                <w:rFonts w:ascii="Meiryo UI" w:hAnsi="Meiryo UI" w:eastAsia="Meiryo UI"/>
                 <w:b w:val="0"/>
                 <w:i w:val="0"/>
                 <w:sz w:val="19"/>
@@ -1978,13 +2006,13 @@
         </w:tc>
         <w:tc>
           <w:tcPr>
-            <w:tcW w:type="dxa" w:w="6463"/>
+            <w:tcW w:type="dxa" w:w="4873"/>
           </w:tcPr>
           <w:p>
             <w:r/>
             <w:r>
               <w:rPr>
-                <w:rFonts w:ascii="游ゴシック" w:hAnsi="游ゴシック" w:eastAsia="游ゴシック"/>
+                <w:rFonts w:ascii="Meiryo UI" w:hAnsi="Meiryo UI" w:eastAsia="Meiryo UI"/>
                 <w:b w:val="0"/>
                 <w:i w:val="0"/>
                 <w:sz w:val="19"/>
@@ -1997,13 +2025,13 @@
       <w:tr>
         <w:tc>
           <w:tcPr>
-            <w:tcW w:type="dxa" w:w="2608"/>
+            <w:tcW w:type="dxa" w:w="4873"/>
           </w:tcPr>
           <w:p>
             <w:r/>
             <w:r>
               <w:rPr>
-                <w:rFonts w:ascii="游ゴシック" w:hAnsi="游ゴシック" w:eastAsia="游ゴシック"/>
+                <w:rFonts w:ascii="Meiryo UI" w:hAnsi="Meiryo UI" w:eastAsia="Meiryo UI"/>
                 <w:b w:val="0"/>
                 <w:i w:val="0"/>
                 <w:sz w:val="19"/>
@@ -2014,13 +2042,13 @@
         </w:tc>
         <w:tc>
           <w:tcPr>
-            <w:tcW w:type="dxa" w:w="6463"/>
+            <w:tcW w:type="dxa" w:w="4873"/>
           </w:tcPr>
           <w:p>
             <w:r/>
             <w:r>
               <w:rPr>
-                <w:rFonts w:ascii="游ゴシック" w:hAnsi="游ゴシック" w:eastAsia="游ゴシック"/>
+                <w:rFonts w:ascii="Meiryo UI" w:hAnsi="Meiryo UI" w:eastAsia="Meiryo UI"/>
                 <w:b w:val="0"/>
                 <w:i w:val="0"/>
                 <w:sz w:val="19"/>
@@ -2037,7 +2065,7 @@
       </w:pPr>
       <w:r>
         <w:rPr>
-          <w:rFonts w:ascii="游ゴシック" w:hAnsi="游ゴシック" w:eastAsia="游ゴシック"/>
+          <w:rFonts w:ascii="Meiryo UI" w:hAnsi="Meiryo UI" w:eastAsia="Meiryo UI"/>
           <w:b/>
           <w:i w:val="0"/>
           <w:color w:val="1F5C99"/>
@@ -2050,10 +2078,11 @@
       <w:pPr>
         <w:pStyle w:val="ListNumber"/>
         <w:spacing w:after="60"/>
+        <w:ind w:left="340"/>
       </w:pPr>
       <w:r>
         <w:rPr>
-          <w:rFonts w:ascii="游ゴシック" w:hAnsi="游ゴシック" w:eastAsia="游ゴシック"/>
+          <w:rFonts w:ascii="Meiryo UI" w:hAnsi="Meiryo UI" w:eastAsia="Meiryo UI"/>
           <w:b w:val="0"/>
           <w:i w:val="0"/>
           <w:sz w:val="21"/>
@@ -2062,7 +2091,7 @@
       </w:r>
       <w:r>
         <w:rPr>
-          <w:rFonts w:ascii="游ゴシック" w:hAnsi="游ゴシック" w:eastAsia="游ゴシック"/>
+          <w:rFonts w:ascii="Meiryo UI" w:hAnsi="Meiryo UI" w:eastAsia="Meiryo UI"/>
           <w:b/>
           <w:i w:val="0"/>
           <w:sz w:val="21"/>
@@ -2071,7 +2100,7 @@
       </w:r>
       <w:r>
         <w:rPr>
-          <w:rFonts w:ascii="游ゴシック" w:hAnsi="游ゴシック" w:eastAsia="游ゴシック"/>
+          <w:rFonts w:ascii="Meiryo UI" w:hAnsi="Meiryo UI" w:eastAsia="Meiryo UI"/>
           <w:b w:val="0"/>
           <w:i w:val="0"/>
           <w:sz w:val="21"/>
@@ -2083,10 +2112,11 @@
       <w:pPr>
         <w:pStyle w:val="ListNumber"/>
         <w:spacing w:after="60"/>
+        <w:ind w:left="340"/>
       </w:pPr>
       <w:r>
         <w:rPr>
-          <w:rFonts w:ascii="游ゴシック" w:hAnsi="游ゴシック" w:eastAsia="游ゴシック"/>
+          <w:rFonts w:ascii="Meiryo UI" w:hAnsi="Meiryo UI" w:eastAsia="Meiryo UI"/>
           <w:b w:val="0"/>
           <w:i w:val="0"/>
           <w:sz w:val="21"/>
@@ -2098,10 +2128,11 @@
       <w:pPr>
         <w:pStyle w:val="ListNumber"/>
         <w:spacing w:after="60"/>
+        <w:ind w:left="340"/>
       </w:pPr>
       <w:r>
         <w:rPr>
-          <w:rFonts w:ascii="游ゴシック" w:hAnsi="游ゴシック" w:eastAsia="游ゴシック"/>
+          <w:rFonts w:ascii="Meiryo UI" w:hAnsi="Meiryo UI" w:eastAsia="Meiryo UI"/>
           <w:b w:val="0"/>
           <w:i w:val="0"/>
           <w:sz w:val="21"/>
@@ -2110,7 +2141,7 @@
       </w:r>
       <w:r>
         <w:rPr>
-          <w:rFonts w:ascii="游ゴシック" w:hAnsi="游ゴシック" w:eastAsia="游ゴシック"/>
+          <w:rFonts w:ascii="Meiryo UI" w:hAnsi="Meiryo UI" w:eastAsia="Meiryo UI"/>
           <w:b/>
           <w:i w:val="0"/>
           <w:sz w:val="21"/>
@@ -2119,7 +2150,7 @@
       </w:r>
       <w:r>
         <w:rPr>
-          <w:rFonts w:ascii="游ゴシック" w:hAnsi="游ゴシック" w:eastAsia="游ゴシック"/>
+          <w:rFonts w:ascii="Meiryo UI" w:hAnsi="Meiryo UI" w:eastAsia="Meiryo UI"/>
           <w:b w:val="0"/>
           <w:i w:val="0"/>
           <w:sz w:val="21"/>
@@ -2501,7 +2532,7 @@
     <w:qFormat/>
     <w:rsid w:val="00FC693F"/>
     <w:rPr>
-      <w:rFonts w:ascii="游ゴシック" w:hAnsi="游ゴシック" w:eastAsia="游ゴシック"/>
+      <w:rFonts w:ascii="Meiryo UI" w:hAnsi="Meiryo UI" w:eastAsia="Meiryo UI"/>
       <w:sz w:val="21"/>
     </w:rPr>
   </w:style>

--- a/docs/pdf-to-svg/PdfToSvg_操作手順書.docx
+++ b/docs/pdf-to-svg/PdfToSvg_操作手順書.docx
@@ -3,27 +3,38 @@
 <w:document xmlns:wpc="http://schemas.microsoft.com/office/word/2010/wordprocessingCanvas" xmlns:mo="http://schemas.microsoft.com/office/mac/office/2008/main" xmlns:mc="http://schemas.openxmlformats.org/markup-compatibility/2006" xmlns:mv="urn:schemas-microsoft-com:mac:vml" xmlns:o="urn:schemas-microsoft-com:office:office" xmlns:r="http://schemas.openxmlformats.org/officeDocument/2006/relationships" xmlns:m="http://schemas.openxmlformats.org/officeDocument/2006/math" xmlns:v="urn:schemas-microsoft-com:vml" xmlns:wp14="http://schemas.microsoft.com/office/word/2010/wordprocessingDrawing" xmlns:wp="http://schemas.openxmlformats.org/drawingml/2006/wordprocessingDrawing" xmlns:w10="urn:schemas-microsoft-com:office:word" xmlns:w="http://schemas.openxmlformats.org/wordprocessingml/2006/main" xmlns:w14="http://schemas.microsoft.com/office/word/2010/wordml" xmlns:wpg="http://schemas.microsoft.com/office/word/2010/wordprocessingGroup" xmlns:wpi="http://schemas.microsoft.com/office/word/2010/wordprocessingInk" xmlns:wne="http://schemas.microsoft.com/office/word/2006/wordml" xmlns:wps="http://schemas.microsoft.com/office/word/2010/wordprocessingShape" mc:Ignorable="w14 wp14">
   <w:body>
     <w:p>
+      <w:pPr>
+        <w:pBdr>
+          <w:left w:val="single" w:sz="24" w:space="8" w:color="1F5C99"/>
+        </w:pBdr>
+        <w:spacing w:after="40"/>
+        <w:ind w:left="142"/>
+      </w:pPr>
       <w:r>
         <w:rPr>
-          <w:rFonts w:ascii="Meiryo UI" w:hAnsi="Meiryo UI" w:eastAsia="Meiryo UI"/>
+          <w:rFonts w:ascii="BIZ UDPGothic" w:hAnsi="BIZ UDPGothic" w:eastAsia="BIZ UDPGothic"/>
           <w:b/>
           <w:i w:val="0"/>
-          <w:color w:val="1F5C99"/>
-          <w:sz w:val="44"/>
+          <w:color w:val="20242C"/>
+          <w:sz w:val="56"/>
         </w:rPr>
         <w:t>PdfToSvg 操作手順書</w:t>
       </w:r>
     </w:p>
     <w:p>
+      <w:pPr>
+        <w:spacing w:after="160"/>
+        <w:ind w:left="142"/>
+      </w:pPr>
       <w:r>
         <w:rPr>
-          <w:rFonts w:ascii="Meiryo UI" w:hAnsi="Meiryo UI" w:eastAsia="Meiryo UI"/>
+          <w:rFonts w:ascii="BIZ UDPGothic" w:hAnsi="BIZ UDPGothic" w:eastAsia="BIZ UDPGothic"/>
           <w:b w:val="0"/>
           <w:i w:val="0"/>
           <w:color w:val="606874"/>
           <w:sz w:val="22"/>
         </w:rPr>
-        <w:t>PDF を SVG に変換するツール ／ ご担当者さま向け</w:t>
+        <w:t>PDF を SVG に変換するツール ／ ご担当者さま向け ・ 版 1.0</w:t>
       </w:r>
     </w:p>
     <w:p>
@@ -32,21 +43,7 @@
       </w:pPr>
       <w:r>
         <w:rPr>
-          <w:rFonts w:ascii="Meiryo UI" w:hAnsi="Meiryo UI" w:eastAsia="Meiryo UI"/>
-          <w:b w:val="0"/>
-          <w:i w:val="0"/>
-          <w:sz w:val="19"/>
-        </w:rPr>
-        <w:t>版: 1.0</w:t>
-      </w:r>
-    </w:p>
-    <w:p>
-      <w:pPr>
-        <w:spacing w:after="80"/>
-      </w:pPr>
-      <w:r>
-        <w:rPr>
-          <w:rFonts w:ascii="Meiryo UI" w:hAnsi="Meiryo UI" w:eastAsia="Meiryo UI"/>
+          <w:rFonts w:ascii="BIZ UDPGothic" w:hAnsi="BIZ UDPGothic" w:eastAsia="BIZ UDPGothic"/>
           <w:b w:val="0"/>
           <w:i w:val="0"/>
           <w:sz w:val="21"/>
@@ -55,7 +52,7 @@
       </w:r>
       <w:r>
         <w:rPr>
-          <w:rFonts w:ascii="Meiryo UI" w:hAnsi="Meiryo UI" w:eastAsia="Meiryo UI"/>
+          <w:rFonts w:ascii="BIZ UDPGothic" w:hAnsi="BIZ UDPGothic" w:eastAsia="BIZ UDPGothic"/>
           <w:b/>
           <w:i w:val="0"/>
           <w:sz w:val="21"/>
@@ -64,7 +61,7 @@
       </w:r>
       <w:r>
         <w:rPr>
-          <w:rFonts w:ascii="Meiryo UI" w:hAnsi="Meiryo UI" w:eastAsia="Meiryo UI"/>
+          <w:rFonts w:ascii="BIZ UDPGothic" w:hAnsi="BIZ UDPGothic" w:eastAsia="BIZ UDPGothic"/>
           <w:b w:val="0"/>
           <w:i w:val="0"/>
           <w:sz w:val="21"/>
@@ -75,14 +72,18 @@
     <w:p>
       <w:pPr>
         <w:spacing w:before="200" w:after="60"/>
+        <w:pBdr>
+          <w:left w:val="single" w:sz="24" w:space="8" w:color="1F5C99"/>
+        </w:pBdr>
+        <w:ind w:left="113"/>
       </w:pPr>
       <w:r>
         <w:rPr>
-          <w:rFonts w:ascii="Meiryo UI" w:hAnsi="Meiryo UI" w:eastAsia="Meiryo UI"/>
+          <w:rFonts w:ascii="BIZ UDPGothic" w:hAnsi="BIZ UDPGothic" w:eastAsia="BIZ UDPGothic"/>
           <w:b/>
           <w:i w:val="0"/>
-          <w:color w:val="1F5C99"/>
-          <w:sz w:val="30"/>
+          <w:color w:val="20242C"/>
+          <w:sz w:val="32"/>
         </w:rPr>
         <w:t>1. このツールでできること</w:t>
       </w:r>
@@ -95,7 +96,7 @@
       </w:pPr>
       <w:r>
         <w:rPr>
-          <w:rFonts w:ascii="Meiryo UI" w:hAnsi="Meiryo UI" w:eastAsia="Meiryo UI"/>
+          <w:rFonts w:ascii="BIZ UDPGothic" w:hAnsi="BIZ UDPGothic" w:eastAsia="BIZ UDPGothic"/>
           <w:b w:val="0"/>
           <w:i w:val="0"/>
           <w:sz w:val="21"/>
@@ -104,7 +105,7 @@
       </w:r>
       <w:r>
         <w:rPr>
-          <w:rFonts w:ascii="Meiryo UI" w:hAnsi="Meiryo UI" w:eastAsia="Meiryo UI"/>
+          <w:rFonts w:ascii="BIZ UDPGothic" w:hAnsi="BIZ UDPGothic" w:eastAsia="BIZ UDPGothic"/>
           <w:b/>
           <w:i w:val="0"/>
           <w:sz w:val="21"/>
@@ -113,7 +114,7 @@
       </w:r>
       <w:r>
         <w:rPr>
-          <w:rFonts w:ascii="Meiryo UI" w:hAnsi="Meiryo UI" w:eastAsia="Meiryo UI"/>
+          <w:rFonts w:ascii="BIZ UDPGothic" w:hAnsi="BIZ UDPGothic" w:eastAsia="BIZ UDPGothic"/>
           <w:b w:val="0"/>
           <w:i w:val="0"/>
           <w:sz w:val="21"/>
@@ -129,7 +130,7 @@
       </w:pPr>
       <w:r>
         <w:rPr>
-          <w:rFonts w:ascii="Meiryo UI" w:hAnsi="Meiryo UI" w:eastAsia="Meiryo UI"/>
+          <w:rFonts w:ascii="BIZ UDPGothic" w:hAnsi="BIZ UDPGothic" w:eastAsia="BIZ UDPGothic"/>
           <w:b w:val="0"/>
           <w:i w:val="0"/>
           <w:sz w:val="21"/>
@@ -138,7 +139,7 @@
       </w:r>
       <w:r>
         <w:rPr>
-          <w:rFonts w:ascii="Meiryo UI" w:hAnsi="Meiryo UI" w:eastAsia="Meiryo UI"/>
+          <w:rFonts w:ascii="BIZ UDPGothic" w:hAnsi="BIZ UDPGothic" w:eastAsia="BIZ UDPGothic"/>
           <w:b/>
           <w:i w:val="0"/>
           <w:sz w:val="21"/>
@@ -147,7 +148,7 @@
       </w:r>
       <w:r>
         <w:rPr>
-          <w:rFonts w:ascii="Meiryo UI" w:hAnsi="Meiryo UI" w:eastAsia="Meiryo UI"/>
+          <w:rFonts w:ascii="BIZ UDPGothic" w:hAnsi="BIZ UDPGothic" w:eastAsia="BIZ UDPGothic"/>
           <w:b w:val="0"/>
           <w:i w:val="0"/>
           <w:sz w:val="21"/>
@@ -163,7 +164,7 @@
       </w:pPr>
       <w:r>
         <w:rPr>
-          <w:rFonts w:ascii="Meiryo UI" w:hAnsi="Meiryo UI" w:eastAsia="Meiryo UI"/>
+          <w:rFonts w:ascii="BIZ UDPGothic" w:hAnsi="BIZ UDPGothic" w:eastAsia="BIZ UDPGothic"/>
           <w:b/>
           <w:i w:val="0"/>
           <w:sz w:val="21"/>
@@ -172,7 +173,7 @@
       </w:r>
       <w:r>
         <w:rPr>
-          <w:rFonts w:ascii="Meiryo UI" w:hAnsi="Meiryo UI" w:eastAsia="Meiryo UI"/>
+          <w:rFonts w:ascii="BIZ UDPGothic" w:hAnsi="BIZ UDPGothic" w:eastAsia="BIZ UDPGothic"/>
           <w:b w:val="0"/>
           <w:i w:val="0"/>
           <w:sz w:val="21"/>
@@ -186,7 +187,7 @@
       </w:pPr>
       <w:r>
         <w:rPr>
-          <w:rFonts w:ascii="Meiryo UI" w:hAnsi="Meiryo UI" w:eastAsia="Meiryo UI"/>
+          <w:rFonts w:ascii="BIZ UDPGothic" w:hAnsi="BIZ UDPGothic" w:eastAsia="BIZ UDPGothic"/>
           <w:b w:val="0"/>
           <w:i w:val="0"/>
           <w:sz w:val="21"/>
@@ -197,137 +198,290 @@
     <w:p>
       <w:pPr>
         <w:spacing w:before="200" w:after="60"/>
+        <w:pBdr>
+          <w:left w:val="single" w:sz="24" w:space="8" w:color="1F5C99"/>
+        </w:pBdr>
+        <w:ind w:left="113"/>
       </w:pPr>
       <w:r>
         <w:rPr>
-          <w:rFonts w:ascii="Meiryo UI" w:hAnsi="Meiryo UI" w:eastAsia="Meiryo UI"/>
+          <w:rFonts w:ascii="BIZ UDPGothic" w:hAnsi="BIZ UDPGothic" w:eastAsia="BIZ UDPGothic"/>
           <w:b/>
           <w:i w:val="0"/>
-          <w:color w:val="1F5C99"/>
-          <w:sz w:val="30"/>
+          <w:color w:val="20242C"/>
+          <w:sz w:val="32"/>
         </w:rPr>
         <w:t>2. 起動のしかた</w:t>
       </w:r>
     </w:p>
-    <w:p>
-      <w:pPr>
-        <w:pStyle w:val="ListNumber"/>
-        <w:spacing w:after="60"/>
-        <w:ind w:left="340"/>
-      </w:pPr>
-      <w:r>
-        <w:rPr>
-          <w:rFonts w:ascii="Meiryo UI" w:hAnsi="Meiryo UI" w:eastAsia="Meiryo UI"/>
-          <w:b w:val="0"/>
-          <w:i w:val="0"/>
-          <w:sz w:val="21"/>
-        </w:rPr>
-        <w:t xml:space="preserve">配布されたフォルダの中の </w:t>
-      </w:r>
-      <w:r>
-        <w:rPr>
-          <w:rFonts w:ascii="Meiryo UI" w:hAnsi="Meiryo UI" w:eastAsia="Meiryo UI"/>
-          <w:b/>
-          <w:i w:val="0"/>
-          <w:sz w:val="21"/>
-        </w:rPr>
-        <w:t>「run.bat」</w:t>
-      </w:r>
-      <w:r>
-        <w:rPr>
-          <w:rFonts w:ascii="Meiryo UI" w:hAnsi="Meiryo UI" w:eastAsia="Meiryo UI"/>
-          <w:b w:val="0"/>
-          <w:i w:val="0"/>
-          <w:sz w:val="21"/>
-        </w:rPr>
-        <w:t xml:space="preserve">（または </w:t>
-      </w:r>
-      <w:r>
-        <w:rPr>
-          <w:rFonts w:ascii="Meiryo UI" w:hAnsi="Meiryo UI" w:eastAsia="Meiryo UI"/>
-          <w:b/>
-          <w:i w:val="0"/>
-          <w:sz w:val="21"/>
-        </w:rPr>
-        <w:t>「PdfToSvg.exe」</w:t>
-      </w:r>
-      <w:r>
-        <w:rPr>
-          <w:rFonts w:ascii="Meiryo UI" w:hAnsi="Meiryo UI" w:eastAsia="Meiryo UI"/>
-          <w:b w:val="0"/>
-          <w:i w:val="0"/>
-          <w:sz w:val="21"/>
-        </w:rPr>
-        <w:t>）を</w:t>
-      </w:r>
-      <w:r>
-        <w:rPr>
-          <w:rFonts w:ascii="Meiryo UI" w:hAnsi="Meiryo UI" w:eastAsia="Meiryo UI"/>
-          <w:b/>
-          <w:i w:val="0"/>
-          <w:sz w:val="21"/>
-        </w:rPr>
-        <w:t>ダブルクリック</w:t>
-      </w:r>
-      <w:r>
-        <w:rPr>
-          <w:rFonts w:ascii="Meiryo UI" w:hAnsi="Meiryo UI" w:eastAsia="Meiryo UI"/>
-          <w:b w:val="0"/>
-          <w:i w:val="0"/>
-          <w:sz w:val="21"/>
-        </w:rPr>
-        <w:t>します。</w:t>
-      </w:r>
-    </w:p>
-    <w:p>
-      <w:pPr>
-        <w:pStyle w:val="ListNumber"/>
-        <w:spacing w:after="60"/>
-        <w:ind w:left="340"/>
-      </w:pPr>
-      <w:r>
-        <w:rPr>
-          <w:rFonts w:ascii="Meiryo UI" w:hAnsi="Meiryo UI" w:eastAsia="Meiryo UI"/>
-          <w:b w:val="0"/>
-          <w:i w:val="0"/>
-          <w:sz w:val="21"/>
-        </w:rPr>
-        <w:t>少し待つと、</w:t>
-      </w:r>
-      <w:r>
-        <w:rPr>
-          <w:rFonts w:ascii="Meiryo UI" w:hAnsi="Meiryo UI" w:eastAsia="Meiryo UI"/>
-          <w:b/>
-          <w:i w:val="0"/>
-          <w:sz w:val="21"/>
-        </w:rPr>
-        <w:t>「PdfToSvg」というアプリの画面</w:t>
-      </w:r>
-      <w:r>
-        <w:rPr>
-          <w:rFonts w:ascii="Meiryo UI" w:hAnsi="Meiryo UI" w:eastAsia="Meiryo UI"/>
-          <w:b w:val="0"/>
-          <w:i w:val="0"/>
-          <w:sz w:val="21"/>
-        </w:rPr>
-        <w:t>が開きます（ふつうの黒いウィンドウは閉じないでください）。</w:t>
-      </w:r>
-    </w:p>
-    <w:p>
-      <w:pPr>
-        <w:spacing w:before="80" w:after="120"/>
-        <w:shd w:val="clear" w:color="auto" w:fill="EAF2FB"/>
-      </w:pPr>
-      <w:r>
-        <w:rPr>
-          <w:rFonts w:ascii="Meiryo UI" w:hAnsi="Meiryo UI" w:eastAsia="Meiryo UI"/>
-          <w:b w:val="0"/>
-          <w:i w:val="0"/>
-          <w:sz w:val="20"/>
-        </w:rPr>
-        <w:t>画面が開かないときは、しばらく待ってからもう一度ダブルクリックしてください。それでも開かないときは、情報システム担当へご連絡ください。</w:t>
-      </w:r>
-    </w:p>
+    <w:tbl>
+      <w:tblPr>
+        <w:tblW w:type="auto" w:w="0"/>
+        <w:tblLayout w:type="fixed"/>
+        <w:tblLook w:firstColumn="1" w:firstRow="1" w:lastColumn="0" w:lastRow="0" w:noHBand="0" w:noVBand="1" w:val="04A0"/>
+      </w:tblPr>
+      <w:tblGrid>
+        <w:gridCol w:w="539"/>
+        <w:gridCol w:w="8504"/>
+      </w:tblGrid>
+      <w:tr>
+        <w:trPr>
+          <w:cantSplit/>
+        </w:trPr>
+        <w:tc>
+          <w:tcPr>
+            <w:tcW w:type="dxa" w:w="539"/>
+            <w:shd w:val="clear" w:color="auto" w:fill="1F5C99"/>
+            <w:vAlign w:val="center"/>
+            <w:tcBorders>
+              <w:top w:val="single" w:sz="4" w:space="0" w:color="D7DEE5"/>
+              <w:left w:val="single" w:sz="4" w:space="0" w:color="D7DEE5"/>
+              <w:bottom w:val="single" w:sz="4" w:space="0" w:color="D7DEE5"/>
+              <w:right w:val="single" w:sz="4" w:space="0" w:color="D7DEE5"/>
+            </w:tcBorders>
+          </w:tcPr>
+          <w:p>
+            <w:pPr>
+              <w:jc w:val="center"/>
+            </w:pPr>
+            <w:r>
+              <w:rPr>
+                <w:rFonts w:ascii="BIZ UDPGothic" w:hAnsi="BIZ UDPGothic" w:eastAsia="BIZ UDPGothic"/>
+                <w:b/>
+                <w:i w:val="0"/>
+                <w:color w:val="FFFFFF"/>
+                <w:sz w:val="22"/>
+              </w:rPr>
+              <w:t>1</w:t>
+            </w:r>
+          </w:p>
+        </w:tc>
+        <w:tc>
+          <w:tcPr>
+            <w:tcW w:type="dxa" w:w="8504"/>
+            <w:tcBorders>
+              <w:top w:val="single" w:sz="4" w:space="0" w:color="D7DEE5"/>
+              <w:left w:val="single" w:sz="4" w:space="0" w:color="D7DEE5"/>
+              <w:bottom w:val="single" w:sz="4" w:space="0" w:color="D7DEE5"/>
+              <w:right w:val="single" w:sz="4" w:space="0" w:color="D7DEE5"/>
+            </w:tcBorders>
+            <w:shd w:val="clear" w:color="auto" w:fill="FAFBFC"/>
+          </w:tcPr>
+          <w:p>
+            <w:r>
+              <w:rPr>
+                <w:rFonts w:ascii="BIZ UDPGothic" w:hAnsi="BIZ UDPGothic" w:eastAsia="BIZ UDPGothic"/>
+                <w:b w:val="0"/>
+                <w:i w:val="0"/>
+                <w:color w:val="20242C"/>
+                <w:sz w:val="21"/>
+              </w:rPr>
+              <w:t xml:space="preserve">配布されたフォルダの中の </w:t>
+            </w:r>
+            <w:r>
+              <w:rPr>
+                <w:rFonts w:ascii="BIZ UDPGothic" w:hAnsi="BIZ UDPGothic" w:eastAsia="BIZ UDPGothic"/>
+                <w:b/>
+                <w:i w:val="0"/>
+                <w:color w:val="20242C"/>
+                <w:sz w:val="21"/>
+              </w:rPr>
+              <w:t>「run.bat」</w:t>
+            </w:r>
+            <w:r>
+              <w:rPr>
+                <w:rFonts w:ascii="BIZ UDPGothic" w:hAnsi="BIZ UDPGothic" w:eastAsia="BIZ UDPGothic"/>
+                <w:b w:val="0"/>
+                <w:i w:val="0"/>
+                <w:color w:val="20242C"/>
+                <w:sz w:val="21"/>
+              </w:rPr>
+              <w:t xml:space="preserve">（または </w:t>
+            </w:r>
+            <w:r>
+              <w:rPr>
+                <w:rFonts w:ascii="BIZ UDPGothic" w:hAnsi="BIZ UDPGothic" w:eastAsia="BIZ UDPGothic"/>
+                <w:b/>
+                <w:i w:val="0"/>
+                <w:color w:val="20242C"/>
+                <w:sz w:val="21"/>
+              </w:rPr>
+              <w:t>「PdfToSvg.exe」</w:t>
+            </w:r>
+            <w:r>
+              <w:rPr>
+                <w:rFonts w:ascii="BIZ UDPGothic" w:hAnsi="BIZ UDPGothic" w:eastAsia="BIZ UDPGothic"/>
+                <w:b w:val="0"/>
+                <w:i w:val="0"/>
+                <w:color w:val="20242C"/>
+                <w:sz w:val="21"/>
+              </w:rPr>
+              <w:t>）を</w:t>
+            </w:r>
+            <w:r>
+              <w:rPr>
+                <w:rFonts w:ascii="BIZ UDPGothic" w:hAnsi="BIZ UDPGothic" w:eastAsia="BIZ UDPGothic"/>
+                <w:b/>
+                <w:i w:val="0"/>
+                <w:color w:val="20242C"/>
+                <w:sz w:val="21"/>
+              </w:rPr>
+              <w:t>ダブルクリック</w:t>
+            </w:r>
+            <w:r>
+              <w:rPr>
+                <w:rFonts w:ascii="BIZ UDPGothic" w:hAnsi="BIZ UDPGothic" w:eastAsia="BIZ UDPGothic"/>
+                <w:b w:val="0"/>
+                <w:i w:val="0"/>
+                <w:color w:val="20242C"/>
+                <w:sz w:val="21"/>
+              </w:rPr>
+              <w:t>します。</w:t>
+            </w:r>
+          </w:p>
+        </w:tc>
+      </w:tr>
+    </w:tbl>
+    <w:tbl>
+      <w:tblPr>
+        <w:tblW w:type="auto" w:w="0"/>
+        <w:tblLayout w:type="fixed"/>
+        <w:tblLook w:firstColumn="1" w:firstRow="1" w:lastColumn="0" w:lastRow="0" w:noHBand="0" w:noVBand="1" w:val="04A0"/>
+      </w:tblPr>
+      <w:tblGrid>
+        <w:gridCol w:w="539"/>
+        <w:gridCol w:w="8504"/>
+      </w:tblGrid>
+      <w:tr>
+        <w:trPr>
+          <w:cantSplit/>
+        </w:trPr>
+        <w:tc>
+          <w:tcPr>
+            <w:tcW w:type="dxa" w:w="539"/>
+            <w:shd w:val="clear" w:color="auto" w:fill="1F5C99"/>
+            <w:vAlign w:val="center"/>
+            <w:tcBorders>
+              <w:top w:val="single" w:sz="4" w:space="0" w:color="D7DEE5"/>
+              <w:left w:val="single" w:sz="4" w:space="0" w:color="D7DEE5"/>
+              <w:bottom w:val="single" w:sz="4" w:space="0" w:color="D7DEE5"/>
+              <w:right w:val="single" w:sz="4" w:space="0" w:color="D7DEE5"/>
+            </w:tcBorders>
+          </w:tcPr>
+          <w:p>
+            <w:pPr>
+              <w:jc w:val="center"/>
+            </w:pPr>
+            <w:r>
+              <w:rPr>
+                <w:rFonts w:ascii="BIZ UDPGothic" w:hAnsi="BIZ UDPGothic" w:eastAsia="BIZ UDPGothic"/>
+                <w:b/>
+                <w:i w:val="0"/>
+                <w:color w:val="FFFFFF"/>
+                <w:sz w:val="22"/>
+              </w:rPr>
+              <w:t>2</w:t>
+            </w:r>
+          </w:p>
+        </w:tc>
+        <w:tc>
+          <w:tcPr>
+            <w:tcW w:type="dxa" w:w="8504"/>
+            <w:tcBorders>
+              <w:top w:val="single" w:sz="4" w:space="0" w:color="D7DEE5"/>
+              <w:left w:val="single" w:sz="4" w:space="0" w:color="D7DEE5"/>
+              <w:bottom w:val="single" w:sz="4" w:space="0" w:color="D7DEE5"/>
+              <w:right w:val="single" w:sz="4" w:space="0" w:color="D7DEE5"/>
+            </w:tcBorders>
+            <w:shd w:val="clear" w:color="auto" w:fill="FAFBFC"/>
+          </w:tcPr>
+          <w:p>
+            <w:r>
+              <w:rPr>
+                <w:rFonts w:ascii="BIZ UDPGothic" w:hAnsi="BIZ UDPGothic" w:eastAsia="BIZ UDPGothic"/>
+                <w:b w:val="0"/>
+                <w:i w:val="0"/>
+                <w:color w:val="20242C"/>
+                <w:sz w:val="21"/>
+              </w:rPr>
+              <w:t>少し待つと、</w:t>
+            </w:r>
+            <w:r>
+              <w:rPr>
+                <w:rFonts w:ascii="BIZ UDPGothic" w:hAnsi="BIZ UDPGothic" w:eastAsia="BIZ UDPGothic"/>
+                <w:b/>
+                <w:i w:val="0"/>
+                <w:color w:val="20242C"/>
+                <w:sz w:val="21"/>
+              </w:rPr>
+              <w:t>「PdfToSvg」というアプリの画面</w:t>
+            </w:r>
+            <w:r>
+              <w:rPr>
+                <w:rFonts w:ascii="BIZ UDPGothic" w:hAnsi="BIZ UDPGothic" w:eastAsia="BIZ UDPGothic"/>
+                <w:b w:val="0"/>
+                <w:i w:val="0"/>
+                <w:color w:val="20242C"/>
+                <w:sz w:val="21"/>
+              </w:rPr>
+              <w:t>が開きます（ふつうの黒いウィンドウは閉じないでください）。</w:t>
+            </w:r>
+          </w:p>
+        </w:tc>
+      </w:tr>
+    </w:tbl>
+    <w:tbl>
+      <w:tblPr>
+        <w:tblW w:type="auto" w:w="0"/>
+        <w:tblLook w:firstColumn="1" w:firstRow="1" w:lastColumn="0" w:lastRow="0" w:noHBand="0" w:noVBand="1" w:val="04A0"/>
+      </w:tblPr>
+      <w:tblGrid>
+        <w:gridCol w:w="9746"/>
+      </w:tblGrid>
+      <w:tr>
+        <w:trPr>
+          <w:cantSplit/>
+        </w:trPr>
+        <w:tc>
+          <w:tcPr>
+            <w:tcW w:type="dxa" w:w="9746"/>
+            <w:shd w:val="clear" w:color="auto" w:fill="EAF2FB"/>
+            <w:tcBorders>
+              <w:top w:val="single" w:sz="8" w:space="0" w:color="B9D3EE"/>
+              <w:left w:val="single" w:sz="8" w:space="0" w:color="B9D3EE"/>
+              <w:bottom w:val="single" w:sz="8" w:space="0" w:color="B9D3EE"/>
+              <w:right w:val="single" w:sz="8" w:space="0" w:color="B9D3EE"/>
+            </w:tcBorders>
+          </w:tcPr>
+          <w:p>
+            <w:r>
+              <w:rPr>
+                <w:rFonts w:ascii="BIZ UDPGothic" w:hAnsi="BIZ UDPGothic" w:eastAsia="BIZ UDPGothic"/>
+                <w:b/>
+                <w:i w:val="0"/>
+                <w:color w:val="FFFFFF"/>
+                <w:sz w:val="18"/>
+                <w:shd w:val="clear" w:color="auto" w:fill="1F5C99"/>
+              </w:rPr>
+              <w:t xml:space="preserve"> INFO </w:t>
+            </w:r>
+            <w:r>
+              <w:t xml:space="preserve">  </w:t>
+            </w:r>
+            <w:r>
+              <w:rPr>
+                <w:rFonts w:ascii="BIZ UDPGothic" w:hAnsi="BIZ UDPGothic" w:eastAsia="BIZ UDPGothic"/>
+                <w:b w:val="0"/>
+                <w:i w:val="0"/>
+                <w:color w:val="20242C"/>
+                <w:sz w:val="20"/>
+              </w:rPr>
+              <w:t>画面が開かないときは、しばらく待ってからもう一度ダブルクリックしてください。それでも開かないときは、情報システム担当へご連絡ください。</w:t>
+            </w:r>
+          </w:p>
+        </w:tc>
+      </w:tr>
+    </w:tbl>
     <w:p>
       <w:r>
         <w:br w:type="page"/>
@@ -336,14 +490,18 @@
     <w:p>
       <w:pPr>
         <w:spacing w:before="200" w:after="60"/>
+        <w:pBdr>
+          <w:left w:val="single" w:sz="24" w:space="8" w:color="1F5C99"/>
+        </w:pBdr>
+        <w:ind w:left="113"/>
       </w:pPr>
       <w:r>
         <w:rPr>
-          <w:rFonts w:ascii="Meiryo UI" w:hAnsi="Meiryo UI" w:eastAsia="Meiryo UI"/>
+          <w:rFonts w:ascii="BIZ UDPGothic" w:hAnsi="BIZ UDPGothic" w:eastAsia="BIZ UDPGothic"/>
           <w:b/>
           <w:i w:val="0"/>
-          <w:color w:val="1F5C99"/>
-          <w:sz w:val="30"/>
+          <w:color w:val="20242C"/>
+          <w:sz w:val="32"/>
         </w:rPr>
         <w:t>3. ステップ 1：PDF を選ぶ</w:t>
       </w:r>
@@ -354,7 +512,7 @@
       </w:pPr>
       <w:r>
         <w:rPr>
-          <w:rFonts w:ascii="Meiryo UI" w:hAnsi="Meiryo UI" w:eastAsia="Meiryo UI"/>
+          <w:rFonts w:ascii="BIZ UDPGothic" w:hAnsi="BIZ UDPGothic" w:eastAsia="BIZ UDPGothic"/>
           <w:b w:val="0"/>
           <w:i w:val="0"/>
           <w:sz w:val="21"/>
@@ -362,45 +520,71 @@
         <w:t>最初の画面で、変換したい PDF を選びます。複数の PDF をまとめて選ぶこともできます。</w:t>
       </w:r>
     </w:p>
-    <w:p>
-      <w:pPr>
+    <w:tbl>
+      <w:tblPr>
+        <w:tblW w:type="auto" w:w="0"/>
         <w:jc w:val="center"/>
-      </w:pPr>
-      <w:r>
-        <w:drawing>
-          <wp:inline xmlns:a="http://schemas.openxmlformats.org/drawingml/2006/main" xmlns:pic="http://schemas.openxmlformats.org/drawingml/2006/picture">
-            <wp:extent cx="5760000" cy="3960000"/>
-            <wp:docPr id="1" name="Picture 1"/>
-            <wp:cNvGraphicFramePr>
-              <a:graphicFrameLocks noChangeAspect="1"/>
-            </wp:cNvGraphicFramePr>
-            <a:graphic>
-              <a:graphicData uri="http://schemas.openxmlformats.org/drawingml/2006/picture">
-                <pic:pic>
-                  <pic:nvPicPr>
-                    <pic:cNvPr id="0" name="step1_select.png"/>
-                    <pic:cNvPicPr/>
-                  </pic:nvPicPr>
-                  <pic:blipFill>
-                    <a:blip r:embed="rId9"/>
-                    <a:stretch>
-                      <a:fillRect/>
-                    </a:stretch>
-                  </pic:blipFill>
-                  <pic:spPr>
-                    <a:xfrm>
-                      <a:off x="0" y="0"/>
-                      <a:ext cx="5760000" cy="3960000"/>
-                    </a:xfrm>
-                    <a:prstGeom prst="rect"/>
-                  </pic:spPr>
-                </pic:pic>
-              </a:graphicData>
-            </a:graphic>
-          </wp:inline>
-        </w:drawing>
-      </w:r>
-    </w:p>
+        <w:tblLook w:firstColumn="1" w:firstRow="1" w:lastColumn="0" w:lastRow="0" w:noHBand="0" w:noVBand="1" w:val="04A0"/>
+      </w:tblPr>
+      <w:tblGrid>
+        <w:gridCol w:w="9746"/>
+      </w:tblGrid>
+      <w:tr>
+        <w:trPr>
+          <w:cantSplit/>
+        </w:trPr>
+        <w:tc>
+          <w:tcPr>
+            <w:tcW w:type="dxa" w:w="9746"/>
+            <w:tcBorders>
+              <w:top w:val="single" w:sz="8" w:space="0" w:color="D7DEE5"/>
+              <w:left w:val="single" w:sz="8" w:space="0" w:color="D7DEE5"/>
+              <w:bottom w:val="single" w:sz="8" w:space="0" w:color="D7DEE5"/>
+              <w:right w:val="single" w:sz="8" w:space="0" w:color="D7DEE5"/>
+            </w:tcBorders>
+          </w:tcPr>
+          <w:p>
+            <w:pPr>
+              <w:jc w:val="center"/>
+            </w:pPr>
+            <w:r>
+              <w:drawing>
+                <wp:inline xmlns:a="http://schemas.openxmlformats.org/drawingml/2006/main" xmlns:pic="http://schemas.openxmlformats.org/drawingml/2006/picture">
+                  <wp:extent cx="5760000" cy="3960000"/>
+                  <wp:docPr id="1" name="Picture 1"/>
+                  <wp:cNvGraphicFramePr>
+                    <a:graphicFrameLocks noChangeAspect="1"/>
+                  </wp:cNvGraphicFramePr>
+                  <a:graphic>
+                    <a:graphicData uri="http://schemas.openxmlformats.org/drawingml/2006/picture">
+                      <pic:pic>
+                        <pic:nvPicPr>
+                          <pic:cNvPr id="0" name="step1_select.png"/>
+                          <pic:cNvPicPr/>
+                        </pic:nvPicPr>
+                        <pic:blipFill>
+                          <a:blip r:embed="rId9"/>
+                          <a:stretch>
+                            <a:fillRect/>
+                          </a:stretch>
+                        </pic:blipFill>
+                        <pic:spPr>
+                          <a:xfrm>
+                            <a:off x="0" y="0"/>
+                            <a:ext cx="5760000" cy="3960000"/>
+                          </a:xfrm>
+                          <a:prstGeom prst="rect"/>
+                        </pic:spPr>
+                      </pic:pic>
+                    </a:graphicData>
+                  </a:graphic>
+                </wp:inline>
+              </w:drawing>
+            </w:r>
+          </w:p>
+        </w:tc>
+      </w:tr>
+    </w:tbl>
     <w:p>
       <w:pPr>
         <w:spacing w:after="160"/>
@@ -408,7 +592,7 @@
       </w:pPr>
       <w:r>
         <w:rPr>
-          <w:rFonts w:ascii="Meiryo UI" w:hAnsi="Meiryo UI" w:eastAsia="Meiryo UI"/>
+          <w:rFonts w:ascii="BIZ UDPGothic" w:hAnsi="BIZ UDPGothic" w:eastAsia="BIZ UDPGothic"/>
           <w:b w:val="0"/>
           <w:i/>
           <w:color w:val="606874"/>
@@ -417,166 +601,420 @@
         <w:t>ステップ 1：PDF を選ぶ画面</w:t>
       </w:r>
     </w:p>
-    <w:p>
-      <w:pPr>
-        <w:pStyle w:val="ListNumber"/>
-        <w:spacing w:after="60"/>
-        <w:ind w:left="340"/>
-      </w:pPr>
-      <w:r>
-        <w:rPr>
-          <w:rFonts w:ascii="Meiryo UI" w:hAnsi="Meiryo UI" w:eastAsia="Meiryo UI"/>
-          <w:b w:val="0"/>
-          <w:i w:val="0"/>
-          <w:sz w:val="21"/>
-        </w:rPr>
-        <w:t>青い枠の中をクリックするか、</w:t>
-      </w:r>
-      <w:r>
-        <w:rPr>
-          <w:rFonts w:ascii="Meiryo UI" w:hAnsi="Meiryo UI" w:eastAsia="Meiryo UI"/>
-          <w:b/>
-          <w:i w:val="0"/>
-          <w:sz w:val="21"/>
-        </w:rPr>
-        <w:t>「ファイルを選ぶ…」</w:t>
-      </w:r>
-      <w:r>
-        <w:rPr>
-          <w:rFonts w:ascii="Meiryo UI" w:hAnsi="Meiryo UI" w:eastAsia="Meiryo UI"/>
-          <w:b w:val="0"/>
-          <w:i w:val="0"/>
-          <w:sz w:val="21"/>
-        </w:rPr>
-        <w:t>ボタンを押します。</w:t>
-      </w:r>
-    </w:p>
-    <w:p>
-      <w:pPr>
-        <w:pStyle w:val="ListNumber"/>
-        <w:spacing w:after="60"/>
-        <w:ind w:left="340"/>
-      </w:pPr>
-      <w:r>
-        <w:rPr>
-          <w:rFonts w:ascii="Meiryo UI" w:hAnsi="Meiryo UI" w:eastAsia="Meiryo UI"/>
-          <w:b w:val="0"/>
-          <w:i w:val="0"/>
-          <w:sz w:val="21"/>
-        </w:rPr>
-        <w:t>変換したい PDF を選びます（複数選択も可能）。PDF を枠の上に</w:t>
-      </w:r>
-      <w:r>
-        <w:rPr>
-          <w:rFonts w:ascii="Meiryo UI" w:hAnsi="Meiryo UI" w:eastAsia="Meiryo UI"/>
-          <w:b/>
-          <w:i w:val="0"/>
-          <w:sz w:val="21"/>
-        </w:rPr>
-        <w:t>ドラッグ&amp;ドロップ</w:t>
-      </w:r>
-      <w:r>
-        <w:rPr>
-          <w:rFonts w:ascii="Meiryo UI" w:hAnsi="Meiryo UI" w:eastAsia="Meiryo UI"/>
-          <w:b w:val="0"/>
-          <w:i w:val="0"/>
-          <w:sz w:val="21"/>
-        </w:rPr>
-        <w:t>しても入れられます。</w:t>
-      </w:r>
-    </w:p>
-    <w:p>
-      <w:pPr>
-        <w:pStyle w:val="ListNumber"/>
-        <w:spacing w:after="60"/>
-        <w:ind w:left="340"/>
-      </w:pPr>
-      <w:r>
-        <w:rPr>
-          <w:rFonts w:ascii="Meiryo UI" w:hAnsi="Meiryo UI" w:eastAsia="Meiryo UI"/>
-          <w:b w:val="0"/>
-          <w:i w:val="0"/>
-          <w:sz w:val="21"/>
-        </w:rPr>
-        <w:t xml:space="preserve">選んだ PDF が下の一覧に表示されます。まちがえたら右の </w:t>
-      </w:r>
-      <w:r>
-        <w:rPr>
-          <w:rFonts w:ascii="Meiryo UI" w:hAnsi="Meiryo UI" w:eastAsia="Meiryo UI"/>
-          <w:b/>
-          <w:i w:val="0"/>
-          <w:sz w:val="21"/>
-        </w:rPr>
-        <w:t>×</w:t>
-      </w:r>
-      <w:r>
-        <w:rPr>
-          <w:rFonts w:ascii="Meiryo UI" w:hAnsi="Meiryo UI" w:eastAsia="Meiryo UI"/>
-          <w:b w:val="0"/>
-          <w:i w:val="0"/>
-          <w:sz w:val="21"/>
-        </w:rPr>
-        <w:t xml:space="preserve"> で取り消せます。</w:t>
-      </w:r>
-    </w:p>
-    <w:p>
-      <w:pPr>
-        <w:pStyle w:val="ListNumber"/>
-        <w:spacing w:after="60"/>
-        <w:ind w:left="340"/>
-      </w:pPr>
-      <w:r>
-        <w:rPr>
-          <w:rFonts w:ascii="Meiryo UI" w:hAnsi="Meiryo UI" w:eastAsia="Meiryo UI"/>
-          <w:b w:val="0"/>
-          <w:i w:val="0"/>
-          <w:sz w:val="21"/>
-        </w:rPr>
-        <w:t xml:space="preserve">右下の </w:t>
-      </w:r>
-      <w:r>
-        <w:rPr>
-          <w:rFonts w:ascii="Meiryo UI" w:hAnsi="Meiryo UI" w:eastAsia="Meiryo UI"/>
-          <w:b/>
-          <w:i w:val="0"/>
-          <w:sz w:val="21"/>
-        </w:rPr>
-        <w:t>「次へ」</w:t>
-      </w:r>
-      <w:r>
-        <w:rPr>
-          <w:rFonts w:ascii="Meiryo UI" w:hAnsi="Meiryo UI" w:eastAsia="Meiryo UI"/>
-          <w:b w:val="0"/>
-          <w:i w:val="0"/>
-          <w:sz w:val="21"/>
-        </w:rPr>
-        <w:t xml:space="preserve"> を押します。</w:t>
-      </w:r>
-    </w:p>
-    <w:p>
-      <w:pPr>
-        <w:spacing w:before="80" w:after="120"/>
-        <w:shd w:val="clear" w:color="auto" w:fill="FFF6E5"/>
-      </w:pPr>
-      <w:r>
-        <w:rPr>
-          <w:rFonts w:ascii="Meiryo UI" w:hAnsi="Meiryo UI" w:eastAsia="Meiryo UI"/>
-          <w:b/>
-          <w:i w:val="0"/>
-          <w:sz w:val="20"/>
-        </w:rPr>
-        <w:t>「次へ」が押せないとき</w:t>
-      </w:r>
-      <w:r>
-        <w:rPr>
-          <w:rFonts w:ascii="Meiryo UI" w:hAnsi="Meiryo UI" w:eastAsia="Meiryo UI"/>
-          <w:b w:val="0"/>
-          <w:i w:val="0"/>
-          <w:sz w:val="20"/>
-        </w:rPr>
-        <w:t>は、まだ PDF が 1 つも選ばれていません。先に PDF を選んでください。</w:t>
-      </w:r>
-    </w:p>
+    <w:tbl>
+      <w:tblPr>
+        <w:tblW w:type="auto" w:w="0"/>
+        <w:tblLayout w:type="fixed"/>
+        <w:tblLook w:firstColumn="1" w:firstRow="1" w:lastColumn="0" w:lastRow="0" w:noHBand="0" w:noVBand="1" w:val="04A0"/>
+      </w:tblPr>
+      <w:tblGrid>
+        <w:gridCol w:w="539"/>
+        <w:gridCol w:w="8504"/>
+      </w:tblGrid>
+      <w:tr>
+        <w:trPr>
+          <w:cantSplit/>
+        </w:trPr>
+        <w:tc>
+          <w:tcPr>
+            <w:tcW w:type="dxa" w:w="539"/>
+            <w:shd w:val="clear" w:color="auto" w:fill="1F5C99"/>
+            <w:vAlign w:val="center"/>
+            <w:tcBorders>
+              <w:top w:val="single" w:sz="4" w:space="0" w:color="D7DEE5"/>
+              <w:left w:val="single" w:sz="4" w:space="0" w:color="D7DEE5"/>
+              <w:bottom w:val="single" w:sz="4" w:space="0" w:color="D7DEE5"/>
+              <w:right w:val="single" w:sz="4" w:space="0" w:color="D7DEE5"/>
+            </w:tcBorders>
+          </w:tcPr>
+          <w:p>
+            <w:pPr>
+              <w:jc w:val="center"/>
+            </w:pPr>
+            <w:r>
+              <w:rPr>
+                <w:rFonts w:ascii="BIZ UDPGothic" w:hAnsi="BIZ UDPGothic" w:eastAsia="BIZ UDPGothic"/>
+                <w:b/>
+                <w:i w:val="0"/>
+                <w:color w:val="FFFFFF"/>
+                <w:sz w:val="22"/>
+              </w:rPr>
+              <w:t>1</w:t>
+            </w:r>
+          </w:p>
+        </w:tc>
+        <w:tc>
+          <w:tcPr>
+            <w:tcW w:type="dxa" w:w="8504"/>
+            <w:tcBorders>
+              <w:top w:val="single" w:sz="4" w:space="0" w:color="D7DEE5"/>
+              <w:left w:val="single" w:sz="4" w:space="0" w:color="D7DEE5"/>
+              <w:bottom w:val="single" w:sz="4" w:space="0" w:color="D7DEE5"/>
+              <w:right w:val="single" w:sz="4" w:space="0" w:color="D7DEE5"/>
+            </w:tcBorders>
+            <w:shd w:val="clear" w:color="auto" w:fill="FAFBFC"/>
+          </w:tcPr>
+          <w:p>
+            <w:r>
+              <w:rPr>
+                <w:rFonts w:ascii="BIZ UDPGothic" w:hAnsi="BIZ UDPGothic" w:eastAsia="BIZ UDPGothic"/>
+                <w:b w:val="0"/>
+                <w:i w:val="0"/>
+                <w:color w:val="20242C"/>
+                <w:sz w:val="21"/>
+              </w:rPr>
+              <w:t>青い枠の中をクリックするか、</w:t>
+            </w:r>
+            <w:r>
+              <w:rPr>
+                <w:rFonts w:ascii="BIZ UDPGothic" w:hAnsi="BIZ UDPGothic" w:eastAsia="BIZ UDPGothic"/>
+                <w:b/>
+                <w:i w:val="0"/>
+                <w:color w:val="20242C"/>
+                <w:sz w:val="21"/>
+              </w:rPr>
+              <w:t>「ファイルを選ぶ…」</w:t>
+            </w:r>
+            <w:r>
+              <w:rPr>
+                <w:rFonts w:ascii="BIZ UDPGothic" w:hAnsi="BIZ UDPGothic" w:eastAsia="BIZ UDPGothic"/>
+                <w:b w:val="0"/>
+                <w:i w:val="0"/>
+                <w:color w:val="20242C"/>
+                <w:sz w:val="21"/>
+              </w:rPr>
+              <w:t>ボタンを押します。</w:t>
+            </w:r>
+          </w:p>
+        </w:tc>
+      </w:tr>
+    </w:tbl>
+    <w:tbl>
+      <w:tblPr>
+        <w:tblW w:type="auto" w:w="0"/>
+        <w:tblLayout w:type="fixed"/>
+        <w:tblLook w:firstColumn="1" w:firstRow="1" w:lastColumn="0" w:lastRow="0" w:noHBand="0" w:noVBand="1" w:val="04A0"/>
+      </w:tblPr>
+      <w:tblGrid>
+        <w:gridCol w:w="539"/>
+        <w:gridCol w:w="8504"/>
+      </w:tblGrid>
+      <w:tr>
+        <w:trPr>
+          <w:cantSplit/>
+        </w:trPr>
+        <w:tc>
+          <w:tcPr>
+            <w:tcW w:type="dxa" w:w="539"/>
+            <w:shd w:val="clear" w:color="auto" w:fill="1F5C99"/>
+            <w:vAlign w:val="center"/>
+            <w:tcBorders>
+              <w:top w:val="single" w:sz="4" w:space="0" w:color="D7DEE5"/>
+              <w:left w:val="single" w:sz="4" w:space="0" w:color="D7DEE5"/>
+              <w:bottom w:val="single" w:sz="4" w:space="0" w:color="D7DEE5"/>
+              <w:right w:val="single" w:sz="4" w:space="0" w:color="D7DEE5"/>
+            </w:tcBorders>
+          </w:tcPr>
+          <w:p>
+            <w:pPr>
+              <w:jc w:val="center"/>
+            </w:pPr>
+            <w:r>
+              <w:rPr>
+                <w:rFonts w:ascii="BIZ UDPGothic" w:hAnsi="BIZ UDPGothic" w:eastAsia="BIZ UDPGothic"/>
+                <w:b/>
+                <w:i w:val="0"/>
+                <w:color w:val="FFFFFF"/>
+                <w:sz w:val="22"/>
+              </w:rPr>
+              <w:t>2</w:t>
+            </w:r>
+          </w:p>
+        </w:tc>
+        <w:tc>
+          <w:tcPr>
+            <w:tcW w:type="dxa" w:w="8504"/>
+            <w:tcBorders>
+              <w:top w:val="single" w:sz="4" w:space="0" w:color="D7DEE5"/>
+              <w:left w:val="single" w:sz="4" w:space="0" w:color="D7DEE5"/>
+              <w:bottom w:val="single" w:sz="4" w:space="0" w:color="D7DEE5"/>
+              <w:right w:val="single" w:sz="4" w:space="0" w:color="D7DEE5"/>
+            </w:tcBorders>
+            <w:shd w:val="clear" w:color="auto" w:fill="FAFBFC"/>
+          </w:tcPr>
+          <w:p>
+            <w:r>
+              <w:rPr>
+                <w:rFonts w:ascii="BIZ UDPGothic" w:hAnsi="BIZ UDPGothic" w:eastAsia="BIZ UDPGothic"/>
+                <w:b w:val="0"/>
+                <w:i w:val="0"/>
+                <w:color w:val="20242C"/>
+                <w:sz w:val="21"/>
+              </w:rPr>
+              <w:t>変換したい PDF を選びます（複数選択も可能）。PDF を枠の上に</w:t>
+            </w:r>
+            <w:r>
+              <w:rPr>
+                <w:rFonts w:ascii="BIZ UDPGothic" w:hAnsi="BIZ UDPGothic" w:eastAsia="BIZ UDPGothic"/>
+                <w:b/>
+                <w:i w:val="0"/>
+                <w:color w:val="20242C"/>
+                <w:sz w:val="21"/>
+              </w:rPr>
+              <w:t>ドラッグ&amp;ドロップ</w:t>
+            </w:r>
+            <w:r>
+              <w:rPr>
+                <w:rFonts w:ascii="BIZ UDPGothic" w:hAnsi="BIZ UDPGothic" w:eastAsia="BIZ UDPGothic"/>
+                <w:b w:val="0"/>
+                <w:i w:val="0"/>
+                <w:color w:val="20242C"/>
+                <w:sz w:val="21"/>
+              </w:rPr>
+              <w:t>しても入れられます。</w:t>
+            </w:r>
+          </w:p>
+        </w:tc>
+      </w:tr>
+    </w:tbl>
+    <w:tbl>
+      <w:tblPr>
+        <w:tblW w:type="auto" w:w="0"/>
+        <w:tblLayout w:type="fixed"/>
+        <w:tblLook w:firstColumn="1" w:firstRow="1" w:lastColumn="0" w:lastRow="0" w:noHBand="0" w:noVBand="1" w:val="04A0"/>
+      </w:tblPr>
+      <w:tblGrid>
+        <w:gridCol w:w="539"/>
+        <w:gridCol w:w="8504"/>
+      </w:tblGrid>
+      <w:tr>
+        <w:trPr>
+          <w:cantSplit/>
+        </w:trPr>
+        <w:tc>
+          <w:tcPr>
+            <w:tcW w:type="dxa" w:w="539"/>
+            <w:shd w:val="clear" w:color="auto" w:fill="1F5C99"/>
+            <w:vAlign w:val="center"/>
+            <w:tcBorders>
+              <w:top w:val="single" w:sz="4" w:space="0" w:color="D7DEE5"/>
+              <w:left w:val="single" w:sz="4" w:space="0" w:color="D7DEE5"/>
+              <w:bottom w:val="single" w:sz="4" w:space="0" w:color="D7DEE5"/>
+              <w:right w:val="single" w:sz="4" w:space="0" w:color="D7DEE5"/>
+            </w:tcBorders>
+          </w:tcPr>
+          <w:p>
+            <w:pPr>
+              <w:jc w:val="center"/>
+            </w:pPr>
+            <w:r>
+              <w:rPr>
+                <w:rFonts w:ascii="BIZ UDPGothic" w:hAnsi="BIZ UDPGothic" w:eastAsia="BIZ UDPGothic"/>
+                <w:b/>
+                <w:i w:val="0"/>
+                <w:color w:val="FFFFFF"/>
+                <w:sz w:val="22"/>
+              </w:rPr>
+              <w:t>3</w:t>
+            </w:r>
+          </w:p>
+        </w:tc>
+        <w:tc>
+          <w:tcPr>
+            <w:tcW w:type="dxa" w:w="8504"/>
+            <w:tcBorders>
+              <w:top w:val="single" w:sz="4" w:space="0" w:color="D7DEE5"/>
+              <w:left w:val="single" w:sz="4" w:space="0" w:color="D7DEE5"/>
+              <w:bottom w:val="single" w:sz="4" w:space="0" w:color="D7DEE5"/>
+              <w:right w:val="single" w:sz="4" w:space="0" w:color="D7DEE5"/>
+            </w:tcBorders>
+            <w:shd w:val="clear" w:color="auto" w:fill="FAFBFC"/>
+          </w:tcPr>
+          <w:p>
+            <w:r>
+              <w:rPr>
+                <w:rFonts w:ascii="BIZ UDPGothic" w:hAnsi="BIZ UDPGothic" w:eastAsia="BIZ UDPGothic"/>
+                <w:b w:val="0"/>
+                <w:i w:val="0"/>
+                <w:color w:val="20242C"/>
+                <w:sz w:val="21"/>
+              </w:rPr>
+              <w:t xml:space="preserve">選んだ PDF が下の一覧に表示されます。まちがえたら右の </w:t>
+            </w:r>
+            <w:r>
+              <w:rPr>
+                <w:rFonts w:ascii="BIZ UDPGothic" w:hAnsi="BIZ UDPGothic" w:eastAsia="BIZ UDPGothic"/>
+                <w:b/>
+                <w:i w:val="0"/>
+                <w:color w:val="20242C"/>
+                <w:sz w:val="21"/>
+              </w:rPr>
+              <w:t>×</w:t>
+            </w:r>
+            <w:r>
+              <w:rPr>
+                <w:rFonts w:ascii="BIZ UDPGothic" w:hAnsi="BIZ UDPGothic" w:eastAsia="BIZ UDPGothic"/>
+                <w:b w:val="0"/>
+                <w:i w:val="0"/>
+                <w:color w:val="20242C"/>
+                <w:sz w:val="21"/>
+              </w:rPr>
+              <w:t xml:space="preserve"> で取り消せます。</w:t>
+            </w:r>
+          </w:p>
+        </w:tc>
+      </w:tr>
+    </w:tbl>
+    <w:tbl>
+      <w:tblPr>
+        <w:tblW w:type="auto" w:w="0"/>
+        <w:tblLayout w:type="fixed"/>
+        <w:tblLook w:firstColumn="1" w:firstRow="1" w:lastColumn="0" w:lastRow="0" w:noHBand="0" w:noVBand="1" w:val="04A0"/>
+      </w:tblPr>
+      <w:tblGrid>
+        <w:gridCol w:w="539"/>
+        <w:gridCol w:w="8504"/>
+      </w:tblGrid>
+      <w:tr>
+        <w:trPr>
+          <w:cantSplit/>
+        </w:trPr>
+        <w:tc>
+          <w:tcPr>
+            <w:tcW w:type="dxa" w:w="539"/>
+            <w:shd w:val="clear" w:color="auto" w:fill="1F5C99"/>
+            <w:vAlign w:val="center"/>
+            <w:tcBorders>
+              <w:top w:val="single" w:sz="4" w:space="0" w:color="D7DEE5"/>
+              <w:left w:val="single" w:sz="4" w:space="0" w:color="D7DEE5"/>
+              <w:bottom w:val="single" w:sz="4" w:space="0" w:color="D7DEE5"/>
+              <w:right w:val="single" w:sz="4" w:space="0" w:color="D7DEE5"/>
+            </w:tcBorders>
+          </w:tcPr>
+          <w:p>
+            <w:pPr>
+              <w:jc w:val="center"/>
+            </w:pPr>
+            <w:r>
+              <w:rPr>
+                <w:rFonts w:ascii="BIZ UDPGothic" w:hAnsi="BIZ UDPGothic" w:eastAsia="BIZ UDPGothic"/>
+                <w:b/>
+                <w:i w:val="0"/>
+                <w:color w:val="FFFFFF"/>
+                <w:sz w:val="22"/>
+              </w:rPr>
+              <w:t>4</w:t>
+            </w:r>
+          </w:p>
+        </w:tc>
+        <w:tc>
+          <w:tcPr>
+            <w:tcW w:type="dxa" w:w="8504"/>
+            <w:tcBorders>
+              <w:top w:val="single" w:sz="4" w:space="0" w:color="D7DEE5"/>
+              <w:left w:val="single" w:sz="4" w:space="0" w:color="D7DEE5"/>
+              <w:bottom w:val="single" w:sz="4" w:space="0" w:color="D7DEE5"/>
+              <w:right w:val="single" w:sz="4" w:space="0" w:color="D7DEE5"/>
+            </w:tcBorders>
+            <w:shd w:val="clear" w:color="auto" w:fill="FAFBFC"/>
+          </w:tcPr>
+          <w:p>
+            <w:r>
+              <w:rPr>
+                <w:rFonts w:ascii="BIZ UDPGothic" w:hAnsi="BIZ UDPGothic" w:eastAsia="BIZ UDPGothic"/>
+                <w:b w:val="0"/>
+                <w:i w:val="0"/>
+                <w:color w:val="20242C"/>
+                <w:sz w:val="21"/>
+              </w:rPr>
+              <w:t xml:space="preserve">右下の </w:t>
+            </w:r>
+            <w:r>
+              <w:rPr>
+                <w:rFonts w:ascii="BIZ UDPGothic" w:hAnsi="BIZ UDPGothic" w:eastAsia="BIZ UDPGothic"/>
+                <w:b/>
+                <w:i w:val="0"/>
+                <w:color w:val="20242C"/>
+                <w:sz w:val="21"/>
+              </w:rPr>
+              <w:t>「次へ」</w:t>
+            </w:r>
+            <w:r>
+              <w:rPr>
+                <w:rFonts w:ascii="BIZ UDPGothic" w:hAnsi="BIZ UDPGothic" w:eastAsia="BIZ UDPGothic"/>
+                <w:b w:val="0"/>
+                <w:i w:val="0"/>
+                <w:color w:val="20242C"/>
+                <w:sz w:val="21"/>
+              </w:rPr>
+              <w:t xml:space="preserve"> を押します。</w:t>
+            </w:r>
+          </w:p>
+        </w:tc>
+      </w:tr>
+    </w:tbl>
+    <w:tbl>
+      <w:tblPr>
+        <w:tblW w:type="auto" w:w="0"/>
+        <w:tblLook w:firstColumn="1" w:firstRow="1" w:lastColumn="0" w:lastRow="0" w:noHBand="0" w:noVBand="1" w:val="04A0"/>
+      </w:tblPr>
+      <w:tblGrid>
+        <w:gridCol w:w="9746"/>
+      </w:tblGrid>
+      <w:tr>
+        <w:trPr>
+          <w:cantSplit/>
+        </w:trPr>
+        <w:tc>
+          <w:tcPr>
+            <w:tcW w:type="dxa" w:w="9746"/>
+            <w:shd w:val="clear" w:color="auto" w:fill="EAF2FB"/>
+            <w:tcBorders>
+              <w:top w:val="single" w:sz="8" w:space="0" w:color="B9D3EE"/>
+              <w:left w:val="single" w:sz="8" w:space="0" w:color="B9D3EE"/>
+              <w:bottom w:val="single" w:sz="8" w:space="0" w:color="B9D3EE"/>
+              <w:right w:val="single" w:sz="8" w:space="0" w:color="B9D3EE"/>
+            </w:tcBorders>
+          </w:tcPr>
+          <w:p>
+            <w:r>
+              <w:rPr>
+                <w:rFonts w:ascii="BIZ UDPGothic" w:hAnsi="BIZ UDPGothic" w:eastAsia="BIZ UDPGothic"/>
+                <w:b/>
+                <w:i w:val="0"/>
+                <w:color w:val="FFFFFF"/>
+                <w:sz w:val="18"/>
+                <w:shd w:val="clear" w:color="auto" w:fill="1F5C99"/>
+              </w:rPr>
+              <w:t xml:space="preserve"> INFO </w:t>
+            </w:r>
+            <w:r>
+              <w:t xml:space="preserve">  </w:t>
+            </w:r>
+            <w:r>
+              <w:rPr>
+                <w:rFonts w:ascii="BIZ UDPGothic" w:hAnsi="BIZ UDPGothic" w:eastAsia="BIZ UDPGothic"/>
+                <w:b/>
+                <w:i w:val="0"/>
+                <w:color w:val="20242C"/>
+                <w:sz w:val="20"/>
+              </w:rPr>
+              <w:t>「次へ」が押せないとき</w:t>
+            </w:r>
+            <w:r>
+              <w:rPr>
+                <w:rFonts w:ascii="BIZ UDPGothic" w:hAnsi="BIZ UDPGothic" w:eastAsia="BIZ UDPGothic"/>
+                <w:b w:val="0"/>
+                <w:i w:val="0"/>
+                <w:color w:val="20242C"/>
+                <w:sz w:val="20"/>
+              </w:rPr>
+              <w:t>は、まだ PDF が 1 つも選ばれていません。先に PDF を選んでください。</w:t>
+            </w:r>
+          </w:p>
+        </w:tc>
+      </w:tr>
+    </w:tbl>
     <w:p>
       <w:r>
         <w:br w:type="page"/>
@@ -585,14 +1023,18 @@
     <w:p>
       <w:pPr>
         <w:spacing w:before="200" w:after="60"/>
+        <w:pBdr>
+          <w:left w:val="single" w:sz="24" w:space="8" w:color="1F5C99"/>
+        </w:pBdr>
+        <w:ind w:left="113"/>
       </w:pPr>
       <w:r>
         <w:rPr>
-          <w:rFonts w:ascii="Meiryo UI" w:hAnsi="Meiryo UI" w:eastAsia="Meiryo UI"/>
+          <w:rFonts w:ascii="BIZ UDPGothic" w:hAnsi="BIZ UDPGothic" w:eastAsia="BIZ UDPGothic"/>
           <w:b/>
           <w:i w:val="0"/>
-          <w:color w:val="1F5C99"/>
-          <w:sz w:val="30"/>
+          <w:color w:val="20242C"/>
+          <w:sz w:val="32"/>
         </w:rPr>
         <w:t>4. ステップ 2：用語を置換する</w:t>
       </w:r>
@@ -603,7 +1045,7 @@
       </w:pPr>
       <w:r>
         <w:rPr>
-          <w:rFonts w:ascii="Meiryo UI" w:hAnsi="Meiryo UI" w:eastAsia="Meiryo UI"/>
+          <w:rFonts w:ascii="BIZ UDPGothic" w:hAnsi="BIZ UDPGothic" w:eastAsia="BIZ UDPGothic"/>
           <w:b w:val="0"/>
           <w:i w:val="0"/>
           <w:sz w:val="21"/>
@@ -611,45 +1053,71 @@
         <w:t>辞書に登録した用語を、自動でそろえます。置き換わった箇所をこの画面で確認します。</w:t>
       </w:r>
     </w:p>
-    <w:p>
-      <w:pPr>
+    <w:tbl>
+      <w:tblPr>
+        <w:tblW w:type="auto" w:w="0"/>
         <w:jc w:val="center"/>
-      </w:pPr>
-      <w:r>
-        <w:drawing>
-          <wp:inline xmlns:a="http://schemas.openxmlformats.org/drawingml/2006/main" xmlns:pic="http://schemas.openxmlformats.org/drawingml/2006/picture">
-            <wp:extent cx="5760000" cy="3960000"/>
-            <wp:docPr id="2" name="Picture 2"/>
-            <wp:cNvGraphicFramePr>
-              <a:graphicFrameLocks noChangeAspect="1"/>
-            </wp:cNvGraphicFramePr>
-            <a:graphic>
-              <a:graphicData uri="http://schemas.openxmlformats.org/drawingml/2006/picture">
-                <pic:pic>
-                  <pic:nvPicPr>
-                    <pic:cNvPr id="0" name="step2_replace.png"/>
-                    <pic:cNvPicPr/>
-                  </pic:nvPicPr>
-                  <pic:blipFill>
-                    <a:blip r:embed="rId10"/>
-                    <a:stretch>
-                      <a:fillRect/>
-                    </a:stretch>
-                  </pic:blipFill>
-                  <pic:spPr>
-                    <a:xfrm>
-                      <a:off x="0" y="0"/>
-                      <a:ext cx="5760000" cy="3960000"/>
-                    </a:xfrm>
-                    <a:prstGeom prst="rect"/>
-                  </pic:spPr>
-                </pic:pic>
-              </a:graphicData>
-            </a:graphic>
-          </wp:inline>
-        </w:drawing>
-      </w:r>
-    </w:p>
+        <w:tblLook w:firstColumn="1" w:firstRow="1" w:lastColumn="0" w:lastRow="0" w:noHBand="0" w:noVBand="1" w:val="04A0"/>
+      </w:tblPr>
+      <w:tblGrid>
+        <w:gridCol w:w="9746"/>
+      </w:tblGrid>
+      <w:tr>
+        <w:trPr>
+          <w:cantSplit/>
+        </w:trPr>
+        <w:tc>
+          <w:tcPr>
+            <w:tcW w:type="dxa" w:w="9746"/>
+            <w:tcBorders>
+              <w:top w:val="single" w:sz="8" w:space="0" w:color="D7DEE5"/>
+              <w:left w:val="single" w:sz="8" w:space="0" w:color="D7DEE5"/>
+              <w:bottom w:val="single" w:sz="8" w:space="0" w:color="D7DEE5"/>
+              <w:right w:val="single" w:sz="8" w:space="0" w:color="D7DEE5"/>
+            </w:tcBorders>
+          </w:tcPr>
+          <w:p>
+            <w:pPr>
+              <w:jc w:val="center"/>
+            </w:pPr>
+            <w:r>
+              <w:drawing>
+                <wp:inline xmlns:a="http://schemas.openxmlformats.org/drawingml/2006/main" xmlns:pic="http://schemas.openxmlformats.org/drawingml/2006/picture">
+                  <wp:extent cx="5760000" cy="3960000"/>
+                  <wp:docPr id="2" name="Picture 2"/>
+                  <wp:cNvGraphicFramePr>
+                    <a:graphicFrameLocks noChangeAspect="1"/>
+                  </wp:cNvGraphicFramePr>
+                  <a:graphic>
+                    <a:graphicData uri="http://schemas.openxmlformats.org/drawingml/2006/picture">
+                      <pic:pic>
+                        <pic:nvPicPr>
+                          <pic:cNvPr id="0" name="step2_replace.png"/>
+                          <pic:cNvPicPr/>
+                        </pic:nvPicPr>
+                        <pic:blipFill>
+                          <a:blip r:embed="rId10"/>
+                          <a:stretch>
+                            <a:fillRect/>
+                          </a:stretch>
+                        </pic:blipFill>
+                        <pic:spPr>
+                          <a:xfrm>
+                            <a:off x="0" y="0"/>
+                            <a:ext cx="5760000" cy="3960000"/>
+                          </a:xfrm>
+                          <a:prstGeom prst="rect"/>
+                        </pic:spPr>
+                      </pic:pic>
+                    </a:graphicData>
+                  </a:graphic>
+                </wp:inline>
+              </w:drawing>
+            </w:r>
+          </w:p>
+        </w:tc>
+      </w:tr>
+    </w:tbl>
     <w:p>
       <w:pPr>
         <w:spacing w:after="160"/>
@@ -657,7 +1125,7 @@
       </w:pPr>
       <w:r>
         <w:rPr>
-          <w:rFonts w:ascii="Meiryo UI" w:hAnsi="Meiryo UI" w:eastAsia="Meiryo UI"/>
+          <w:rFonts w:ascii="BIZ UDPGothic" w:hAnsi="BIZ UDPGothic" w:eastAsia="BIZ UDPGothic"/>
           <w:b w:val="0"/>
           <w:i/>
           <w:color w:val="606874"/>
@@ -674,7 +1142,7 @@
       </w:pPr>
       <w:r>
         <w:rPr>
-          <w:rFonts w:ascii="Meiryo UI" w:hAnsi="Meiryo UI" w:eastAsia="Meiryo UI"/>
+          <w:rFonts w:ascii="BIZ UDPGothic" w:hAnsi="BIZ UDPGothic" w:eastAsia="BIZ UDPGothic"/>
           <w:b w:val="0"/>
           <w:i w:val="0"/>
           <w:sz w:val="21"/>
@@ -683,7 +1151,7 @@
       </w:r>
       <w:r>
         <w:rPr>
-          <w:rFonts w:ascii="Meiryo UI" w:hAnsi="Meiryo UI" w:eastAsia="Meiryo UI"/>
+          <w:rFonts w:ascii="BIZ UDPGothic" w:hAnsi="BIZ UDPGothic" w:eastAsia="BIZ UDPGothic"/>
           <w:b/>
           <w:i w:val="0"/>
           <w:sz w:val="21"/>
@@ -692,7 +1160,7 @@
       </w:r>
       <w:r>
         <w:rPr>
-          <w:rFonts w:ascii="Meiryo UI" w:hAnsi="Meiryo UI" w:eastAsia="Meiryo UI"/>
+          <w:rFonts w:ascii="BIZ UDPGothic" w:hAnsi="BIZ UDPGothic" w:eastAsia="BIZ UDPGothic"/>
           <w:b w:val="0"/>
           <w:i w:val="0"/>
           <w:sz w:val="21"/>
@@ -708,7 +1176,7 @@
       </w:pPr>
       <w:r>
         <w:rPr>
-          <w:rFonts w:ascii="Meiryo UI" w:hAnsi="Meiryo UI" w:eastAsia="Meiryo UI"/>
+          <w:rFonts w:ascii="BIZ UDPGothic" w:hAnsi="BIZ UDPGothic" w:eastAsia="BIZ UDPGothic"/>
           <w:b w:val="0"/>
           <w:i w:val="0"/>
           <w:sz w:val="21"/>
@@ -717,7 +1185,7 @@
       </w:r>
       <w:r>
         <w:rPr>
-          <w:rFonts w:ascii="Meiryo UI" w:hAnsi="Meiryo UI" w:eastAsia="Meiryo UI"/>
+          <w:rFonts w:ascii="BIZ UDPGothic" w:hAnsi="BIZ UDPGothic" w:eastAsia="BIZ UDPGothic"/>
           <w:b/>
           <w:i w:val="0"/>
           <w:sz w:val="21"/>
@@ -726,7 +1194,7 @@
       </w:r>
       <w:r>
         <w:rPr>
-          <w:rFonts w:ascii="Meiryo UI" w:hAnsi="Meiryo UI" w:eastAsia="Meiryo UI"/>
+          <w:rFonts w:ascii="BIZ UDPGothic" w:hAnsi="BIZ UDPGothic" w:eastAsia="BIZ UDPGothic"/>
           <w:b w:val="0"/>
           <w:i w:val="0"/>
           <w:sz w:val="21"/>
@@ -735,7 +1203,7 @@
       </w:r>
       <w:r>
         <w:rPr>
-          <w:rFonts w:ascii="Meiryo UI" w:hAnsi="Meiryo UI" w:eastAsia="Meiryo UI"/>
+          <w:rFonts w:ascii="BIZ UDPGothic" w:hAnsi="BIZ UDPGothic" w:eastAsia="BIZ UDPGothic"/>
           <w:b/>
           <w:i w:val="0"/>
           <w:sz w:val="21"/>
@@ -744,7 +1212,7 @@
       </w:r>
       <w:r>
         <w:rPr>
-          <w:rFonts w:ascii="Meiryo UI" w:hAnsi="Meiryo UI" w:eastAsia="Meiryo UI"/>
+          <w:rFonts w:ascii="BIZ UDPGothic" w:hAnsi="BIZ UDPGothic" w:eastAsia="BIZ UDPGothic"/>
           <w:b w:val="0"/>
           <w:i w:val="0"/>
           <w:sz w:val="21"/>
@@ -760,7 +1228,7 @@
       </w:pPr>
       <w:r>
         <w:rPr>
-          <w:rFonts w:ascii="Meiryo UI" w:hAnsi="Meiryo UI" w:eastAsia="Meiryo UI"/>
+          <w:rFonts w:ascii="BIZ UDPGothic" w:hAnsi="BIZ UDPGothic" w:eastAsia="BIZ UDPGothic"/>
           <w:b w:val="0"/>
           <w:i w:val="0"/>
           <w:sz w:val="21"/>
@@ -769,7 +1237,7 @@
       </w:r>
       <w:r>
         <w:rPr>
-          <w:rFonts w:ascii="Meiryo UI" w:hAnsi="Meiryo UI" w:eastAsia="Meiryo UI"/>
+          <w:rFonts w:ascii="BIZ UDPGothic" w:hAnsi="BIZ UDPGothic" w:eastAsia="BIZ UDPGothic"/>
           <w:b/>
           <w:i w:val="0"/>
           <w:sz w:val="21"/>
@@ -778,7 +1246,7 @@
       </w:r>
       <w:r>
         <w:rPr>
-          <w:rFonts w:ascii="Meiryo UI" w:hAnsi="Meiryo UI" w:eastAsia="Meiryo UI"/>
+          <w:rFonts w:ascii="BIZ UDPGothic" w:hAnsi="BIZ UDPGothic" w:eastAsia="BIZ UDPGothic"/>
           <w:b w:val="0"/>
           <w:i w:val="0"/>
           <w:sz w:val="21"/>
@@ -794,7 +1262,7 @@
       </w:pPr>
       <w:r>
         <w:rPr>
-          <w:rFonts w:ascii="Meiryo UI" w:hAnsi="Meiryo UI" w:eastAsia="Meiryo UI"/>
+          <w:rFonts w:ascii="BIZ UDPGothic" w:hAnsi="BIZ UDPGothic" w:eastAsia="BIZ UDPGothic"/>
           <w:b w:val="0"/>
           <w:i w:val="0"/>
           <w:sz w:val="21"/>
@@ -803,7 +1271,7 @@
       </w:r>
       <w:r>
         <w:rPr>
-          <w:rFonts w:ascii="Meiryo UI" w:hAnsi="Meiryo UI" w:eastAsia="Meiryo UI"/>
+          <w:rFonts w:ascii="BIZ UDPGothic" w:hAnsi="BIZ UDPGothic" w:eastAsia="BIZ UDPGothic"/>
           <w:b/>
           <w:i w:val="0"/>
           <w:sz w:val="21"/>
@@ -812,7 +1280,7 @@
       </w:r>
       <w:r>
         <w:rPr>
-          <w:rFonts w:ascii="Meiryo UI" w:hAnsi="Meiryo UI" w:eastAsia="Meiryo UI"/>
+          <w:rFonts w:ascii="BIZ UDPGothic" w:hAnsi="BIZ UDPGothic" w:eastAsia="BIZ UDPGothic"/>
           <w:b w:val="0"/>
           <w:i w:val="0"/>
           <w:sz w:val="21"/>
@@ -821,7 +1289,7 @@
       </w:r>
       <w:r>
         <w:rPr>
-          <w:rFonts w:ascii="Meiryo UI" w:hAnsi="Meiryo UI" w:eastAsia="Meiryo UI"/>
+          <w:rFonts w:ascii="BIZ UDPGothic" w:hAnsi="BIZ UDPGothic" w:eastAsia="BIZ UDPGothic"/>
           <w:b/>
           <w:i w:val="0"/>
           <w:sz w:val="21"/>
@@ -830,7 +1298,7 @@
       </w:r>
       <w:r>
         <w:rPr>
-          <w:rFonts w:ascii="Meiryo UI" w:hAnsi="Meiryo UI" w:eastAsia="Meiryo UI"/>
+          <w:rFonts w:ascii="BIZ UDPGothic" w:hAnsi="BIZ UDPGothic" w:eastAsia="BIZ UDPGothic"/>
           <w:b w:val="0"/>
           <w:i w:val="0"/>
           <w:sz w:val="21"/>
@@ -841,14 +1309,15 @@
     <w:p>
       <w:pPr>
         <w:spacing w:before="140" w:after="60"/>
+        <w:ind w:left="85"/>
       </w:pPr>
       <w:r>
         <w:rPr>
-          <w:rFonts w:ascii="Meiryo UI" w:hAnsi="Meiryo UI" w:eastAsia="Meiryo UI"/>
+          <w:rFonts w:ascii="BIZ UDPGothic" w:hAnsi="BIZ UDPGothic" w:eastAsia="BIZ UDPGothic"/>
           <w:b/>
           <w:i w:val="0"/>
           <w:color w:val="20242C"/>
-          <w:sz w:val="25"/>
+          <w:sz w:val="26"/>
         </w:rPr>
         <w:t>4.1 用語を辞書に追加する</w:t>
       </w:r>
@@ -859,7 +1328,7 @@
       </w:pPr>
       <w:r>
         <w:rPr>
-          <w:rFonts w:ascii="Meiryo UI" w:hAnsi="Meiryo UI" w:eastAsia="Meiryo UI"/>
+          <w:rFonts w:ascii="BIZ UDPGothic" w:hAnsi="BIZ UDPGothic" w:eastAsia="BIZ UDPGothic"/>
           <w:b w:val="0"/>
           <w:i w:val="0"/>
           <w:sz w:val="21"/>
@@ -868,7 +1337,7 @@
       </w:r>
       <w:r>
         <w:rPr>
-          <w:rFonts w:ascii="Meiryo UI" w:hAnsi="Meiryo UI" w:eastAsia="Meiryo UI"/>
+          <w:rFonts w:ascii="BIZ UDPGothic" w:hAnsi="BIZ UDPGothic" w:eastAsia="BIZ UDPGothic"/>
           <w:b/>
           <w:i w:val="0"/>
           <w:sz w:val="21"/>
@@ -877,7 +1346,7 @@
       </w:r>
       <w:r>
         <w:rPr>
-          <w:rFonts w:ascii="Meiryo UI" w:hAnsi="Meiryo UI" w:eastAsia="Meiryo UI"/>
+          <w:rFonts w:ascii="BIZ UDPGothic" w:hAnsi="BIZ UDPGothic" w:eastAsia="BIZ UDPGothic"/>
           <w:b w:val="0"/>
           <w:i w:val="0"/>
           <w:sz w:val="21"/>
@@ -885,45 +1354,71 @@
         <w:t xml:space="preserve"> タブで、新しい用語を登録できます。登録するとすべてのページに自動で反映されます。</w:t>
       </w:r>
     </w:p>
-    <w:p>
-      <w:pPr>
+    <w:tbl>
+      <w:tblPr>
+        <w:tblW w:type="auto" w:w="0"/>
         <w:jc w:val="center"/>
-      </w:pPr>
-      <w:r>
-        <w:drawing>
-          <wp:inline xmlns:a="http://schemas.openxmlformats.org/drawingml/2006/main" xmlns:pic="http://schemas.openxmlformats.org/drawingml/2006/picture">
-            <wp:extent cx="5760000" cy="3960000"/>
-            <wp:docPr id="3" name="Picture 3"/>
-            <wp:cNvGraphicFramePr>
-              <a:graphicFrameLocks noChangeAspect="1"/>
-            </wp:cNvGraphicFramePr>
-            <a:graphic>
-              <a:graphicData uri="http://schemas.openxmlformats.org/drawingml/2006/picture">
-                <pic:pic>
-                  <pic:nvPicPr>
-                    <pic:cNvPr id="0" name="step2b_dict.png"/>
-                    <pic:cNvPicPr/>
-                  </pic:nvPicPr>
-                  <pic:blipFill>
-                    <a:blip r:embed="rId11"/>
-                    <a:stretch>
-                      <a:fillRect/>
-                    </a:stretch>
-                  </pic:blipFill>
-                  <pic:spPr>
-                    <a:xfrm>
-                      <a:off x="0" y="0"/>
-                      <a:ext cx="5760000" cy="3960000"/>
-                    </a:xfrm>
-                    <a:prstGeom prst="rect"/>
-                  </pic:spPr>
-                </pic:pic>
-              </a:graphicData>
-            </a:graphic>
-          </wp:inline>
-        </w:drawing>
-      </w:r>
-    </w:p>
+        <w:tblLook w:firstColumn="1" w:firstRow="1" w:lastColumn="0" w:lastRow="0" w:noHBand="0" w:noVBand="1" w:val="04A0"/>
+      </w:tblPr>
+      <w:tblGrid>
+        <w:gridCol w:w="9746"/>
+      </w:tblGrid>
+      <w:tr>
+        <w:trPr>
+          <w:cantSplit/>
+        </w:trPr>
+        <w:tc>
+          <w:tcPr>
+            <w:tcW w:type="dxa" w:w="9746"/>
+            <w:tcBorders>
+              <w:top w:val="single" w:sz="8" w:space="0" w:color="D7DEE5"/>
+              <w:left w:val="single" w:sz="8" w:space="0" w:color="D7DEE5"/>
+              <w:bottom w:val="single" w:sz="8" w:space="0" w:color="D7DEE5"/>
+              <w:right w:val="single" w:sz="8" w:space="0" w:color="D7DEE5"/>
+            </w:tcBorders>
+          </w:tcPr>
+          <w:p>
+            <w:pPr>
+              <w:jc w:val="center"/>
+            </w:pPr>
+            <w:r>
+              <w:drawing>
+                <wp:inline xmlns:a="http://schemas.openxmlformats.org/drawingml/2006/main" xmlns:pic="http://schemas.openxmlformats.org/drawingml/2006/picture">
+                  <wp:extent cx="5760000" cy="3960000"/>
+                  <wp:docPr id="3" name="Picture 3"/>
+                  <wp:cNvGraphicFramePr>
+                    <a:graphicFrameLocks noChangeAspect="1"/>
+                  </wp:cNvGraphicFramePr>
+                  <a:graphic>
+                    <a:graphicData uri="http://schemas.openxmlformats.org/drawingml/2006/picture">
+                      <pic:pic>
+                        <pic:nvPicPr>
+                          <pic:cNvPr id="0" name="step2b_dict.png"/>
+                          <pic:cNvPicPr/>
+                        </pic:nvPicPr>
+                        <pic:blipFill>
+                          <a:blip r:embed="rId11"/>
+                          <a:stretch>
+                            <a:fillRect/>
+                          </a:stretch>
+                        </pic:blipFill>
+                        <pic:spPr>
+                          <a:xfrm>
+                            <a:off x="0" y="0"/>
+                            <a:ext cx="5760000" cy="3960000"/>
+                          </a:xfrm>
+                          <a:prstGeom prst="rect"/>
+                        </pic:spPr>
+                      </pic:pic>
+                    </a:graphicData>
+                  </a:graphic>
+                </wp:inline>
+              </w:drawing>
+            </w:r>
+          </w:p>
+        </w:tc>
+      </w:tr>
+    </w:tbl>
     <w:p>
       <w:pPr>
         <w:spacing w:after="160"/>
@@ -931,7 +1426,7 @@
       </w:pPr>
       <w:r>
         <w:rPr>
-          <w:rFonts w:ascii="Meiryo UI" w:hAnsi="Meiryo UI" w:eastAsia="Meiryo UI"/>
+          <w:rFonts w:ascii="BIZ UDPGothic" w:hAnsi="BIZ UDPGothic" w:eastAsia="BIZ UDPGothic"/>
           <w:b w:val="0"/>
           <w:i/>
           <w:color w:val="606874"/>
@@ -940,168 +1435,422 @@
         <w:t>ステップ 2：辞書タブ（用語の追加と登録一覧）</w:t>
       </w:r>
     </w:p>
+    <w:tbl>
+      <w:tblPr>
+        <w:tblW w:type="auto" w:w="0"/>
+        <w:tblLayout w:type="fixed"/>
+        <w:tblLook w:firstColumn="1" w:firstRow="1" w:lastColumn="0" w:lastRow="0" w:noHBand="0" w:noVBand="1" w:val="04A0"/>
+      </w:tblPr>
+      <w:tblGrid>
+        <w:gridCol w:w="539"/>
+        <w:gridCol w:w="8504"/>
+      </w:tblGrid>
+      <w:tr>
+        <w:trPr>
+          <w:cantSplit/>
+        </w:trPr>
+        <w:tc>
+          <w:tcPr>
+            <w:tcW w:type="dxa" w:w="539"/>
+            <w:shd w:val="clear" w:color="auto" w:fill="1F5C99"/>
+            <w:vAlign w:val="center"/>
+            <w:tcBorders>
+              <w:top w:val="single" w:sz="4" w:space="0" w:color="D7DEE5"/>
+              <w:left w:val="single" w:sz="4" w:space="0" w:color="D7DEE5"/>
+              <w:bottom w:val="single" w:sz="4" w:space="0" w:color="D7DEE5"/>
+              <w:right w:val="single" w:sz="4" w:space="0" w:color="D7DEE5"/>
+            </w:tcBorders>
+          </w:tcPr>
+          <w:p>
+            <w:pPr>
+              <w:jc w:val="center"/>
+            </w:pPr>
+            <w:r>
+              <w:rPr>
+                <w:rFonts w:ascii="BIZ UDPGothic" w:hAnsi="BIZ UDPGothic" w:eastAsia="BIZ UDPGothic"/>
+                <w:b/>
+                <w:i w:val="0"/>
+                <w:color w:val="FFFFFF"/>
+                <w:sz w:val="22"/>
+              </w:rPr>
+              <w:t>1</w:t>
+            </w:r>
+          </w:p>
+        </w:tc>
+        <w:tc>
+          <w:tcPr>
+            <w:tcW w:type="dxa" w:w="8504"/>
+            <w:tcBorders>
+              <w:top w:val="single" w:sz="4" w:space="0" w:color="D7DEE5"/>
+              <w:left w:val="single" w:sz="4" w:space="0" w:color="D7DEE5"/>
+              <w:bottom w:val="single" w:sz="4" w:space="0" w:color="D7DEE5"/>
+              <w:right w:val="single" w:sz="4" w:space="0" w:color="D7DEE5"/>
+            </w:tcBorders>
+            <w:shd w:val="clear" w:color="auto" w:fill="FAFBFC"/>
+          </w:tcPr>
+          <w:p>
+            <w:r>
+              <w:rPr>
+                <w:rFonts w:ascii="BIZ UDPGothic" w:hAnsi="BIZ UDPGothic" w:eastAsia="BIZ UDPGothic"/>
+                <w:b/>
+                <w:i w:val="0"/>
+                <w:color w:val="20242C"/>
+                <w:sz w:val="21"/>
+              </w:rPr>
+              <w:t>「辞書」</w:t>
+            </w:r>
+            <w:r>
+              <w:rPr>
+                <w:rFonts w:ascii="BIZ UDPGothic" w:hAnsi="BIZ UDPGothic" w:eastAsia="BIZ UDPGothic"/>
+                <w:b w:val="0"/>
+                <w:i w:val="0"/>
+                <w:color w:val="20242C"/>
+                <w:sz w:val="21"/>
+              </w:rPr>
+              <w:t xml:space="preserve"> タブを開きます。</w:t>
+            </w:r>
+          </w:p>
+        </w:tc>
+      </w:tr>
+    </w:tbl>
+    <w:tbl>
+      <w:tblPr>
+        <w:tblW w:type="auto" w:w="0"/>
+        <w:tblLayout w:type="fixed"/>
+        <w:tblLook w:firstColumn="1" w:firstRow="1" w:lastColumn="0" w:lastRow="0" w:noHBand="0" w:noVBand="1" w:val="04A0"/>
+      </w:tblPr>
+      <w:tblGrid>
+        <w:gridCol w:w="539"/>
+        <w:gridCol w:w="8504"/>
+      </w:tblGrid>
+      <w:tr>
+        <w:trPr>
+          <w:cantSplit/>
+        </w:trPr>
+        <w:tc>
+          <w:tcPr>
+            <w:tcW w:type="dxa" w:w="539"/>
+            <w:shd w:val="clear" w:color="auto" w:fill="1F5C99"/>
+            <w:vAlign w:val="center"/>
+            <w:tcBorders>
+              <w:top w:val="single" w:sz="4" w:space="0" w:color="D7DEE5"/>
+              <w:left w:val="single" w:sz="4" w:space="0" w:color="D7DEE5"/>
+              <w:bottom w:val="single" w:sz="4" w:space="0" w:color="D7DEE5"/>
+              <w:right w:val="single" w:sz="4" w:space="0" w:color="D7DEE5"/>
+            </w:tcBorders>
+          </w:tcPr>
+          <w:p>
+            <w:pPr>
+              <w:jc w:val="center"/>
+            </w:pPr>
+            <w:r>
+              <w:rPr>
+                <w:rFonts w:ascii="BIZ UDPGothic" w:hAnsi="BIZ UDPGothic" w:eastAsia="BIZ UDPGothic"/>
+                <w:b/>
+                <w:i w:val="0"/>
+                <w:color w:val="FFFFFF"/>
+                <w:sz w:val="22"/>
+              </w:rPr>
+              <w:t>2</w:t>
+            </w:r>
+          </w:p>
+        </w:tc>
+        <w:tc>
+          <w:tcPr>
+            <w:tcW w:type="dxa" w:w="8504"/>
+            <w:tcBorders>
+              <w:top w:val="single" w:sz="4" w:space="0" w:color="D7DEE5"/>
+              <w:left w:val="single" w:sz="4" w:space="0" w:color="D7DEE5"/>
+              <w:bottom w:val="single" w:sz="4" w:space="0" w:color="D7DEE5"/>
+              <w:right w:val="single" w:sz="4" w:space="0" w:color="D7DEE5"/>
+            </w:tcBorders>
+            <w:shd w:val="clear" w:color="auto" w:fill="FAFBFC"/>
+          </w:tcPr>
+          <w:p>
+            <w:r>
+              <w:rPr>
+                <w:rFonts w:ascii="BIZ UDPGothic" w:hAnsi="BIZ UDPGothic" w:eastAsia="BIZ UDPGothic"/>
+                <w:b/>
+                <w:i w:val="0"/>
+                <w:color w:val="20242C"/>
+                <w:sz w:val="21"/>
+              </w:rPr>
+              <w:t>「元の語」</w:t>
+            </w:r>
+            <w:r>
+              <w:rPr>
+                <w:rFonts w:ascii="BIZ UDPGothic" w:hAnsi="BIZ UDPGothic" w:eastAsia="BIZ UDPGothic"/>
+                <w:b w:val="0"/>
+                <w:i w:val="0"/>
+                <w:color w:val="20242C"/>
+                <w:sz w:val="21"/>
+              </w:rPr>
+              <w:t xml:space="preserve"> に置き換えたい言葉、</w:t>
+            </w:r>
+            <w:r>
+              <w:rPr>
+                <w:rFonts w:ascii="BIZ UDPGothic" w:hAnsi="BIZ UDPGothic" w:eastAsia="BIZ UDPGothic"/>
+                <w:b/>
+                <w:i w:val="0"/>
+                <w:color w:val="20242C"/>
+                <w:sz w:val="21"/>
+              </w:rPr>
+              <w:t>「置換後」</w:t>
+            </w:r>
+            <w:r>
+              <w:rPr>
+                <w:rFonts w:ascii="BIZ UDPGothic" w:hAnsi="BIZ UDPGothic" w:eastAsia="BIZ UDPGothic"/>
+                <w:b w:val="0"/>
+                <w:i w:val="0"/>
+                <w:color w:val="20242C"/>
+                <w:sz w:val="21"/>
+              </w:rPr>
+              <w:t xml:space="preserve"> に新しい言葉を入力します。</w:t>
+            </w:r>
+          </w:p>
+        </w:tc>
+      </w:tr>
+    </w:tbl>
+    <w:tbl>
+      <w:tblPr>
+        <w:tblW w:type="auto" w:w="0"/>
+        <w:tblLayout w:type="fixed"/>
+        <w:tblLook w:firstColumn="1" w:firstRow="1" w:lastColumn="0" w:lastRow="0" w:noHBand="0" w:noVBand="1" w:val="04A0"/>
+      </w:tblPr>
+      <w:tblGrid>
+        <w:gridCol w:w="539"/>
+        <w:gridCol w:w="8504"/>
+      </w:tblGrid>
+      <w:tr>
+        <w:trPr>
+          <w:cantSplit/>
+        </w:trPr>
+        <w:tc>
+          <w:tcPr>
+            <w:tcW w:type="dxa" w:w="539"/>
+            <w:shd w:val="clear" w:color="auto" w:fill="1F5C99"/>
+            <w:vAlign w:val="center"/>
+            <w:tcBorders>
+              <w:top w:val="single" w:sz="4" w:space="0" w:color="D7DEE5"/>
+              <w:left w:val="single" w:sz="4" w:space="0" w:color="D7DEE5"/>
+              <w:bottom w:val="single" w:sz="4" w:space="0" w:color="D7DEE5"/>
+              <w:right w:val="single" w:sz="4" w:space="0" w:color="D7DEE5"/>
+            </w:tcBorders>
+          </w:tcPr>
+          <w:p>
+            <w:pPr>
+              <w:jc w:val="center"/>
+            </w:pPr>
+            <w:r>
+              <w:rPr>
+                <w:rFonts w:ascii="BIZ UDPGothic" w:hAnsi="BIZ UDPGothic" w:eastAsia="BIZ UDPGothic"/>
+                <w:b/>
+                <w:i w:val="0"/>
+                <w:color w:val="FFFFFF"/>
+                <w:sz w:val="22"/>
+              </w:rPr>
+              <w:t>3</w:t>
+            </w:r>
+          </w:p>
+        </w:tc>
+        <w:tc>
+          <w:tcPr>
+            <w:tcW w:type="dxa" w:w="8504"/>
+            <w:tcBorders>
+              <w:top w:val="single" w:sz="4" w:space="0" w:color="D7DEE5"/>
+              <w:left w:val="single" w:sz="4" w:space="0" w:color="D7DEE5"/>
+              <w:bottom w:val="single" w:sz="4" w:space="0" w:color="D7DEE5"/>
+              <w:right w:val="single" w:sz="4" w:space="0" w:color="D7DEE5"/>
+            </w:tcBorders>
+            <w:shd w:val="clear" w:color="auto" w:fill="FAFBFC"/>
+          </w:tcPr>
+          <w:p>
+            <w:r>
+              <w:rPr>
+                <w:rFonts w:ascii="BIZ UDPGothic" w:hAnsi="BIZ UDPGothic" w:eastAsia="BIZ UDPGothic"/>
+                <w:b/>
+                <w:i w:val="0"/>
+                <w:color w:val="20242C"/>
+                <w:sz w:val="21"/>
+              </w:rPr>
+              <w:t>「＋ 辞書に追加」</w:t>
+            </w:r>
+            <w:r>
+              <w:rPr>
+                <w:rFonts w:ascii="BIZ UDPGothic" w:hAnsi="BIZ UDPGothic" w:eastAsia="BIZ UDPGothic"/>
+                <w:b w:val="0"/>
+                <w:i w:val="0"/>
+                <w:color w:val="20242C"/>
+                <w:sz w:val="21"/>
+              </w:rPr>
+              <w:t xml:space="preserve"> を押すと一覧に追加され、ページに反映されます。</w:t>
+            </w:r>
+          </w:p>
+        </w:tc>
+      </w:tr>
+    </w:tbl>
+    <w:tbl>
+      <w:tblPr>
+        <w:tblW w:type="auto" w:w="0"/>
+        <w:tblLayout w:type="fixed"/>
+        <w:tblLook w:firstColumn="1" w:firstRow="1" w:lastColumn="0" w:lastRow="0" w:noHBand="0" w:noVBand="1" w:val="04A0"/>
+      </w:tblPr>
+      <w:tblGrid>
+        <w:gridCol w:w="539"/>
+        <w:gridCol w:w="8504"/>
+      </w:tblGrid>
+      <w:tr>
+        <w:trPr>
+          <w:cantSplit/>
+        </w:trPr>
+        <w:tc>
+          <w:tcPr>
+            <w:tcW w:type="dxa" w:w="539"/>
+            <w:shd w:val="clear" w:color="auto" w:fill="1F5C99"/>
+            <w:vAlign w:val="center"/>
+            <w:tcBorders>
+              <w:top w:val="single" w:sz="4" w:space="0" w:color="D7DEE5"/>
+              <w:left w:val="single" w:sz="4" w:space="0" w:color="D7DEE5"/>
+              <w:bottom w:val="single" w:sz="4" w:space="0" w:color="D7DEE5"/>
+              <w:right w:val="single" w:sz="4" w:space="0" w:color="D7DEE5"/>
+            </w:tcBorders>
+          </w:tcPr>
+          <w:p>
+            <w:pPr>
+              <w:jc w:val="center"/>
+            </w:pPr>
+            <w:r>
+              <w:rPr>
+                <w:rFonts w:ascii="BIZ UDPGothic" w:hAnsi="BIZ UDPGothic" w:eastAsia="BIZ UDPGothic"/>
+                <w:b/>
+                <w:i w:val="0"/>
+                <w:color w:val="FFFFFF"/>
+                <w:sz w:val="22"/>
+              </w:rPr>
+              <w:t>4</w:t>
+            </w:r>
+          </w:p>
+        </w:tc>
+        <w:tc>
+          <w:tcPr>
+            <w:tcW w:type="dxa" w:w="8504"/>
+            <w:tcBorders>
+              <w:top w:val="single" w:sz="4" w:space="0" w:color="D7DEE5"/>
+              <w:left w:val="single" w:sz="4" w:space="0" w:color="D7DEE5"/>
+              <w:bottom w:val="single" w:sz="4" w:space="0" w:color="D7DEE5"/>
+              <w:right w:val="single" w:sz="4" w:space="0" w:color="D7DEE5"/>
+            </w:tcBorders>
+            <w:shd w:val="clear" w:color="auto" w:fill="FAFBFC"/>
+          </w:tcPr>
+          <w:p>
+            <w:r>
+              <w:rPr>
+                <w:rFonts w:ascii="BIZ UDPGothic" w:hAnsi="BIZ UDPGothic" w:eastAsia="BIZ UDPGothic"/>
+                <w:b w:val="0"/>
+                <w:i w:val="0"/>
+                <w:color w:val="20242C"/>
+                <w:sz w:val="21"/>
+              </w:rPr>
+              <w:t xml:space="preserve">用語を増やしたあとは </w:t>
+            </w:r>
+            <w:r>
+              <w:rPr>
+                <w:rFonts w:ascii="BIZ UDPGothic" w:hAnsi="BIZ UDPGothic" w:eastAsia="BIZ UDPGothic"/>
+                <w:b/>
+                <w:i w:val="0"/>
+                <w:color w:val="20242C"/>
+                <w:sz w:val="21"/>
+              </w:rPr>
+              <w:t>「★ 全ファイルに再適用」</w:t>
+            </w:r>
+            <w:r>
+              <w:rPr>
+                <w:rFonts w:ascii="BIZ UDPGothic" w:hAnsi="BIZ UDPGothic" w:eastAsia="BIZ UDPGothic"/>
+                <w:b w:val="0"/>
+                <w:i w:val="0"/>
+                <w:color w:val="20242C"/>
+                <w:sz w:val="21"/>
+              </w:rPr>
+              <w:t xml:space="preserve"> を押すと、選んだすべての PDF に反映されます。</w:t>
+            </w:r>
+          </w:p>
+        </w:tc>
+      </w:tr>
+    </w:tbl>
+    <w:tbl>
+      <w:tblPr>
+        <w:tblW w:type="auto" w:w="0"/>
+        <w:tblLook w:firstColumn="1" w:firstRow="1" w:lastColumn="0" w:lastRow="0" w:noHBand="0" w:noVBand="1" w:val="04A0"/>
+      </w:tblPr>
+      <w:tblGrid>
+        <w:gridCol w:w="9746"/>
+      </w:tblGrid>
+      <w:tr>
+        <w:trPr>
+          <w:cantSplit/>
+        </w:trPr>
+        <w:tc>
+          <w:tcPr>
+            <w:tcW w:type="dxa" w:w="9746"/>
+            <w:shd w:val="clear" w:color="auto" w:fill="EAF2FB"/>
+            <w:tcBorders>
+              <w:top w:val="single" w:sz="8" w:space="0" w:color="B9D3EE"/>
+              <w:left w:val="single" w:sz="8" w:space="0" w:color="B9D3EE"/>
+              <w:bottom w:val="single" w:sz="8" w:space="0" w:color="B9D3EE"/>
+              <w:right w:val="single" w:sz="8" w:space="0" w:color="B9D3EE"/>
+            </w:tcBorders>
+          </w:tcPr>
+          <w:p>
+            <w:r>
+              <w:rPr>
+                <w:rFonts w:ascii="BIZ UDPGothic" w:hAnsi="BIZ UDPGothic" w:eastAsia="BIZ UDPGothic"/>
+                <w:b/>
+                <w:i w:val="0"/>
+                <w:color w:val="FFFFFF"/>
+                <w:sz w:val="18"/>
+                <w:shd w:val="clear" w:color="auto" w:fill="1F5C99"/>
+              </w:rPr>
+              <w:t xml:space="preserve"> INFO </w:t>
+            </w:r>
+            <w:r>
+              <w:t xml:space="preserve">  </w:t>
+            </w:r>
+            <w:r>
+              <w:rPr>
+                <w:rFonts w:ascii="BIZ UDPGothic" w:hAnsi="BIZ UDPGothic" w:eastAsia="BIZ UDPGothic"/>
+                <w:b/>
+                <w:i w:val="0"/>
+                <w:color w:val="20242C"/>
+                <w:sz w:val="20"/>
+              </w:rPr>
+              <w:t>「ヘッダのみに適用」</w:t>
+            </w:r>
+            <w:r>
+              <w:rPr>
+                <w:rFonts w:ascii="BIZ UDPGothic" w:hAnsi="BIZ UDPGothic" w:eastAsia="BIZ UDPGothic"/>
+                <w:b w:val="0"/>
+                <w:i w:val="0"/>
+                <w:color w:val="20242C"/>
+                <w:sz w:val="20"/>
+              </w:rPr>
+              <w:t>にチェックがあると、表の見出し部分だけを置き換えます。本文も置き換えたいときはチェックを外してください。</w:t>
+            </w:r>
+          </w:p>
+        </w:tc>
+      </w:tr>
+    </w:tbl>
     <w:p>
       <w:pPr>
-        <w:pStyle w:val="ListNumber"/>
-        <w:spacing w:after="60"/>
-        <w:ind w:left="340"/>
+        <w:spacing w:before="140" w:after="60"/>
+        <w:ind w:left="85"/>
       </w:pPr>
       <w:r>
         <w:rPr>
-          <w:rFonts w:ascii="Meiryo UI" w:hAnsi="Meiryo UI" w:eastAsia="Meiryo UI"/>
-          <w:b/>
-          <w:i w:val="0"/>
-          <w:sz w:val="21"/>
-        </w:rPr>
-        <w:t>「辞書」</w:t>
-      </w:r>
-      <w:r>
-        <w:rPr>
-          <w:rFonts w:ascii="Meiryo UI" w:hAnsi="Meiryo UI" w:eastAsia="Meiryo UI"/>
-          <w:b w:val="0"/>
-          <w:i w:val="0"/>
-          <w:sz w:val="21"/>
-        </w:rPr>
-        <w:t xml:space="preserve"> タブを開きます。</w:t>
-      </w:r>
-    </w:p>
-    <w:p>
-      <w:pPr>
-        <w:pStyle w:val="ListNumber"/>
-        <w:spacing w:after="60"/>
-        <w:ind w:left="340"/>
-      </w:pPr>
-      <w:r>
-        <w:rPr>
-          <w:rFonts w:ascii="Meiryo UI" w:hAnsi="Meiryo UI" w:eastAsia="Meiryo UI"/>
-          <w:b/>
-          <w:i w:val="0"/>
-          <w:sz w:val="21"/>
-        </w:rPr>
-        <w:t>「元の語」</w:t>
-      </w:r>
-      <w:r>
-        <w:rPr>
-          <w:rFonts w:ascii="Meiryo UI" w:hAnsi="Meiryo UI" w:eastAsia="Meiryo UI"/>
-          <w:b w:val="0"/>
-          <w:i w:val="0"/>
-          <w:sz w:val="21"/>
-        </w:rPr>
-        <w:t xml:space="preserve"> に置き換えたい言葉、</w:t>
-      </w:r>
-      <w:r>
-        <w:rPr>
-          <w:rFonts w:ascii="Meiryo UI" w:hAnsi="Meiryo UI" w:eastAsia="Meiryo UI"/>
-          <w:b/>
-          <w:i w:val="0"/>
-          <w:sz w:val="21"/>
-        </w:rPr>
-        <w:t>「置換後」</w:t>
-      </w:r>
-      <w:r>
-        <w:rPr>
-          <w:rFonts w:ascii="Meiryo UI" w:hAnsi="Meiryo UI" w:eastAsia="Meiryo UI"/>
-          <w:b w:val="0"/>
-          <w:i w:val="0"/>
-          <w:sz w:val="21"/>
-        </w:rPr>
-        <w:t xml:space="preserve"> に新しい言葉を入力します。</w:t>
-      </w:r>
-    </w:p>
-    <w:p>
-      <w:pPr>
-        <w:pStyle w:val="ListNumber"/>
-        <w:spacing w:after="60"/>
-        <w:ind w:left="340"/>
-      </w:pPr>
-      <w:r>
-        <w:rPr>
-          <w:rFonts w:ascii="Meiryo UI" w:hAnsi="Meiryo UI" w:eastAsia="Meiryo UI"/>
-          <w:b/>
-          <w:i w:val="0"/>
-          <w:sz w:val="21"/>
-        </w:rPr>
-        <w:t>「＋ 辞書に追加」</w:t>
-      </w:r>
-      <w:r>
-        <w:rPr>
-          <w:rFonts w:ascii="Meiryo UI" w:hAnsi="Meiryo UI" w:eastAsia="Meiryo UI"/>
-          <w:b w:val="0"/>
-          <w:i w:val="0"/>
-          <w:sz w:val="21"/>
-        </w:rPr>
-        <w:t xml:space="preserve"> を押すと一覧に追加され、ページに反映されます。</w:t>
-      </w:r>
-    </w:p>
-    <w:p>
-      <w:pPr>
-        <w:pStyle w:val="ListNumber"/>
-        <w:spacing w:after="60"/>
-        <w:ind w:left="340"/>
-      </w:pPr>
-      <w:r>
-        <w:rPr>
-          <w:rFonts w:ascii="Meiryo UI" w:hAnsi="Meiryo UI" w:eastAsia="Meiryo UI"/>
-          <w:b w:val="0"/>
-          <w:i w:val="0"/>
-          <w:sz w:val="21"/>
-        </w:rPr>
-        <w:t xml:space="preserve">用語を増やしたあとは </w:t>
-      </w:r>
-      <w:r>
-        <w:rPr>
-          <w:rFonts w:ascii="Meiryo UI" w:hAnsi="Meiryo UI" w:eastAsia="Meiryo UI"/>
-          <w:b/>
-          <w:i w:val="0"/>
-          <w:sz w:val="21"/>
-        </w:rPr>
-        <w:t>「★ 全ファイルに再適用」</w:t>
-      </w:r>
-      <w:r>
-        <w:rPr>
-          <w:rFonts w:ascii="Meiryo UI" w:hAnsi="Meiryo UI" w:eastAsia="Meiryo UI"/>
-          <w:b w:val="0"/>
-          <w:i w:val="0"/>
-          <w:sz w:val="21"/>
-        </w:rPr>
-        <w:t xml:space="preserve"> を押すと、選んだすべての PDF に反映されます。</w:t>
-      </w:r>
-    </w:p>
-    <w:p>
-      <w:pPr>
-        <w:spacing w:before="80" w:after="120"/>
-        <w:shd w:val="clear" w:color="auto" w:fill="EAF2FB"/>
-      </w:pPr>
-      <w:r>
-        <w:rPr>
-          <w:rFonts w:ascii="Meiryo UI" w:hAnsi="Meiryo UI" w:eastAsia="Meiryo UI"/>
-          <w:b/>
-          <w:i w:val="0"/>
-          <w:sz w:val="20"/>
-        </w:rPr>
-        <w:t>「ヘッダのみに適用」</w:t>
-      </w:r>
-      <w:r>
-        <w:rPr>
-          <w:rFonts w:ascii="Meiryo UI" w:hAnsi="Meiryo UI" w:eastAsia="Meiryo UI"/>
-          <w:b w:val="0"/>
-          <w:i w:val="0"/>
-          <w:sz w:val="20"/>
-        </w:rPr>
-        <w:t>にチェックがあると、表の見出し部分だけを置き換えます。本文も置き換えたいときはチェックを外してください。</w:t>
-      </w:r>
-    </w:p>
-    <w:p>
-      <w:pPr>
-        <w:spacing w:before="140" w:after="60"/>
-      </w:pPr>
-      <w:r>
-        <w:rPr>
-          <w:rFonts w:ascii="Meiryo UI" w:hAnsi="Meiryo UI" w:eastAsia="Meiryo UI"/>
+          <w:rFonts w:ascii="BIZ UDPGothic" w:hAnsi="BIZ UDPGothic" w:eastAsia="BIZ UDPGothic"/>
           <w:b/>
           <w:i w:val="0"/>
           <w:color w:val="20242C"/>
-          <w:sz w:val="25"/>
+          <w:sz w:val="26"/>
         </w:rPr>
         <w:t>4.2 確認していないページが残っているとき</w:t>
       </w:r>
@@ -1112,7 +1861,7 @@
       </w:pPr>
       <w:r>
         <w:rPr>
-          <w:rFonts w:ascii="Meiryo UI" w:hAnsi="Meiryo UI" w:eastAsia="Meiryo UI"/>
+          <w:rFonts w:ascii="BIZ UDPGothic" w:hAnsi="BIZ UDPGothic" w:eastAsia="BIZ UDPGothic"/>
           <w:b w:val="0"/>
           <w:i w:val="0"/>
           <w:sz w:val="21"/>
@@ -1121,7 +1870,7 @@
       </w:r>
       <w:r>
         <w:rPr>
-          <w:rFonts w:ascii="Meiryo UI" w:hAnsi="Meiryo UI" w:eastAsia="Meiryo UI"/>
+          <w:rFonts w:ascii="BIZ UDPGothic" w:hAnsi="BIZ UDPGothic" w:eastAsia="BIZ UDPGothic"/>
           <w:b/>
           <w:i w:val="0"/>
           <w:sz w:val="21"/>
@@ -1130,7 +1879,7 @@
       </w:r>
       <w:r>
         <w:rPr>
-          <w:rFonts w:ascii="Meiryo UI" w:hAnsi="Meiryo UI" w:eastAsia="Meiryo UI"/>
+          <w:rFonts w:ascii="BIZ UDPGothic" w:hAnsi="BIZ UDPGothic" w:eastAsia="BIZ UDPGothic"/>
           <w:b w:val="0"/>
           <w:i w:val="0"/>
           <w:sz w:val="21"/>
@@ -1139,7 +1888,7 @@
       </w:r>
       <w:r>
         <w:rPr>
-          <w:rFonts w:ascii="Meiryo UI" w:hAnsi="Meiryo UI" w:eastAsia="Meiryo UI"/>
+          <w:rFonts w:ascii="BIZ UDPGothic" w:hAnsi="BIZ UDPGothic" w:eastAsia="BIZ UDPGothic"/>
           <w:b/>
           <w:i w:val="0"/>
           <w:sz w:val="21"/>
@@ -1148,7 +1897,7 @@
       </w:r>
       <w:r>
         <w:rPr>
-          <w:rFonts w:ascii="Meiryo UI" w:hAnsi="Meiryo UI" w:eastAsia="Meiryo UI"/>
+          <w:rFonts w:ascii="BIZ UDPGothic" w:hAnsi="BIZ UDPGothic" w:eastAsia="BIZ UDPGothic"/>
           <w:b w:val="0"/>
           <w:i w:val="0"/>
           <w:sz w:val="21"/>
@@ -1164,14 +1913,18 @@
     <w:p>
       <w:pPr>
         <w:spacing w:before="200" w:after="60"/>
+        <w:pBdr>
+          <w:left w:val="single" w:sz="24" w:space="8" w:color="1F5C99"/>
+        </w:pBdr>
+        <w:ind w:left="113"/>
       </w:pPr>
       <w:r>
         <w:rPr>
-          <w:rFonts w:ascii="Meiryo UI" w:hAnsi="Meiryo UI" w:eastAsia="Meiryo UI"/>
+          <w:rFonts w:ascii="BIZ UDPGothic" w:hAnsi="BIZ UDPGothic" w:eastAsia="BIZ UDPGothic"/>
           <w:b/>
           <w:i w:val="0"/>
-          <w:color w:val="1F5C99"/>
-          <w:sz w:val="30"/>
+          <w:color w:val="20242C"/>
+          <w:sz w:val="32"/>
         </w:rPr>
         <w:t>5. ステップ 3：削除・範囲削除・枠線の編集</w:t>
       </w:r>
@@ -1182,7 +1935,7 @@
       </w:pPr>
       <w:r>
         <w:rPr>
-          <w:rFonts w:ascii="Meiryo UI" w:hAnsi="Meiryo UI" w:eastAsia="Meiryo UI"/>
+          <w:rFonts w:ascii="BIZ UDPGothic" w:hAnsi="BIZ UDPGothic" w:eastAsia="BIZ UDPGothic"/>
           <w:b w:val="0"/>
           <w:i w:val="0"/>
           <w:sz w:val="21"/>
@@ -1190,45 +1943,71 @@
         <w:t>いらない部分を消したり、範囲を指定してまとめて消したり、枠線を足したりできます。</w:t>
       </w:r>
     </w:p>
-    <w:p>
-      <w:pPr>
+    <w:tbl>
+      <w:tblPr>
+        <w:tblW w:type="auto" w:w="0"/>
         <w:jc w:val="center"/>
-      </w:pPr>
-      <w:r>
-        <w:drawing>
-          <wp:inline xmlns:a="http://schemas.openxmlformats.org/drawingml/2006/main" xmlns:pic="http://schemas.openxmlformats.org/drawingml/2006/picture">
-            <wp:extent cx="5760000" cy="3960000"/>
-            <wp:docPr id="4" name="Picture 4"/>
-            <wp:cNvGraphicFramePr>
-              <a:graphicFrameLocks noChangeAspect="1"/>
-            </wp:cNvGraphicFramePr>
-            <a:graphic>
-              <a:graphicData uri="http://schemas.openxmlformats.org/drawingml/2006/picture">
-                <pic:pic>
-                  <pic:nvPicPr>
-                    <pic:cNvPr id="0" name="step3_edit.png"/>
-                    <pic:cNvPicPr/>
-                  </pic:nvPicPr>
-                  <pic:blipFill>
-                    <a:blip r:embed="rId12"/>
-                    <a:stretch>
-                      <a:fillRect/>
-                    </a:stretch>
-                  </pic:blipFill>
-                  <pic:spPr>
-                    <a:xfrm>
-                      <a:off x="0" y="0"/>
-                      <a:ext cx="5760000" cy="3960000"/>
-                    </a:xfrm>
-                    <a:prstGeom prst="rect"/>
-                  </pic:spPr>
-                </pic:pic>
-              </a:graphicData>
-            </a:graphic>
-          </wp:inline>
-        </w:drawing>
-      </w:r>
-    </w:p>
+        <w:tblLook w:firstColumn="1" w:firstRow="1" w:lastColumn="0" w:lastRow="0" w:noHBand="0" w:noVBand="1" w:val="04A0"/>
+      </w:tblPr>
+      <w:tblGrid>
+        <w:gridCol w:w="9746"/>
+      </w:tblGrid>
+      <w:tr>
+        <w:trPr>
+          <w:cantSplit/>
+        </w:trPr>
+        <w:tc>
+          <w:tcPr>
+            <w:tcW w:type="dxa" w:w="9746"/>
+            <w:tcBorders>
+              <w:top w:val="single" w:sz="8" w:space="0" w:color="D7DEE5"/>
+              <w:left w:val="single" w:sz="8" w:space="0" w:color="D7DEE5"/>
+              <w:bottom w:val="single" w:sz="8" w:space="0" w:color="D7DEE5"/>
+              <w:right w:val="single" w:sz="8" w:space="0" w:color="D7DEE5"/>
+            </w:tcBorders>
+          </w:tcPr>
+          <w:p>
+            <w:pPr>
+              <w:jc w:val="center"/>
+            </w:pPr>
+            <w:r>
+              <w:drawing>
+                <wp:inline xmlns:a="http://schemas.openxmlformats.org/drawingml/2006/main" xmlns:pic="http://schemas.openxmlformats.org/drawingml/2006/picture">
+                  <wp:extent cx="5760000" cy="3960000"/>
+                  <wp:docPr id="4" name="Picture 4"/>
+                  <wp:cNvGraphicFramePr>
+                    <a:graphicFrameLocks noChangeAspect="1"/>
+                  </wp:cNvGraphicFramePr>
+                  <a:graphic>
+                    <a:graphicData uri="http://schemas.openxmlformats.org/drawingml/2006/picture">
+                      <pic:pic>
+                        <pic:nvPicPr>
+                          <pic:cNvPr id="0" name="step3_edit.png"/>
+                          <pic:cNvPicPr/>
+                        </pic:nvPicPr>
+                        <pic:blipFill>
+                          <a:blip r:embed="rId12"/>
+                          <a:stretch>
+                            <a:fillRect/>
+                          </a:stretch>
+                        </pic:blipFill>
+                        <pic:spPr>
+                          <a:xfrm>
+                            <a:off x="0" y="0"/>
+                            <a:ext cx="5760000" cy="3960000"/>
+                          </a:xfrm>
+                          <a:prstGeom prst="rect"/>
+                        </pic:spPr>
+                      </pic:pic>
+                    </a:graphicData>
+                  </a:graphic>
+                </wp:inline>
+              </w:drawing>
+            </w:r>
+          </w:p>
+        </w:tc>
+      </w:tr>
+    </w:tbl>
     <w:p>
       <w:pPr>
         <w:spacing w:after="160"/>
@@ -1236,7 +2015,7 @@
       </w:pPr>
       <w:r>
         <w:rPr>
-          <w:rFonts w:ascii="Meiryo UI" w:hAnsi="Meiryo UI" w:eastAsia="Meiryo UI"/>
+          <w:rFonts w:ascii="BIZ UDPGothic" w:hAnsi="BIZ UDPGothic" w:eastAsia="BIZ UDPGothic"/>
           <w:b w:val="0"/>
           <w:i/>
           <w:color w:val="606874"/>
@@ -1253,7 +2032,7 @@
       </w:pPr>
       <w:r>
         <w:rPr>
-          <w:rFonts w:ascii="Meiryo UI" w:hAnsi="Meiryo UI" w:eastAsia="Meiryo UI"/>
+          <w:rFonts w:ascii="BIZ UDPGothic" w:hAnsi="BIZ UDPGothic" w:eastAsia="BIZ UDPGothic"/>
           <w:b/>
           <w:i w:val="0"/>
           <w:sz w:val="21"/>
@@ -1262,7 +2041,7 @@
       </w:r>
       <w:r>
         <w:rPr>
-          <w:rFonts w:ascii="Meiryo UI" w:hAnsi="Meiryo UI" w:eastAsia="Meiryo UI"/>
+          <w:rFonts w:ascii="BIZ UDPGothic" w:hAnsi="BIZ UDPGothic" w:eastAsia="BIZ UDPGothic"/>
           <w:b w:val="0"/>
           <w:i w:val="0"/>
           <w:sz w:val="21"/>
@@ -1271,7 +2050,7 @@
       </w:r>
       <w:r>
         <w:rPr>
-          <w:rFonts w:ascii="Meiryo UI" w:hAnsi="Meiryo UI" w:eastAsia="Meiryo UI"/>
+          <w:rFonts w:ascii="BIZ UDPGothic" w:hAnsi="BIZ UDPGothic" w:eastAsia="BIZ UDPGothic"/>
           <w:b/>
           <w:i w:val="0"/>
           <w:sz w:val="21"/>
@@ -1280,7 +2059,7 @@
       </w:r>
       <w:r>
         <w:rPr>
-          <w:rFonts w:ascii="Meiryo UI" w:hAnsi="Meiryo UI" w:eastAsia="Meiryo UI"/>
+          <w:rFonts w:ascii="BIZ UDPGothic" w:hAnsi="BIZ UDPGothic" w:eastAsia="BIZ UDPGothic"/>
           <w:b w:val="0"/>
           <w:i w:val="0"/>
           <w:sz w:val="21"/>
@@ -1296,7 +2075,7 @@
       </w:pPr>
       <w:r>
         <w:rPr>
-          <w:rFonts w:ascii="Meiryo UI" w:hAnsi="Meiryo UI" w:eastAsia="Meiryo UI"/>
+          <w:rFonts w:ascii="BIZ UDPGothic" w:hAnsi="BIZ UDPGothic" w:eastAsia="BIZ UDPGothic"/>
           <w:b/>
           <w:i w:val="0"/>
           <w:sz w:val="21"/>
@@ -1305,7 +2084,7 @@
       </w:r>
       <w:r>
         <w:rPr>
-          <w:rFonts w:ascii="Meiryo UI" w:hAnsi="Meiryo UI" w:eastAsia="Meiryo UI"/>
+          <w:rFonts w:ascii="BIZ UDPGothic" w:hAnsi="BIZ UDPGothic" w:eastAsia="BIZ UDPGothic"/>
           <w:b w:val="0"/>
           <w:i w:val="0"/>
           <w:sz w:val="21"/>
@@ -1314,7 +2093,7 @@
       </w:r>
       <w:r>
         <w:rPr>
-          <w:rFonts w:ascii="Meiryo UI" w:hAnsi="Meiryo UI" w:eastAsia="Meiryo UI"/>
+          <w:rFonts w:ascii="BIZ UDPGothic" w:hAnsi="BIZ UDPGothic" w:eastAsia="BIZ UDPGothic"/>
           <w:b/>
           <w:i w:val="0"/>
           <w:sz w:val="21"/>
@@ -1323,7 +2102,7 @@
       </w:r>
       <w:r>
         <w:rPr>
-          <w:rFonts w:ascii="Meiryo UI" w:hAnsi="Meiryo UI" w:eastAsia="Meiryo UI"/>
+          <w:rFonts w:ascii="BIZ UDPGothic" w:hAnsi="BIZ UDPGothic" w:eastAsia="BIZ UDPGothic"/>
           <w:b w:val="0"/>
           <w:i w:val="0"/>
           <w:sz w:val="21"/>
@@ -1339,7 +2118,7 @@
       </w:pPr>
       <w:r>
         <w:rPr>
-          <w:rFonts w:ascii="Meiryo UI" w:hAnsi="Meiryo UI" w:eastAsia="Meiryo UI"/>
+          <w:rFonts w:ascii="BIZ UDPGothic" w:hAnsi="BIZ UDPGothic" w:eastAsia="BIZ UDPGothic"/>
           <w:b/>
           <w:i w:val="0"/>
           <w:sz w:val="21"/>
@@ -1348,7 +2127,7 @@
       </w:r>
       <w:r>
         <w:rPr>
-          <w:rFonts w:ascii="Meiryo UI" w:hAnsi="Meiryo UI" w:eastAsia="Meiryo UI"/>
+          <w:rFonts w:ascii="BIZ UDPGothic" w:hAnsi="BIZ UDPGothic" w:eastAsia="BIZ UDPGothic"/>
           <w:b w:val="0"/>
           <w:i w:val="0"/>
           <w:sz w:val="21"/>
@@ -1357,7 +2136,7 @@
       </w:r>
       <w:r>
         <w:rPr>
-          <w:rFonts w:ascii="Meiryo UI" w:hAnsi="Meiryo UI" w:eastAsia="Meiryo UI"/>
+          <w:rFonts w:ascii="BIZ UDPGothic" w:hAnsi="BIZ UDPGothic" w:eastAsia="BIZ UDPGothic"/>
           <w:b/>
           <w:i w:val="0"/>
           <w:sz w:val="21"/>
@@ -1366,7 +2145,7 @@
       </w:r>
       <w:r>
         <w:rPr>
-          <w:rFonts w:ascii="Meiryo UI" w:hAnsi="Meiryo UI" w:eastAsia="Meiryo UI"/>
+          <w:rFonts w:ascii="BIZ UDPGothic" w:hAnsi="BIZ UDPGothic" w:eastAsia="BIZ UDPGothic"/>
           <w:b w:val="0"/>
           <w:i w:val="0"/>
           <w:sz w:val="21"/>
@@ -1382,7 +2161,7 @@
       </w:pPr>
       <w:r>
         <w:rPr>
-          <w:rFonts w:ascii="Meiryo UI" w:hAnsi="Meiryo UI" w:eastAsia="Meiryo UI"/>
+          <w:rFonts w:ascii="BIZ UDPGothic" w:hAnsi="BIZ UDPGothic" w:eastAsia="BIZ UDPGothic"/>
           <w:b w:val="0"/>
           <w:i w:val="0"/>
           <w:sz w:val="21"/>
@@ -1391,7 +2170,7 @@
       </w:r>
       <w:r>
         <w:rPr>
-          <w:rFonts w:ascii="Meiryo UI" w:hAnsi="Meiryo UI" w:eastAsia="Meiryo UI"/>
+          <w:rFonts w:ascii="BIZ UDPGothic" w:hAnsi="BIZ UDPGothic" w:eastAsia="BIZ UDPGothic"/>
           <w:b/>
           <w:i w:val="0"/>
           <w:sz w:val="21"/>
@@ -1400,7 +2179,7 @@
       </w:r>
       <w:r>
         <w:rPr>
-          <w:rFonts w:ascii="Meiryo UI" w:hAnsi="Meiryo UI" w:eastAsia="Meiryo UI"/>
+          <w:rFonts w:ascii="BIZ UDPGothic" w:hAnsi="BIZ UDPGothic" w:eastAsia="BIZ UDPGothic"/>
           <w:b w:val="0"/>
           <w:i w:val="0"/>
           <w:sz w:val="21"/>
@@ -1409,7 +2188,7 @@
       </w:r>
       <w:r>
         <w:rPr>
-          <w:rFonts w:ascii="Meiryo UI" w:hAnsi="Meiryo UI" w:eastAsia="Meiryo UI"/>
+          <w:rFonts w:ascii="BIZ UDPGothic" w:hAnsi="BIZ UDPGothic" w:eastAsia="BIZ UDPGothic"/>
           <w:b/>
           <w:i w:val="0"/>
           <w:sz w:val="21"/>
@@ -1418,7 +2197,7 @@
       </w:r>
       <w:r>
         <w:rPr>
-          <w:rFonts w:ascii="Meiryo UI" w:hAnsi="Meiryo UI" w:eastAsia="Meiryo UI"/>
+          <w:rFonts w:ascii="BIZ UDPGothic" w:hAnsi="BIZ UDPGothic" w:eastAsia="BIZ UDPGothic"/>
           <w:b w:val="0"/>
           <w:i w:val="0"/>
           <w:sz w:val="21"/>
@@ -1434,7 +2213,7 @@
       </w:pPr>
       <w:r>
         <w:rPr>
-          <w:rFonts w:ascii="Meiryo UI" w:hAnsi="Meiryo UI" w:eastAsia="Meiryo UI"/>
+          <w:rFonts w:ascii="BIZ UDPGothic" w:hAnsi="BIZ UDPGothic" w:eastAsia="BIZ UDPGothic"/>
           <w:b w:val="0"/>
           <w:i w:val="0"/>
           <w:sz w:val="21"/>
@@ -1443,7 +2222,7 @@
       </w:r>
       <w:r>
         <w:rPr>
-          <w:rFonts w:ascii="Meiryo UI" w:hAnsi="Meiryo UI" w:eastAsia="Meiryo UI"/>
+          <w:rFonts w:ascii="BIZ UDPGothic" w:hAnsi="BIZ UDPGothic" w:eastAsia="BIZ UDPGothic"/>
           <w:b/>
           <w:i w:val="0"/>
           <w:sz w:val="21"/>
@@ -1452,7 +2231,7 @@
       </w:r>
       <w:r>
         <w:rPr>
-          <w:rFonts w:ascii="Meiryo UI" w:hAnsi="Meiryo UI" w:eastAsia="Meiryo UI"/>
+          <w:rFonts w:ascii="BIZ UDPGothic" w:hAnsi="BIZ UDPGothic" w:eastAsia="BIZ UDPGothic"/>
           <w:b w:val="0"/>
           <w:i w:val="0"/>
           <w:sz w:val="21"/>
@@ -1461,7 +2240,7 @@
       </w:r>
       <w:r>
         <w:rPr>
-          <w:rFonts w:ascii="Meiryo UI" w:hAnsi="Meiryo UI" w:eastAsia="Meiryo UI"/>
+          <w:rFonts w:ascii="BIZ UDPGothic" w:hAnsi="BIZ UDPGothic" w:eastAsia="BIZ UDPGothic"/>
           <w:b/>
           <w:i w:val="0"/>
           <w:sz w:val="21"/>
@@ -1470,7 +2249,7 @@
       </w:r>
       <w:r>
         <w:rPr>
-          <w:rFonts w:ascii="Meiryo UI" w:hAnsi="Meiryo UI" w:eastAsia="Meiryo UI"/>
+          <w:rFonts w:ascii="BIZ UDPGothic" w:hAnsi="BIZ UDPGothic" w:eastAsia="BIZ UDPGothic"/>
           <w:b w:val="0"/>
           <w:i w:val="0"/>
           <w:sz w:val="21"/>
@@ -1479,7 +2258,7 @@
       </w:r>
       <w:r>
         <w:rPr>
-          <w:rFonts w:ascii="Meiryo UI" w:hAnsi="Meiryo UI" w:eastAsia="Meiryo UI"/>
+          <w:rFonts w:ascii="BIZ UDPGothic" w:hAnsi="BIZ UDPGothic" w:eastAsia="BIZ UDPGothic"/>
           <w:b/>
           <w:i w:val="0"/>
           <w:sz w:val="21"/>
@@ -1488,7 +2267,7 @@
       </w:r>
       <w:r>
         <w:rPr>
-          <w:rFonts w:ascii="Meiryo UI" w:hAnsi="Meiryo UI" w:eastAsia="Meiryo UI"/>
+          <w:rFonts w:ascii="BIZ UDPGothic" w:hAnsi="BIZ UDPGothic" w:eastAsia="BIZ UDPGothic"/>
           <w:b w:val="0"/>
           <w:i w:val="0"/>
           <w:sz w:val="21"/>
@@ -1504,14 +2283,18 @@
     <w:p>
       <w:pPr>
         <w:spacing w:before="200" w:after="60"/>
+        <w:pBdr>
+          <w:left w:val="single" w:sz="24" w:space="8" w:color="1F5C99"/>
+        </w:pBdr>
+        <w:ind w:left="113"/>
       </w:pPr>
       <w:r>
         <w:rPr>
-          <w:rFonts w:ascii="Meiryo UI" w:hAnsi="Meiryo UI" w:eastAsia="Meiryo UI"/>
+          <w:rFonts w:ascii="BIZ UDPGothic" w:hAnsi="BIZ UDPGothic" w:eastAsia="BIZ UDPGothic"/>
           <w:b/>
           <w:i w:val="0"/>
-          <w:color w:val="1F5C99"/>
-          <w:sz w:val="30"/>
+          <w:color w:val="20242C"/>
+          <w:sz w:val="32"/>
         </w:rPr>
         <w:t>6. ステップ 4：SVG に書き出す</w:t>
       </w:r>
@@ -1522,7 +2305,7 @@
       </w:pPr>
       <w:r>
         <w:rPr>
-          <w:rFonts w:ascii="Meiryo UI" w:hAnsi="Meiryo UI" w:eastAsia="Meiryo UI"/>
+          <w:rFonts w:ascii="BIZ UDPGothic" w:hAnsi="BIZ UDPGothic" w:eastAsia="BIZ UDPGothic"/>
           <w:b w:val="0"/>
           <w:i w:val="0"/>
           <w:sz w:val="21"/>
@@ -1530,45 +2313,71 @@
         <w:t>最後に、設定を確認して SVG ファイルとして保存します。</w:t>
       </w:r>
     </w:p>
-    <w:p>
-      <w:pPr>
+    <w:tbl>
+      <w:tblPr>
+        <w:tblW w:type="auto" w:w="0"/>
         <w:jc w:val="center"/>
-      </w:pPr>
-      <w:r>
-        <w:drawing>
-          <wp:inline xmlns:a="http://schemas.openxmlformats.org/drawingml/2006/main" xmlns:pic="http://schemas.openxmlformats.org/drawingml/2006/picture">
-            <wp:extent cx="5760000" cy="3960000"/>
-            <wp:docPr id="5" name="Picture 5"/>
-            <wp:cNvGraphicFramePr>
-              <a:graphicFrameLocks noChangeAspect="1"/>
-            </wp:cNvGraphicFramePr>
-            <a:graphic>
-              <a:graphicData uri="http://schemas.openxmlformats.org/drawingml/2006/picture">
-                <pic:pic>
-                  <pic:nvPicPr>
-                    <pic:cNvPr id="0" name="step4_export.png"/>
-                    <pic:cNvPicPr/>
-                  </pic:nvPicPr>
-                  <pic:blipFill>
-                    <a:blip r:embed="rId13"/>
-                    <a:stretch>
-                      <a:fillRect/>
-                    </a:stretch>
-                  </pic:blipFill>
-                  <pic:spPr>
-                    <a:xfrm>
-                      <a:off x="0" y="0"/>
-                      <a:ext cx="5760000" cy="3960000"/>
-                    </a:xfrm>
-                    <a:prstGeom prst="rect"/>
-                  </pic:spPr>
-                </pic:pic>
-              </a:graphicData>
-            </a:graphic>
-          </wp:inline>
-        </w:drawing>
-      </w:r>
-    </w:p>
+        <w:tblLook w:firstColumn="1" w:firstRow="1" w:lastColumn="0" w:lastRow="0" w:noHBand="0" w:noVBand="1" w:val="04A0"/>
+      </w:tblPr>
+      <w:tblGrid>
+        <w:gridCol w:w="9746"/>
+      </w:tblGrid>
+      <w:tr>
+        <w:trPr>
+          <w:cantSplit/>
+        </w:trPr>
+        <w:tc>
+          <w:tcPr>
+            <w:tcW w:type="dxa" w:w="9746"/>
+            <w:tcBorders>
+              <w:top w:val="single" w:sz="8" w:space="0" w:color="D7DEE5"/>
+              <w:left w:val="single" w:sz="8" w:space="0" w:color="D7DEE5"/>
+              <w:bottom w:val="single" w:sz="8" w:space="0" w:color="D7DEE5"/>
+              <w:right w:val="single" w:sz="8" w:space="0" w:color="D7DEE5"/>
+            </w:tcBorders>
+          </w:tcPr>
+          <w:p>
+            <w:pPr>
+              <w:jc w:val="center"/>
+            </w:pPr>
+            <w:r>
+              <w:drawing>
+                <wp:inline xmlns:a="http://schemas.openxmlformats.org/drawingml/2006/main" xmlns:pic="http://schemas.openxmlformats.org/drawingml/2006/picture">
+                  <wp:extent cx="5760000" cy="3960000"/>
+                  <wp:docPr id="5" name="Picture 5"/>
+                  <wp:cNvGraphicFramePr>
+                    <a:graphicFrameLocks noChangeAspect="1"/>
+                  </wp:cNvGraphicFramePr>
+                  <a:graphic>
+                    <a:graphicData uri="http://schemas.openxmlformats.org/drawingml/2006/picture">
+                      <pic:pic>
+                        <pic:nvPicPr>
+                          <pic:cNvPr id="0" name="step4_export.png"/>
+                          <pic:cNvPicPr/>
+                        </pic:nvPicPr>
+                        <pic:blipFill>
+                          <a:blip r:embed="rId13"/>
+                          <a:stretch>
+                            <a:fillRect/>
+                          </a:stretch>
+                        </pic:blipFill>
+                        <pic:spPr>
+                          <a:xfrm>
+                            <a:off x="0" y="0"/>
+                            <a:ext cx="5760000" cy="3960000"/>
+                          </a:xfrm>
+                          <a:prstGeom prst="rect"/>
+                        </pic:spPr>
+                      </pic:pic>
+                    </a:graphicData>
+                  </a:graphic>
+                </wp:inline>
+              </w:drawing>
+            </w:r>
+          </w:p>
+        </w:tc>
+      </w:tr>
+    </w:tbl>
     <w:p>
       <w:pPr>
         <w:spacing w:after="160"/>
@@ -1576,7 +2385,7 @@
       </w:pPr>
       <w:r>
         <w:rPr>
-          <w:rFonts w:ascii="Meiryo UI" w:hAnsi="Meiryo UI" w:eastAsia="Meiryo UI"/>
+          <w:rFonts w:ascii="BIZ UDPGothic" w:hAnsi="BIZ UDPGothic" w:eastAsia="BIZ UDPGothic"/>
           <w:b w:val="0"/>
           <w:i/>
           <w:color w:val="606874"/>
@@ -1585,49 +2394,104 @@
         <w:t>ステップ 4：書き出し画面</w:t>
       </w:r>
     </w:p>
-    <w:p>
-      <w:pPr>
-        <w:pStyle w:val="ListNumber"/>
-        <w:spacing w:after="60"/>
-        <w:ind w:left="340"/>
-      </w:pPr>
-      <w:r>
-        <w:rPr>
-          <w:rFonts w:ascii="Meiryo UI" w:hAnsi="Meiryo UI" w:eastAsia="Meiryo UI"/>
-          <w:b/>
-          <w:i w:val="0"/>
-          <w:sz w:val="21"/>
-        </w:rPr>
-        <w:t>「書き出す範囲」</w:t>
-      </w:r>
-      <w:r>
-        <w:rPr>
-          <w:rFonts w:ascii="Meiryo UI" w:hAnsi="Meiryo UI" w:eastAsia="Meiryo UI"/>
-          <w:b w:val="0"/>
-          <w:i w:val="0"/>
-          <w:sz w:val="21"/>
-        </w:rPr>
-        <w:t xml:space="preserve"> を選びます。ふつうは </w:t>
-      </w:r>
-      <w:r>
-        <w:rPr>
-          <w:rFonts w:ascii="Meiryo UI" w:hAnsi="Meiryo UI" w:eastAsia="Meiryo UI"/>
-          <w:b/>
-          <w:i w:val="0"/>
-          <w:sz w:val="21"/>
-        </w:rPr>
-        <w:t>「全ページ」</w:t>
-      </w:r>
-      <w:r>
-        <w:rPr>
-          <w:rFonts w:ascii="Meiryo UI" w:hAnsi="Meiryo UI" w:eastAsia="Meiryo UI"/>
-          <w:b w:val="0"/>
-          <w:i w:val="0"/>
-          <w:sz w:val="21"/>
-        </w:rPr>
-        <w:t xml:space="preserve"> のままで大丈夫です。</w:t>
-      </w:r>
-    </w:p>
+    <w:tbl>
+      <w:tblPr>
+        <w:tblW w:type="auto" w:w="0"/>
+        <w:tblLayout w:type="fixed"/>
+        <w:tblLook w:firstColumn="1" w:firstRow="1" w:lastColumn="0" w:lastRow="0" w:noHBand="0" w:noVBand="1" w:val="04A0"/>
+      </w:tblPr>
+      <w:tblGrid>
+        <w:gridCol w:w="539"/>
+        <w:gridCol w:w="8504"/>
+      </w:tblGrid>
+      <w:tr>
+        <w:trPr>
+          <w:cantSplit/>
+        </w:trPr>
+        <w:tc>
+          <w:tcPr>
+            <w:tcW w:type="dxa" w:w="539"/>
+            <w:shd w:val="clear" w:color="auto" w:fill="1F5C99"/>
+            <w:vAlign w:val="center"/>
+            <w:tcBorders>
+              <w:top w:val="single" w:sz="4" w:space="0" w:color="D7DEE5"/>
+              <w:left w:val="single" w:sz="4" w:space="0" w:color="D7DEE5"/>
+              <w:bottom w:val="single" w:sz="4" w:space="0" w:color="D7DEE5"/>
+              <w:right w:val="single" w:sz="4" w:space="0" w:color="D7DEE5"/>
+            </w:tcBorders>
+          </w:tcPr>
+          <w:p>
+            <w:pPr>
+              <w:jc w:val="center"/>
+            </w:pPr>
+            <w:r>
+              <w:rPr>
+                <w:rFonts w:ascii="BIZ UDPGothic" w:hAnsi="BIZ UDPGothic" w:eastAsia="BIZ UDPGothic"/>
+                <w:b/>
+                <w:i w:val="0"/>
+                <w:color w:val="FFFFFF"/>
+                <w:sz w:val="22"/>
+              </w:rPr>
+              <w:t>1</w:t>
+            </w:r>
+          </w:p>
+        </w:tc>
+        <w:tc>
+          <w:tcPr>
+            <w:tcW w:type="dxa" w:w="8504"/>
+            <w:tcBorders>
+              <w:top w:val="single" w:sz="4" w:space="0" w:color="D7DEE5"/>
+              <w:left w:val="single" w:sz="4" w:space="0" w:color="D7DEE5"/>
+              <w:bottom w:val="single" w:sz="4" w:space="0" w:color="D7DEE5"/>
+              <w:right w:val="single" w:sz="4" w:space="0" w:color="D7DEE5"/>
+            </w:tcBorders>
+            <w:shd w:val="clear" w:color="auto" w:fill="FAFBFC"/>
+          </w:tcPr>
+          <w:p>
+            <w:r>
+              <w:rPr>
+                <w:rFonts w:ascii="BIZ UDPGothic" w:hAnsi="BIZ UDPGothic" w:eastAsia="BIZ UDPGothic"/>
+                <w:b/>
+                <w:i w:val="0"/>
+                <w:color w:val="20242C"/>
+                <w:sz w:val="21"/>
+              </w:rPr>
+              <w:t>「書き出す範囲」</w:t>
+            </w:r>
+            <w:r>
+              <w:rPr>
+                <w:rFonts w:ascii="BIZ UDPGothic" w:hAnsi="BIZ UDPGothic" w:eastAsia="BIZ UDPGothic"/>
+                <w:b w:val="0"/>
+                <w:i w:val="0"/>
+                <w:color w:val="20242C"/>
+                <w:sz w:val="21"/>
+              </w:rPr>
+              <w:t xml:space="preserve"> を選びます。ふつうは </w:t>
+            </w:r>
+            <w:r>
+              <w:rPr>
+                <w:rFonts w:ascii="BIZ UDPGothic" w:hAnsi="BIZ UDPGothic" w:eastAsia="BIZ UDPGothic"/>
+                <w:b/>
+                <w:i w:val="0"/>
+                <w:color w:val="20242C"/>
+                <w:sz w:val="21"/>
+              </w:rPr>
+              <w:t>「全ページ」</w:t>
+            </w:r>
+            <w:r>
+              <w:rPr>
+                <w:rFonts w:ascii="BIZ UDPGothic" w:hAnsi="BIZ UDPGothic" w:eastAsia="BIZ UDPGothic"/>
+                <w:b w:val="0"/>
+                <w:i w:val="0"/>
+                <w:color w:val="20242C"/>
+                <w:sz w:val="21"/>
+              </w:rPr>
+              <w:t xml:space="preserve"> のままで大丈夫です。</w:t>
+            </w:r>
+          </w:p>
+        </w:tc>
+      </w:tr>
+    </w:tbl>
     <w:p>
       <w:pPr>
         <w:pStyle w:val="ListBullet"/>
@@ -1636,7 +2500,7 @@
       </w:pPr>
       <w:r>
         <w:rPr>
-          <w:rFonts w:ascii="Meiryo UI" w:hAnsi="Meiryo UI" w:eastAsia="Meiryo UI"/>
+          <w:rFonts w:ascii="BIZ UDPGothic" w:hAnsi="BIZ UDPGothic" w:eastAsia="BIZ UDPGothic"/>
           <w:b w:val="0"/>
           <w:i w:val="0"/>
           <w:sz w:val="21"/>
@@ -1652,7 +2516,7 @@
       </w:pPr>
       <w:r>
         <w:rPr>
-          <w:rFonts w:ascii="Meiryo UI" w:hAnsi="Meiryo UI" w:eastAsia="Meiryo UI"/>
+          <w:rFonts w:ascii="BIZ UDPGothic" w:hAnsi="BIZ UDPGothic" w:eastAsia="BIZ UDPGothic"/>
           <w:b w:val="0"/>
           <w:i w:val="0"/>
           <w:sz w:val="21"/>
@@ -1668,7 +2532,7 @@
       </w:pPr>
       <w:r>
         <w:rPr>
-          <w:rFonts w:ascii="Meiryo UI" w:hAnsi="Meiryo UI" w:eastAsia="Meiryo UI"/>
+          <w:rFonts w:ascii="BIZ UDPGothic" w:hAnsi="BIZ UDPGothic" w:eastAsia="BIZ UDPGothic"/>
           <w:b w:val="0"/>
           <w:i w:val="0"/>
           <w:sz w:val="21"/>
@@ -1676,105 +2540,302 @@
         <w:t>「ページを指定」：「1-5, 8」のように番号で指定できます。</w:t>
       </w:r>
     </w:p>
-    <w:p>
-      <w:pPr>
-        <w:pStyle w:val="ListNumber"/>
-        <w:spacing w:after="60"/>
-        <w:ind w:left="340"/>
-      </w:pPr>
-      <w:r>
-        <w:rPr>
-          <w:rFonts w:ascii="Meiryo UI" w:hAnsi="Meiryo UI" w:eastAsia="Meiryo UI"/>
-          <w:b w:val="0"/>
-          <w:i w:val="0"/>
-          <w:sz w:val="21"/>
-        </w:rPr>
-        <w:t xml:space="preserve">右下の緑色の </w:t>
-      </w:r>
-      <w:r>
-        <w:rPr>
-          <w:rFonts w:ascii="Meiryo UI" w:hAnsi="Meiryo UI" w:eastAsia="Meiryo UI"/>
-          <w:b/>
-          <w:i w:val="0"/>
-          <w:sz w:val="21"/>
-        </w:rPr>
-        <w:t>「SVG に書き出す」</w:t>
-      </w:r>
-      <w:r>
-        <w:rPr>
-          <w:rFonts w:ascii="Meiryo UI" w:hAnsi="Meiryo UI" w:eastAsia="Meiryo UI"/>
-          <w:b w:val="0"/>
-          <w:i w:val="0"/>
-          <w:sz w:val="21"/>
-        </w:rPr>
-        <w:t xml:space="preserve"> ボタンを押します。</w:t>
-      </w:r>
-    </w:p>
-    <w:p>
-      <w:pPr>
-        <w:pStyle w:val="ListNumber"/>
-        <w:spacing w:after="60"/>
-        <w:ind w:left="340"/>
-      </w:pPr>
-      <w:r>
-        <w:rPr>
-          <w:rFonts w:ascii="Meiryo UI" w:hAnsi="Meiryo UI" w:eastAsia="Meiryo UI"/>
-          <w:b/>
-          <w:i w:val="0"/>
-          <w:sz w:val="21"/>
-        </w:rPr>
-        <w:t>保存先のフォルダ</w:t>
-      </w:r>
-      <w:r>
-        <w:rPr>
-          <w:rFonts w:ascii="Meiryo UI" w:hAnsi="Meiryo UI" w:eastAsia="Meiryo UI"/>
-          <w:b w:val="0"/>
-          <w:i w:val="0"/>
-          <w:sz w:val="21"/>
-        </w:rPr>
-        <w:t>を選ぶ画面が出るので、保存したい場所を選んで決定します。</w:t>
-      </w:r>
-    </w:p>
-    <w:p>
-      <w:pPr>
-        <w:pStyle w:val="ListNumber"/>
-        <w:spacing w:after="60"/>
-        <w:ind w:left="340"/>
-      </w:pPr>
-      <w:r>
-        <w:rPr>
-          <w:rFonts w:ascii="Meiryo UI" w:hAnsi="Meiryo UI" w:eastAsia="Meiryo UI"/>
-          <w:b w:val="0"/>
-          <w:i w:val="0"/>
-          <w:sz w:val="21"/>
-        </w:rPr>
-        <w:t>完了すると「○個の SVG を書き出しました。」と表示されます。</w:t>
-      </w:r>
-    </w:p>
-    <w:p>
-      <w:pPr>
-        <w:spacing w:before="80" w:after="120"/>
-        <w:shd w:val="clear" w:color="auto" w:fill="FFF6E5"/>
-      </w:pPr>
-      <w:r>
-        <w:rPr>
-          <w:rFonts w:ascii="Meiryo UI" w:hAnsi="Meiryo UI" w:eastAsia="Meiryo UI"/>
-          <w:b/>
-          <w:i w:val="0"/>
-          <w:sz w:val="20"/>
-        </w:rPr>
-        <w:t>ファイル名</w:t>
-      </w:r>
-      <w:r>
-        <w:rPr>
-          <w:rFonts w:ascii="Meiryo UI" w:hAnsi="Meiryo UI" w:eastAsia="Meiryo UI"/>
-          <w:b w:val="0"/>
-          <w:i w:val="0"/>
-          <w:sz w:val="20"/>
-        </w:rPr>
-        <w:t>は「元のファイル名_p1.svg, _p2.svg …」のように、ページごとに自動で付きます。</w:t>
-      </w:r>
-    </w:p>
+    <w:tbl>
+      <w:tblPr>
+        <w:tblW w:type="auto" w:w="0"/>
+        <w:tblLayout w:type="fixed"/>
+        <w:tblLook w:firstColumn="1" w:firstRow="1" w:lastColumn="0" w:lastRow="0" w:noHBand="0" w:noVBand="1" w:val="04A0"/>
+      </w:tblPr>
+      <w:tblGrid>
+        <w:gridCol w:w="539"/>
+        <w:gridCol w:w="8504"/>
+      </w:tblGrid>
+      <w:tr>
+        <w:trPr>
+          <w:cantSplit/>
+        </w:trPr>
+        <w:tc>
+          <w:tcPr>
+            <w:tcW w:type="dxa" w:w="539"/>
+            <w:shd w:val="clear" w:color="auto" w:fill="1F5C99"/>
+            <w:vAlign w:val="center"/>
+            <w:tcBorders>
+              <w:top w:val="single" w:sz="4" w:space="0" w:color="D7DEE5"/>
+              <w:left w:val="single" w:sz="4" w:space="0" w:color="D7DEE5"/>
+              <w:bottom w:val="single" w:sz="4" w:space="0" w:color="D7DEE5"/>
+              <w:right w:val="single" w:sz="4" w:space="0" w:color="D7DEE5"/>
+            </w:tcBorders>
+          </w:tcPr>
+          <w:p>
+            <w:pPr>
+              <w:jc w:val="center"/>
+            </w:pPr>
+            <w:r>
+              <w:rPr>
+                <w:rFonts w:ascii="BIZ UDPGothic" w:hAnsi="BIZ UDPGothic" w:eastAsia="BIZ UDPGothic"/>
+                <w:b/>
+                <w:i w:val="0"/>
+                <w:color w:val="FFFFFF"/>
+                <w:sz w:val="22"/>
+              </w:rPr>
+              <w:t>2</w:t>
+            </w:r>
+          </w:p>
+        </w:tc>
+        <w:tc>
+          <w:tcPr>
+            <w:tcW w:type="dxa" w:w="8504"/>
+            <w:tcBorders>
+              <w:top w:val="single" w:sz="4" w:space="0" w:color="D7DEE5"/>
+              <w:left w:val="single" w:sz="4" w:space="0" w:color="D7DEE5"/>
+              <w:bottom w:val="single" w:sz="4" w:space="0" w:color="D7DEE5"/>
+              <w:right w:val="single" w:sz="4" w:space="0" w:color="D7DEE5"/>
+            </w:tcBorders>
+            <w:shd w:val="clear" w:color="auto" w:fill="FAFBFC"/>
+          </w:tcPr>
+          <w:p>
+            <w:r>
+              <w:rPr>
+                <w:rFonts w:ascii="BIZ UDPGothic" w:hAnsi="BIZ UDPGothic" w:eastAsia="BIZ UDPGothic"/>
+                <w:b w:val="0"/>
+                <w:i w:val="0"/>
+                <w:color w:val="20242C"/>
+                <w:sz w:val="21"/>
+              </w:rPr>
+              <w:t xml:space="preserve">右下の緑色の </w:t>
+            </w:r>
+            <w:r>
+              <w:rPr>
+                <w:rFonts w:ascii="BIZ UDPGothic" w:hAnsi="BIZ UDPGothic" w:eastAsia="BIZ UDPGothic"/>
+                <w:b/>
+                <w:i w:val="0"/>
+                <w:color w:val="20242C"/>
+                <w:sz w:val="21"/>
+              </w:rPr>
+              <w:t>「SVG に書き出す」</w:t>
+            </w:r>
+            <w:r>
+              <w:rPr>
+                <w:rFonts w:ascii="BIZ UDPGothic" w:hAnsi="BIZ UDPGothic" w:eastAsia="BIZ UDPGothic"/>
+                <w:b w:val="0"/>
+                <w:i w:val="0"/>
+                <w:color w:val="20242C"/>
+                <w:sz w:val="21"/>
+              </w:rPr>
+              <w:t xml:space="preserve"> ボタンを押します。</w:t>
+            </w:r>
+          </w:p>
+        </w:tc>
+      </w:tr>
+    </w:tbl>
+    <w:tbl>
+      <w:tblPr>
+        <w:tblW w:type="auto" w:w="0"/>
+        <w:tblLayout w:type="fixed"/>
+        <w:tblLook w:firstColumn="1" w:firstRow="1" w:lastColumn="0" w:lastRow="0" w:noHBand="0" w:noVBand="1" w:val="04A0"/>
+      </w:tblPr>
+      <w:tblGrid>
+        <w:gridCol w:w="539"/>
+        <w:gridCol w:w="8504"/>
+      </w:tblGrid>
+      <w:tr>
+        <w:trPr>
+          <w:cantSplit/>
+        </w:trPr>
+        <w:tc>
+          <w:tcPr>
+            <w:tcW w:type="dxa" w:w="539"/>
+            <w:shd w:val="clear" w:color="auto" w:fill="1F5C99"/>
+            <w:vAlign w:val="center"/>
+            <w:tcBorders>
+              <w:top w:val="single" w:sz="4" w:space="0" w:color="D7DEE5"/>
+              <w:left w:val="single" w:sz="4" w:space="0" w:color="D7DEE5"/>
+              <w:bottom w:val="single" w:sz="4" w:space="0" w:color="D7DEE5"/>
+              <w:right w:val="single" w:sz="4" w:space="0" w:color="D7DEE5"/>
+            </w:tcBorders>
+          </w:tcPr>
+          <w:p>
+            <w:pPr>
+              <w:jc w:val="center"/>
+            </w:pPr>
+            <w:r>
+              <w:rPr>
+                <w:rFonts w:ascii="BIZ UDPGothic" w:hAnsi="BIZ UDPGothic" w:eastAsia="BIZ UDPGothic"/>
+                <w:b/>
+                <w:i w:val="0"/>
+                <w:color w:val="FFFFFF"/>
+                <w:sz w:val="22"/>
+              </w:rPr>
+              <w:t>3</w:t>
+            </w:r>
+          </w:p>
+        </w:tc>
+        <w:tc>
+          <w:tcPr>
+            <w:tcW w:type="dxa" w:w="8504"/>
+            <w:tcBorders>
+              <w:top w:val="single" w:sz="4" w:space="0" w:color="D7DEE5"/>
+              <w:left w:val="single" w:sz="4" w:space="0" w:color="D7DEE5"/>
+              <w:bottom w:val="single" w:sz="4" w:space="0" w:color="D7DEE5"/>
+              <w:right w:val="single" w:sz="4" w:space="0" w:color="D7DEE5"/>
+            </w:tcBorders>
+            <w:shd w:val="clear" w:color="auto" w:fill="FAFBFC"/>
+          </w:tcPr>
+          <w:p>
+            <w:r>
+              <w:rPr>
+                <w:rFonts w:ascii="BIZ UDPGothic" w:hAnsi="BIZ UDPGothic" w:eastAsia="BIZ UDPGothic"/>
+                <w:b/>
+                <w:i w:val="0"/>
+                <w:color w:val="20242C"/>
+                <w:sz w:val="21"/>
+              </w:rPr>
+              <w:t>保存先のフォルダ</w:t>
+            </w:r>
+            <w:r>
+              <w:rPr>
+                <w:rFonts w:ascii="BIZ UDPGothic" w:hAnsi="BIZ UDPGothic" w:eastAsia="BIZ UDPGothic"/>
+                <w:b w:val="0"/>
+                <w:i w:val="0"/>
+                <w:color w:val="20242C"/>
+                <w:sz w:val="21"/>
+              </w:rPr>
+              <w:t>を選ぶ画面が出るので、保存したい場所を選んで決定します。</w:t>
+            </w:r>
+          </w:p>
+        </w:tc>
+      </w:tr>
+    </w:tbl>
+    <w:tbl>
+      <w:tblPr>
+        <w:tblW w:type="auto" w:w="0"/>
+        <w:tblLayout w:type="fixed"/>
+        <w:tblLook w:firstColumn="1" w:firstRow="1" w:lastColumn="0" w:lastRow="0" w:noHBand="0" w:noVBand="1" w:val="04A0"/>
+      </w:tblPr>
+      <w:tblGrid>
+        <w:gridCol w:w="539"/>
+        <w:gridCol w:w="8504"/>
+      </w:tblGrid>
+      <w:tr>
+        <w:trPr>
+          <w:cantSplit/>
+        </w:trPr>
+        <w:tc>
+          <w:tcPr>
+            <w:tcW w:type="dxa" w:w="539"/>
+            <w:shd w:val="clear" w:color="auto" w:fill="1F5C99"/>
+            <w:vAlign w:val="center"/>
+            <w:tcBorders>
+              <w:top w:val="single" w:sz="4" w:space="0" w:color="D7DEE5"/>
+              <w:left w:val="single" w:sz="4" w:space="0" w:color="D7DEE5"/>
+              <w:bottom w:val="single" w:sz="4" w:space="0" w:color="D7DEE5"/>
+              <w:right w:val="single" w:sz="4" w:space="0" w:color="D7DEE5"/>
+            </w:tcBorders>
+          </w:tcPr>
+          <w:p>
+            <w:pPr>
+              <w:jc w:val="center"/>
+            </w:pPr>
+            <w:r>
+              <w:rPr>
+                <w:rFonts w:ascii="BIZ UDPGothic" w:hAnsi="BIZ UDPGothic" w:eastAsia="BIZ UDPGothic"/>
+                <w:b/>
+                <w:i w:val="0"/>
+                <w:color w:val="FFFFFF"/>
+                <w:sz w:val="22"/>
+              </w:rPr>
+              <w:t>4</w:t>
+            </w:r>
+          </w:p>
+        </w:tc>
+        <w:tc>
+          <w:tcPr>
+            <w:tcW w:type="dxa" w:w="8504"/>
+            <w:tcBorders>
+              <w:top w:val="single" w:sz="4" w:space="0" w:color="D7DEE5"/>
+              <w:left w:val="single" w:sz="4" w:space="0" w:color="D7DEE5"/>
+              <w:bottom w:val="single" w:sz="4" w:space="0" w:color="D7DEE5"/>
+              <w:right w:val="single" w:sz="4" w:space="0" w:color="D7DEE5"/>
+            </w:tcBorders>
+            <w:shd w:val="clear" w:color="auto" w:fill="FAFBFC"/>
+          </w:tcPr>
+          <w:p>
+            <w:r>
+              <w:rPr>
+                <w:rFonts w:ascii="BIZ UDPGothic" w:hAnsi="BIZ UDPGothic" w:eastAsia="BIZ UDPGothic"/>
+                <w:b w:val="0"/>
+                <w:i w:val="0"/>
+                <w:color w:val="20242C"/>
+                <w:sz w:val="21"/>
+              </w:rPr>
+              <w:t>完了すると「○個の SVG を書き出しました。」と表示されます。</w:t>
+            </w:r>
+          </w:p>
+        </w:tc>
+      </w:tr>
+    </w:tbl>
+    <w:tbl>
+      <w:tblPr>
+        <w:tblW w:type="auto" w:w="0"/>
+        <w:tblLook w:firstColumn="1" w:firstRow="1" w:lastColumn="0" w:lastRow="0" w:noHBand="0" w:noVBand="1" w:val="04A0"/>
+      </w:tblPr>
+      <w:tblGrid>
+        <w:gridCol w:w="9746"/>
+      </w:tblGrid>
+      <w:tr>
+        <w:trPr>
+          <w:cantSplit/>
+        </w:trPr>
+        <w:tc>
+          <w:tcPr>
+            <w:tcW w:type="dxa" w:w="9746"/>
+            <w:shd w:val="clear" w:color="auto" w:fill="EAF2FB"/>
+            <w:tcBorders>
+              <w:top w:val="single" w:sz="8" w:space="0" w:color="B9D3EE"/>
+              <w:left w:val="single" w:sz="8" w:space="0" w:color="B9D3EE"/>
+              <w:bottom w:val="single" w:sz="8" w:space="0" w:color="B9D3EE"/>
+              <w:right w:val="single" w:sz="8" w:space="0" w:color="B9D3EE"/>
+            </w:tcBorders>
+          </w:tcPr>
+          <w:p>
+            <w:r>
+              <w:rPr>
+                <w:rFonts w:ascii="BIZ UDPGothic" w:hAnsi="BIZ UDPGothic" w:eastAsia="BIZ UDPGothic"/>
+                <w:b/>
+                <w:i w:val="0"/>
+                <w:color w:val="FFFFFF"/>
+                <w:sz w:val="18"/>
+                <w:shd w:val="clear" w:color="auto" w:fill="1F5C99"/>
+              </w:rPr>
+              <w:t xml:space="preserve"> INFO </w:t>
+            </w:r>
+            <w:r>
+              <w:t xml:space="preserve">  </w:t>
+            </w:r>
+            <w:r>
+              <w:rPr>
+                <w:rFonts w:ascii="BIZ UDPGothic" w:hAnsi="BIZ UDPGothic" w:eastAsia="BIZ UDPGothic"/>
+                <w:b/>
+                <w:i w:val="0"/>
+                <w:color w:val="20242C"/>
+                <w:sz w:val="20"/>
+              </w:rPr>
+              <w:t>ファイル名</w:t>
+            </w:r>
+            <w:r>
+              <w:rPr>
+                <w:rFonts w:ascii="BIZ UDPGothic" w:hAnsi="BIZ UDPGothic" w:eastAsia="BIZ UDPGothic"/>
+                <w:b w:val="0"/>
+                <w:i w:val="0"/>
+                <w:color w:val="20242C"/>
+                <w:sz w:val="20"/>
+              </w:rPr>
+              <w:t>は「元のファイル名_p1.svg, _p2.svg …」のように、ページごとに自動で付きます。</w:t>
+            </w:r>
+          </w:p>
+        </w:tc>
+      </w:tr>
+    </w:tbl>
     <w:p>
       <w:r>
         <w:br w:type="page"/>
@@ -1783,21 +2844,24 @@
     <w:p>
       <w:pPr>
         <w:spacing w:before="200" w:after="60"/>
+        <w:pBdr>
+          <w:left w:val="single" w:sz="24" w:space="8" w:color="1F5C99"/>
+        </w:pBdr>
+        <w:ind w:left="113"/>
       </w:pPr>
       <w:r>
         <w:rPr>
-          <w:rFonts w:ascii="Meiryo UI" w:hAnsi="Meiryo UI" w:eastAsia="Meiryo UI"/>
+          <w:rFonts w:ascii="BIZ UDPGothic" w:hAnsi="BIZ UDPGothic" w:eastAsia="BIZ UDPGothic"/>
           <w:b/>
           <w:i w:val="0"/>
-          <w:color w:val="1F5C99"/>
-          <w:sz w:val="30"/>
+          <w:color w:val="20242C"/>
+          <w:sz w:val="32"/>
         </w:rPr>
         <w:t>7. 困ったとき（よくある質問）</w:t>
       </w:r>
     </w:p>
     <w:tbl>
       <w:tblPr>
-        <w:tblStyle w:val="LightGrid-Accent1"/>
         <w:tblW w:type="auto" w:w="0"/>
         <w:jc w:val="left"/>
         <w:tblLook w:firstColumn="1" w:firstRow="1" w:lastColumn="0" w:lastRow="0" w:noHBand="0" w:noVBand="1" w:val="04A0"/>
@@ -1810,14 +2874,22 @@
         <w:tc>
           <w:tcPr>
             <w:tcW w:type="dxa" w:w="4873"/>
+            <w:shd w:val="clear" w:color="auto" w:fill="1F5C99"/>
+            <w:tcBorders>
+              <w:top w:val="single" w:sz="4" w:space="0" w:color="D7DEE5"/>
+              <w:left w:val="single" w:sz="4" w:space="0" w:color="D7DEE5"/>
+              <w:bottom w:val="single" w:sz="4" w:space="0" w:color="D7DEE5"/>
+              <w:right w:val="single" w:sz="4" w:space="0" w:color="D7DEE5"/>
+            </w:tcBorders>
           </w:tcPr>
           <w:p>
             <w:r/>
             <w:r>
               <w:rPr>
-                <w:rFonts w:ascii="Meiryo UI" w:hAnsi="Meiryo UI" w:eastAsia="Meiryo UI"/>
+                <w:rFonts w:ascii="BIZ UDPGothic" w:hAnsi="BIZ UDPGothic" w:eastAsia="BIZ UDPGothic"/>
                 <w:b/>
                 <w:i w:val="0"/>
+                <w:color w:val="FFFFFF"/>
                 <w:sz w:val="19"/>
               </w:rPr>
               <w:t>こまりごと</w:t>
@@ -1827,14 +2899,22 @@
         <w:tc>
           <w:tcPr>
             <w:tcW w:type="dxa" w:w="4873"/>
+            <w:shd w:val="clear" w:color="auto" w:fill="1F5C99"/>
+            <w:tcBorders>
+              <w:top w:val="single" w:sz="4" w:space="0" w:color="D7DEE5"/>
+              <w:left w:val="single" w:sz="4" w:space="0" w:color="D7DEE5"/>
+              <w:bottom w:val="single" w:sz="4" w:space="0" w:color="D7DEE5"/>
+              <w:right w:val="single" w:sz="4" w:space="0" w:color="D7DEE5"/>
+            </w:tcBorders>
           </w:tcPr>
           <w:p>
             <w:r/>
             <w:r>
               <w:rPr>
-                <w:rFonts w:ascii="Meiryo UI" w:hAnsi="Meiryo UI" w:eastAsia="Meiryo UI"/>
+                <w:rFonts w:ascii="BIZ UDPGothic" w:hAnsi="BIZ UDPGothic" w:eastAsia="BIZ UDPGothic"/>
                 <w:b/>
                 <w:i w:val="0"/>
+                <w:color w:val="FFFFFF"/>
                 <w:sz w:val="19"/>
               </w:rPr>
               <w:t>対処</w:t>
@@ -1846,12 +2926,18 @@
         <w:tc>
           <w:tcPr>
             <w:tcW w:type="dxa" w:w="4873"/>
+            <w:tcBorders>
+              <w:top w:val="single" w:sz="4" w:space="0" w:color="D7DEE5"/>
+              <w:left w:val="single" w:sz="4" w:space="0" w:color="D7DEE5"/>
+              <w:bottom w:val="single" w:sz="4" w:space="0" w:color="D7DEE5"/>
+              <w:right w:val="single" w:sz="4" w:space="0" w:color="D7DEE5"/>
+            </w:tcBorders>
           </w:tcPr>
           <w:p>
             <w:r/>
             <w:r>
               <w:rPr>
-                <w:rFonts w:ascii="Meiryo UI" w:hAnsi="Meiryo UI" w:eastAsia="Meiryo UI"/>
+                <w:rFonts w:ascii="BIZ UDPGothic" w:hAnsi="BIZ UDPGothic" w:eastAsia="BIZ UDPGothic"/>
                 <w:b w:val="0"/>
                 <w:i w:val="0"/>
                 <w:sz w:val="19"/>
@@ -1863,12 +2949,18 @@
         <w:tc>
           <w:tcPr>
             <w:tcW w:type="dxa" w:w="4873"/>
+            <w:tcBorders>
+              <w:top w:val="single" w:sz="4" w:space="0" w:color="D7DEE5"/>
+              <w:left w:val="single" w:sz="4" w:space="0" w:color="D7DEE5"/>
+              <w:bottom w:val="single" w:sz="4" w:space="0" w:color="D7DEE5"/>
+              <w:right w:val="single" w:sz="4" w:space="0" w:color="D7DEE5"/>
+            </w:tcBorders>
           </w:tcPr>
           <w:p>
             <w:r/>
             <w:r>
               <w:rPr>
-                <w:rFonts w:ascii="Meiryo UI" w:hAnsi="Meiryo UI" w:eastAsia="Meiryo UI"/>
+                <w:rFonts w:ascii="BIZ UDPGothic" w:hAnsi="BIZ UDPGothic" w:eastAsia="BIZ UDPGothic"/>
                 <w:b w:val="0"/>
                 <w:i w:val="0"/>
                 <w:sz w:val="19"/>
@@ -1882,12 +2974,19 @@
         <w:tc>
           <w:tcPr>
             <w:tcW w:type="dxa" w:w="4873"/>
+            <w:shd w:val="clear" w:color="auto" w:fill="F5F8FB"/>
+            <w:tcBorders>
+              <w:top w:val="single" w:sz="4" w:space="0" w:color="D7DEE5"/>
+              <w:left w:val="single" w:sz="4" w:space="0" w:color="D7DEE5"/>
+              <w:bottom w:val="single" w:sz="4" w:space="0" w:color="D7DEE5"/>
+              <w:right w:val="single" w:sz="4" w:space="0" w:color="D7DEE5"/>
+            </w:tcBorders>
           </w:tcPr>
           <w:p>
             <w:r/>
             <w:r>
               <w:rPr>
-                <w:rFonts w:ascii="Meiryo UI" w:hAnsi="Meiryo UI" w:eastAsia="Meiryo UI"/>
+                <w:rFonts w:ascii="BIZ UDPGothic" w:hAnsi="BIZ UDPGothic" w:eastAsia="BIZ UDPGothic"/>
                 <w:b w:val="0"/>
                 <w:i w:val="0"/>
                 <w:sz w:val="19"/>
@@ -1899,12 +2998,19 @@
         <w:tc>
           <w:tcPr>
             <w:tcW w:type="dxa" w:w="4873"/>
+            <w:shd w:val="clear" w:color="auto" w:fill="F5F8FB"/>
+            <w:tcBorders>
+              <w:top w:val="single" w:sz="4" w:space="0" w:color="D7DEE5"/>
+              <w:left w:val="single" w:sz="4" w:space="0" w:color="D7DEE5"/>
+              <w:bottom w:val="single" w:sz="4" w:space="0" w:color="D7DEE5"/>
+              <w:right w:val="single" w:sz="4" w:space="0" w:color="D7DEE5"/>
+            </w:tcBorders>
           </w:tcPr>
           <w:p>
             <w:r/>
             <w:r>
               <w:rPr>
-                <w:rFonts w:ascii="Meiryo UI" w:hAnsi="Meiryo UI" w:eastAsia="Meiryo UI"/>
+                <w:rFonts w:ascii="BIZ UDPGothic" w:hAnsi="BIZ UDPGothic" w:eastAsia="BIZ UDPGothic"/>
                 <w:b w:val="0"/>
                 <w:i w:val="0"/>
                 <w:sz w:val="19"/>
@@ -1918,12 +3024,18 @@
         <w:tc>
           <w:tcPr>
             <w:tcW w:type="dxa" w:w="4873"/>
+            <w:tcBorders>
+              <w:top w:val="single" w:sz="4" w:space="0" w:color="D7DEE5"/>
+              <w:left w:val="single" w:sz="4" w:space="0" w:color="D7DEE5"/>
+              <w:bottom w:val="single" w:sz="4" w:space="0" w:color="D7DEE5"/>
+              <w:right w:val="single" w:sz="4" w:space="0" w:color="D7DEE5"/>
+            </w:tcBorders>
           </w:tcPr>
           <w:p>
             <w:r/>
             <w:r>
               <w:rPr>
-                <w:rFonts w:ascii="Meiryo UI" w:hAnsi="Meiryo UI" w:eastAsia="Meiryo UI"/>
+                <w:rFonts w:ascii="BIZ UDPGothic" w:hAnsi="BIZ UDPGothic" w:eastAsia="BIZ UDPGothic"/>
                 <w:b w:val="0"/>
                 <w:i w:val="0"/>
                 <w:sz w:val="19"/>
@@ -1935,12 +3047,18 @@
         <w:tc>
           <w:tcPr>
             <w:tcW w:type="dxa" w:w="4873"/>
+            <w:tcBorders>
+              <w:top w:val="single" w:sz="4" w:space="0" w:color="D7DEE5"/>
+              <w:left w:val="single" w:sz="4" w:space="0" w:color="D7DEE5"/>
+              <w:bottom w:val="single" w:sz="4" w:space="0" w:color="D7DEE5"/>
+              <w:right w:val="single" w:sz="4" w:space="0" w:color="D7DEE5"/>
+            </w:tcBorders>
           </w:tcPr>
           <w:p>
             <w:r/>
             <w:r>
               <w:rPr>
-                <w:rFonts w:ascii="Meiryo UI" w:hAnsi="Meiryo UI" w:eastAsia="Meiryo UI"/>
+                <w:rFonts w:ascii="BIZ UDPGothic" w:hAnsi="BIZ UDPGothic" w:eastAsia="BIZ UDPGothic"/>
                 <w:b w:val="0"/>
                 <w:i w:val="0"/>
                 <w:sz w:val="19"/>
@@ -1954,12 +3072,19 @@
         <w:tc>
           <w:tcPr>
             <w:tcW w:type="dxa" w:w="4873"/>
+            <w:shd w:val="clear" w:color="auto" w:fill="F5F8FB"/>
+            <w:tcBorders>
+              <w:top w:val="single" w:sz="4" w:space="0" w:color="D7DEE5"/>
+              <w:left w:val="single" w:sz="4" w:space="0" w:color="D7DEE5"/>
+              <w:bottom w:val="single" w:sz="4" w:space="0" w:color="D7DEE5"/>
+              <w:right w:val="single" w:sz="4" w:space="0" w:color="D7DEE5"/>
+            </w:tcBorders>
           </w:tcPr>
           <w:p>
             <w:r/>
             <w:r>
               <w:rPr>
-                <w:rFonts w:ascii="Meiryo UI" w:hAnsi="Meiryo UI" w:eastAsia="Meiryo UI"/>
+                <w:rFonts w:ascii="BIZ UDPGothic" w:hAnsi="BIZ UDPGothic" w:eastAsia="BIZ UDPGothic"/>
                 <w:b w:val="0"/>
                 <w:i w:val="0"/>
                 <w:sz w:val="19"/>
@@ -1971,12 +3096,19 @@
         <w:tc>
           <w:tcPr>
             <w:tcW w:type="dxa" w:w="4873"/>
+            <w:shd w:val="clear" w:color="auto" w:fill="F5F8FB"/>
+            <w:tcBorders>
+              <w:top w:val="single" w:sz="4" w:space="0" w:color="D7DEE5"/>
+              <w:left w:val="single" w:sz="4" w:space="0" w:color="D7DEE5"/>
+              <w:bottom w:val="single" w:sz="4" w:space="0" w:color="D7DEE5"/>
+              <w:right w:val="single" w:sz="4" w:space="0" w:color="D7DEE5"/>
+            </w:tcBorders>
           </w:tcPr>
           <w:p>
             <w:r/>
             <w:r>
               <w:rPr>
-                <w:rFonts w:ascii="Meiryo UI" w:hAnsi="Meiryo UI" w:eastAsia="Meiryo UI"/>
+                <w:rFonts w:ascii="BIZ UDPGothic" w:hAnsi="BIZ UDPGothic" w:eastAsia="BIZ UDPGothic"/>
                 <w:b w:val="0"/>
                 <w:i w:val="0"/>
                 <w:sz w:val="19"/>
@@ -1990,12 +3122,18 @@
         <w:tc>
           <w:tcPr>
             <w:tcW w:type="dxa" w:w="4873"/>
+            <w:tcBorders>
+              <w:top w:val="single" w:sz="4" w:space="0" w:color="D7DEE5"/>
+              <w:left w:val="single" w:sz="4" w:space="0" w:color="D7DEE5"/>
+              <w:bottom w:val="single" w:sz="4" w:space="0" w:color="D7DEE5"/>
+              <w:right w:val="single" w:sz="4" w:space="0" w:color="D7DEE5"/>
+            </w:tcBorders>
           </w:tcPr>
           <w:p>
             <w:r/>
             <w:r>
               <w:rPr>
-                <w:rFonts w:ascii="Meiryo UI" w:hAnsi="Meiryo UI" w:eastAsia="Meiryo UI"/>
+                <w:rFonts w:ascii="BIZ UDPGothic" w:hAnsi="BIZ UDPGothic" w:eastAsia="BIZ UDPGothic"/>
                 <w:b w:val="0"/>
                 <w:i w:val="0"/>
                 <w:sz w:val="19"/>
@@ -2007,12 +3145,18 @@
         <w:tc>
           <w:tcPr>
             <w:tcW w:type="dxa" w:w="4873"/>
+            <w:tcBorders>
+              <w:top w:val="single" w:sz="4" w:space="0" w:color="D7DEE5"/>
+              <w:left w:val="single" w:sz="4" w:space="0" w:color="D7DEE5"/>
+              <w:bottom w:val="single" w:sz="4" w:space="0" w:color="D7DEE5"/>
+              <w:right w:val="single" w:sz="4" w:space="0" w:color="D7DEE5"/>
+            </w:tcBorders>
           </w:tcPr>
           <w:p>
             <w:r/>
             <w:r>
               <w:rPr>
-                <w:rFonts w:ascii="Meiryo UI" w:hAnsi="Meiryo UI" w:eastAsia="Meiryo UI"/>
+                <w:rFonts w:ascii="BIZ UDPGothic" w:hAnsi="BIZ UDPGothic" w:eastAsia="BIZ UDPGothic"/>
                 <w:b w:val="0"/>
                 <w:i w:val="0"/>
                 <w:sz w:val="19"/>
@@ -2026,12 +3170,19 @@
         <w:tc>
           <w:tcPr>
             <w:tcW w:type="dxa" w:w="4873"/>
+            <w:shd w:val="clear" w:color="auto" w:fill="F5F8FB"/>
+            <w:tcBorders>
+              <w:top w:val="single" w:sz="4" w:space="0" w:color="D7DEE5"/>
+              <w:left w:val="single" w:sz="4" w:space="0" w:color="D7DEE5"/>
+              <w:bottom w:val="single" w:sz="4" w:space="0" w:color="D7DEE5"/>
+              <w:right w:val="single" w:sz="4" w:space="0" w:color="D7DEE5"/>
+            </w:tcBorders>
           </w:tcPr>
           <w:p>
             <w:r/>
             <w:r>
               <w:rPr>
-                <w:rFonts w:ascii="Meiryo UI" w:hAnsi="Meiryo UI" w:eastAsia="Meiryo UI"/>
+                <w:rFonts w:ascii="BIZ UDPGothic" w:hAnsi="BIZ UDPGothic" w:eastAsia="BIZ UDPGothic"/>
                 <w:b w:val="0"/>
                 <w:i w:val="0"/>
                 <w:sz w:val="19"/>
@@ -2043,12 +3194,19 @@
         <w:tc>
           <w:tcPr>
             <w:tcW w:type="dxa" w:w="4873"/>
+            <w:shd w:val="clear" w:color="auto" w:fill="F5F8FB"/>
+            <w:tcBorders>
+              <w:top w:val="single" w:sz="4" w:space="0" w:color="D7DEE5"/>
+              <w:left w:val="single" w:sz="4" w:space="0" w:color="D7DEE5"/>
+              <w:bottom w:val="single" w:sz="4" w:space="0" w:color="D7DEE5"/>
+              <w:right w:val="single" w:sz="4" w:space="0" w:color="D7DEE5"/>
+            </w:tcBorders>
           </w:tcPr>
           <w:p>
             <w:r/>
             <w:r>
               <w:rPr>
-                <w:rFonts w:ascii="Meiryo UI" w:hAnsi="Meiryo UI" w:eastAsia="Meiryo UI"/>
+                <w:rFonts w:ascii="BIZ UDPGothic" w:hAnsi="BIZ UDPGothic" w:eastAsia="BIZ UDPGothic"/>
                 <w:b w:val="0"/>
                 <w:i w:val="0"/>
                 <w:sz w:val="19"/>
@@ -2062,102 +3220,266 @@
     <w:p>
       <w:pPr>
         <w:spacing w:before="200" w:after="60"/>
+        <w:pBdr>
+          <w:left w:val="single" w:sz="24" w:space="8" w:color="1F5C99"/>
+        </w:pBdr>
+        <w:ind w:left="113"/>
       </w:pPr>
       <w:r>
         <w:rPr>
-          <w:rFonts w:ascii="Meiryo UI" w:hAnsi="Meiryo UI" w:eastAsia="Meiryo UI"/>
+          <w:rFonts w:ascii="BIZ UDPGothic" w:hAnsi="BIZ UDPGothic" w:eastAsia="BIZ UDPGothic"/>
           <w:b/>
           <w:i w:val="0"/>
-          <w:color w:val="1F5C99"/>
-          <w:sz w:val="30"/>
+          <w:color w:val="20242C"/>
+          <w:sz w:val="32"/>
         </w:rPr>
         <w:t>8. 辞書をほかの PC と共有する</w:t>
       </w:r>
     </w:p>
-    <w:p>
-      <w:pPr>
-        <w:pStyle w:val="ListNumber"/>
-        <w:spacing w:after="60"/>
-        <w:ind w:left="340"/>
-      </w:pPr>
-      <w:r>
-        <w:rPr>
-          <w:rFonts w:ascii="Meiryo UI" w:hAnsi="Meiryo UI" w:eastAsia="Meiryo UI"/>
-          <w:b w:val="0"/>
-          <w:i w:val="0"/>
-          <w:sz w:val="21"/>
-        </w:rPr>
-        <w:t xml:space="preserve">「辞書」タブの </w:t>
-      </w:r>
-      <w:r>
-        <w:rPr>
-          <w:rFonts w:ascii="Meiryo UI" w:hAnsi="Meiryo UI" w:eastAsia="Meiryo UI"/>
-          <w:b/>
-          <w:i w:val="0"/>
-          <w:sz w:val="21"/>
-        </w:rPr>
-        <w:t>「⬇ JSON 書き出し」</w:t>
-      </w:r>
-      <w:r>
-        <w:rPr>
-          <w:rFonts w:ascii="Meiryo UI" w:hAnsi="Meiryo UI" w:eastAsia="Meiryo UI"/>
-          <w:b w:val="0"/>
-          <w:i w:val="0"/>
-          <w:sz w:val="21"/>
-        </w:rPr>
-        <w:t xml:space="preserve"> を押し、辞書ファイル（dictionary.json）を保存します。</w:t>
-      </w:r>
-    </w:p>
-    <w:p>
-      <w:pPr>
-        <w:pStyle w:val="ListNumber"/>
-        <w:spacing w:after="60"/>
-        <w:ind w:left="340"/>
-      </w:pPr>
-      <w:r>
-        <w:rPr>
-          <w:rFonts w:ascii="Meiryo UI" w:hAnsi="Meiryo UI" w:eastAsia="Meiryo UI"/>
-          <w:b w:val="0"/>
-          <w:i w:val="0"/>
-          <w:sz w:val="21"/>
-        </w:rPr>
-        <w:t>そのファイルを共有フォルダやメールで相手に渡します。</w:t>
-      </w:r>
-    </w:p>
-    <w:p>
-      <w:pPr>
-        <w:pStyle w:val="ListNumber"/>
-        <w:spacing w:after="60"/>
-        <w:ind w:left="340"/>
-      </w:pPr>
-      <w:r>
-        <w:rPr>
-          <w:rFonts w:ascii="Meiryo UI" w:hAnsi="Meiryo UI" w:eastAsia="Meiryo UI"/>
-          <w:b w:val="0"/>
-          <w:i w:val="0"/>
-          <w:sz w:val="21"/>
-        </w:rPr>
-        <w:t xml:space="preserve">受け取った側は </w:t>
-      </w:r>
-      <w:r>
-        <w:rPr>
-          <w:rFonts w:ascii="Meiryo UI" w:hAnsi="Meiryo UI" w:eastAsia="Meiryo UI"/>
-          <w:b/>
-          <w:i w:val="0"/>
-          <w:sz w:val="21"/>
-        </w:rPr>
-        <w:t>「⬆ JSON 読み込み」</w:t>
-      </w:r>
-      <w:r>
-        <w:rPr>
-          <w:rFonts w:ascii="Meiryo UI" w:hAnsi="Meiryo UI" w:eastAsia="Meiryo UI"/>
-          <w:b w:val="0"/>
-          <w:i w:val="0"/>
-          <w:sz w:val="21"/>
-        </w:rPr>
-        <w:t xml:space="preserve"> を押し、そのファイルを選ぶと辞書が取り込まれます。</w:t>
-      </w:r>
-    </w:p>
+    <w:tbl>
+      <w:tblPr>
+        <w:tblW w:type="auto" w:w="0"/>
+        <w:tblLayout w:type="fixed"/>
+        <w:tblLook w:firstColumn="1" w:firstRow="1" w:lastColumn="0" w:lastRow="0" w:noHBand="0" w:noVBand="1" w:val="04A0"/>
+      </w:tblPr>
+      <w:tblGrid>
+        <w:gridCol w:w="539"/>
+        <w:gridCol w:w="8504"/>
+      </w:tblGrid>
+      <w:tr>
+        <w:trPr>
+          <w:cantSplit/>
+        </w:trPr>
+        <w:tc>
+          <w:tcPr>
+            <w:tcW w:type="dxa" w:w="539"/>
+            <w:shd w:val="clear" w:color="auto" w:fill="1F5C99"/>
+            <w:vAlign w:val="center"/>
+            <w:tcBorders>
+              <w:top w:val="single" w:sz="4" w:space="0" w:color="D7DEE5"/>
+              <w:left w:val="single" w:sz="4" w:space="0" w:color="D7DEE5"/>
+              <w:bottom w:val="single" w:sz="4" w:space="0" w:color="D7DEE5"/>
+              <w:right w:val="single" w:sz="4" w:space="0" w:color="D7DEE5"/>
+            </w:tcBorders>
+          </w:tcPr>
+          <w:p>
+            <w:pPr>
+              <w:jc w:val="center"/>
+            </w:pPr>
+            <w:r>
+              <w:rPr>
+                <w:rFonts w:ascii="BIZ UDPGothic" w:hAnsi="BIZ UDPGothic" w:eastAsia="BIZ UDPGothic"/>
+                <w:b/>
+                <w:i w:val="0"/>
+                <w:color w:val="FFFFFF"/>
+                <w:sz w:val="22"/>
+              </w:rPr>
+              <w:t>1</w:t>
+            </w:r>
+          </w:p>
+        </w:tc>
+        <w:tc>
+          <w:tcPr>
+            <w:tcW w:type="dxa" w:w="8504"/>
+            <w:tcBorders>
+              <w:top w:val="single" w:sz="4" w:space="0" w:color="D7DEE5"/>
+              <w:left w:val="single" w:sz="4" w:space="0" w:color="D7DEE5"/>
+              <w:bottom w:val="single" w:sz="4" w:space="0" w:color="D7DEE5"/>
+              <w:right w:val="single" w:sz="4" w:space="0" w:color="D7DEE5"/>
+            </w:tcBorders>
+            <w:shd w:val="clear" w:color="auto" w:fill="FAFBFC"/>
+          </w:tcPr>
+          <w:p>
+            <w:r>
+              <w:rPr>
+                <w:rFonts w:ascii="BIZ UDPGothic" w:hAnsi="BIZ UDPGothic" w:eastAsia="BIZ UDPGothic"/>
+                <w:b w:val="0"/>
+                <w:i w:val="0"/>
+                <w:color w:val="20242C"/>
+                <w:sz w:val="21"/>
+              </w:rPr>
+              <w:t xml:space="preserve">「辞書」タブの </w:t>
+            </w:r>
+            <w:r>
+              <w:rPr>
+                <w:rFonts w:ascii="BIZ UDPGothic" w:hAnsi="BIZ UDPGothic" w:eastAsia="BIZ UDPGothic"/>
+                <w:b/>
+                <w:i w:val="0"/>
+                <w:color w:val="20242C"/>
+                <w:sz w:val="21"/>
+              </w:rPr>
+              <w:t>「⬇ JSON 書き出し」</w:t>
+            </w:r>
+            <w:r>
+              <w:rPr>
+                <w:rFonts w:ascii="BIZ UDPGothic" w:hAnsi="BIZ UDPGothic" w:eastAsia="BIZ UDPGothic"/>
+                <w:b w:val="0"/>
+                <w:i w:val="0"/>
+                <w:color w:val="20242C"/>
+                <w:sz w:val="21"/>
+              </w:rPr>
+              <w:t xml:space="preserve"> を押し、辞書ファイル（dictionary.json）を保存します。</w:t>
+            </w:r>
+          </w:p>
+        </w:tc>
+      </w:tr>
+    </w:tbl>
+    <w:tbl>
+      <w:tblPr>
+        <w:tblW w:type="auto" w:w="0"/>
+        <w:tblLayout w:type="fixed"/>
+        <w:tblLook w:firstColumn="1" w:firstRow="1" w:lastColumn="0" w:lastRow="0" w:noHBand="0" w:noVBand="1" w:val="04A0"/>
+      </w:tblPr>
+      <w:tblGrid>
+        <w:gridCol w:w="539"/>
+        <w:gridCol w:w="8504"/>
+      </w:tblGrid>
+      <w:tr>
+        <w:trPr>
+          <w:cantSplit/>
+        </w:trPr>
+        <w:tc>
+          <w:tcPr>
+            <w:tcW w:type="dxa" w:w="539"/>
+            <w:shd w:val="clear" w:color="auto" w:fill="1F5C99"/>
+            <w:vAlign w:val="center"/>
+            <w:tcBorders>
+              <w:top w:val="single" w:sz="4" w:space="0" w:color="D7DEE5"/>
+              <w:left w:val="single" w:sz="4" w:space="0" w:color="D7DEE5"/>
+              <w:bottom w:val="single" w:sz="4" w:space="0" w:color="D7DEE5"/>
+              <w:right w:val="single" w:sz="4" w:space="0" w:color="D7DEE5"/>
+            </w:tcBorders>
+          </w:tcPr>
+          <w:p>
+            <w:pPr>
+              <w:jc w:val="center"/>
+            </w:pPr>
+            <w:r>
+              <w:rPr>
+                <w:rFonts w:ascii="BIZ UDPGothic" w:hAnsi="BIZ UDPGothic" w:eastAsia="BIZ UDPGothic"/>
+                <w:b/>
+                <w:i w:val="0"/>
+                <w:color w:val="FFFFFF"/>
+                <w:sz w:val="22"/>
+              </w:rPr>
+              <w:t>2</w:t>
+            </w:r>
+          </w:p>
+        </w:tc>
+        <w:tc>
+          <w:tcPr>
+            <w:tcW w:type="dxa" w:w="8504"/>
+            <w:tcBorders>
+              <w:top w:val="single" w:sz="4" w:space="0" w:color="D7DEE5"/>
+              <w:left w:val="single" w:sz="4" w:space="0" w:color="D7DEE5"/>
+              <w:bottom w:val="single" w:sz="4" w:space="0" w:color="D7DEE5"/>
+              <w:right w:val="single" w:sz="4" w:space="0" w:color="D7DEE5"/>
+            </w:tcBorders>
+            <w:shd w:val="clear" w:color="auto" w:fill="FAFBFC"/>
+          </w:tcPr>
+          <w:p>
+            <w:r>
+              <w:rPr>
+                <w:rFonts w:ascii="BIZ UDPGothic" w:hAnsi="BIZ UDPGothic" w:eastAsia="BIZ UDPGothic"/>
+                <w:b w:val="0"/>
+                <w:i w:val="0"/>
+                <w:color w:val="20242C"/>
+                <w:sz w:val="21"/>
+              </w:rPr>
+              <w:t>そのファイルを共有フォルダやメールで相手に渡します。</w:t>
+            </w:r>
+          </w:p>
+        </w:tc>
+      </w:tr>
+    </w:tbl>
+    <w:tbl>
+      <w:tblPr>
+        <w:tblW w:type="auto" w:w="0"/>
+        <w:tblLayout w:type="fixed"/>
+        <w:tblLook w:firstColumn="1" w:firstRow="1" w:lastColumn="0" w:lastRow="0" w:noHBand="0" w:noVBand="1" w:val="04A0"/>
+      </w:tblPr>
+      <w:tblGrid>
+        <w:gridCol w:w="539"/>
+        <w:gridCol w:w="8504"/>
+      </w:tblGrid>
+      <w:tr>
+        <w:trPr>
+          <w:cantSplit/>
+        </w:trPr>
+        <w:tc>
+          <w:tcPr>
+            <w:tcW w:type="dxa" w:w="539"/>
+            <w:shd w:val="clear" w:color="auto" w:fill="1F5C99"/>
+            <w:vAlign w:val="center"/>
+            <w:tcBorders>
+              <w:top w:val="single" w:sz="4" w:space="0" w:color="D7DEE5"/>
+              <w:left w:val="single" w:sz="4" w:space="0" w:color="D7DEE5"/>
+              <w:bottom w:val="single" w:sz="4" w:space="0" w:color="D7DEE5"/>
+              <w:right w:val="single" w:sz="4" w:space="0" w:color="D7DEE5"/>
+            </w:tcBorders>
+          </w:tcPr>
+          <w:p>
+            <w:pPr>
+              <w:jc w:val="center"/>
+            </w:pPr>
+            <w:r>
+              <w:rPr>
+                <w:rFonts w:ascii="BIZ UDPGothic" w:hAnsi="BIZ UDPGothic" w:eastAsia="BIZ UDPGothic"/>
+                <w:b/>
+                <w:i w:val="0"/>
+                <w:color w:val="FFFFFF"/>
+                <w:sz w:val="22"/>
+              </w:rPr>
+              <w:t>3</w:t>
+            </w:r>
+          </w:p>
+        </w:tc>
+        <w:tc>
+          <w:tcPr>
+            <w:tcW w:type="dxa" w:w="8504"/>
+            <w:tcBorders>
+              <w:top w:val="single" w:sz="4" w:space="0" w:color="D7DEE5"/>
+              <w:left w:val="single" w:sz="4" w:space="0" w:color="D7DEE5"/>
+              <w:bottom w:val="single" w:sz="4" w:space="0" w:color="D7DEE5"/>
+              <w:right w:val="single" w:sz="4" w:space="0" w:color="D7DEE5"/>
+            </w:tcBorders>
+            <w:shd w:val="clear" w:color="auto" w:fill="FAFBFC"/>
+          </w:tcPr>
+          <w:p>
+            <w:r>
+              <w:rPr>
+                <w:rFonts w:ascii="BIZ UDPGothic" w:hAnsi="BIZ UDPGothic" w:eastAsia="BIZ UDPGothic"/>
+                <w:b w:val="0"/>
+                <w:i w:val="0"/>
+                <w:color w:val="20242C"/>
+                <w:sz w:val="21"/>
+              </w:rPr>
+              <w:t xml:space="preserve">受け取った側は </w:t>
+            </w:r>
+            <w:r>
+              <w:rPr>
+                <w:rFonts w:ascii="BIZ UDPGothic" w:hAnsi="BIZ UDPGothic" w:eastAsia="BIZ UDPGothic"/>
+                <w:b/>
+                <w:i w:val="0"/>
+                <w:color w:val="20242C"/>
+                <w:sz w:val="21"/>
+              </w:rPr>
+              <w:t>「⬆ JSON 読み込み」</w:t>
+            </w:r>
+            <w:r>
+              <w:rPr>
+                <w:rFonts w:ascii="BIZ UDPGothic" w:hAnsi="BIZ UDPGothic" w:eastAsia="BIZ UDPGothic"/>
+                <w:b w:val="0"/>
+                <w:i w:val="0"/>
+                <w:color w:val="20242C"/>
+                <w:sz w:val="21"/>
+              </w:rPr>
+              <w:t xml:space="preserve"> を押し、そのファイルを選ぶと辞書が取り込まれます。</w:t>
+            </w:r>
+          </w:p>
+        </w:tc>
+      </w:tr>
+    </w:tbl>
     <w:sectPr>
       <w:pgSz w:w="12240" w:h="15840"/>
       <w:pgMar w:top="1134" w:right="1247" w:bottom="1134" w:left="1247" w:header="720" w:footer="720" w:gutter="0"/>
@@ -2532,7 +3854,7 @@
     <w:qFormat/>
     <w:rsid w:val="00FC693F"/>
     <w:rPr>
-      <w:rFonts w:ascii="Meiryo UI" w:hAnsi="Meiryo UI" w:eastAsia="Meiryo UI"/>
+      <w:rFonts w:ascii="BIZ UDPGothic" w:hAnsi="BIZ UDPGothic" w:eastAsia="BIZ UDPGothic"/>
       <w:sz w:val="21"/>
     </w:rPr>
   </w:style>

--- a/docs/pdf-to-svg/PdfToSvg_操作手順書.docx
+++ b/docs/pdf-to-svg/PdfToSvg_操作手順書.docx
@@ -71,6 +71,8 @@
     </w:p>
     <w:p>
       <w:pPr>
+        <w:keepNext/>
+        <w:keepLines/>
         <w:spacing w:before="200" w:after="60"/>
         <w:pBdr>
           <w:left w:val="single" w:sz="24" w:space="8" w:color="1F5C99"/>
@@ -197,6 +199,8 @@
     </w:p>
     <w:p>
       <w:pPr>
+        <w:keepNext/>
+        <w:keepLines/>
         <w:spacing w:before="200" w:after="60"/>
         <w:pBdr>
           <w:left w:val="single" w:sz="24" w:space="8" w:color="1F5C99"/>
@@ -489,6 +493,8 @@
     </w:p>
     <w:p>
       <w:pPr>
+        <w:keepNext/>
+        <w:keepLines/>
         <w:spacing w:before="200" w:after="60"/>
         <w:pBdr>
           <w:left w:val="single" w:sz="24" w:space="8" w:color="1F5C99"/>
@@ -1022,6 +1028,8 @@
     </w:p>
     <w:p>
       <w:pPr>
+        <w:keepNext/>
+        <w:keepLines/>
         <w:spacing w:before="200" w:after="60"/>
         <w:pBdr>
           <w:left w:val="single" w:sz="24" w:space="8" w:color="1F5C99"/>
@@ -1308,6 +1316,8 @@
     </w:p>
     <w:p>
       <w:pPr>
+        <w:keepNext/>
+        <w:keepLines/>
         <w:spacing w:before="140" w:after="60"/>
         <w:ind w:left="85"/>
       </w:pPr>
@@ -1841,6 +1851,8 @@
     </w:tbl>
     <w:p>
       <w:pPr>
+        <w:keepNext/>
+        <w:keepLines/>
         <w:spacing w:before="140" w:after="60"/>
         <w:ind w:left="85"/>
       </w:pPr>
@@ -1912,6 +1924,8 @@
     </w:p>
     <w:p>
       <w:pPr>
+        <w:keepNext/>
+        <w:keepLines/>
         <w:spacing w:before="200" w:after="60"/>
         <w:pBdr>
           <w:left w:val="single" w:sz="24" w:space="8" w:color="1F5C99"/>
@@ -2282,6 +2296,8 @@
     </w:p>
     <w:p>
       <w:pPr>
+        <w:keepNext/>
+        <w:keepLines/>
         <w:spacing w:before="200" w:after="60"/>
         <w:pBdr>
           <w:left w:val="single" w:sz="24" w:space="8" w:color="1F5C99"/>
@@ -2843,6 +2859,8 @@
     </w:p>
     <w:p>
       <w:pPr>
+        <w:keepNext/>
+        <w:keepLines/>
         <w:spacing w:before="200" w:after="60"/>
         <w:pBdr>
           <w:left w:val="single" w:sz="24" w:space="8" w:color="1F5C99"/>
@@ -3219,6 +3237,8 @@
     </w:tbl>
     <w:p>
       <w:pPr>
+        <w:keepNext/>
+        <w:keepLines/>
         <w:spacing w:before="200" w:after="60"/>
         <w:pBdr>
           <w:left w:val="single" w:sz="24" w:space="8" w:color="1F5C99"/>
@@ -3853,6 +3873,9 @@
     <w:name w:val="Normal"/>
     <w:qFormat/>
     <w:rsid w:val="00FC693F"/>
+    <w:pPr>
+      <w:widowControl/>
+    </w:pPr>
     <w:rPr>
       <w:rFonts w:ascii="BIZ UDPGothic" w:hAnsi="BIZ UDPGothic" w:eastAsia="BIZ UDPGothic"/>
       <w:sz w:val="21"/>

--- a/docs/pdf-to-svg/PdfToSvg_操作手順書.docx
+++ b/docs/pdf-to-svg/PdfToSvg_操作手順書.docx
@@ -1782,6 +1782,88 @@
                 <w:sz w:val="21"/>
               </w:rPr>
               <w:t xml:space="preserve"> を押すと、選んだすべての PDF に反映されます。</w:t>
+            </w:r>
+          </w:p>
+        </w:tc>
+      </w:tr>
+    </w:tbl>
+    <w:tbl>
+      <w:tblPr>
+        <w:tblW w:type="auto" w:w="0"/>
+        <w:tblLook w:firstColumn="1" w:firstRow="1" w:lastColumn="0" w:lastRow="0" w:noHBand="0" w:noVBand="1" w:val="04A0"/>
+      </w:tblPr>
+      <w:tblGrid>
+        <w:gridCol w:w="9746"/>
+      </w:tblGrid>
+      <w:tr>
+        <w:trPr>
+          <w:cantSplit/>
+        </w:trPr>
+        <w:tc>
+          <w:tcPr>
+            <w:tcW w:type="dxa" w:w="9746"/>
+            <w:shd w:val="clear" w:color="auto" w:fill="FFF6E5"/>
+            <w:tcBorders>
+              <w:top w:val="single" w:sz="8" w:space="0" w:color="F0D9A0"/>
+              <w:left w:val="single" w:sz="8" w:space="0" w:color="F0D9A0"/>
+              <w:bottom w:val="single" w:sz="8" w:space="0" w:color="F0D9A0"/>
+              <w:right w:val="single" w:sz="8" w:space="0" w:color="F0D9A0"/>
+            </w:tcBorders>
+          </w:tcPr>
+          <w:p>
+            <w:r>
+              <w:rPr>
+                <w:rFonts w:ascii="BIZ UDPGothic" w:hAnsi="BIZ UDPGothic" w:eastAsia="BIZ UDPGothic"/>
+                <w:b/>
+                <w:i w:val="0"/>
+                <w:color w:val="FFFFFF"/>
+                <w:sz w:val="18"/>
+                <w:shd w:val="clear" w:color="auto" w:fill="1F5C99"/>
+              </w:rPr>
+              <w:t xml:space="preserve"> ヒント </w:t>
+            </w:r>
+            <w:r>
+              <w:t xml:space="preserve">  </w:t>
+            </w:r>
+            <w:r>
+              <w:rPr>
+                <w:rFonts w:ascii="BIZ UDPGothic" w:hAnsi="BIZ UDPGothic" w:eastAsia="BIZ UDPGothic"/>
+                <w:b/>
+                <w:i w:val="0"/>
+                <w:color w:val="20242C"/>
+                <w:sz w:val="20"/>
+              </w:rPr>
+              <w:t>「元の語」は手入力しなくても大丈夫</w:t>
+            </w:r>
+            <w:r>
+              <w:rPr>
+                <w:rFonts w:ascii="BIZ UDPGothic" w:hAnsi="BIZ UDPGothic" w:eastAsia="BIZ UDPGothic"/>
+                <w:b w:val="0"/>
+                <w:i w:val="0"/>
+                <w:color w:val="20242C"/>
+                <w:sz w:val="20"/>
+              </w:rPr>
+              <w:t>です。中央のページ上で置き換えたい見出しの文字を</w:t>
+            </w:r>
+            <w:r>
+              <w:rPr>
+                <w:rFonts w:ascii="BIZ UDPGothic" w:hAnsi="BIZ UDPGothic" w:eastAsia="BIZ UDPGothic"/>
+                <w:b/>
+                <w:i w:val="0"/>
+                <w:color w:val="20242C"/>
+                <w:sz w:val="20"/>
+              </w:rPr>
+              <w:t>クリック 1 回</w:t>
+            </w:r>
+            <w:r>
+              <w:rPr>
+                <w:rFonts w:ascii="BIZ UDPGothic" w:hAnsi="BIZ UDPGothic" w:eastAsia="BIZ UDPGothic"/>
+                <w:b w:val="0"/>
+                <w:i w:val="0"/>
+                <w:color w:val="20242C"/>
+                <w:sz w:val="20"/>
+              </w:rPr>
+              <w:t>すると、その語が自動で「元の語」に入ります。折り返して複数行に分かれている見出しでも、1 回のクリックで 1 文ぜんぶをまとめて取り込みます。あとは「置換後」を入れて「＋ 辞書に追加」を押すだけです。</w:t>
             </w:r>
           </w:p>
         </w:tc>

--- a/docs/pdf-to-svg/PdfToSvg_操作手順書.docx
+++ b/docs/pdf-to-svg/PdfToSvg_操作手順書.docx
@@ -34,7 +34,7 @@
           <w:color w:val="606874"/>
           <w:sz w:val="22"/>
         </w:rPr>
-        <w:t>PDF を SVG に変換するツール ／ ご担当者さま向け ・ 版 1.0</w:t>
+        <w:t>PDF を SVG に変換するツール ／ ご担当者さま向け ・ 版 1.1</w:t>
       </w:r>
     </w:p>
     <w:p>
@@ -1683,7 +1683,7 @@
                 <w:color w:val="20242C"/>
                 <w:sz w:val="21"/>
               </w:rPr>
-              <w:t>「＋ 辞書に追加」</w:t>
+              <w:t>「辞書に追加」</w:t>
             </w:r>
             <w:r>
               <w:rPr>
@@ -1771,7 +1771,7 @@
                 <w:color w:val="20242C"/>
                 <w:sz w:val="21"/>
               </w:rPr>
-              <w:t>「★ 全ファイルに再適用」</w:t>
+              <w:t>「全ファイルに再適用」</w:t>
             </w:r>
             <w:r>
               <w:rPr>
@@ -1999,6 +1999,87 @@
         <w:t xml:space="preserve"> を押します。</w:t>
       </w:r>
     </w:p>
+    <w:tbl>
+      <w:tblPr>
+        <w:tblW w:type="auto" w:w="0"/>
+        <w:jc w:val="center"/>
+        <w:tblLook w:firstColumn="1" w:firstRow="1" w:lastColumn="0" w:lastRow="0" w:noHBand="0" w:noVBand="1" w:val="04A0"/>
+      </w:tblPr>
+      <w:tblGrid>
+        <w:gridCol w:w="9746"/>
+      </w:tblGrid>
+      <w:tr>
+        <w:trPr>
+          <w:cantSplit/>
+        </w:trPr>
+        <w:tc>
+          <w:tcPr>
+            <w:tcW w:type="dxa" w:w="9746"/>
+            <w:tcBorders>
+              <w:top w:val="single" w:sz="8" w:space="0" w:color="D7DEE5"/>
+              <w:left w:val="single" w:sz="8" w:space="0" w:color="D7DEE5"/>
+              <w:bottom w:val="single" w:sz="8" w:space="0" w:color="D7DEE5"/>
+              <w:right w:val="single" w:sz="8" w:space="0" w:color="D7DEE5"/>
+            </w:tcBorders>
+          </w:tcPr>
+          <w:p>
+            <w:pPr>
+              <w:jc w:val="center"/>
+            </w:pPr>
+            <w:r>
+              <w:drawing>
+                <wp:inline xmlns:a="http://schemas.openxmlformats.org/drawingml/2006/main" xmlns:pic="http://schemas.openxmlformats.org/drawingml/2006/picture">
+                  <wp:extent cx="5760000" cy="3960000"/>
+                  <wp:docPr id="4" name="Picture 4"/>
+                  <wp:cNvGraphicFramePr>
+                    <a:graphicFrameLocks noChangeAspect="1"/>
+                  </wp:cNvGraphicFramePr>
+                  <a:graphic>
+                    <a:graphicData uri="http://schemas.openxmlformats.org/drawingml/2006/picture">
+                      <pic:pic>
+                        <pic:nvPicPr>
+                          <pic:cNvPr id="0" name="step2d_guard.png"/>
+                          <pic:cNvPicPr/>
+                        </pic:nvPicPr>
+                        <pic:blipFill>
+                          <a:blip r:embed="rId12"/>
+                          <a:stretch>
+                            <a:fillRect/>
+                          </a:stretch>
+                        </pic:blipFill>
+                        <pic:spPr>
+                          <a:xfrm>
+                            <a:off x="0" y="0"/>
+                            <a:ext cx="5760000" cy="3960000"/>
+                          </a:xfrm>
+                          <a:prstGeom prst="rect"/>
+                        </pic:spPr>
+                      </pic:pic>
+                    </a:graphicData>
+                  </a:graphic>
+                </wp:inline>
+              </w:drawing>
+            </w:r>
+          </w:p>
+        </w:tc>
+      </w:tr>
+    </w:tbl>
+    <w:p>
+      <w:pPr>
+        <w:spacing w:after="160"/>
+        <w:jc w:val="center"/>
+      </w:pPr>
+      <w:r>
+        <w:rPr>
+          <w:rFonts w:ascii="BIZ UDPGothic" w:hAnsi="BIZ UDPGothic" w:eastAsia="BIZ UDPGothic"/>
+          <w:b w:val="0"/>
+          <w:i/>
+          <w:color w:val="606874"/>
+          <w:sz w:val="18"/>
+        </w:rPr>
+        <w:t>未確認のページが残っているときに出る黄色いバー（画面下）</w:t>
+      </w:r>
+    </w:p>
     <w:p>
       <w:r>
         <w:br w:type="page"/>
@@ -2070,7 +2151,7 @@
               <w:drawing>
                 <wp:inline xmlns:a="http://schemas.openxmlformats.org/drawingml/2006/main" xmlns:pic="http://schemas.openxmlformats.org/drawingml/2006/picture">
                   <wp:extent cx="5760000" cy="3960000"/>
-                  <wp:docPr id="4" name="Picture 4"/>
+                  <wp:docPr id="5" name="Picture 5"/>
                   <wp:cNvGraphicFramePr>
                     <a:graphicFrameLocks noChangeAspect="1"/>
                   </wp:cNvGraphicFramePr>
@@ -2082,7 +2163,7 @@
                           <pic:cNvPicPr/>
                         </pic:nvPicPr>
                         <pic:blipFill>
-                          <a:blip r:embed="rId12"/>
+                          <a:blip r:embed="rId13"/>
                           <a:stretch>
                             <a:fillRect/>
                           </a:stretch>
@@ -2133,7 +2214,7 @@
           <w:i w:val="0"/>
           <w:sz w:val="21"/>
         </w:rPr>
-        <w:t>🎯 選択</w:t>
+        <w:t>「選択」</w:t>
       </w:r>
       <w:r>
         <w:rPr>
@@ -2151,7 +2232,7 @@
           <w:i w:val="0"/>
           <w:sz w:val="21"/>
         </w:rPr>
-        <w:t>「🗑 削除」</w:t>
+        <w:t>「削除」</w:t>
       </w:r>
       <w:r>
         <w:rPr>
@@ -2176,7 +2257,7 @@
           <w:i w:val="0"/>
           <w:sz w:val="21"/>
         </w:rPr>
-        <w:t>✂ 範囲削除</w:t>
+        <w:t>「範囲削除」</w:t>
       </w:r>
       <w:r>
         <w:rPr>
@@ -2206,6 +2287,87 @@
         <w:t>。</w:t>
       </w:r>
     </w:p>
+    <w:tbl>
+      <w:tblPr>
+        <w:tblW w:type="auto" w:w="0"/>
+        <w:jc w:val="center"/>
+        <w:tblLook w:firstColumn="1" w:firstRow="1" w:lastColumn="0" w:lastRow="0" w:noHBand="0" w:noVBand="1" w:val="04A0"/>
+      </w:tblPr>
+      <w:tblGrid>
+        <w:gridCol w:w="9746"/>
+      </w:tblGrid>
+      <w:tr>
+        <w:trPr>
+          <w:cantSplit/>
+        </w:trPr>
+        <w:tc>
+          <w:tcPr>
+            <w:tcW w:type="dxa" w:w="9746"/>
+            <w:tcBorders>
+              <w:top w:val="single" w:sz="8" w:space="0" w:color="D7DEE5"/>
+              <w:left w:val="single" w:sz="8" w:space="0" w:color="D7DEE5"/>
+              <w:bottom w:val="single" w:sz="8" w:space="0" w:color="D7DEE5"/>
+              <w:right w:val="single" w:sz="8" w:space="0" w:color="D7DEE5"/>
+            </w:tcBorders>
+          </w:tcPr>
+          <w:p>
+            <w:pPr>
+              <w:jc w:val="center"/>
+            </w:pPr>
+            <w:r>
+              <w:drawing>
+                <wp:inline xmlns:a="http://schemas.openxmlformats.org/drawingml/2006/main" xmlns:pic="http://schemas.openxmlformats.org/drawingml/2006/picture">
+                  <wp:extent cx="5760000" cy="3960000"/>
+                  <wp:docPr id="6" name="Picture 6"/>
+                  <wp:cNvGraphicFramePr>
+                    <a:graphicFrameLocks noChangeAspect="1"/>
+                  </wp:cNvGraphicFramePr>
+                  <a:graphic>
+                    <a:graphicData uri="http://schemas.openxmlformats.org/drawingml/2006/picture">
+                      <pic:pic>
+                        <pic:nvPicPr>
+                          <pic:cNvPr id="0" name="step3c_region.png"/>
+                          <pic:cNvPicPr/>
+                        </pic:nvPicPr>
+                        <pic:blipFill>
+                          <a:blip r:embed="rId14"/>
+                          <a:stretch>
+                            <a:fillRect/>
+                          </a:stretch>
+                        </pic:blipFill>
+                        <pic:spPr>
+                          <a:xfrm>
+                            <a:off x="0" y="0"/>
+                            <a:ext cx="5760000" cy="3960000"/>
+                          </a:xfrm>
+                          <a:prstGeom prst="rect"/>
+                        </pic:spPr>
+                      </pic:pic>
+                    </a:graphicData>
+                  </a:graphic>
+                </wp:inline>
+              </w:drawing>
+            </w:r>
+          </w:p>
+        </w:tc>
+      </w:tr>
+    </w:tbl>
+    <w:p>
+      <w:pPr>
+        <w:spacing w:after="160"/>
+        <w:jc w:val="center"/>
+      </w:pPr>
+      <w:r>
+        <w:rPr>
+          <w:rFonts w:ascii="BIZ UDPGothic" w:hAnsi="BIZ UDPGothic" w:eastAsia="BIZ UDPGothic"/>
+          <w:b w:val="0"/>
+          <w:i/>
+          <w:color w:val="606874"/>
+          <w:sz w:val="18"/>
+        </w:rPr>
+        <w:t>範囲削除：マウスで囲んでいる途中の画面（青い四角の中がまとめて消えます）</w:t>
+      </w:r>
+    </w:p>
     <w:p>
       <w:pPr>
         <w:pStyle w:val="ListBullet"/>
@@ -2219,7 +2381,7 @@
           <w:i w:val="0"/>
           <w:sz w:val="21"/>
         </w:rPr>
-        <w:t>⬚ 枠線</w:t>
+        <w:t>「枠線」</w:t>
       </w:r>
       <w:r>
         <w:rPr>
@@ -2247,6 +2409,87 @@
           <w:sz w:val="21"/>
         </w:rPr>
         <w:t>できます。</w:t>
+      </w:r>
+    </w:p>
+    <w:tbl>
+      <w:tblPr>
+        <w:tblW w:type="auto" w:w="0"/>
+        <w:jc w:val="center"/>
+        <w:tblLook w:firstColumn="1" w:firstRow="1" w:lastColumn="0" w:lastRow="0" w:noHBand="0" w:noVBand="1" w:val="04A0"/>
+      </w:tblPr>
+      <w:tblGrid>
+        <w:gridCol w:w="9746"/>
+      </w:tblGrid>
+      <w:tr>
+        <w:trPr>
+          <w:cantSplit/>
+        </w:trPr>
+        <w:tc>
+          <w:tcPr>
+            <w:tcW w:type="dxa" w:w="9746"/>
+            <w:tcBorders>
+              <w:top w:val="single" w:sz="8" w:space="0" w:color="D7DEE5"/>
+              <w:left w:val="single" w:sz="8" w:space="0" w:color="D7DEE5"/>
+              <w:bottom w:val="single" w:sz="8" w:space="0" w:color="D7DEE5"/>
+              <w:right w:val="single" w:sz="8" w:space="0" w:color="D7DEE5"/>
+            </w:tcBorders>
+          </w:tcPr>
+          <w:p>
+            <w:pPr>
+              <w:jc w:val="center"/>
+            </w:pPr>
+            <w:r>
+              <w:drawing>
+                <wp:inline xmlns:a="http://schemas.openxmlformats.org/drawingml/2006/main" xmlns:pic="http://schemas.openxmlformats.org/drawingml/2006/picture">
+                  <wp:extent cx="5760000" cy="3960000"/>
+                  <wp:docPr id="7" name="Picture 7"/>
+                  <wp:cNvGraphicFramePr>
+                    <a:graphicFrameLocks noChangeAspect="1"/>
+                  </wp:cNvGraphicFramePr>
+                  <a:graphic>
+                    <a:graphicData uri="http://schemas.openxmlformats.org/drawingml/2006/picture">
+                      <pic:pic>
+                        <pic:nvPicPr>
+                          <pic:cNvPr id="0" name="step3b_border.png"/>
+                          <pic:cNvPicPr/>
+                        </pic:nvPicPr>
+                        <pic:blipFill>
+                          <a:blip r:embed="rId15"/>
+                          <a:stretch>
+                            <a:fillRect/>
+                          </a:stretch>
+                        </pic:blipFill>
+                        <pic:spPr>
+                          <a:xfrm>
+                            <a:off x="0" y="0"/>
+                            <a:ext cx="5760000" cy="3960000"/>
+                          </a:xfrm>
+                          <a:prstGeom prst="rect"/>
+                        </pic:spPr>
+                      </pic:pic>
+                    </a:graphicData>
+                  </a:graphic>
+                </wp:inline>
+              </w:drawing>
+            </w:r>
+          </w:p>
+        </w:tc>
+      </w:tr>
+    </w:tbl>
+    <w:p>
+      <w:pPr>
+        <w:spacing w:after="160"/>
+        <w:jc w:val="center"/>
+      </w:pPr>
+      <w:r>
+        <w:rPr>
+          <w:rFonts w:ascii="BIZ UDPGothic" w:hAnsi="BIZ UDPGothic" w:eastAsia="BIZ UDPGothic"/>
+          <w:b w:val="0"/>
+          <w:i/>
+          <w:color w:val="606874"/>
+          <w:sz w:val="18"/>
+        </w:rPr>
+        <w:t>枠線：ドラッグした場所に黒い枠線が追加された画面</w:t>
       </w:r>
     </w:p>
     <w:p>
@@ -2442,7 +2685,7 @@
               <w:drawing>
                 <wp:inline xmlns:a="http://schemas.openxmlformats.org/drawingml/2006/main" xmlns:pic="http://schemas.openxmlformats.org/drawingml/2006/picture">
                   <wp:extent cx="5760000" cy="3960000"/>
-                  <wp:docPr id="5" name="Picture 5"/>
+                  <wp:docPr id="8" name="Picture 8"/>
                   <wp:cNvGraphicFramePr>
                     <a:graphicFrameLocks noChangeAspect="1"/>
                   </wp:cNvGraphicFramePr>
@@ -2454,7 +2697,7 @@
                           <pic:cNvPicPr/>
                         </pic:nvPicPr>
                         <pic:blipFill>
-                          <a:blip r:embed="rId13"/>
+                          <a:blip r:embed="rId16"/>
                           <a:stretch>
                             <a:fillRect/>
                           </a:stretch>
@@ -2783,12 +3026,22 @@
             <w:r>
               <w:rPr>
                 <w:rFonts w:ascii="BIZ UDPGothic" w:hAnsi="BIZ UDPGothic" w:eastAsia="BIZ UDPGothic"/>
+                <w:b w:val="0"/>
+                <w:i w:val="0"/>
+                <w:color w:val="20242C"/>
+                <w:sz w:val="21"/>
+              </w:rPr>
+              <w:t xml:space="preserve">ファイルは自動的に </w:t>
+            </w:r>
+            <w:r>
+              <w:rPr>
+                <w:rFonts w:ascii="BIZ UDPGothic" w:hAnsi="BIZ UDPGothic" w:eastAsia="BIZ UDPGothic"/>
                 <w:b/>
                 <w:i w:val="0"/>
                 <w:color w:val="20242C"/>
                 <w:sz w:val="21"/>
               </w:rPr>
-              <w:t>保存先のフォルダ</w:t>
+              <w:t>「ダウンロード」フォルダ</w:t>
             </w:r>
             <w:r>
               <w:rPr>
@@ -2798,7 +3051,7 @@
                 <w:color w:val="20242C"/>
                 <w:sz w:val="21"/>
               </w:rPr>
-              <w:t>を選ぶ画面が出るので、保存したい場所を選んで決定します。</w:t>
+              <w:t>に保存されます（保存先を選ぶ画面は出ません。これはリモートデスクトップ環境でも安定して動かすための仕様です）。</w:t>
             </w:r>
           </w:p>
         </w:tc>
@@ -2929,6 +3182,26 @@
                 <w:sz w:val="20"/>
               </w:rPr>
               <w:t>は「元のファイル名_p1.svg, _p2.svg …」のように、ページごとに自動で付きます。</w:t>
+            </w:r>
+            <w:r>
+              <w:rPr>
+                <w:rFonts w:ascii="BIZ UDPGothic" w:hAnsi="BIZ UDPGothic" w:eastAsia="BIZ UDPGothic"/>
+                <w:b/>
+                <w:i w:val="0"/>
+                <w:color w:val="20242C"/>
+                <w:sz w:val="20"/>
+              </w:rPr>
+              <w:t>2 ページ以上をまとめて書き出したときは、ZIP 1 ファイル</w:t>
+            </w:r>
+            <w:r>
+              <w:rPr>
+                <w:rFonts w:ascii="BIZ UDPGothic" w:hAnsi="BIZ UDPGothic" w:eastAsia="BIZ UDPGothic"/>
+                <w:b w:val="0"/>
+                <w:i w:val="0"/>
+                <w:color w:val="20242C"/>
+                <w:sz w:val="20"/>
+              </w:rPr>
+              <w:t>（中に SVG が全ページ分）になります。ZIP は右クリック →「すべて展開」で開けます。</w:t>
             </w:r>
           </w:p>
         </w:tc>
@@ -3140,7 +3413,7 @@
                 <w:i w:val="0"/>
                 <w:sz w:val="19"/>
               </w:rPr>
-              <w:t>書き出し先がわからない</w:t>
+              <w:t>書き出したファイルが見つからない</w:t>
             </w:r>
           </w:p>
         </w:tc>
@@ -3163,7 +3436,43 @@
                 <w:i w:val="0"/>
                 <w:sz w:val="19"/>
               </w:rPr>
-              <w:t>書き出すときに自分でフォルダを選びます。デスクトップなど分かりやすい場所を選んでください。</w:t>
+              <w:t>保存先は</w:t>
+            </w:r>
+            <w:r>
+              <w:rPr>
+                <w:rFonts w:ascii="BIZ UDPGothic" w:hAnsi="BIZ UDPGothic" w:eastAsia="BIZ UDPGothic"/>
+                <w:b/>
+                <w:i w:val="0"/>
+                <w:sz w:val="19"/>
+              </w:rPr>
+              <w:t>「ダウンロード」フォルダ固定</w:t>
+            </w:r>
+            <w:r>
+              <w:rPr>
+                <w:rFonts w:ascii="BIZ UDPGothic" w:hAnsi="BIZ UDPGothic" w:eastAsia="BIZ UDPGothic"/>
+                <w:b w:val="0"/>
+                <w:i w:val="0"/>
+                <w:sz w:val="19"/>
+              </w:rPr>
+              <w:t xml:space="preserve">です（例: </w:t>
+            </w:r>
+            <w:r>
+              <w:rPr>
+                <w:rFonts w:ascii="BIZ UDGothic" w:hAnsi="BIZ UDGothic" w:eastAsia="BIZ UDGothic"/>
+                <w:b w:val="0"/>
+                <w:i w:val="0"/>
+                <w:sz w:val="18"/>
+              </w:rPr>
+              <w:t>C:\Users\&lt;名前&gt;\Downloads</w:t>
+            </w:r>
+            <w:r>
+              <w:rPr>
+                <w:rFonts w:ascii="BIZ UDPGothic" w:hAnsi="BIZ UDPGothic" w:eastAsia="BIZ UDPGothic"/>
+                <w:b w:val="0"/>
+                <w:i w:val="0"/>
+                <w:sz w:val="19"/>
+              </w:rPr>
+              <w:t>）。ブラウザのダウンロード通知からも開けます。</w:t>
             </w:r>
           </w:p>
         </w:tc>
@@ -3311,7 +3620,91 @@
                 <w:i w:val="0"/>
                 <w:sz w:val="19"/>
               </w:rPr>
-              <w:t>アプリを閉じてもう一度起動します。直らないときは情報システム担当へ。</w:t>
+              <w:t xml:space="preserve">アプリを閉じてもう一度起動します。直らないときは、アプリのフォルダ内 </w:t>
+            </w:r>
+            <w:r>
+              <w:rPr>
+                <w:rFonts w:ascii="BIZ UDGothic" w:hAnsi="BIZ UDGothic" w:eastAsia="BIZ UDGothic"/>
+                <w:b w:val="0"/>
+                <w:i w:val="0"/>
+                <w:sz w:val="18"/>
+              </w:rPr>
+              <w:t>data\logs\startup.log</w:t>
+            </w:r>
+            <w:r>
+              <w:rPr>
+                <w:rFonts w:ascii="BIZ UDPGothic" w:hAnsi="BIZ UDPGothic" w:eastAsia="BIZ UDPGothic"/>
+                <w:b w:val="0"/>
+                <w:i w:val="0"/>
+                <w:sz w:val="19"/>
+              </w:rPr>
+              <w:t xml:space="preserve"> と </w:t>
+            </w:r>
+            <w:r>
+              <w:rPr>
+                <w:rFonts w:ascii="BIZ UDGothic" w:hAnsi="BIZ UDGothic" w:eastAsia="BIZ UDGothic"/>
+                <w:b w:val="0"/>
+                <w:i w:val="0"/>
+                <w:sz w:val="18"/>
+              </w:rPr>
+              <w:t>data\logs\edge.log</w:t>
+            </w:r>
+            <w:r>
+              <w:rPr>
+                <w:rFonts w:ascii="BIZ UDPGothic" w:hAnsi="BIZ UDPGothic" w:eastAsia="BIZ UDPGothic"/>
+                <w:b w:val="0"/>
+                <w:i w:val="0"/>
+                <w:sz w:val="19"/>
+              </w:rPr>
+              <w:t xml:space="preserve"> を添えて情報システム担当へ。</w:t>
+            </w:r>
+          </w:p>
+        </w:tc>
+      </w:tr>
+      <w:tr>
+        <w:tc>
+          <w:tcPr>
+            <w:tcW w:type="dxa" w:w="4873"/>
+            <w:tcBorders>
+              <w:top w:val="single" w:sz="4" w:space="0" w:color="D7DEE5"/>
+              <w:left w:val="single" w:sz="4" w:space="0" w:color="D7DEE5"/>
+              <w:bottom w:val="single" w:sz="4" w:space="0" w:color="D7DEE5"/>
+              <w:right w:val="single" w:sz="4" w:space="0" w:color="D7DEE5"/>
+            </w:tcBorders>
+          </w:tcPr>
+          <w:p>
+            <w:r/>
+            <w:r>
+              <w:rPr>
+                <w:rFonts w:ascii="BIZ UDPGothic" w:hAnsi="BIZ UDPGothic" w:eastAsia="BIZ UDPGothic"/>
+                <w:b w:val="0"/>
+                <w:i w:val="0"/>
+                <w:sz w:val="19"/>
+              </w:rPr>
+              <w:t>操作の途中で窓が突然閉じた</w:t>
+            </w:r>
+          </w:p>
+        </w:tc>
+        <w:tc>
+          <w:tcPr>
+            <w:tcW w:type="dxa" w:w="4873"/>
+            <w:tcBorders>
+              <w:top w:val="single" w:sz="4" w:space="0" w:color="D7DEE5"/>
+              <w:left w:val="single" w:sz="4" w:space="0" w:color="D7DEE5"/>
+              <w:bottom w:val="single" w:sz="4" w:space="0" w:color="D7DEE5"/>
+              <w:right w:val="single" w:sz="4" w:space="0" w:color="D7DEE5"/>
+            </w:tcBorders>
+          </w:tcPr>
+          <w:p>
+            <w:r/>
+            <w:r>
+              <w:rPr>
+                <w:rFonts w:ascii="BIZ UDPGothic" w:hAnsi="BIZ UDPGothic" w:eastAsia="BIZ UDPGothic"/>
+                <w:b w:val="0"/>
+                <w:i w:val="0"/>
+                <w:sz w:val="19"/>
+              </w:rPr>
+              <w:t>もう一度起動すれば続きから作業できます（作業中の PDF は選び直してください）。繰り返す場合は上と同じログを添えて連絡を。</w:t>
             </w:r>
           </w:p>
         </w:tc>
@@ -3336,6 +3729,101 @@
           <w:sz w:val="32"/>
         </w:rPr>
         <w:t>8. 辞書をほかの PC と共有する</w:t>
+      </w:r>
+    </w:p>
+    <w:p>
+      <w:pPr>
+        <w:spacing w:after="80"/>
+      </w:pPr>
+      <w:r>
+        <w:rPr>
+          <w:rFonts w:ascii="BIZ UDPGothic" w:hAnsi="BIZ UDPGothic" w:eastAsia="BIZ UDPGothic"/>
+          <w:b w:val="0"/>
+          <w:i w:val="0"/>
+          <w:sz w:val="21"/>
+        </w:rPr>
+        <w:t>「辞書」タブのいちばん下に、共有用のボタンが並んでいます。</w:t>
+      </w:r>
+    </w:p>
+    <w:tbl>
+      <w:tblPr>
+        <w:tblW w:type="auto" w:w="0"/>
+        <w:jc w:val="center"/>
+        <w:tblLook w:firstColumn="1" w:firstRow="1" w:lastColumn="0" w:lastRow="0" w:noHBand="0" w:noVBand="1" w:val="04A0"/>
+      </w:tblPr>
+      <w:tblGrid>
+        <w:gridCol w:w="9746"/>
+      </w:tblGrid>
+      <w:tr>
+        <w:trPr>
+          <w:cantSplit/>
+        </w:trPr>
+        <w:tc>
+          <w:tcPr>
+            <w:tcW w:type="dxa" w:w="9746"/>
+            <w:tcBorders>
+              <w:top w:val="single" w:sz="8" w:space="0" w:color="D7DEE5"/>
+              <w:left w:val="single" w:sz="8" w:space="0" w:color="D7DEE5"/>
+              <w:bottom w:val="single" w:sz="8" w:space="0" w:color="D7DEE5"/>
+              <w:right w:val="single" w:sz="8" w:space="0" w:color="D7DEE5"/>
+            </w:tcBorders>
+          </w:tcPr>
+          <w:p>
+            <w:pPr>
+              <w:jc w:val="center"/>
+            </w:pPr>
+            <w:r>
+              <w:drawing>
+                <wp:inline xmlns:a="http://schemas.openxmlformats.org/drawingml/2006/main" xmlns:pic="http://schemas.openxmlformats.org/drawingml/2006/picture">
+                  <wp:extent cx="5760000" cy="3242264"/>
+                  <wp:docPr id="9" name="Picture 9"/>
+                  <wp:cNvGraphicFramePr>
+                    <a:graphicFrameLocks noChangeAspect="1"/>
+                  </wp:cNvGraphicFramePr>
+                  <a:graphic>
+                    <a:graphicData uri="http://schemas.openxmlformats.org/drawingml/2006/picture">
+                      <pic:pic>
+                        <pic:nvPicPr>
+                          <pic:cNvPr id="0" name="step2c_dict_share.png"/>
+                          <pic:cNvPicPr/>
+                        </pic:nvPicPr>
+                        <pic:blipFill>
+                          <a:blip r:embed="rId17"/>
+                          <a:stretch>
+                            <a:fillRect/>
+                          </a:stretch>
+                        </pic:blipFill>
+                        <pic:spPr>
+                          <a:xfrm>
+                            <a:off x="0" y="0"/>
+                            <a:ext cx="5760000" cy="3242264"/>
+                          </a:xfrm>
+                          <a:prstGeom prst="rect"/>
+                        </pic:spPr>
+                      </pic:pic>
+                    </a:graphicData>
+                  </a:graphic>
+                </wp:inline>
+              </w:drawing>
+            </w:r>
+          </w:p>
+        </w:tc>
+      </w:tr>
+    </w:tbl>
+    <w:p>
+      <w:pPr>
+        <w:spacing w:after="160"/>
+        <w:jc w:val="center"/>
+      </w:pPr>
+      <w:r>
+        <w:rPr>
+          <w:rFonts w:ascii="BIZ UDPGothic" w:hAnsi="BIZ UDPGothic" w:eastAsia="BIZ UDPGothic"/>
+          <w:b w:val="0"/>
+          <w:i/>
+          <w:color w:val="606874"/>
+          <w:sz w:val="18"/>
+        </w:rPr>
+        <w:t>辞書タブ下部の共有ボタン（JSON書き出し / JSON読み込み）</w:t>
       </w:r>
     </w:p>
     <w:tbl>
@@ -3410,7 +3898,7 @@
                 <w:color w:val="20242C"/>
                 <w:sz w:val="21"/>
               </w:rPr>
-              <w:t>「⬇ JSON 書き出し」</w:t>
+              <w:t>「JSON書き出し」</w:t>
             </w:r>
             <w:r>
               <w:rPr>
@@ -3420,7 +3908,7 @@
                 <w:color w:val="20242C"/>
                 <w:sz w:val="21"/>
               </w:rPr>
-              <w:t xml:space="preserve"> を押し、辞書ファイル（dictionary.json）を保存します。</w:t>
+              <w:t xml:space="preserve"> を押し、辞書ファイル（dictionary.json）を保存します（ダウンロードフォルダに入ります）。</w:t>
             </w:r>
           </w:p>
         </w:tc>
@@ -3566,7 +4054,7 @@
                 <w:color w:val="20242C"/>
                 <w:sz w:val="21"/>
               </w:rPr>
-              <w:t>「⬆ JSON 読み込み」</w:t>
+              <w:t>「JSON読み込み」</w:t>
             </w:r>
             <w:r>
               <w:rPr>

--- a/docs/pdf-to-svg/PdfToSvg_操作手順書.docx
+++ b/docs/pdf-to-svg/PdfToSvg_操作手順書.docx
@@ -34,7 +34,336 @@
           <w:color w:val="606874"/>
           <w:sz w:val="22"/>
         </w:rPr>
-        <w:t>PDF を SVG に変換するツール ／ ご担当者さま向け ・ 版 1.1</w:t>
+        <w:t>PDF を SVG に変換するツール ／ ご担当者さま向け ・ 版 1.2</w:t>
+      </w:r>
+    </w:p>
+    <w:p>
+      <w:pPr>
+        <w:spacing w:before="360" w:after="120"/>
+        <w:pBdr>
+          <w:left w:val="single" w:sz="24" w:space="8" w:color="1F5C99"/>
+        </w:pBdr>
+        <w:ind w:left="113"/>
+      </w:pPr>
+      <w:r>
+        <w:rPr>
+          <w:rFonts w:ascii="BIZ UDPGothic" w:hAnsi="BIZ UDPGothic" w:eastAsia="BIZ UDPGothic"/>
+          <w:b/>
+          <w:i w:val="0"/>
+          <w:color w:val="20242C"/>
+          <w:sz w:val="26"/>
+        </w:rPr>
+        <w:t>改訂履歴</w:t>
+      </w:r>
+    </w:p>
+    <w:tbl>
+      <w:tblPr>
+        <w:tblW w:type="auto" w:w="0"/>
+        <w:jc w:val="left"/>
+        <w:tblLook w:firstColumn="1" w:firstRow="1" w:lastColumn="0" w:lastRow="0" w:noHBand="0" w:noVBand="1" w:val="04A0"/>
+      </w:tblPr>
+      <w:tblGrid>
+        <w:gridCol w:w="3249"/>
+        <w:gridCol w:w="3249"/>
+        <w:gridCol w:w="3249"/>
+      </w:tblGrid>
+      <w:tr>
+        <w:tc>
+          <w:tcPr>
+            <w:tcW w:type="dxa" w:w="1134"/>
+            <w:shd w:val="clear" w:color="auto" w:fill="1F5C99"/>
+            <w:tcBorders>
+              <w:top w:val="single" w:sz="4" w:space="0" w:color="D7DEE5"/>
+              <w:left w:val="single" w:sz="4" w:space="0" w:color="D7DEE5"/>
+              <w:bottom w:val="single" w:sz="4" w:space="0" w:color="D7DEE5"/>
+              <w:right w:val="single" w:sz="4" w:space="0" w:color="D7DEE5"/>
+            </w:tcBorders>
+          </w:tcPr>
+          <w:p>
+            <w:r/>
+            <w:r>
+              <w:rPr>
+                <w:rFonts w:ascii="BIZ UDPGothic" w:hAnsi="BIZ UDPGothic" w:eastAsia="BIZ UDPGothic"/>
+                <w:b/>
+                <w:i w:val="0"/>
+                <w:color w:val="FFFFFF"/>
+                <w:sz w:val="19"/>
+              </w:rPr>
+              <w:t>版数</w:t>
+            </w:r>
+          </w:p>
+        </w:tc>
+        <w:tc>
+          <w:tcPr>
+            <w:tcW w:type="dxa" w:w="1814"/>
+            <w:shd w:val="clear" w:color="auto" w:fill="1F5C99"/>
+            <w:tcBorders>
+              <w:top w:val="single" w:sz="4" w:space="0" w:color="D7DEE5"/>
+              <w:left w:val="single" w:sz="4" w:space="0" w:color="D7DEE5"/>
+              <w:bottom w:val="single" w:sz="4" w:space="0" w:color="D7DEE5"/>
+              <w:right w:val="single" w:sz="4" w:space="0" w:color="D7DEE5"/>
+            </w:tcBorders>
+          </w:tcPr>
+          <w:p>
+            <w:r/>
+            <w:r>
+              <w:rPr>
+                <w:rFonts w:ascii="BIZ UDPGothic" w:hAnsi="BIZ UDPGothic" w:eastAsia="BIZ UDPGothic"/>
+                <w:b/>
+                <w:i w:val="0"/>
+                <w:color w:val="FFFFFF"/>
+                <w:sz w:val="19"/>
+              </w:rPr>
+              <w:t>日付</w:t>
+            </w:r>
+          </w:p>
+        </w:tc>
+        <w:tc>
+          <w:tcPr>
+            <w:tcW w:type="dxa" w:w="6463"/>
+            <w:shd w:val="clear" w:color="auto" w:fill="1F5C99"/>
+            <w:tcBorders>
+              <w:top w:val="single" w:sz="4" w:space="0" w:color="D7DEE5"/>
+              <w:left w:val="single" w:sz="4" w:space="0" w:color="D7DEE5"/>
+              <w:bottom w:val="single" w:sz="4" w:space="0" w:color="D7DEE5"/>
+              <w:right w:val="single" w:sz="4" w:space="0" w:color="D7DEE5"/>
+            </w:tcBorders>
+          </w:tcPr>
+          <w:p>
+            <w:r/>
+            <w:r>
+              <w:rPr>
+                <w:rFonts w:ascii="BIZ UDPGothic" w:hAnsi="BIZ UDPGothic" w:eastAsia="BIZ UDPGothic"/>
+                <w:b/>
+                <w:i w:val="0"/>
+                <w:color w:val="FFFFFF"/>
+                <w:sz w:val="19"/>
+              </w:rPr>
+              <w:t>変更内容</w:t>
+            </w:r>
+          </w:p>
+        </w:tc>
+      </w:tr>
+      <w:tr>
+        <w:tc>
+          <w:tcPr>
+            <w:tcW w:type="dxa" w:w="1134"/>
+            <w:tcBorders>
+              <w:top w:val="single" w:sz="4" w:space="0" w:color="D7DEE5"/>
+              <w:left w:val="single" w:sz="4" w:space="0" w:color="D7DEE5"/>
+              <w:bottom w:val="single" w:sz="4" w:space="0" w:color="D7DEE5"/>
+              <w:right w:val="single" w:sz="4" w:space="0" w:color="D7DEE5"/>
+            </w:tcBorders>
+          </w:tcPr>
+          <w:p>
+            <w:r/>
+            <w:r>
+              <w:rPr>
+                <w:rFonts w:ascii="BIZ UDPGothic" w:hAnsi="BIZ UDPGothic" w:eastAsia="BIZ UDPGothic"/>
+                <w:b w:val="0"/>
+                <w:i w:val="0"/>
+                <w:sz w:val="19"/>
+              </w:rPr>
+              <w:t>1.0</w:t>
+            </w:r>
+          </w:p>
+        </w:tc>
+        <w:tc>
+          <w:tcPr>
+            <w:tcW w:type="dxa" w:w="1814"/>
+            <w:tcBorders>
+              <w:top w:val="single" w:sz="4" w:space="0" w:color="D7DEE5"/>
+              <w:left w:val="single" w:sz="4" w:space="0" w:color="D7DEE5"/>
+              <w:bottom w:val="single" w:sz="4" w:space="0" w:color="D7DEE5"/>
+              <w:right w:val="single" w:sz="4" w:space="0" w:color="D7DEE5"/>
+            </w:tcBorders>
+          </w:tcPr>
+          <w:p>
+            <w:r/>
+            <w:r>
+              <w:rPr>
+                <w:rFonts w:ascii="BIZ UDPGothic" w:hAnsi="BIZ UDPGothic" w:eastAsia="BIZ UDPGothic"/>
+                <w:b w:val="0"/>
+                <w:i w:val="0"/>
+                <w:sz w:val="19"/>
+              </w:rPr>
+              <w:t>2026-06-19</w:t>
+            </w:r>
+          </w:p>
+        </w:tc>
+        <w:tc>
+          <w:tcPr>
+            <w:tcW w:type="dxa" w:w="6463"/>
+            <w:tcBorders>
+              <w:top w:val="single" w:sz="4" w:space="0" w:color="D7DEE5"/>
+              <w:left w:val="single" w:sz="4" w:space="0" w:color="D7DEE5"/>
+              <w:bottom w:val="single" w:sz="4" w:space="0" w:color="D7DEE5"/>
+              <w:right w:val="single" w:sz="4" w:space="0" w:color="D7DEE5"/>
+            </w:tcBorders>
+          </w:tcPr>
+          <w:p>
+            <w:r/>
+            <w:r>
+              <w:rPr>
+                <w:rFonts w:ascii="BIZ UDPGothic" w:hAnsi="BIZ UDPGothic" w:eastAsia="BIZ UDPGothic"/>
+                <w:b w:val="0"/>
+                <w:i w:val="0"/>
+                <w:sz w:val="19"/>
+              </w:rPr>
+              <w:t>初版</w:t>
+            </w:r>
+          </w:p>
+        </w:tc>
+      </w:tr>
+      <w:tr>
+        <w:tc>
+          <w:tcPr>
+            <w:tcW w:type="dxa" w:w="1134"/>
+            <w:shd w:val="clear" w:color="auto" w:fill="F5F8FB"/>
+            <w:tcBorders>
+              <w:top w:val="single" w:sz="4" w:space="0" w:color="D7DEE5"/>
+              <w:left w:val="single" w:sz="4" w:space="0" w:color="D7DEE5"/>
+              <w:bottom w:val="single" w:sz="4" w:space="0" w:color="D7DEE5"/>
+              <w:right w:val="single" w:sz="4" w:space="0" w:color="D7DEE5"/>
+            </w:tcBorders>
+          </w:tcPr>
+          <w:p>
+            <w:r/>
+            <w:r>
+              <w:rPr>
+                <w:rFonts w:ascii="BIZ UDPGothic" w:hAnsi="BIZ UDPGothic" w:eastAsia="BIZ UDPGothic"/>
+                <w:b w:val="0"/>
+                <w:i w:val="0"/>
+                <w:sz w:val="19"/>
+              </w:rPr>
+              <w:t>1.1</w:t>
+            </w:r>
+          </w:p>
+        </w:tc>
+        <w:tc>
+          <w:tcPr>
+            <w:tcW w:type="dxa" w:w="1814"/>
+            <w:shd w:val="clear" w:color="auto" w:fill="F5F8FB"/>
+            <w:tcBorders>
+              <w:top w:val="single" w:sz="4" w:space="0" w:color="D7DEE5"/>
+              <w:left w:val="single" w:sz="4" w:space="0" w:color="D7DEE5"/>
+              <w:bottom w:val="single" w:sz="4" w:space="0" w:color="D7DEE5"/>
+              <w:right w:val="single" w:sz="4" w:space="0" w:color="D7DEE5"/>
+            </w:tcBorders>
+          </w:tcPr>
+          <w:p>
+            <w:r/>
+            <w:r>
+              <w:rPr>
+                <w:rFonts w:ascii="BIZ UDPGothic" w:hAnsi="BIZ UDPGothic" w:eastAsia="BIZ UDPGothic"/>
+                <w:b w:val="0"/>
+                <w:i w:val="0"/>
+                <w:sz w:val="19"/>
+              </w:rPr>
+              <w:t>2026-07-04</w:t>
+            </w:r>
+          </w:p>
+        </w:tc>
+        <w:tc>
+          <w:tcPr>
+            <w:tcW w:type="dxa" w:w="6463"/>
+            <w:shd w:val="clear" w:color="auto" w:fill="F5F8FB"/>
+            <w:tcBorders>
+              <w:top w:val="single" w:sz="4" w:space="0" w:color="D7DEE5"/>
+              <w:left w:val="single" w:sz="4" w:space="0" w:color="D7DEE5"/>
+              <w:bottom w:val="single" w:sz="4" w:space="0" w:color="D7DEE5"/>
+              <w:right w:val="single" w:sz="4" w:space="0" w:color="D7DEE5"/>
+            </w:tcBorders>
+          </w:tcPr>
+          <w:p>
+            <w:r/>
+            <w:r>
+              <w:rPr>
+                <w:rFonts w:ascii="BIZ UDPGothic" w:hAnsi="BIZ UDPGothic" w:eastAsia="BIZ UDPGothic"/>
+                <w:b w:val="0"/>
+                <w:i w:val="0"/>
+                <w:sz w:val="19"/>
+              </w:rPr>
+              <w:t>スクリーンショットの増強・保存先記述の修正</w:t>
+            </w:r>
+          </w:p>
+        </w:tc>
+      </w:tr>
+      <w:tr>
+        <w:tc>
+          <w:tcPr>
+            <w:tcW w:type="dxa" w:w="1134"/>
+            <w:tcBorders>
+              <w:top w:val="single" w:sz="4" w:space="0" w:color="D7DEE5"/>
+              <w:left w:val="single" w:sz="4" w:space="0" w:color="D7DEE5"/>
+              <w:bottom w:val="single" w:sz="4" w:space="0" w:color="D7DEE5"/>
+              <w:right w:val="single" w:sz="4" w:space="0" w:color="D7DEE5"/>
+            </w:tcBorders>
+          </w:tcPr>
+          <w:p>
+            <w:r/>
+            <w:r>
+              <w:rPr>
+                <w:rFonts w:ascii="BIZ UDPGothic" w:hAnsi="BIZ UDPGothic" w:eastAsia="BIZ UDPGothic"/>
+                <w:b w:val="0"/>
+                <w:i w:val="0"/>
+                <w:sz w:val="19"/>
+              </w:rPr>
+              <w:t>1.2</w:t>
+            </w:r>
+          </w:p>
+        </w:tc>
+        <w:tc>
+          <w:tcPr>
+            <w:tcW w:type="dxa" w:w="1814"/>
+            <w:tcBorders>
+              <w:top w:val="single" w:sz="4" w:space="0" w:color="D7DEE5"/>
+              <w:left w:val="single" w:sz="4" w:space="0" w:color="D7DEE5"/>
+              <w:bottom w:val="single" w:sz="4" w:space="0" w:color="D7DEE5"/>
+              <w:right w:val="single" w:sz="4" w:space="0" w:color="D7DEE5"/>
+            </w:tcBorders>
+          </w:tcPr>
+          <w:p>
+            <w:r/>
+            <w:r>
+              <w:rPr>
+                <w:rFonts w:ascii="BIZ UDPGothic" w:hAnsi="BIZ UDPGothic" w:eastAsia="BIZ UDPGothic"/>
+                <w:b w:val="0"/>
+                <w:i w:val="0"/>
+                <w:sz w:val="19"/>
+              </w:rPr>
+              <w:t>2026-07-05</w:t>
+            </w:r>
+          </w:p>
+        </w:tc>
+        <w:tc>
+          <w:tcPr>
+            <w:tcW w:type="dxa" w:w="6463"/>
+            <w:tcBorders>
+              <w:top w:val="single" w:sz="4" w:space="0" w:color="D7DEE5"/>
+              <w:left w:val="single" w:sz="4" w:space="0" w:color="D7DEE5"/>
+              <w:bottom w:val="single" w:sz="4" w:space="0" w:color="D7DEE5"/>
+              <w:right w:val="single" w:sz="4" w:space="0" w:color="D7DEE5"/>
+            </w:tcBorders>
+          </w:tcPr>
+          <w:p>
+            <w:r/>
+            <w:r>
+              <w:rPr>
+                <w:rFonts w:ascii="BIZ UDPGothic" w:hAnsi="BIZ UDPGothic" w:eastAsia="BIZ UDPGothic"/>
+                <w:b w:val="0"/>
+                <w:i w:val="0"/>
+                <w:sz w:val="19"/>
+              </w:rPr>
+              <w:t>表紙・改訂履歴の新設、文章の推敲</w:t>
+            </w:r>
+          </w:p>
+        </w:tc>
+      </w:tr>
+    </w:tbl>
+    <w:p>
+      <w:r>
+        <w:br w:type="page"/>
       </w:r>
     </w:p>
     <w:p>

--- a/docs/pdf-to-svg/PdfToSvg_操作手順書.docx
+++ b/docs/pdf-to-svg/PdfToSvg_操作手順書.docx
@@ -34,7 +34,336 @@
           <w:color w:val="606874"/>
           <w:sz w:val="22"/>
         </w:rPr>
-        <w:t>PDF を SVG に変換するツール ／ ご担当者さま向け ・ 版 1.0</w:t>
+        <w:t>PDF を SVG に変換するツール ／ ご担当者さま向け ・ 版 1.2</w:t>
+      </w:r>
+    </w:p>
+    <w:p>
+      <w:pPr>
+        <w:spacing w:before="360" w:after="120"/>
+        <w:pBdr>
+          <w:left w:val="single" w:sz="24" w:space="8" w:color="1F5C99"/>
+        </w:pBdr>
+        <w:ind w:left="113"/>
+      </w:pPr>
+      <w:r>
+        <w:rPr>
+          <w:rFonts w:ascii="BIZ UDPGothic" w:hAnsi="BIZ UDPGothic" w:eastAsia="BIZ UDPGothic"/>
+          <w:b/>
+          <w:i w:val="0"/>
+          <w:color w:val="20242C"/>
+          <w:sz w:val="26"/>
+        </w:rPr>
+        <w:t>改訂履歴</w:t>
+      </w:r>
+    </w:p>
+    <w:tbl>
+      <w:tblPr>
+        <w:tblW w:type="auto" w:w="0"/>
+        <w:jc w:val="left"/>
+        <w:tblLook w:firstColumn="1" w:firstRow="1" w:lastColumn="0" w:lastRow="0" w:noHBand="0" w:noVBand="1" w:val="04A0"/>
+      </w:tblPr>
+      <w:tblGrid>
+        <w:gridCol w:w="3249"/>
+        <w:gridCol w:w="3249"/>
+        <w:gridCol w:w="3249"/>
+      </w:tblGrid>
+      <w:tr>
+        <w:tc>
+          <w:tcPr>
+            <w:tcW w:type="dxa" w:w="1134"/>
+            <w:shd w:val="clear" w:color="auto" w:fill="1F5C99"/>
+            <w:tcBorders>
+              <w:top w:val="single" w:sz="4" w:space="0" w:color="D7DEE5"/>
+              <w:left w:val="single" w:sz="4" w:space="0" w:color="D7DEE5"/>
+              <w:bottom w:val="single" w:sz="4" w:space="0" w:color="D7DEE5"/>
+              <w:right w:val="single" w:sz="4" w:space="0" w:color="D7DEE5"/>
+            </w:tcBorders>
+          </w:tcPr>
+          <w:p>
+            <w:r/>
+            <w:r>
+              <w:rPr>
+                <w:rFonts w:ascii="BIZ UDPGothic" w:hAnsi="BIZ UDPGothic" w:eastAsia="BIZ UDPGothic"/>
+                <w:b/>
+                <w:i w:val="0"/>
+                <w:color w:val="FFFFFF"/>
+                <w:sz w:val="19"/>
+              </w:rPr>
+              <w:t>版数</w:t>
+            </w:r>
+          </w:p>
+        </w:tc>
+        <w:tc>
+          <w:tcPr>
+            <w:tcW w:type="dxa" w:w="1814"/>
+            <w:shd w:val="clear" w:color="auto" w:fill="1F5C99"/>
+            <w:tcBorders>
+              <w:top w:val="single" w:sz="4" w:space="0" w:color="D7DEE5"/>
+              <w:left w:val="single" w:sz="4" w:space="0" w:color="D7DEE5"/>
+              <w:bottom w:val="single" w:sz="4" w:space="0" w:color="D7DEE5"/>
+              <w:right w:val="single" w:sz="4" w:space="0" w:color="D7DEE5"/>
+            </w:tcBorders>
+          </w:tcPr>
+          <w:p>
+            <w:r/>
+            <w:r>
+              <w:rPr>
+                <w:rFonts w:ascii="BIZ UDPGothic" w:hAnsi="BIZ UDPGothic" w:eastAsia="BIZ UDPGothic"/>
+                <w:b/>
+                <w:i w:val="0"/>
+                <w:color w:val="FFFFFF"/>
+                <w:sz w:val="19"/>
+              </w:rPr>
+              <w:t>日付</w:t>
+            </w:r>
+          </w:p>
+        </w:tc>
+        <w:tc>
+          <w:tcPr>
+            <w:tcW w:type="dxa" w:w="6463"/>
+            <w:shd w:val="clear" w:color="auto" w:fill="1F5C99"/>
+            <w:tcBorders>
+              <w:top w:val="single" w:sz="4" w:space="0" w:color="D7DEE5"/>
+              <w:left w:val="single" w:sz="4" w:space="0" w:color="D7DEE5"/>
+              <w:bottom w:val="single" w:sz="4" w:space="0" w:color="D7DEE5"/>
+              <w:right w:val="single" w:sz="4" w:space="0" w:color="D7DEE5"/>
+            </w:tcBorders>
+          </w:tcPr>
+          <w:p>
+            <w:r/>
+            <w:r>
+              <w:rPr>
+                <w:rFonts w:ascii="BIZ UDPGothic" w:hAnsi="BIZ UDPGothic" w:eastAsia="BIZ UDPGothic"/>
+                <w:b/>
+                <w:i w:val="0"/>
+                <w:color w:val="FFFFFF"/>
+                <w:sz w:val="19"/>
+              </w:rPr>
+              <w:t>変更内容</w:t>
+            </w:r>
+          </w:p>
+        </w:tc>
+      </w:tr>
+      <w:tr>
+        <w:tc>
+          <w:tcPr>
+            <w:tcW w:type="dxa" w:w="1134"/>
+            <w:tcBorders>
+              <w:top w:val="single" w:sz="4" w:space="0" w:color="D7DEE5"/>
+              <w:left w:val="single" w:sz="4" w:space="0" w:color="D7DEE5"/>
+              <w:bottom w:val="single" w:sz="4" w:space="0" w:color="D7DEE5"/>
+              <w:right w:val="single" w:sz="4" w:space="0" w:color="D7DEE5"/>
+            </w:tcBorders>
+          </w:tcPr>
+          <w:p>
+            <w:r/>
+            <w:r>
+              <w:rPr>
+                <w:rFonts w:ascii="BIZ UDPGothic" w:hAnsi="BIZ UDPGothic" w:eastAsia="BIZ UDPGothic"/>
+                <w:b w:val="0"/>
+                <w:i w:val="0"/>
+                <w:sz w:val="19"/>
+              </w:rPr>
+              <w:t>1.0</w:t>
+            </w:r>
+          </w:p>
+        </w:tc>
+        <w:tc>
+          <w:tcPr>
+            <w:tcW w:type="dxa" w:w="1814"/>
+            <w:tcBorders>
+              <w:top w:val="single" w:sz="4" w:space="0" w:color="D7DEE5"/>
+              <w:left w:val="single" w:sz="4" w:space="0" w:color="D7DEE5"/>
+              <w:bottom w:val="single" w:sz="4" w:space="0" w:color="D7DEE5"/>
+              <w:right w:val="single" w:sz="4" w:space="0" w:color="D7DEE5"/>
+            </w:tcBorders>
+          </w:tcPr>
+          <w:p>
+            <w:r/>
+            <w:r>
+              <w:rPr>
+                <w:rFonts w:ascii="BIZ UDPGothic" w:hAnsi="BIZ UDPGothic" w:eastAsia="BIZ UDPGothic"/>
+                <w:b w:val="0"/>
+                <w:i w:val="0"/>
+                <w:sz w:val="19"/>
+              </w:rPr>
+              <w:t>2026-06-19</w:t>
+            </w:r>
+          </w:p>
+        </w:tc>
+        <w:tc>
+          <w:tcPr>
+            <w:tcW w:type="dxa" w:w="6463"/>
+            <w:tcBorders>
+              <w:top w:val="single" w:sz="4" w:space="0" w:color="D7DEE5"/>
+              <w:left w:val="single" w:sz="4" w:space="0" w:color="D7DEE5"/>
+              <w:bottom w:val="single" w:sz="4" w:space="0" w:color="D7DEE5"/>
+              <w:right w:val="single" w:sz="4" w:space="0" w:color="D7DEE5"/>
+            </w:tcBorders>
+          </w:tcPr>
+          <w:p>
+            <w:r/>
+            <w:r>
+              <w:rPr>
+                <w:rFonts w:ascii="BIZ UDPGothic" w:hAnsi="BIZ UDPGothic" w:eastAsia="BIZ UDPGothic"/>
+                <w:b w:val="0"/>
+                <w:i w:val="0"/>
+                <w:sz w:val="19"/>
+              </w:rPr>
+              <w:t>初版</w:t>
+            </w:r>
+          </w:p>
+        </w:tc>
+      </w:tr>
+      <w:tr>
+        <w:tc>
+          <w:tcPr>
+            <w:tcW w:type="dxa" w:w="1134"/>
+            <w:shd w:val="clear" w:color="auto" w:fill="F5F8FB"/>
+            <w:tcBorders>
+              <w:top w:val="single" w:sz="4" w:space="0" w:color="D7DEE5"/>
+              <w:left w:val="single" w:sz="4" w:space="0" w:color="D7DEE5"/>
+              <w:bottom w:val="single" w:sz="4" w:space="0" w:color="D7DEE5"/>
+              <w:right w:val="single" w:sz="4" w:space="0" w:color="D7DEE5"/>
+            </w:tcBorders>
+          </w:tcPr>
+          <w:p>
+            <w:r/>
+            <w:r>
+              <w:rPr>
+                <w:rFonts w:ascii="BIZ UDPGothic" w:hAnsi="BIZ UDPGothic" w:eastAsia="BIZ UDPGothic"/>
+                <w:b w:val="0"/>
+                <w:i w:val="0"/>
+                <w:sz w:val="19"/>
+              </w:rPr>
+              <w:t>1.1</w:t>
+            </w:r>
+          </w:p>
+        </w:tc>
+        <w:tc>
+          <w:tcPr>
+            <w:tcW w:type="dxa" w:w="1814"/>
+            <w:shd w:val="clear" w:color="auto" w:fill="F5F8FB"/>
+            <w:tcBorders>
+              <w:top w:val="single" w:sz="4" w:space="0" w:color="D7DEE5"/>
+              <w:left w:val="single" w:sz="4" w:space="0" w:color="D7DEE5"/>
+              <w:bottom w:val="single" w:sz="4" w:space="0" w:color="D7DEE5"/>
+              <w:right w:val="single" w:sz="4" w:space="0" w:color="D7DEE5"/>
+            </w:tcBorders>
+          </w:tcPr>
+          <w:p>
+            <w:r/>
+            <w:r>
+              <w:rPr>
+                <w:rFonts w:ascii="BIZ UDPGothic" w:hAnsi="BIZ UDPGothic" w:eastAsia="BIZ UDPGothic"/>
+                <w:b w:val="0"/>
+                <w:i w:val="0"/>
+                <w:sz w:val="19"/>
+              </w:rPr>
+              <w:t>2026-07-04</w:t>
+            </w:r>
+          </w:p>
+        </w:tc>
+        <w:tc>
+          <w:tcPr>
+            <w:tcW w:type="dxa" w:w="6463"/>
+            <w:shd w:val="clear" w:color="auto" w:fill="F5F8FB"/>
+            <w:tcBorders>
+              <w:top w:val="single" w:sz="4" w:space="0" w:color="D7DEE5"/>
+              <w:left w:val="single" w:sz="4" w:space="0" w:color="D7DEE5"/>
+              <w:bottom w:val="single" w:sz="4" w:space="0" w:color="D7DEE5"/>
+              <w:right w:val="single" w:sz="4" w:space="0" w:color="D7DEE5"/>
+            </w:tcBorders>
+          </w:tcPr>
+          <w:p>
+            <w:r/>
+            <w:r>
+              <w:rPr>
+                <w:rFonts w:ascii="BIZ UDPGothic" w:hAnsi="BIZ UDPGothic" w:eastAsia="BIZ UDPGothic"/>
+                <w:b w:val="0"/>
+                <w:i w:val="0"/>
+                <w:sz w:val="19"/>
+              </w:rPr>
+              <w:t>スクリーンショットの増強・保存先記述の修正</w:t>
+            </w:r>
+          </w:p>
+        </w:tc>
+      </w:tr>
+      <w:tr>
+        <w:tc>
+          <w:tcPr>
+            <w:tcW w:type="dxa" w:w="1134"/>
+            <w:tcBorders>
+              <w:top w:val="single" w:sz="4" w:space="0" w:color="D7DEE5"/>
+              <w:left w:val="single" w:sz="4" w:space="0" w:color="D7DEE5"/>
+              <w:bottom w:val="single" w:sz="4" w:space="0" w:color="D7DEE5"/>
+              <w:right w:val="single" w:sz="4" w:space="0" w:color="D7DEE5"/>
+            </w:tcBorders>
+          </w:tcPr>
+          <w:p>
+            <w:r/>
+            <w:r>
+              <w:rPr>
+                <w:rFonts w:ascii="BIZ UDPGothic" w:hAnsi="BIZ UDPGothic" w:eastAsia="BIZ UDPGothic"/>
+                <w:b w:val="0"/>
+                <w:i w:val="0"/>
+                <w:sz w:val="19"/>
+              </w:rPr>
+              <w:t>1.2</w:t>
+            </w:r>
+          </w:p>
+        </w:tc>
+        <w:tc>
+          <w:tcPr>
+            <w:tcW w:type="dxa" w:w="1814"/>
+            <w:tcBorders>
+              <w:top w:val="single" w:sz="4" w:space="0" w:color="D7DEE5"/>
+              <w:left w:val="single" w:sz="4" w:space="0" w:color="D7DEE5"/>
+              <w:bottom w:val="single" w:sz="4" w:space="0" w:color="D7DEE5"/>
+              <w:right w:val="single" w:sz="4" w:space="0" w:color="D7DEE5"/>
+            </w:tcBorders>
+          </w:tcPr>
+          <w:p>
+            <w:r/>
+            <w:r>
+              <w:rPr>
+                <w:rFonts w:ascii="BIZ UDPGothic" w:hAnsi="BIZ UDPGothic" w:eastAsia="BIZ UDPGothic"/>
+                <w:b w:val="0"/>
+                <w:i w:val="0"/>
+                <w:sz w:val="19"/>
+              </w:rPr>
+              <w:t>2026-07-05</w:t>
+            </w:r>
+          </w:p>
+        </w:tc>
+        <w:tc>
+          <w:tcPr>
+            <w:tcW w:type="dxa" w:w="6463"/>
+            <w:tcBorders>
+              <w:top w:val="single" w:sz="4" w:space="0" w:color="D7DEE5"/>
+              <w:left w:val="single" w:sz="4" w:space="0" w:color="D7DEE5"/>
+              <w:bottom w:val="single" w:sz="4" w:space="0" w:color="D7DEE5"/>
+              <w:right w:val="single" w:sz="4" w:space="0" w:color="D7DEE5"/>
+            </w:tcBorders>
+          </w:tcPr>
+          <w:p>
+            <w:r/>
+            <w:r>
+              <w:rPr>
+                <w:rFonts w:ascii="BIZ UDPGothic" w:hAnsi="BIZ UDPGothic" w:eastAsia="BIZ UDPGothic"/>
+                <w:b w:val="0"/>
+                <w:i w:val="0"/>
+                <w:sz w:val="19"/>
+              </w:rPr>
+              <w:t>表紙・改訂履歴の新設、文章の推敲</w:t>
+            </w:r>
+          </w:p>
+        </w:tc>
+      </w:tr>
+    </w:tbl>
+    <w:p>
+      <w:r>
+        <w:br w:type="page"/>
       </w:r>
     </w:p>
     <w:p>
@@ -1683,7 +2012,7 @@
                 <w:color w:val="20242C"/>
                 <w:sz w:val="21"/>
               </w:rPr>
-              <w:t>「＋ 辞書に追加」</w:t>
+              <w:t>「辞書に追加」</w:t>
             </w:r>
             <w:r>
               <w:rPr>
@@ -1771,7 +2100,7 @@
                 <w:color w:val="20242C"/>
                 <w:sz w:val="21"/>
               </w:rPr>
-              <w:t>「★ 全ファイルに再適用」</w:t>
+              <w:t>「全ファイルに再適用」</w:t>
             </w:r>
             <w:r>
               <w:rPr>
@@ -1999,6 +2328,87 @@
         <w:t xml:space="preserve"> を押します。</w:t>
       </w:r>
     </w:p>
+    <w:tbl>
+      <w:tblPr>
+        <w:tblW w:type="auto" w:w="0"/>
+        <w:jc w:val="center"/>
+        <w:tblLook w:firstColumn="1" w:firstRow="1" w:lastColumn="0" w:lastRow="0" w:noHBand="0" w:noVBand="1" w:val="04A0"/>
+      </w:tblPr>
+      <w:tblGrid>
+        <w:gridCol w:w="9746"/>
+      </w:tblGrid>
+      <w:tr>
+        <w:trPr>
+          <w:cantSplit/>
+        </w:trPr>
+        <w:tc>
+          <w:tcPr>
+            <w:tcW w:type="dxa" w:w="9746"/>
+            <w:tcBorders>
+              <w:top w:val="single" w:sz="8" w:space="0" w:color="D7DEE5"/>
+              <w:left w:val="single" w:sz="8" w:space="0" w:color="D7DEE5"/>
+              <w:bottom w:val="single" w:sz="8" w:space="0" w:color="D7DEE5"/>
+              <w:right w:val="single" w:sz="8" w:space="0" w:color="D7DEE5"/>
+            </w:tcBorders>
+          </w:tcPr>
+          <w:p>
+            <w:pPr>
+              <w:jc w:val="center"/>
+            </w:pPr>
+            <w:r>
+              <w:drawing>
+                <wp:inline xmlns:a="http://schemas.openxmlformats.org/drawingml/2006/main" xmlns:pic="http://schemas.openxmlformats.org/drawingml/2006/picture">
+                  <wp:extent cx="5760000" cy="3960000"/>
+                  <wp:docPr id="4" name="Picture 4"/>
+                  <wp:cNvGraphicFramePr>
+                    <a:graphicFrameLocks noChangeAspect="1"/>
+                  </wp:cNvGraphicFramePr>
+                  <a:graphic>
+                    <a:graphicData uri="http://schemas.openxmlformats.org/drawingml/2006/picture">
+                      <pic:pic>
+                        <pic:nvPicPr>
+                          <pic:cNvPr id="0" name="step2d_guard.png"/>
+                          <pic:cNvPicPr/>
+                        </pic:nvPicPr>
+                        <pic:blipFill>
+                          <a:blip r:embed="rId12"/>
+                          <a:stretch>
+                            <a:fillRect/>
+                          </a:stretch>
+                        </pic:blipFill>
+                        <pic:spPr>
+                          <a:xfrm>
+                            <a:off x="0" y="0"/>
+                            <a:ext cx="5760000" cy="3960000"/>
+                          </a:xfrm>
+                          <a:prstGeom prst="rect"/>
+                        </pic:spPr>
+                      </pic:pic>
+                    </a:graphicData>
+                  </a:graphic>
+                </wp:inline>
+              </w:drawing>
+            </w:r>
+          </w:p>
+        </w:tc>
+      </w:tr>
+    </w:tbl>
+    <w:p>
+      <w:pPr>
+        <w:spacing w:after="160"/>
+        <w:jc w:val="center"/>
+      </w:pPr>
+      <w:r>
+        <w:rPr>
+          <w:rFonts w:ascii="BIZ UDPGothic" w:hAnsi="BIZ UDPGothic" w:eastAsia="BIZ UDPGothic"/>
+          <w:b w:val="0"/>
+          <w:i/>
+          <w:color w:val="606874"/>
+          <w:sz w:val="18"/>
+        </w:rPr>
+        <w:t>未確認のページが残っているときに出る黄色いバー（画面下）</w:t>
+      </w:r>
+    </w:p>
     <w:p>
       <w:r>
         <w:br w:type="page"/>
@@ -2070,7 +2480,7 @@
               <w:drawing>
                 <wp:inline xmlns:a="http://schemas.openxmlformats.org/drawingml/2006/main" xmlns:pic="http://schemas.openxmlformats.org/drawingml/2006/picture">
                   <wp:extent cx="5760000" cy="3960000"/>
-                  <wp:docPr id="4" name="Picture 4"/>
+                  <wp:docPr id="5" name="Picture 5"/>
                   <wp:cNvGraphicFramePr>
                     <a:graphicFrameLocks noChangeAspect="1"/>
                   </wp:cNvGraphicFramePr>
@@ -2082,7 +2492,7 @@
                           <pic:cNvPicPr/>
                         </pic:nvPicPr>
                         <pic:blipFill>
-                          <a:blip r:embed="rId12"/>
+                          <a:blip r:embed="rId13"/>
                           <a:stretch>
                             <a:fillRect/>
                           </a:stretch>
@@ -2133,7 +2543,7 @@
           <w:i w:val="0"/>
           <w:sz w:val="21"/>
         </w:rPr>
-        <w:t>🎯 選択</w:t>
+        <w:t>「選択」</w:t>
       </w:r>
       <w:r>
         <w:rPr>
@@ -2151,7 +2561,7 @@
           <w:i w:val="0"/>
           <w:sz w:val="21"/>
         </w:rPr>
-        <w:t>「🗑 削除」</w:t>
+        <w:t>「削除」</w:t>
       </w:r>
       <w:r>
         <w:rPr>
@@ -2176,7 +2586,7 @@
           <w:i w:val="0"/>
           <w:sz w:val="21"/>
         </w:rPr>
-        <w:t>✂ 範囲削除</w:t>
+        <w:t>「範囲削除」</w:t>
       </w:r>
       <w:r>
         <w:rPr>
@@ -2206,6 +2616,87 @@
         <w:t>。</w:t>
       </w:r>
     </w:p>
+    <w:tbl>
+      <w:tblPr>
+        <w:tblW w:type="auto" w:w="0"/>
+        <w:jc w:val="center"/>
+        <w:tblLook w:firstColumn="1" w:firstRow="1" w:lastColumn="0" w:lastRow="0" w:noHBand="0" w:noVBand="1" w:val="04A0"/>
+      </w:tblPr>
+      <w:tblGrid>
+        <w:gridCol w:w="9746"/>
+      </w:tblGrid>
+      <w:tr>
+        <w:trPr>
+          <w:cantSplit/>
+        </w:trPr>
+        <w:tc>
+          <w:tcPr>
+            <w:tcW w:type="dxa" w:w="9746"/>
+            <w:tcBorders>
+              <w:top w:val="single" w:sz="8" w:space="0" w:color="D7DEE5"/>
+              <w:left w:val="single" w:sz="8" w:space="0" w:color="D7DEE5"/>
+              <w:bottom w:val="single" w:sz="8" w:space="0" w:color="D7DEE5"/>
+              <w:right w:val="single" w:sz="8" w:space="0" w:color="D7DEE5"/>
+            </w:tcBorders>
+          </w:tcPr>
+          <w:p>
+            <w:pPr>
+              <w:jc w:val="center"/>
+            </w:pPr>
+            <w:r>
+              <w:drawing>
+                <wp:inline xmlns:a="http://schemas.openxmlformats.org/drawingml/2006/main" xmlns:pic="http://schemas.openxmlformats.org/drawingml/2006/picture">
+                  <wp:extent cx="5760000" cy="3960000"/>
+                  <wp:docPr id="6" name="Picture 6"/>
+                  <wp:cNvGraphicFramePr>
+                    <a:graphicFrameLocks noChangeAspect="1"/>
+                  </wp:cNvGraphicFramePr>
+                  <a:graphic>
+                    <a:graphicData uri="http://schemas.openxmlformats.org/drawingml/2006/picture">
+                      <pic:pic>
+                        <pic:nvPicPr>
+                          <pic:cNvPr id="0" name="step3c_region.png"/>
+                          <pic:cNvPicPr/>
+                        </pic:nvPicPr>
+                        <pic:blipFill>
+                          <a:blip r:embed="rId14"/>
+                          <a:stretch>
+                            <a:fillRect/>
+                          </a:stretch>
+                        </pic:blipFill>
+                        <pic:spPr>
+                          <a:xfrm>
+                            <a:off x="0" y="0"/>
+                            <a:ext cx="5760000" cy="3960000"/>
+                          </a:xfrm>
+                          <a:prstGeom prst="rect"/>
+                        </pic:spPr>
+                      </pic:pic>
+                    </a:graphicData>
+                  </a:graphic>
+                </wp:inline>
+              </w:drawing>
+            </w:r>
+          </w:p>
+        </w:tc>
+      </w:tr>
+    </w:tbl>
+    <w:p>
+      <w:pPr>
+        <w:spacing w:after="160"/>
+        <w:jc w:val="center"/>
+      </w:pPr>
+      <w:r>
+        <w:rPr>
+          <w:rFonts w:ascii="BIZ UDPGothic" w:hAnsi="BIZ UDPGothic" w:eastAsia="BIZ UDPGothic"/>
+          <w:b w:val="0"/>
+          <w:i/>
+          <w:color w:val="606874"/>
+          <w:sz w:val="18"/>
+        </w:rPr>
+        <w:t>範囲削除：マウスで囲んでいる途中の画面（青い四角の中がまとめて消えます）</w:t>
+      </w:r>
+    </w:p>
     <w:p>
       <w:pPr>
         <w:pStyle w:val="ListBullet"/>
@@ -2219,7 +2710,7 @@
           <w:i w:val="0"/>
           <w:sz w:val="21"/>
         </w:rPr>
-        <w:t>⬚ 枠線</w:t>
+        <w:t>「枠線」</w:t>
       </w:r>
       <w:r>
         <w:rPr>
@@ -2247,6 +2738,87 @@
           <w:sz w:val="21"/>
         </w:rPr>
         <w:t>できます。</w:t>
+      </w:r>
+    </w:p>
+    <w:tbl>
+      <w:tblPr>
+        <w:tblW w:type="auto" w:w="0"/>
+        <w:jc w:val="center"/>
+        <w:tblLook w:firstColumn="1" w:firstRow="1" w:lastColumn="0" w:lastRow="0" w:noHBand="0" w:noVBand="1" w:val="04A0"/>
+      </w:tblPr>
+      <w:tblGrid>
+        <w:gridCol w:w="9746"/>
+      </w:tblGrid>
+      <w:tr>
+        <w:trPr>
+          <w:cantSplit/>
+        </w:trPr>
+        <w:tc>
+          <w:tcPr>
+            <w:tcW w:type="dxa" w:w="9746"/>
+            <w:tcBorders>
+              <w:top w:val="single" w:sz="8" w:space="0" w:color="D7DEE5"/>
+              <w:left w:val="single" w:sz="8" w:space="0" w:color="D7DEE5"/>
+              <w:bottom w:val="single" w:sz="8" w:space="0" w:color="D7DEE5"/>
+              <w:right w:val="single" w:sz="8" w:space="0" w:color="D7DEE5"/>
+            </w:tcBorders>
+          </w:tcPr>
+          <w:p>
+            <w:pPr>
+              <w:jc w:val="center"/>
+            </w:pPr>
+            <w:r>
+              <w:drawing>
+                <wp:inline xmlns:a="http://schemas.openxmlformats.org/drawingml/2006/main" xmlns:pic="http://schemas.openxmlformats.org/drawingml/2006/picture">
+                  <wp:extent cx="5760000" cy="3960000"/>
+                  <wp:docPr id="7" name="Picture 7"/>
+                  <wp:cNvGraphicFramePr>
+                    <a:graphicFrameLocks noChangeAspect="1"/>
+                  </wp:cNvGraphicFramePr>
+                  <a:graphic>
+                    <a:graphicData uri="http://schemas.openxmlformats.org/drawingml/2006/picture">
+                      <pic:pic>
+                        <pic:nvPicPr>
+                          <pic:cNvPr id="0" name="step3b_border.png"/>
+                          <pic:cNvPicPr/>
+                        </pic:nvPicPr>
+                        <pic:blipFill>
+                          <a:blip r:embed="rId15"/>
+                          <a:stretch>
+                            <a:fillRect/>
+                          </a:stretch>
+                        </pic:blipFill>
+                        <pic:spPr>
+                          <a:xfrm>
+                            <a:off x="0" y="0"/>
+                            <a:ext cx="5760000" cy="3960000"/>
+                          </a:xfrm>
+                          <a:prstGeom prst="rect"/>
+                        </pic:spPr>
+                      </pic:pic>
+                    </a:graphicData>
+                  </a:graphic>
+                </wp:inline>
+              </w:drawing>
+            </w:r>
+          </w:p>
+        </w:tc>
+      </w:tr>
+    </w:tbl>
+    <w:p>
+      <w:pPr>
+        <w:spacing w:after="160"/>
+        <w:jc w:val="center"/>
+      </w:pPr>
+      <w:r>
+        <w:rPr>
+          <w:rFonts w:ascii="BIZ UDPGothic" w:hAnsi="BIZ UDPGothic" w:eastAsia="BIZ UDPGothic"/>
+          <w:b w:val="0"/>
+          <w:i/>
+          <w:color w:val="606874"/>
+          <w:sz w:val="18"/>
+        </w:rPr>
+        <w:t>枠線：ドラッグした場所に黒い枠線が追加された画面</w:t>
       </w:r>
     </w:p>
     <w:p>
@@ -2442,7 +3014,7 @@
               <w:drawing>
                 <wp:inline xmlns:a="http://schemas.openxmlformats.org/drawingml/2006/main" xmlns:pic="http://schemas.openxmlformats.org/drawingml/2006/picture">
                   <wp:extent cx="5760000" cy="3960000"/>
-                  <wp:docPr id="5" name="Picture 5"/>
+                  <wp:docPr id="8" name="Picture 8"/>
                   <wp:cNvGraphicFramePr>
                     <a:graphicFrameLocks noChangeAspect="1"/>
                   </wp:cNvGraphicFramePr>
@@ -2454,7 +3026,7 @@
                           <pic:cNvPicPr/>
                         </pic:nvPicPr>
                         <pic:blipFill>
-                          <a:blip r:embed="rId13"/>
+                          <a:blip r:embed="rId16"/>
                           <a:stretch>
                             <a:fillRect/>
                           </a:stretch>
@@ -2783,12 +3355,22 @@
             <w:r>
               <w:rPr>
                 <w:rFonts w:ascii="BIZ UDPGothic" w:hAnsi="BIZ UDPGothic" w:eastAsia="BIZ UDPGothic"/>
+                <w:b w:val="0"/>
+                <w:i w:val="0"/>
+                <w:color w:val="20242C"/>
+                <w:sz w:val="21"/>
+              </w:rPr>
+              <w:t xml:space="preserve">ファイルは自動的に </w:t>
+            </w:r>
+            <w:r>
+              <w:rPr>
+                <w:rFonts w:ascii="BIZ UDPGothic" w:hAnsi="BIZ UDPGothic" w:eastAsia="BIZ UDPGothic"/>
                 <w:b/>
                 <w:i w:val="0"/>
                 <w:color w:val="20242C"/>
                 <w:sz w:val="21"/>
               </w:rPr>
-              <w:t>保存先のフォルダ</w:t>
+              <w:t>「ダウンロード」フォルダ</w:t>
             </w:r>
             <w:r>
               <w:rPr>
@@ -2798,7 +3380,7 @@
                 <w:color w:val="20242C"/>
                 <w:sz w:val="21"/>
               </w:rPr>
-              <w:t>を選ぶ画面が出るので、保存したい場所を選んで決定します。</w:t>
+              <w:t>に保存されます（保存先を選ぶ画面は出ません。これはリモートデスクトップ環境でも安定して動かすための仕様です）。</w:t>
             </w:r>
           </w:p>
         </w:tc>
@@ -2929,6 +3511,26 @@
                 <w:sz w:val="20"/>
               </w:rPr>
               <w:t>は「元のファイル名_p1.svg, _p2.svg …」のように、ページごとに自動で付きます。</w:t>
+            </w:r>
+            <w:r>
+              <w:rPr>
+                <w:rFonts w:ascii="BIZ UDPGothic" w:hAnsi="BIZ UDPGothic" w:eastAsia="BIZ UDPGothic"/>
+                <w:b/>
+                <w:i w:val="0"/>
+                <w:color w:val="20242C"/>
+                <w:sz w:val="20"/>
+              </w:rPr>
+              <w:t>2 ページ以上をまとめて書き出したときは、ZIP 1 ファイル</w:t>
+            </w:r>
+            <w:r>
+              <w:rPr>
+                <w:rFonts w:ascii="BIZ UDPGothic" w:hAnsi="BIZ UDPGothic" w:eastAsia="BIZ UDPGothic"/>
+                <w:b w:val="0"/>
+                <w:i w:val="0"/>
+                <w:color w:val="20242C"/>
+                <w:sz w:val="20"/>
+              </w:rPr>
+              <w:t>（中に SVG が全ページ分）になります。ZIP は右クリック →「すべて展開」で開けます。</w:t>
             </w:r>
           </w:p>
         </w:tc>
@@ -3140,7 +3742,7 @@
                 <w:i w:val="0"/>
                 <w:sz w:val="19"/>
               </w:rPr>
-              <w:t>書き出し先がわからない</w:t>
+              <w:t>書き出したファイルが見つからない</w:t>
             </w:r>
           </w:p>
         </w:tc>
@@ -3163,7 +3765,43 @@
                 <w:i w:val="0"/>
                 <w:sz w:val="19"/>
               </w:rPr>
-              <w:t>書き出すときに自分でフォルダを選びます。デスクトップなど分かりやすい場所を選んでください。</w:t>
+              <w:t>保存先は</w:t>
+            </w:r>
+            <w:r>
+              <w:rPr>
+                <w:rFonts w:ascii="BIZ UDPGothic" w:hAnsi="BIZ UDPGothic" w:eastAsia="BIZ UDPGothic"/>
+                <w:b/>
+                <w:i w:val="0"/>
+                <w:sz w:val="19"/>
+              </w:rPr>
+              <w:t>「ダウンロード」フォルダ固定</w:t>
+            </w:r>
+            <w:r>
+              <w:rPr>
+                <w:rFonts w:ascii="BIZ UDPGothic" w:hAnsi="BIZ UDPGothic" w:eastAsia="BIZ UDPGothic"/>
+                <w:b w:val="0"/>
+                <w:i w:val="0"/>
+                <w:sz w:val="19"/>
+              </w:rPr>
+              <w:t xml:space="preserve">です（例: </w:t>
+            </w:r>
+            <w:r>
+              <w:rPr>
+                <w:rFonts w:ascii="BIZ UDGothic" w:hAnsi="BIZ UDGothic" w:eastAsia="BIZ UDGothic"/>
+                <w:b w:val="0"/>
+                <w:i w:val="0"/>
+                <w:sz w:val="18"/>
+              </w:rPr>
+              <w:t>C:\Users\&lt;名前&gt;\Downloads</w:t>
+            </w:r>
+            <w:r>
+              <w:rPr>
+                <w:rFonts w:ascii="BIZ UDPGothic" w:hAnsi="BIZ UDPGothic" w:eastAsia="BIZ UDPGothic"/>
+                <w:b w:val="0"/>
+                <w:i w:val="0"/>
+                <w:sz w:val="19"/>
+              </w:rPr>
+              <w:t>）。ブラウザのダウンロード通知からも開けます。</w:t>
             </w:r>
           </w:p>
         </w:tc>
@@ -3311,7 +3949,91 @@
                 <w:i w:val="0"/>
                 <w:sz w:val="19"/>
               </w:rPr>
-              <w:t>アプリを閉じてもう一度起動します。直らないときは情報システム担当へ。</w:t>
+              <w:t xml:space="preserve">アプリを閉じてもう一度起動します。直らないときは、アプリのフォルダ内 </w:t>
+            </w:r>
+            <w:r>
+              <w:rPr>
+                <w:rFonts w:ascii="BIZ UDGothic" w:hAnsi="BIZ UDGothic" w:eastAsia="BIZ UDGothic"/>
+                <w:b w:val="0"/>
+                <w:i w:val="0"/>
+                <w:sz w:val="18"/>
+              </w:rPr>
+              <w:t>data\logs\startup.log</w:t>
+            </w:r>
+            <w:r>
+              <w:rPr>
+                <w:rFonts w:ascii="BIZ UDPGothic" w:hAnsi="BIZ UDPGothic" w:eastAsia="BIZ UDPGothic"/>
+                <w:b w:val="0"/>
+                <w:i w:val="0"/>
+                <w:sz w:val="19"/>
+              </w:rPr>
+              <w:t xml:space="preserve"> と </w:t>
+            </w:r>
+            <w:r>
+              <w:rPr>
+                <w:rFonts w:ascii="BIZ UDGothic" w:hAnsi="BIZ UDGothic" w:eastAsia="BIZ UDGothic"/>
+                <w:b w:val="0"/>
+                <w:i w:val="0"/>
+                <w:sz w:val="18"/>
+              </w:rPr>
+              <w:t>data\logs\edge.log</w:t>
+            </w:r>
+            <w:r>
+              <w:rPr>
+                <w:rFonts w:ascii="BIZ UDPGothic" w:hAnsi="BIZ UDPGothic" w:eastAsia="BIZ UDPGothic"/>
+                <w:b w:val="0"/>
+                <w:i w:val="0"/>
+                <w:sz w:val="19"/>
+              </w:rPr>
+              <w:t xml:space="preserve"> を添えて情報システム担当へ。</w:t>
+            </w:r>
+          </w:p>
+        </w:tc>
+      </w:tr>
+      <w:tr>
+        <w:tc>
+          <w:tcPr>
+            <w:tcW w:type="dxa" w:w="4873"/>
+            <w:tcBorders>
+              <w:top w:val="single" w:sz="4" w:space="0" w:color="D7DEE5"/>
+              <w:left w:val="single" w:sz="4" w:space="0" w:color="D7DEE5"/>
+              <w:bottom w:val="single" w:sz="4" w:space="0" w:color="D7DEE5"/>
+              <w:right w:val="single" w:sz="4" w:space="0" w:color="D7DEE5"/>
+            </w:tcBorders>
+          </w:tcPr>
+          <w:p>
+            <w:r/>
+            <w:r>
+              <w:rPr>
+                <w:rFonts w:ascii="BIZ UDPGothic" w:hAnsi="BIZ UDPGothic" w:eastAsia="BIZ UDPGothic"/>
+                <w:b w:val="0"/>
+                <w:i w:val="0"/>
+                <w:sz w:val="19"/>
+              </w:rPr>
+              <w:t>操作の途中で窓が突然閉じた</w:t>
+            </w:r>
+          </w:p>
+        </w:tc>
+        <w:tc>
+          <w:tcPr>
+            <w:tcW w:type="dxa" w:w="4873"/>
+            <w:tcBorders>
+              <w:top w:val="single" w:sz="4" w:space="0" w:color="D7DEE5"/>
+              <w:left w:val="single" w:sz="4" w:space="0" w:color="D7DEE5"/>
+              <w:bottom w:val="single" w:sz="4" w:space="0" w:color="D7DEE5"/>
+              <w:right w:val="single" w:sz="4" w:space="0" w:color="D7DEE5"/>
+            </w:tcBorders>
+          </w:tcPr>
+          <w:p>
+            <w:r/>
+            <w:r>
+              <w:rPr>
+                <w:rFonts w:ascii="BIZ UDPGothic" w:hAnsi="BIZ UDPGothic" w:eastAsia="BIZ UDPGothic"/>
+                <w:b w:val="0"/>
+                <w:i w:val="0"/>
+                <w:sz w:val="19"/>
+              </w:rPr>
+              <w:t>もう一度起動すれば続きから作業できます（作業中の PDF は選び直してください）。繰り返す場合は上と同じログを添えて連絡を。</w:t>
             </w:r>
           </w:p>
         </w:tc>
@@ -3336,6 +4058,101 @@
           <w:sz w:val="32"/>
         </w:rPr>
         <w:t>8. 辞書をほかの PC と共有する</w:t>
+      </w:r>
+    </w:p>
+    <w:p>
+      <w:pPr>
+        <w:spacing w:after="80"/>
+      </w:pPr>
+      <w:r>
+        <w:rPr>
+          <w:rFonts w:ascii="BIZ UDPGothic" w:hAnsi="BIZ UDPGothic" w:eastAsia="BIZ UDPGothic"/>
+          <w:b w:val="0"/>
+          <w:i w:val="0"/>
+          <w:sz w:val="21"/>
+        </w:rPr>
+        <w:t>「辞書」タブのいちばん下に、共有用のボタンが並んでいます。</w:t>
+      </w:r>
+    </w:p>
+    <w:tbl>
+      <w:tblPr>
+        <w:tblW w:type="auto" w:w="0"/>
+        <w:jc w:val="center"/>
+        <w:tblLook w:firstColumn="1" w:firstRow="1" w:lastColumn="0" w:lastRow="0" w:noHBand="0" w:noVBand="1" w:val="04A0"/>
+      </w:tblPr>
+      <w:tblGrid>
+        <w:gridCol w:w="9746"/>
+      </w:tblGrid>
+      <w:tr>
+        <w:trPr>
+          <w:cantSplit/>
+        </w:trPr>
+        <w:tc>
+          <w:tcPr>
+            <w:tcW w:type="dxa" w:w="9746"/>
+            <w:tcBorders>
+              <w:top w:val="single" w:sz="8" w:space="0" w:color="D7DEE5"/>
+              <w:left w:val="single" w:sz="8" w:space="0" w:color="D7DEE5"/>
+              <w:bottom w:val="single" w:sz="8" w:space="0" w:color="D7DEE5"/>
+              <w:right w:val="single" w:sz="8" w:space="0" w:color="D7DEE5"/>
+            </w:tcBorders>
+          </w:tcPr>
+          <w:p>
+            <w:pPr>
+              <w:jc w:val="center"/>
+            </w:pPr>
+            <w:r>
+              <w:drawing>
+                <wp:inline xmlns:a="http://schemas.openxmlformats.org/drawingml/2006/main" xmlns:pic="http://schemas.openxmlformats.org/drawingml/2006/picture">
+                  <wp:extent cx="5760000" cy="3242264"/>
+                  <wp:docPr id="9" name="Picture 9"/>
+                  <wp:cNvGraphicFramePr>
+                    <a:graphicFrameLocks noChangeAspect="1"/>
+                  </wp:cNvGraphicFramePr>
+                  <a:graphic>
+                    <a:graphicData uri="http://schemas.openxmlformats.org/drawingml/2006/picture">
+                      <pic:pic>
+                        <pic:nvPicPr>
+                          <pic:cNvPr id="0" name="step2c_dict_share.png"/>
+                          <pic:cNvPicPr/>
+                        </pic:nvPicPr>
+                        <pic:blipFill>
+                          <a:blip r:embed="rId17"/>
+                          <a:stretch>
+                            <a:fillRect/>
+                          </a:stretch>
+                        </pic:blipFill>
+                        <pic:spPr>
+                          <a:xfrm>
+                            <a:off x="0" y="0"/>
+                            <a:ext cx="5760000" cy="3242264"/>
+                          </a:xfrm>
+                          <a:prstGeom prst="rect"/>
+                        </pic:spPr>
+                      </pic:pic>
+                    </a:graphicData>
+                  </a:graphic>
+                </wp:inline>
+              </w:drawing>
+            </w:r>
+          </w:p>
+        </w:tc>
+      </w:tr>
+    </w:tbl>
+    <w:p>
+      <w:pPr>
+        <w:spacing w:after="160"/>
+        <w:jc w:val="center"/>
+      </w:pPr>
+      <w:r>
+        <w:rPr>
+          <w:rFonts w:ascii="BIZ UDPGothic" w:hAnsi="BIZ UDPGothic" w:eastAsia="BIZ UDPGothic"/>
+          <w:b w:val="0"/>
+          <w:i/>
+          <w:color w:val="606874"/>
+          <w:sz w:val="18"/>
+        </w:rPr>
+        <w:t>辞書タブ下部の共有ボタン（JSON書き出し / JSON読み込み）</w:t>
       </w:r>
     </w:p>
     <w:tbl>
@@ -3410,7 +4227,7 @@
                 <w:color w:val="20242C"/>
                 <w:sz w:val="21"/>
               </w:rPr>
-              <w:t>「⬇ JSON 書き出し」</w:t>
+              <w:t>「JSON書き出し」</w:t>
             </w:r>
             <w:r>
               <w:rPr>
@@ -3420,7 +4237,7 @@
                 <w:color w:val="20242C"/>
                 <w:sz w:val="21"/>
               </w:rPr>
-              <w:t xml:space="preserve"> を押し、辞書ファイル（dictionary.json）を保存します。</w:t>
+              <w:t xml:space="preserve"> を押し、辞書ファイル（dictionary.json）を保存します（ダウンロードフォルダに入ります）。</w:t>
             </w:r>
           </w:p>
         </w:tc>
@@ -3566,7 +4383,7 @@
                 <w:color w:val="20242C"/>
                 <w:sz w:val="21"/>
               </w:rPr>
-              <w:t>「⬆ JSON 読み込み」</w:t>
+              <w:t>「JSON読み込み」</w:t>
             </w:r>
             <w:r>
               <w:rPr>
